--- a/Files/TOWERCONNECTIONS-GDD.docx
+++ b/Files/TOWERCONNECTIONS-GDD.docx
@@ -5,13 +5,13 @@
     <w:p>
       <w:pPr>
         <w:jc w:val="center"/>
-        <w:rPr/>
+        <w:rPr>
+          <w:rFonts w:ascii="Arial" w:cs="Arial" w:eastAsia="Arial" w:hAnsi="Arial"/>
+        </w:rPr>
       </w:pPr>
       <w:r>
         <w:rPr>
-          <w:rFonts w:ascii="Calibri" w:cs="Calibri" w:eastAsia="Calibri" w:hAnsi="Calibri"/>
-          <w:b w:val="0"/>
-          <w:bCs w:val="0"/>
+          <w:rFonts w:ascii="Arial" w:cs="Arial" w:eastAsia="Arial" w:hAnsi="Arial"/>
           <w:color w:val="0b2545"/>
           <w:sz w:val="44"/>
           <w:szCs w:val="44"/>
@@ -28,11 +28,13 @@
     <w:p>
       <w:pPr>
         <w:jc w:val="center"/>
-        <w:rPr/>
+        <w:rPr>
+          <w:rFonts w:ascii="Arial" w:cs="Arial" w:eastAsia="Arial" w:hAnsi="Arial"/>
+        </w:rPr>
       </w:pPr>
       <w:r>
         <w:rPr>
-          <w:rFonts w:ascii="Calibri" w:cs="Calibri" w:eastAsia="Calibri" w:hAnsi="Calibri"/>
+          <w:rFonts w:ascii="Arial" w:cs="Arial" w:eastAsia="Arial" w:hAnsi="Arial"/>
           <w:b w:val="1"/>
           <w:bCs w:val="1"/>
           <w:color w:val="0b2545"/>
@@ -51,11 +53,13 @@
     <w:p>
       <w:pPr>
         <w:jc w:val="center"/>
-        <w:rPr/>
+        <w:rPr>
+          <w:rFonts w:ascii="Arial" w:cs="Arial" w:eastAsia="Arial" w:hAnsi="Arial"/>
+        </w:rPr>
       </w:pPr>
       <w:r>
         <w:rPr>
-          <w:rFonts w:ascii="Calibri" w:cs="Calibri" w:eastAsia="Calibri" w:hAnsi="Calibri"/>
+          <w:rFonts w:ascii="Arial" w:cs="Arial" w:eastAsia="Arial" w:hAnsi="Arial"/>
           <w:b w:val="1"/>
           <w:bCs w:val="1"/>
           <w:color w:val="0b2545"/>
@@ -63,18 +67,7 @@
           <w:szCs w:val="48"/>
           <w:rtl w:val="0"/>
         </w:rPr>
-        <w:t xml:space="preserve">PROJECT NEXUS: TOWER </w:t>
-      </w:r>
-      <w:r>
-        <w:rPr>
-          <w:b w:val="1"/>
-          <w:bCs w:val="1"/>
-          <w:color w:val="0b2545"/>
-          <w:sz w:val="48"/>
-          <w:szCs w:val="48"/>
-          <w:rtl w:val="0"/>
-        </w:rPr>
-        <w:t xml:space="preserve">CONNECTIONS</w:t>
+        <w:t xml:space="preserve">PROJECT NEXUS: TOWER CONNECTIONS</w:t>
       </w:r>
       <w:r>
         <w:rPr>
@@ -85,11 +78,13 @@
     <w:p>
       <w:pPr>
         <w:jc w:val="center"/>
-        <w:rPr/>
+        <w:rPr>
+          <w:rFonts w:ascii="Arial" w:cs="Arial" w:eastAsia="Arial" w:hAnsi="Arial"/>
+        </w:rPr>
       </w:pPr>
       <w:r>
         <w:rPr>
-          <w:rFonts w:ascii="Calibri" w:cs="Calibri" w:eastAsia="Calibri" w:hAnsi="Calibri"/>
+          <w:rFonts w:ascii="Arial" w:cs="Arial" w:eastAsia="Arial" w:hAnsi="Arial"/>
           <w:color w:val="555555"/>
           <w:sz w:val="22"/>
           <w:szCs w:val="22"/>
@@ -105,7 +100,9 @@
     </w:p>
     <w:p>
       <w:pPr>
-        <w:rPr/>
+        <w:rPr>
+          <w:rFonts w:ascii="Arial" w:cs="Arial" w:eastAsia="Arial" w:hAnsi="Arial"/>
+        </w:rPr>
       </w:pPr>
       <w:r>
         <w:rPr>
@@ -157,11 +154,13 @@
           <w:p>
             <w:pPr>
               <w:spacing w:after="0" w:line="276" w:lineRule="auto"/>
-              <w:rPr/>
-            </w:pPr>
-            <w:r>
-              <w:rPr>
-                <w:rFonts w:ascii="Calibri" w:cs="Calibri" w:eastAsia="Calibri" w:hAnsi="Calibri"/>
+              <w:rPr>
+                <w:rFonts w:ascii="Arial" w:cs="Arial" w:eastAsia="Arial" w:hAnsi="Arial"/>
+              </w:rPr>
+            </w:pPr>
+            <w:r>
+              <w:rPr>
+                <w:rFonts w:ascii="Arial" w:cs="Arial" w:eastAsia="Arial" w:hAnsi="Arial"/>
                 <w:b w:val="1"/>
                 <w:bCs w:val="1"/>
                 <w:color w:val="0b2545"/>
@@ -169,7 +168,7 @@
                 <w:szCs w:val="18"/>
                 <w:rtl w:val="0"/>
               </w:rPr>
-              <w:t xml:space="preserve">THÔNG TIN</w:t>
+              <w:t xml:space="preserve">TÊN</w:t>
             </w:r>
             <w:r>
               <w:rPr>
@@ -190,11 +189,13 @@
           <w:p>
             <w:pPr>
               <w:spacing w:after="0" w:line="276" w:lineRule="auto"/>
-              <w:rPr/>
-            </w:pPr>
-            <w:r>
-              <w:rPr>
-                <w:rFonts w:ascii="Calibri" w:cs="Calibri" w:eastAsia="Calibri" w:hAnsi="Calibri"/>
+              <w:rPr>
+                <w:rFonts w:ascii="Arial" w:cs="Arial" w:eastAsia="Arial" w:hAnsi="Arial"/>
+              </w:rPr>
+            </w:pPr>
+            <w:r>
+              <w:rPr>
+                <w:rFonts w:ascii="Arial" w:cs="Arial" w:eastAsia="Arial" w:hAnsi="Arial"/>
                 <w:b w:val="1"/>
                 <w:bCs w:val="1"/>
                 <w:color w:val="0b2545"/>
@@ -202,7 +203,7 @@
                 <w:szCs w:val="18"/>
                 <w:rtl w:val="0"/>
               </w:rPr>
-              <w:t xml:space="preserve">GIÁ TRỊ</w:t>
+              <w:t xml:space="preserve">THÔNG TIN</w:t>
             </w:r>
             <w:r>
               <w:rPr>
@@ -229,13 +230,13 @@
           <w:p>
             <w:pPr>
               <w:spacing w:after="0" w:line="276" w:lineRule="auto"/>
-              <w:rPr/>
-            </w:pPr>
-            <w:r>
-              <w:rPr>
-                <w:rFonts w:ascii="Calibri" w:cs="Calibri" w:eastAsia="Calibri" w:hAnsi="Calibri"/>
-                <w:b w:val="0"/>
-                <w:bCs w:val="0"/>
+              <w:rPr>
+                <w:rFonts w:ascii="Arial" w:cs="Arial" w:eastAsia="Arial" w:hAnsi="Arial"/>
+              </w:rPr>
+            </w:pPr>
+            <w:r>
+              <w:rPr>
+                <w:rFonts w:ascii="Arial" w:cs="Arial" w:eastAsia="Arial" w:hAnsi="Arial"/>
                 <w:sz w:val="18"/>
                 <w:szCs w:val="18"/>
                 <w:rtl w:val="0"/>
@@ -261,10 +262,13 @@
           <w:p>
             <w:pPr>
               <w:spacing w:after="0" w:line="276" w:lineRule="auto"/>
-              <w:rPr/>
-            </w:pPr>
-            <w:r>
-              <w:rPr>
+              <w:rPr>
+                <w:rFonts w:ascii="Arial" w:cs="Arial" w:eastAsia="Arial" w:hAnsi="Arial"/>
+              </w:rPr>
+            </w:pPr>
+            <w:r>
+              <w:rPr>
+                <w:rFonts w:ascii="Arial" w:cs="Arial" w:eastAsia="Arial" w:hAnsi="Arial"/>
                 <w:sz w:val="18"/>
                 <w:szCs w:val="18"/>
                 <w:rtl w:val="0"/>
@@ -296,13 +300,13 @@
           <w:p>
             <w:pPr>
               <w:spacing w:after="0" w:line="276" w:lineRule="auto"/>
-              <w:rPr/>
-            </w:pPr>
-            <w:r>
-              <w:rPr>
-                <w:rFonts w:ascii="Calibri" w:cs="Calibri" w:eastAsia="Calibri" w:hAnsi="Calibri"/>
-                <w:b w:val="0"/>
-                <w:bCs w:val="0"/>
+              <w:rPr>
+                <w:rFonts w:ascii="Arial" w:cs="Arial" w:eastAsia="Arial" w:hAnsi="Arial"/>
+              </w:rPr>
+            </w:pPr>
+            <w:r>
+              <w:rPr>
+                <w:rFonts w:ascii="Arial" w:cs="Arial" w:eastAsia="Arial" w:hAnsi="Arial"/>
                 <w:sz w:val="18"/>
                 <w:szCs w:val="18"/>
                 <w:rtl w:val="0"/>
@@ -328,13 +332,13 @@
           <w:p>
             <w:pPr>
               <w:spacing w:after="0" w:line="276" w:lineRule="auto"/>
-              <w:rPr/>
-            </w:pPr>
-            <w:r>
-              <w:rPr>
-                <w:rFonts w:ascii="Calibri" w:cs="Calibri" w:eastAsia="Calibri" w:hAnsi="Calibri"/>
-                <w:b w:val="0"/>
-                <w:bCs w:val="0"/>
+              <w:rPr>
+                <w:rFonts w:ascii="Arial" w:cs="Arial" w:eastAsia="Arial" w:hAnsi="Arial"/>
+              </w:rPr>
+            </w:pPr>
+            <w:r>
+              <w:rPr>
+                <w:rFonts w:ascii="Arial" w:cs="Arial" w:eastAsia="Arial" w:hAnsi="Arial"/>
                 <w:sz w:val="18"/>
                 <w:szCs w:val="18"/>
                 <w:rtl w:val="0"/>
@@ -366,13 +370,13 @@
           <w:p>
             <w:pPr>
               <w:spacing w:after="0" w:line="276" w:lineRule="auto"/>
-              <w:rPr/>
-            </w:pPr>
-            <w:r>
-              <w:rPr>
-                <w:rFonts w:ascii="Calibri" w:cs="Calibri" w:eastAsia="Calibri" w:hAnsi="Calibri"/>
-                <w:b w:val="0"/>
-                <w:bCs w:val="0"/>
+              <w:rPr>
+                <w:rFonts w:ascii="Arial" w:cs="Arial" w:eastAsia="Arial" w:hAnsi="Arial"/>
+              </w:rPr>
+            </w:pPr>
+            <w:r>
+              <w:rPr>
+                <w:rFonts w:ascii="Arial" w:cs="Arial" w:eastAsia="Arial" w:hAnsi="Arial"/>
                 <w:sz w:val="18"/>
                 <w:szCs w:val="18"/>
                 <w:rtl w:val="0"/>
@@ -398,13 +402,13 @@
           <w:p>
             <w:pPr>
               <w:spacing w:after="0" w:line="276" w:lineRule="auto"/>
-              <w:rPr/>
-            </w:pPr>
-            <w:r>
-              <w:rPr>
-                <w:rFonts w:ascii="Calibri" w:cs="Calibri" w:eastAsia="Calibri" w:hAnsi="Calibri"/>
-                <w:b w:val="0"/>
-                <w:bCs w:val="0"/>
+              <w:rPr>
+                <w:rFonts w:ascii="Arial" w:cs="Arial" w:eastAsia="Arial" w:hAnsi="Arial"/>
+              </w:rPr>
+            </w:pPr>
+            <w:r>
+              <w:rPr>
+                <w:rFonts w:ascii="Arial" w:cs="Arial" w:eastAsia="Arial" w:hAnsi="Arial"/>
                 <w:sz w:val="18"/>
                 <w:szCs w:val="18"/>
                 <w:rtl w:val="0"/>
@@ -436,13 +440,13 @@
           <w:p>
             <w:pPr>
               <w:spacing w:after="0" w:line="276" w:lineRule="auto"/>
-              <w:rPr/>
-            </w:pPr>
-            <w:r>
-              <w:rPr>
-                <w:rFonts w:ascii="Calibri" w:cs="Calibri" w:eastAsia="Calibri" w:hAnsi="Calibri"/>
-                <w:b w:val="0"/>
-                <w:bCs w:val="0"/>
+              <w:rPr>
+                <w:rFonts w:ascii="Arial" w:cs="Arial" w:eastAsia="Arial" w:hAnsi="Arial"/>
+              </w:rPr>
+            </w:pPr>
+            <w:r>
+              <w:rPr>
+                <w:rFonts w:ascii="Arial" w:cs="Arial" w:eastAsia="Arial" w:hAnsi="Arial"/>
                 <w:sz w:val="18"/>
                 <w:szCs w:val="18"/>
                 <w:rtl w:val="0"/>
@@ -468,13 +472,13 @@
           <w:p>
             <w:pPr>
               <w:spacing w:after="0" w:line="276" w:lineRule="auto"/>
-              <w:rPr/>
-            </w:pPr>
-            <w:r>
-              <w:rPr>
-                <w:rFonts w:ascii="Calibri" w:cs="Calibri" w:eastAsia="Calibri" w:hAnsi="Calibri"/>
-                <w:b w:val="0"/>
-                <w:bCs w:val="0"/>
+              <w:rPr>
+                <w:rFonts w:ascii="Arial" w:cs="Arial" w:eastAsia="Arial" w:hAnsi="Arial"/>
+              </w:rPr>
+            </w:pPr>
+            <w:r>
+              <w:rPr>
+                <w:rFonts w:ascii="Arial" w:cs="Arial" w:eastAsia="Arial" w:hAnsi="Arial"/>
                 <w:sz w:val="18"/>
                 <w:szCs w:val="18"/>
                 <w:rtl w:val="0"/>
@@ -506,13 +510,13 @@
           <w:p>
             <w:pPr>
               <w:spacing w:after="0" w:line="276" w:lineRule="auto"/>
-              <w:rPr/>
-            </w:pPr>
-            <w:r>
-              <w:rPr>
-                <w:rFonts w:ascii="Calibri" w:cs="Calibri" w:eastAsia="Calibri" w:hAnsi="Calibri"/>
-                <w:b w:val="0"/>
-                <w:bCs w:val="0"/>
+              <w:rPr>
+                <w:rFonts w:ascii="Arial" w:cs="Arial" w:eastAsia="Arial" w:hAnsi="Arial"/>
+              </w:rPr>
+            </w:pPr>
+            <w:r>
+              <w:rPr>
+                <w:rFonts w:ascii="Arial" w:cs="Arial" w:eastAsia="Arial" w:hAnsi="Arial"/>
                 <w:sz w:val="18"/>
                 <w:szCs w:val="18"/>
                 <w:rtl w:val="0"/>
@@ -538,13 +542,13 @@
           <w:p>
             <w:pPr>
               <w:spacing w:after="0" w:line="276" w:lineRule="auto"/>
-              <w:rPr/>
-            </w:pPr>
-            <w:r>
-              <w:rPr>
-                <w:rFonts w:ascii="Calibri" w:cs="Calibri" w:eastAsia="Calibri" w:hAnsi="Calibri"/>
-                <w:b w:val="0"/>
-                <w:bCs w:val="0"/>
+              <w:rPr>
+                <w:rFonts w:ascii="Arial" w:cs="Arial" w:eastAsia="Arial" w:hAnsi="Arial"/>
+              </w:rPr>
+            </w:pPr>
+            <w:r>
+              <w:rPr>
+                <w:rFonts w:ascii="Arial" w:cs="Arial" w:eastAsia="Arial" w:hAnsi="Arial"/>
                 <w:sz w:val="18"/>
                 <w:szCs w:val="18"/>
                 <w:rtl w:val="0"/>
@@ -562,7 +566,9 @@
     </w:tbl>
     <w:p>
       <w:pPr>
-        <w:rPr/>
+        <w:rPr>
+          <w:rFonts w:ascii="Arial" w:cs="Arial" w:eastAsia="Arial" w:hAnsi="Arial"/>
+        </w:rPr>
       </w:pPr>
       <w:r>
         <w:rPr>
@@ -572,7 +578,9 @@
     </w:p>
     <w:p>
       <w:pPr>
-        <w:rPr/>
+        <w:rPr>
+          <w:rFonts w:ascii="Arial" w:cs="Arial" w:eastAsia="Arial" w:hAnsi="Arial"/>
+        </w:rPr>
       </w:pPr>
       <w:r>
         <w:br w:type="page"/>
@@ -587,10 +595,13 @@
       <w:pPr>
         <w:pStyle w:val="Heading1"/>
         <w:jc w:val="center"/>
-        <w:rPr/>
+        <w:rPr>
+          <w:rFonts w:ascii="Arial" w:cs="Arial" w:eastAsia="Arial" w:hAnsi="Arial"/>
+        </w:rPr>
       </w:pPr>
       <w:r>
         <w:rPr>
+          <w:rFonts w:ascii="Arial" w:cs="Arial" w:eastAsia="Arial" w:hAnsi="Arial"/>
           <w:rtl w:val="0"/>
         </w:rPr>
         <w:t xml:space="preserve">MỤC LỤC</w:t>
@@ -598,7 +609,7 @@
     </w:p>
     <w:sdt>
       <w:sdtPr>
-        <w:id w:val="-551090194"/>
+        <w:id w:val="186848819"/>
         <w:docPartObj>
           <w:docPartGallery w:val="Table of Contents"/>
           <w:docPartUnique w:val="1"/>
@@ -613,6 +624,7 @@
             </w:tabs>
             <w:spacing w:after="0" w:before="60" w:line="240" w:lineRule="auto"/>
             <w:rPr>
+              <w:rFonts w:ascii="Arial" w:cs="Arial" w:eastAsia="Arial" w:hAnsi="Arial"/>
               <w:b w:val="1"/>
               <w:bCs w:val="1"/>
               <w:color w:val="000000"/>
@@ -627,9 +639,7 @@
           <w:hyperlink w:anchor="_heading=">
             <w:r>
               <w:rPr>
-                <w:rFonts w:ascii="Calibri" w:cs="Calibri" w:eastAsia="Calibri" w:hAnsi="Calibri"/>
-                <w:b w:val="0"/>
-                <w:bCs w:val="0"/>
+                <w:rFonts w:ascii="Arial" w:cs="Arial" w:eastAsia="Arial" w:hAnsi="Arial"/>
                 <w:i w:val="0"/>
                 <w:iCs w:val="0"/>
                 <w:smallCaps w:val="0"/>
@@ -662,6 +672,7 @@
             <w:spacing w:after="0" w:before="60" w:line="240" w:lineRule="auto"/>
             <w:ind w:left="360" w:firstLine="0"/>
             <w:rPr>
+              <w:rFonts w:ascii="Arial" w:cs="Arial" w:eastAsia="Arial" w:hAnsi="Arial"/>
               <w:color w:val="000000"/>
               <w:u w:val="none"/>
             </w:rPr>
@@ -669,9 +680,7 @@
           <w:hyperlink w:anchor="_heading=">
             <w:r>
               <w:rPr>
-                <w:rFonts w:ascii="Calibri" w:cs="Calibri" w:eastAsia="Calibri" w:hAnsi="Calibri"/>
-                <w:b w:val="0"/>
-                <w:bCs w:val="0"/>
+                <w:rFonts w:ascii="Arial" w:cs="Arial" w:eastAsia="Arial" w:hAnsi="Arial"/>
                 <w:i w:val="0"/>
                 <w:iCs w:val="0"/>
                 <w:smallCaps w:val="0"/>
@@ -704,6 +713,7 @@
             <w:spacing w:after="0" w:before="60" w:line="240" w:lineRule="auto"/>
             <w:ind w:left="360" w:firstLine="0"/>
             <w:rPr>
+              <w:rFonts w:ascii="Arial" w:cs="Arial" w:eastAsia="Arial" w:hAnsi="Arial"/>
               <w:color w:val="000000"/>
               <w:u w:val="none"/>
             </w:rPr>
@@ -711,9 +721,7 @@
           <w:hyperlink w:anchor="_heading=">
             <w:r>
               <w:rPr>
-                <w:rFonts w:ascii="Calibri" w:cs="Calibri" w:eastAsia="Calibri" w:hAnsi="Calibri"/>
-                <w:b w:val="0"/>
-                <w:bCs w:val="0"/>
+                <w:rFonts w:ascii="Arial" w:cs="Arial" w:eastAsia="Arial" w:hAnsi="Arial"/>
                 <w:i w:val="0"/>
                 <w:iCs w:val="0"/>
                 <w:smallCaps w:val="0"/>
@@ -746,6 +754,7 @@
             <w:spacing w:after="0" w:before="60" w:line="240" w:lineRule="auto"/>
             <w:ind w:left="360" w:firstLine="0"/>
             <w:rPr>
+              <w:rFonts w:ascii="Arial" w:cs="Arial" w:eastAsia="Arial" w:hAnsi="Arial"/>
               <w:color w:val="000000"/>
               <w:u w:val="none"/>
             </w:rPr>
@@ -753,9 +762,7 @@
           <w:hyperlink w:anchor="_heading=">
             <w:r>
               <w:rPr>
-                <w:rFonts w:ascii="Calibri" w:cs="Calibri" w:eastAsia="Calibri" w:hAnsi="Calibri"/>
-                <w:b w:val="0"/>
-                <w:bCs w:val="0"/>
+                <w:rFonts w:ascii="Arial" w:cs="Arial" w:eastAsia="Arial" w:hAnsi="Arial"/>
                 <w:i w:val="0"/>
                 <w:iCs w:val="0"/>
                 <w:smallCaps w:val="0"/>
@@ -788,6 +795,7 @@
             <w:spacing w:after="0" w:before="60" w:line="240" w:lineRule="auto"/>
             <w:ind w:left="360" w:firstLine="0"/>
             <w:rPr>
+              <w:rFonts w:ascii="Arial" w:cs="Arial" w:eastAsia="Arial" w:hAnsi="Arial"/>
               <w:color w:val="000000"/>
               <w:u w:val="none"/>
             </w:rPr>
@@ -795,9 +803,7 @@
           <w:hyperlink w:anchor="_heading=">
             <w:r>
               <w:rPr>
-                <w:rFonts w:ascii="Calibri" w:cs="Calibri" w:eastAsia="Calibri" w:hAnsi="Calibri"/>
-                <w:b w:val="0"/>
-                <w:bCs w:val="0"/>
+                <w:rFonts w:ascii="Arial" w:cs="Arial" w:eastAsia="Arial" w:hAnsi="Arial"/>
                 <w:i w:val="0"/>
                 <w:iCs w:val="0"/>
                 <w:smallCaps w:val="0"/>
@@ -830,6 +836,7 @@
             <w:spacing w:after="0" w:before="60" w:line="240" w:lineRule="auto"/>
             <w:ind w:left="360" w:firstLine="0"/>
             <w:rPr>
+              <w:rFonts w:ascii="Arial" w:cs="Arial" w:eastAsia="Arial" w:hAnsi="Arial"/>
               <w:color w:val="000000"/>
               <w:u w:val="none"/>
             </w:rPr>
@@ -837,9 +844,7 @@
           <w:hyperlink w:anchor="_heading=">
             <w:r>
               <w:rPr>
-                <w:rFonts w:ascii="Calibri" w:cs="Calibri" w:eastAsia="Calibri" w:hAnsi="Calibri"/>
-                <w:b w:val="0"/>
-                <w:bCs w:val="0"/>
+                <w:rFonts w:ascii="Arial" w:cs="Arial" w:eastAsia="Arial" w:hAnsi="Arial"/>
                 <w:i w:val="0"/>
                 <w:iCs w:val="0"/>
                 <w:smallCaps w:val="0"/>
@@ -872,6 +877,7 @@
             <w:spacing w:after="0" w:before="60" w:line="240" w:lineRule="auto"/>
             <w:ind w:left="360" w:firstLine="0"/>
             <w:rPr>
+              <w:rFonts w:ascii="Arial" w:cs="Arial" w:eastAsia="Arial" w:hAnsi="Arial"/>
               <w:color w:val="000000"/>
               <w:u w:val="none"/>
             </w:rPr>
@@ -879,9 +885,7 @@
           <w:hyperlink w:anchor="_heading=">
             <w:r>
               <w:rPr>
-                <w:rFonts w:ascii="Calibri" w:cs="Calibri" w:eastAsia="Calibri" w:hAnsi="Calibri"/>
-                <w:b w:val="0"/>
-                <w:bCs w:val="0"/>
+                <w:rFonts w:ascii="Arial" w:cs="Arial" w:eastAsia="Arial" w:hAnsi="Arial"/>
                 <w:i w:val="0"/>
                 <w:iCs w:val="0"/>
                 <w:smallCaps w:val="0"/>
@@ -913,6 +917,7 @@
             </w:tabs>
             <w:spacing w:after="0" w:before="60" w:line="240" w:lineRule="auto"/>
             <w:rPr>
+              <w:rFonts w:ascii="Arial" w:cs="Arial" w:eastAsia="Arial" w:hAnsi="Arial"/>
               <w:b w:val="1"/>
               <w:bCs w:val="1"/>
               <w:color w:val="000000"/>
@@ -922,9 +927,7 @@
           <w:hyperlink w:anchor="_heading=">
             <w:r>
               <w:rPr>
-                <w:rFonts w:ascii="Calibri" w:cs="Calibri" w:eastAsia="Calibri" w:hAnsi="Calibri"/>
-                <w:b w:val="0"/>
-                <w:bCs w:val="0"/>
+                <w:rFonts w:ascii="Arial" w:cs="Arial" w:eastAsia="Arial" w:hAnsi="Arial"/>
                 <w:i w:val="0"/>
                 <w:iCs w:val="0"/>
                 <w:smallCaps w:val="0"/>
@@ -957,6 +960,7 @@
             <w:spacing w:after="0" w:before="60" w:line="240" w:lineRule="auto"/>
             <w:ind w:left="360" w:firstLine="0"/>
             <w:rPr>
+              <w:rFonts w:ascii="Arial" w:cs="Arial" w:eastAsia="Arial" w:hAnsi="Arial"/>
               <w:color w:val="000000"/>
               <w:u w:val="none"/>
             </w:rPr>
@@ -964,9 +968,7 @@
           <w:hyperlink w:anchor="_heading=">
             <w:r>
               <w:rPr>
-                <w:rFonts w:ascii="Calibri" w:cs="Calibri" w:eastAsia="Calibri" w:hAnsi="Calibri"/>
-                <w:b w:val="0"/>
-                <w:bCs w:val="0"/>
+                <w:rFonts w:ascii="Arial" w:cs="Arial" w:eastAsia="Arial" w:hAnsi="Arial"/>
                 <w:i w:val="0"/>
                 <w:iCs w:val="0"/>
                 <w:smallCaps w:val="0"/>
@@ -999,6 +1001,7 @@
             <w:spacing w:after="0" w:before="60" w:line="240" w:lineRule="auto"/>
             <w:ind w:left="360" w:firstLine="0"/>
             <w:rPr>
+              <w:rFonts w:ascii="Arial" w:cs="Arial" w:eastAsia="Arial" w:hAnsi="Arial"/>
               <w:color w:val="000000"/>
               <w:u w:val="none"/>
             </w:rPr>
@@ -1006,9 +1009,7 @@
           <w:hyperlink w:anchor="_heading=">
             <w:r>
               <w:rPr>
-                <w:rFonts w:ascii="Calibri" w:cs="Calibri" w:eastAsia="Calibri" w:hAnsi="Calibri"/>
-                <w:b w:val="0"/>
-                <w:bCs w:val="0"/>
+                <w:rFonts w:ascii="Arial" w:cs="Arial" w:eastAsia="Arial" w:hAnsi="Arial"/>
                 <w:i w:val="0"/>
                 <w:iCs w:val="0"/>
                 <w:smallCaps w:val="0"/>
@@ -1041,6 +1042,7 @@
             <w:spacing w:after="0" w:before="60" w:line="240" w:lineRule="auto"/>
             <w:ind w:left="360" w:firstLine="0"/>
             <w:rPr>
+              <w:rFonts w:ascii="Arial" w:cs="Arial" w:eastAsia="Arial" w:hAnsi="Arial"/>
               <w:color w:val="000000"/>
               <w:u w:val="none"/>
             </w:rPr>
@@ -1048,9 +1050,7 @@
           <w:hyperlink w:anchor="_heading=">
             <w:r>
               <w:rPr>
-                <w:rFonts w:ascii="Calibri" w:cs="Calibri" w:eastAsia="Calibri" w:hAnsi="Calibri"/>
-                <w:b w:val="0"/>
-                <w:bCs w:val="0"/>
+                <w:rFonts w:ascii="Arial" w:cs="Arial" w:eastAsia="Arial" w:hAnsi="Arial"/>
                 <w:i w:val="0"/>
                 <w:iCs w:val="0"/>
                 <w:smallCaps w:val="0"/>
@@ -1083,6 +1083,7 @@
             <w:spacing w:after="0" w:before="60" w:line="240" w:lineRule="auto"/>
             <w:ind w:left="360" w:firstLine="0"/>
             <w:rPr>
+              <w:rFonts w:ascii="Arial" w:cs="Arial" w:eastAsia="Arial" w:hAnsi="Arial"/>
               <w:color w:val="000000"/>
               <w:u w:val="none"/>
             </w:rPr>
@@ -1090,9 +1091,7 @@
           <w:hyperlink w:anchor="_heading=">
             <w:r>
               <w:rPr>
-                <w:rFonts w:ascii="Calibri" w:cs="Calibri" w:eastAsia="Calibri" w:hAnsi="Calibri"/>
-                <w:b w:val="0"/>
-                <w:bCs w:val="0"/>
+                <w:rFonts w:ascii="Arial" w:cs="Arial" w:eastAsia="Arial" w:hAnsi="Arial"/>
                 <w:i w:val="0"/>
                 <w:iCs w:val="0"/>
                 <w:smallCaps w:val="0"/>
@@ -1124,6 +1123,7 @@
             </w:tabs>
             <w:spacing w:after="0" w:before="60" w:line="240" w:lineRule="auto"/>
             <w:rPr>
+              <w:rFonts w:ascii="Arial" w:cs="Arial" w:eastAsia="Arial" w:hAnsi="Arial"/>
               <w:b w:val="1"/>
               <w:bCs w:val="1"/>
               <w:color w:val="000000"/>
@@ -1133,9 +1133,7 @@
           <w:hyperlink w:anchor="_heading=">
             <w:r>
               <w:rPr>
-                <w:rFonts w:ascii="Calibri" w:cs="Calibri" w:eastAsia="Calibri" w:hAnsi="Calibri"/>
-                <w:b w:val="0"/>
-                <w:bCs w:val="0"/>
+                <w:rFonts w:ascii="Arial" w:cs="Arial" w:eastAsia="Arial" w:hAnsi="Arial"/>
                 <w:i w:val="0"/>
                 <w:iCs w:val="0"/>
                 <w:smallCaps w:val="0"/>
@@ -1168,6 +1166,7 @@
             <w:spacing w:after="0" w:before="60" w:line="240" w:lineRule="auto"/>
             <w:ind w:left="360" w:firstLine="0"/>
             <w:rPr>
+              <w:rFonts w:ascii="Arial" w:cs="Arial" w:eastAsia="Arial" w:hAnsi="Arial"/>
               <w:color w:val="000000"/>
               <w:u w:val="none"/>
             </w:rPr>
@@ -1175,9 +1174,7 @@
           <w:hyperlink w:anchor="_heading=">
             <w:r>
               <w:rPr>
-                <w:rFonts w:ascii="Calibri" w:cs="Calibri" w:eastAsia="Calibri" w:hAnsi="Calibri"/>
-                <w:b w:val="0"/>
-                <w:bCs w:val="0"/>
+                <w:rFonts w:ascii="Arial" w:cs="Arial" w:eastAsia="Arial" w:hAnsi="Arial"/>
                 <w:i w:val="0"/>
                 <w:iCs w:val="0"/>
                 <w:smallCaps w:val="0"/>
@@ -1210,6 +1207,7 @@
             <w:spacing w:after="0" w:before="60" w:line="240" w:lineRule="auto"/>
             <w:ind w:left="360" w:firstLine="0"/>
             <w:rPr>
+              <w:rFonts w:ascii="Arial" w:cs="Arial" w:eastAsia="Arial" w:hAnsi="Arial"/>
               <w:color w:val="000000"/>
               <w:u w:val="none"/>
             </w:rPr>
@@ -1217,9 +1215,7 @@
           <w:hyperlink w:anchor="_heading=">
             <w:r>
               <w:rPr>
-                <w:rFonts w:ascii="Calibri" w:cs="Calibri" w:eastAsia="Calibri" w:hAnsi="Calibri"/>
-                <w:b w:val="0"/>
-                <w:bCs w:val="0"/>
+                <w:rFonts w:ascii="Arial" w:cs="Arial" w:eastAsia="Arial" w:hAnsi="Arial"/>
                 <w:i w:val="0"/>
                 <w:iCs w:val="0"/>
                 <w:smallCaps w:val="0"/>
@@ -1252,6 +1248,7 @@
             <w:spacing w:after="0" w:before="60" w:line="240" w:lineRule="auto"/>
             <w:ind w:left="360" w:firstLine="0"/>
             <w:rPr>
+              <w:rFonts w:ascii="Arial" w:cs="Arial" w:eastAsia="Arial" w:hAnsi="Arial"/>
               <w:color w:val="000000"/>
               <w:u w:val="none"/>
             </w:rPr>
@@ -1259,9 +1256,7 @@
           <w:hyperlink w:anchor="_heading=">
             <w:r>
               <w:rPr>
-                <w:rFonts w:ascii="Calibri" w:cs="Calibri" w:eastAsia="Calibri" w:hAnsi="Calibri"/>
-                <w:b w:val="0"/>
-                <w:bCs w:val="0"/>
+                <w:rFonts w:ascii="Arial" w:cs="Arial" w:eastAsia="Arial" w:hAnsi="Arial"/>
                 <w:i w:val="0"/>
                 <w:iCs w:val="0"/>
                 <w:smallCaps w:val="0"/>
@@ -1293,6 +1288,7 @@
             </w:tabs>
             <w:spacing w:after="0" w:before="60" w:line="240" w:lineRule="auto"/>
             <w:rPr>
+              <w:rFonts w:ascii="Arial" w:cs="Arial" w:eastAsia="Arial" w:hAnsi="Arial"/>
               <w:b w:val="1"/>
               <w:bCs w:val="1"/>
               <w:color w:val="000000"/>
@@ -1302,9 +1298,7 @@
           <w:hyperlink w:anchor="_heading=">
             <w:r>
               <w:rPr>
-                <w:rFonts w:ascii="Calibri" w:cs="Calibri" w:eastAsia="Calibri" w:hAnsi="Calibri"/>
-                <w:b w:val="0"/>
-                <w:bCs w:val="0"/>
+                <w:rFonts w:ascii="Arial" w:cs="Arial" w:eastAsia="Arial" w:hAnsi="Arial"/>
                 <w:i w:val="0"/>
                 <w:iCs w:val="0"/>
                 <w:smallCaps w:val="0"/>
@@ -1337,6 +1331,7 @@
             <w:spacing w:after="0" w:before="60" w:line="240" w:lineRule="auto"/>
             <w:ind w:left="360" w:firstLine="0"/>
             <w:rPr>
+              <w:rFonts w:ascii="Arial" w:cs="Arial" w:eastAsia="Arial" w:hAnsi="Arial"/>
               <w:color w:val="000000"/>
               <w:u w:val="none"/>
             </w:rPr>
@@ -1344,9 +1339,7 @@
           <w:hyperlink w:anchor="_heading=">
             <w:r>
               <w:rPr>
-                <w:rFonts w:ascii="Calibri" w:cs="Calibri" w:eastAsia="Calibri" w:hAnsi="Calibri"/>
-                <w:b w:val="0"/>
-                <w:bCs w:val="0"/>
+                <w:rFonts w:ascii="Arial" w:cs="Arial" w:eastAsia="Arial" w:hAnsi="Arial"/>
                 <w:i w:val="0"/>
                 <w:iCs w:val="0"/>
                 <w:smallCaps w:val="0"/>
@@ -1379,6 +1372,7 @@
             <w:spacing w:after="0" w:before="60" w:line="240" w:lineRule="auto"/>
             <w:ind w:left="360" w:firstLine="0"/>
             <w:rPr>
+              <w:rFonts w:ascii="Arial" w:cs="Arial" w:eastAsia="Arial" w:hAnsi="Arial"/>
               <w:color w:val="000000"/>
               <w:u w:val="none"/>
             </w:rPr>
@@ -1386,9 +1380,7 @@
           <w:hyperlink w:anchor="_heading=">
             <w:r>
               <w:rPr>
-                <w:rFonts w:ascii="Calibri" w:cs="Calibri" w:eastAsia="Calibri" w:hAnsi="Calibri"/>
-                <w:b w:val="0"/>
-                <w:bCs w:val="0"/>
+                <w:rFonts w:ascii="Arial" w:cs="Arial" w:eastAsia="Arial" w:hAnsi="Arial"/>
                 <w:i w:val="0"/>
                 <w:iCs w:val="0"/>
                 <w:smallCaps w:val="0"/>
@@ -1421,6 +1413,7 @@
             <w:spacing w:after="0" w:before="60" w:line="240" w:lineRule="auto"/>
             <w:ind w:left="360" w:firstLine="0"/>
             <w:rPr>
+              <w:rFonts w:ascii="Arial" w:cs="Arial" w:eastAsia="Arial" w:hAnsi="Arial"/>
               <w:color w:val="000000"/>
               <w:u w:val="none"/>
             </w:rPr>
@@ -1428,9 +1421,7 @@
           <w:hyperlink w:anchor="_heading=">
             <w:r>
               <w:rPr>
-                <w:rFonts w:ascii="Calibri" w:cs="Calibri" w:eastAsia="Calibri" w:hAnsi="Calibri"/>
-                <w:b w:val="0"/>
-                <w:bCs w:val="0"/>
+                <w:rFonts w:ascii="Arial" w:cs="Arial" w:eastAsia="Arial" w:hAnsi="Arial"/>
                 <w:i w:val="0"/>
                 <w:iCs w:val="0"/>
                 <w:smallCaps w:val="0"/>
@@ -1463,6 +1454,7 @@
             <w:spacing w:after="0" w:before="60" w:line="240" w:lineRule="auto"/>
             <w:ind w:left="360" w:firstLine="0"/>
             <w:rPr>
+              <w:rFonts w:ascii="Arial" w:cs="Arial" w:eastAsia="Arial" w:hAnsi="Arial"/>
               <w:color w:val="000000"/>
               <w:u w:val="none"/>
             </w:rPr>
@@ -1470,9 +1462,7 @@
           <w:hyperlink w:anchor="_heading=">
             <w:r>
               <w:rPr>
-                <w:rFonts w:ascii="Calibri" w:cs="Calibri" w:eastAsia="Calibri" w:hAnsi="Calibri"/>
-                <w:b w:val="0"/>
-                <w:bCs w:val="0"/>
+                <w:rFonts w:ascii="Arial" w:cs="Arial" w:eastAsia="Arial" w:hAnsi="Arial"/>
                 <w:i w:val="0"/>
                 <w:iCs w:val="0"/>
                 <w:smallCaps w:val="0"/>
@@ -1505,6 +1495,7 @@
             <w:spacing w:after="0" w:before="60" w:line="240" w:lineRule="auto"/>
             <w:ind w:left="360" w:firstLine="0"/>
             <w:rPr>
+              <w:rFonts w:ascii="Arial" w:cs="Arial" w:eastAsia="Arial" w:hAnsi="Arial"/>
               <w:color w:val="000000"/>
               <w:u w:val="none"/>
             </w:rPr>
@@ -1512,9 +1503,7 @@
           <w:hyperlink w:anchor="_heading=">
             <w:r>
               <w:rPr>
-                <w:rFonts w:ascii="Calibri" w:cs="Calibri" w:eastAsia="Calibri" w:hAnsi="Calibri"/>
-                <w:b w:val="0"/>
-                <w:bCs w:val="0"/>
+                <w:rFonts w:ascii="Arial" w:cs="Arial" w:eastAsia="Arial" w:hAnsi="Arial"/>
                 <w:i w:val="0"/>
                 <w:iCs w:val="0"/>
                 <w:smallCaps w:val="0"/>
@@ -1547,6 +1536,7 @@
             <w:spacing w:after="0" w:before="60" w:line="240" w:lineRule="auto"/>
             <w:ind w:left="360" w:firstLine="0"/>
             <w:rPr>
+              <w:rFonts w:ascii="Arial" w:cs="Arial" w:eastAsia="Arial" w:hAnsi="Arial"/>
               <w:color w:val="000000"/>
               <w:u w:val="none"/>
             </w:rPr>
@@ -1554,9 +1544,7 @@
           <w:hyperlink w:anchor="_heading=">
             <w:r>
               <w:rPr>
-                <w:rFonts w:ascii="Calibri" w:cs="Calibri" w:eastAsia="Calibri" w:hAnsi="Calibri"/>
-                <w:b w:val="0"/>
-                <w:bCs w:val="0"/>
+                <w:rFonts w:ascii="Arial" w:cs="Arial" w:eastAsia="Arial" w:hAnsi="Arial"/>
                 <w:i w:val="0"/>
                 <w:iCs w:val="0"/>
                 <w:smallCaps w:val="0"/>
@@ -1588,6 +1576,7 @@
             </w:tabs>
             <w:spacing w:after="0" w:before="60" w:line="240" w:lineRule="auto"/>
             <w:rPr>
+              <w:rFonts w:ascii="Arial" w:cs="Arial" w:eastAsia="Arial" w:hAnsi="Arial"/>
               <w:b w:val="1"/>
               <w:bCs w:val="1"/>
               <w:color w:val="000000"/>
@@ -1597,9 +1586,7 @@
           <w:hyperlink w:anchor="_heading=">
             <w:r>
               <w:rPr>
-                <w:rFonts w:ascii="Calibri" w:cs="Calibri" w:eastAsia="Calibri" w:hAnsi="Calibri"/>
-                <w:b w:val="0"/>
-                <w:bCs w:val="0"/>
+                <w:rFonts w:ascii="Arial" w:cs="Arial" w:eastAsia="Arial" w:hAnsi="Arial"/>
                 <w:i w:val="0"/>
                 <w:iCs w:val="0"/>
                 <w:smallCaps w:val="0"/>
@@ -1632,6 +1619,7 @@
             <w:spacing w:after="0" w:before="60" w:line="240" w:lineRule="auto"/>
             <w:ind w:left="360" w:firstLine="0"/>
             <w:rPr>
+              <w:rFonts w:ascii="Arial" w:cs="Arial" w:eastAsia="Arial" w:hAnsi="Arial"/>
               <w:color w:val="000000"/>
               <w:u w:val="none"/>
             </w:rPr>
@@ -1639,9 +1627,7 @@
           <w:hyperlink w:anchor="_heading=">
             <w:r>
               <w:rPr>
-                <w:rFonts w:ascii="Calibri" w:cs="Calibri" w:eastAsia="Calibri" w:hAnsi="Calibri"/>
-                <w:b w:val="0"/>
-                <w:bCs w:val="0"/>
+                <w:rFonts w:ascii="Arial" w:cs="Arial" w:eastAsia="Arial" w:hAnsi="Arial"/>
                 <w:i w:val="0"/>
                 <w:iCs w:val="0"/>
                 <w:smallCaps w:val="0"/>
@@ -1674,6 +1660,7 @@
             <w:spacing w:after="0" w:before="60" w:line="240" w:lineRule="auto"/>
             <w:ind w:left="360" w:firstLine="0"/>
             <w:rPr>
+              <w:rFonts w:ascii="Arial" w:cs="Arial" w:eastAsia="Arial" w:hAnsi="Arial"/>
               <w:color w:val="000000"/>
               <w:u w:val="none"/>
             </w:rPr>
@@ -1681,9 +1668,7 @@
           <w:hyperlink w:anchor="_heading=">
             <w:r>
               <w:rPr>
-                <w:rFonts w:ascii="Calibri" w:cs="Calibri" w:eastAsia="Calibri" w:hAnsi="Calibri"/>
-                <w:b w:val="0"/>
-                <w:bCs w:val="0"/>
+                <w:rFonts w:ascii="Arial" w:cs="Arial" w:eastAsia="Arial" w:hAnsi="Arial"/>
                 <w:i w:val="0"/>
                 <w:iCs w:val="0"/>
                 <w:smallCaps w:val="0"/>
@@ -1715,6 +1700,7 @@
             </w:tabs>
             <w:spacing w:after="0" w:before="60" w:line="240" w:lineRule="auto"/>
             <w:rPr>
+              <w:rFonts w:ascii="Arial" w:cs="Arial" w:eastAsia="Arial" w:hAnsi="Arial"/>
               <w:b w:val="1"/>
               <w:bCs w:val="1"/>
               <w:color w:val="000000"/>
@@ -1724,9 +1710,7 @@
           <w:hyperlink w:anchor="_heading=">
             <w:r>
               <w:rPr>
-                <w:rFonts w:ascii="Calibri" w:cs="Calibri" w:eastAsia="Calibri" w:hAnsi="Calibri"/>
-                <w:b w:val="0"/>
-                <w:bCs w:val="0"/>
+                <w:rFonts w:ascii="Arial" w:cs="Arial" w:eastAsia="Arial" w:hAnsi="Arial"/>
                 <w:i w:val="0"/>
                 <w:iCs w:val="0"/>
                 <w:smallCaps w:val="0"/>
@@ -1759,6 +1743,7 @@
             <w:spacing w:after="0" w:before="60" w:line="240" w:lineRule="auto"/>
             <w:ind w:left="360" w:firstLine="0"/>
             <w:rPr>
+              <w:rFonts w:ascii="Arial" w:cs="Arial" w:eastAsia="Arial" w:hAnsi="Arial"/>
               <w:color w:val="000000"/>
               <w:u w:val="none"/>
             </w:rPr>
@@ -1766,9 +1751,7 @@
           <w:hyperlink w:anchor="_heading=">
             <w:r>
               <w:rPr>
-                <w:rFonts w:ascii="Calibri" w:cs="Calibri" w:eastAsia="Calibri" w:hAnsi="Calibri"/>
-                <w:b w:val="0"/>
-                <w:bCs w:val="0"/>
+                <w:rFonts w:ascii="Arial" w:cs="Arial" w:eastAsia="Arial" w:hAnsi="Arial"/>
                 <w:i w:val="0"/>
                 <w:iCs w:val="0"/>
                 <w:smallCaps w:val="0"/>
@@ -1801,6 +1784,7 @@
             <w:spacing w:after="0" w:before="60" w:line="240" w:lineRule="auto"/>
             <w:ind w:left="360" w:firstLine="0"/>
             <w:rPr>
+              <w:rFonts w:ascii="Arial" w:cs="Arial" w:eastAsia="Arial" w:hAnsi="Arial"/>
               <w:color w:val="000000"/>
               <w:u w:val="none"/>
             </w:rPr>
@@ -1808,9 +1792,7 @@
           <w:hyperlink w:anchor="_heading=">
             <w:r>
               <w:rPr>
-                <w:rFonts w:ascii="Calibri" w:cs="Calibri" w:eastAsia="Calibri" w:hAnsi="Calibri"/>
-                <w:b w:val="0"/>
-                <w:bCs w:val="0"/>
+                <w:rFonts w:ascii="Arial" w:cs="Arial" w:eastAsia="Arial" w:hAnsi="Arial"/>
                 <w:i w:val="0"/>
                 <w:iCs w:val="0"/>
                 <w:smallCaps w:val="0"/>
@@ -1843,6 +1825,7 @@
             <w:spacing w:after="0" w:before="60" w:line="240" w:lineRule="auto"/>
             <w:ind w:left="360" w:firstLine="0"/>
             <w:rPr>
+              <w:rFonts w:ascii="Arial" w:cs="Arial" w:eastAsia="Arial" w:hAnsi="Arial"/>
               <w:color w:val="000000"/>
               <w:u w:val="none"/>
             </w:rPr>
@@ -1850,9 +1833,7 @@
           <w:hyperlink w:anchor="_heading=">
             <w:r>
               <w:rPr>
-                <w:rFonts w:ascii="Calibri" w:cs="Calibri" w:eastAsia="Calibri" w:hAnsi="Calibri"/>
-                <w:b w:val="0"/>
-                <w:bCs w:val="0"/>
+                <w:rFonts w:ascii="Arial" w:cs="Arial" w:eastAsia="Arial" w:hAnsi="Arial"/>
                 <w:i w:val="0"/>
                 <w:iCs w:val="0"/>
                 <w:smallCaps w:val="0"/>
@@ -1884,6 +1865,7 @@
             </w:tabs>
             <w:spacing w:after="0" w:before="60" w:line="240" w:lineRule="auto"/>
             <w:rPr>
+              <w:rFonts w:ascii="Arial" w:cs="Arial" w:eastAsia="Arial" w:hAnsi="Arial"/>
               <w:b w:val="1"/>
               <w:bCs w:val="1"/>
               <w:color w:val="000000"/>
@@ -1893,9 +1875,7 @@
           <w:hyperlink w:anchor="_heading=">
             <w:r>
               <w:rPr>
-                <w:rFonts w:ascii="Calibri" w:cs="Calibri" w:eastAsia="Calibri" w:hAnsi="Calibri"/>
-                <w:b w:val="0"/>
-                <w:bCs w:val="0"/>
+                <w:rFonts w:ascii="Arial" w:cs="Arial" w:eastAsia="Arial" w:hAnsi="Arial"/>
                 <w:i w:val="0"/>
                 <w:iCs w:val="0"/>
                 <w:smallCaps w:val="0"/>
@@ -1927,6 +1907,7 @@
             </w:tabs>
             <w:spacing w:after="0" w:before="60" w:line="240" w:lineRule="auto"/>
             <w:rPr>
+              <w:rFonts w:ascii="Arial" w:cs="Arial" w:eastAsia="Arial" w:hAnsi="Arial"/>
               <w:b w:val="1"/>
               <w:bCs w:val="1"/>
               <w:color w:val="000000"/>
@@ -1936,9 +1917,7 @@
           <w:hyperlink w:anchor="_heading=">
             <w:r>
               <w:rPr>
-                <w:rFonts w:ascii="Calibri" w:cs="Calibri" w:eastAsia="Calibri" w:hAnsi="Calibri"/>
-                <w:b w:val="0"/>
-                <w:bCs w:val="0"/>
+                <w:rFonts w:ascii="Arial" w:cs="Arial" w:eastAsia="Arial" w:hAnsi="Arial"/>
                 <w:i w:val="0"/>
                 <w:iCs w:val="0"/>
                 <w:smallCaps w:val="0"/>
@@ -1971,6 +1950,7 @@
             <w:spacing w:after="0" w:before="60" w:line="240" w:lineRule="auto"/>
             <w:ind w:left="360" w:firstLine="0"/>
             <w:rPr>
+              <w:rFonts w:ascii="Arial" w:cs="Arial" w:eastAsia="Arial" w:hAnsi="Arial"/>
               <w:color w:val="000000"/>
               <w:u w:val="none"/>
             </w:rPr>
@@ -1978,9 +1958,7 @@
           <w:hyperlink w:anchor="_heading=">
             <w:r>
               <w:rPr>
-                <w:rFonts w:ascii="Calibri" w:cs="Calibri" w:eastAsia="Calibri" w:hAnsi="Calibri"/>
-                <w:b w:val="0"/>
-                <w:bCs w:val="0"/>
+                <w:rFonts w:ascii="Arial" w:cs="Arial" w:eastAsia="Arial" w:hAnsi="Arial"/>
                 <w:i w:val="0"/>
                 <w:iCs w:val="0"/>
                 <w:smallCaps w:val="0"/>
@@ -2013,6 +1991,7 @@
             <w:spacing w:after="0" w:before="60" w:line="240" w:lineRule="auto"/>
             <w:ind w:left="360" w:firstLine="0"/>
             <w:rPr>
+              <w:rFonts w:ascii="Arial" w:cs="Arial" w:eastAsia="Arial" w:hAnsi="Arial"/>
               <w:color w:val="000000"/>
               <w:u w:val="none"/>
             </w:rPr>
@@ -2020,9 +1999,7 @@
           <w:hyperlink w:anchor="_heading=">
             <w:r>
               <w:rPr>
-                <w:rFonts w:ascii="Calibri" w:cs="Calibri" w:eastAsia="Calibri" w:hAnsi="Calibri"/>
-                <w:b w:val="0"/>
-                <w:bCs w:val="0"/>
+                <w:rFonts w:ascii="Arial" w:cs="Arial" w:eastAsia="Arial" w:hAnsi="Arial"/>
                 <w:i w:val="0"/>
                 <w:iCs w:val="0"/>
                 <w:smallCaps w:val="0"/>
@@ -2054,6 +2031,7 @@
             </w:tabs>
             <w:spacing w:after="0" w:before="60" w:line="240" w:lineRule="auto"/>
             <w:rPr>
+              <w:rFonts w:ascii="Arial" w:cs="Arial" w:eastAsia="Arial" w:hAnsi="Arial"/>
               <w:b w:val="1"/>
               <w:bCs w:val="1"/>
               <w:color w:val="000000"/>
@@ -2063,9 +2041,7 @@
           <w:hyperlink w:anchor="_heading=">
             <w:r>
               <w:rPr>
-                <w:rFonts w:ascii="Calibri" w:cs="Calibri" w:eastAsia="Calibri" w:hAnsi="Calibri"/>
-                <w:b w:val="0"/>
-                <w:bCs w:val="0"/>
+                <w:rFonts w:ascii="Arial" w:cs="Arial" w:eastAsia="Arial" w:hAnsi="Arial"/>
                 <w:i w:val="0"/>
                 <w:iCs w:val="0"/>
                 <w:smallCaps w:val="0"/>
@@ -2098,6 +2074,7 @@
             <w:spacing w:after="0" w:before="60" w:line="240" w:lineRule="auto"/>
             <w:ind w:left="360" w:firstLine="0"/>
             <w:rPr>
+              <w:rFonts w:ascii="Arial" w:cs="Arial" w:eastAsia="Arial" w:hAnsi="Arial"/>
               <w:color w:val="000000"/>
               <w:u w:val="none"/>
             </w:rPr>
@@ -2105,9 +2082,7 @@
           <w:hyperlink w:anchor="_heading=">
             <w:r>
               <w:rPr>
-                <w:rFonts w:ascii="Calibri" w:cs="Calibri" w:eastAsia="Calibri" w:hAnsi="Calibri"/>
-                <w:b w:val="0"/>
-                <w:bCs w:val="0"/>
+                <w:rFonts w:ascii="Arial" w:cs="Arial" w:eastAsia="Arial" w:hAnsi="Arial"/>
                 <w:i w:val="0"/>
                 <w:iCs w:val="0"/>
                 <w:smallCaps w:val="0"/>
@@ -2140,6 +2115,7 @@
             <w:spacing w:after="0" w:before="60" w:line="240" w:lineRule="auto"/>
             <w:ind w:left="360" w:firstLine="0"/>
             <w:rPr>
+              <w:rFonts w:ascii="Arial" w:cs="Arial" w:eastAsia="Arial" w:hAnsi="Arial"/>
               <w:color w:val="000000"/>
               <w:u w:val="none"/>
             </w:rPr>
@@ -2147,9 +2123,7 @@
           <w:hyperlink w:anchor="_heading=">
             <w:r>
               <w:rPr>
-                <w:rFonts w:ascii="Calibri" w:cs="Calibri" w:eastAsia="Calibri" w:hAnsi="Calibri"/>
-                <w:b w:val="0"/>
-                <w:bCs w:val="0"/>
+                <w:rFonts w:ascii="Arial" w:cs="Arial" w:eastAsia="Arial" w:hAnsi="Arial"/>
                 <w:i w:val="0"/>
                 <w:iCs w:val="0"/>
                 <w:smallCaps w:val="0"/>
@@ -2181,10 +2155,13 @@
     <w:p>
       <w:pPr>
         <w:pStyle w:val="Heading1"/>
-        <w:rPr/>
+        <w:rPr>
+          <w:rFonts w:ascii="Arial" w:cs="Arial" w:eastAsia="Arial" w:hAnsi="Arial"/>
+        </w:rPr>
       </w:pPr>
       <w:r>
         <w:rPr>
+          <w:rFonts w:ascii="Arial" w:cs="Arial" w:eastAsia="Arial" w:hAnsi="Arial"/>
           <w:rtl w:val="0"/>
         </w:rPr>
         <w:t xml:space="preserve">1. GAME OVERVIEW</w:t>
@@ -2192,34 +2169,41 @@
     </w:p>
     <w:p>
       <w:pPr>
-        <w:rPr/>
+        <w:rPr>
+          <w:rFonts w:ascii="Arial" w:cs="Arial" w:eastAsia="Arial" w:hAnsi="Arial"/>
+        </w:rPr>
       </w:pPr>
       <w:r>
         <w:rPr>
+          <w:rFonts w:ascii="Arial" w:cs="Arial" w:eastAsia="Arial" w:hAnsi="Arial"/>
           <w:rtl w:val="0"/>
         </w:rPr>
         <w:t xml:space="preserve">Tower Connections là game 2D tower defense </w:t>
       </w:r>
       <w:r>
         <w:rPr>
+          <w:rFonts w:ascii="Arial" w:cs="Arial" w:eastAsia="Arial" w:hAnsi="Arial"/>
           <w:rtl w:val="0"/>
         </w:rPr>
         <w:t xml:space="preserve">roguelite</w:t>
       </w:r>
       <w:r>
         <w:rPr>
+          <w:rFonts w:ascii="Arial" w:cs="Arial" w:eastAsia="Arial" w:hAnsi="Arial"/>
           <w:rtl w:val="0"/>
         </w:rPr>
         <w:t xml:space="preserve"> nơi người chơi không chỉ đặt tháp để bắn quái, mà xây một mạng lưới liên kết năng lượng giữa các tháp. Sức mạnh chính đến từ các dây link: khi enemy đi qua dây, </w:t>
       </w:r>
       <w:r>
         <w:rPr>
+          <w:rFonts w:ascii="Arial" w:cs="Arial" w:eastAsia="Arial" w:hAnsi="Arial"/>
           <w:rtl w:val="0"/>
         </w:rPr>
         <w:t xml:space="preserve">chúng</w:t>
       </w:r>
       <w:r>
         <w:rPr>
+          <w:rFonts w:ascii="Arial" w:cs="Arial" w:eastAsia="Arial" w:hAnsi="Arial"/>
           <w:rtl w:val="0"/>
         </w:rPr>
         <w:t xml:space="preserve"> nhận damage, slow, poison hoặc stun tùy màu tháp và tổ hợp link.</w:t>
@@ -2227,22 +2211,28 @@
     </w:p>
     <w:p>
       <w:pPr>
-        <w:rPr/>
+        <w:rPr>
+          <w:rFonts w:ascii="Arial" w:cs="Arial" w:eastAsia="Arial" w:hAnsi="Arial"/>
+        </w:rPr>
       </w:pPr>
       <w:r>
         <w:rPr>
+          <w:rFonts w:ascii="Arial" w:cs="Arial" w:eastAsia="Arial" w:hAnsi="Arial"/>
           <w:rtl w:val="0"/>
         </w:rPr>
-        <w:t xml:space="preserve">Core loop hiện tại: vào main menu, bấm Play, kéo 2 thẻ tower đầu tiên xuống slot để tạo link, enemy bắt đầu di chuyển theo lane zig-zag, link gây hiệu ứng khi enemy đi qua, người chơi nhận điểm sau kill, đủ điểm thì chọn 1 trong 3 reward random: nhận tower cụ thể, buff tower cụ thể hoặc debuff enemy tạm thời.</w:t>
+        <w:t xml:space="preserve">Core loop hiện tại: vào main menu, bấm Play, kéo 2 thẻ tower đầu tiên xuống slot để tạo link, enemy bắt đầu di chuyển theo lane, link gây hiệu ứng khi enemy đi qua, người chơi nhận điểm sau kill, đủ điểm thì chọn 1 trong 3 reward random: nhận tower cụ thể, buff tower cụ thể hoặc debuff enemy tạm thời.</w:t>
       </w:r>
     </w:p>
     <w:p>
       <w:pPr>
         <w:pStyle w:val="Heading2"/>
-        <w:rPr/>
+        <w:rPr>
+          <w:rFonts w:ascii="Arial" w:cs="Arial" w:eastAsia="Arial" w:hAnsi="Arial"/>
+        </w:rPr>
       </w:pPr>
       <w:r>
         <w:rPr>
+          <w:rFonts w:ascii="Arial" w:cs="Arial" w:eastAsia="Arial" w:hAnsi="Arial"/>
           <w:rtl w:val="0"/>
         </w:rPr>
         <w:t xml:space="preserve">1.1 Title and high-level concept</w:t>
@@ -2250,22 +2240,28 @@
     </w:p>
     <w:p>
       <w:pPr>
-        <w:rPr/>
+        <w:rPr>
+          <w:rFonts w:ascii="Arial" w:cs="Arial" w:eastAsia="Arial" w:hAnsi="Arial"/>
+        </w:rPr>
       </w:pPr>
       <w:r>
         <w:rPr>
+          <w:rFonts w:ascii="Arial" w:cs="Arial" w:eastAsia="Arial" w:hAnsi="Arial"/>
           <w:rtl w:val="0"/>
         </w:rPr>
-        <w:t xml:space="preserve">Tên dự án: Tower Connections. High concept là “tower defense bằng mạng lưới”: mọi tower trên map liên kết với nhau bất kể khoảng cách hoặc số lượng, tạo ra một graph phòng thủ. Player thắng bằng cách chọn vị trí tower và màu tower sao cho các dây link cắt qua đường đi enemy nhiều nhất.</w:t>
+        <w:t xml:space="preserve">Mọi tower trên map liên kết với nhau bất kể khoảng cách hoặc số lượng, tạo ra một graph phòng thủ. Player thắng bằng cách chọn vị trí tower và màu tower sao cho các dây link cắt qua đường đi enemy nhiều nhất.</w:t>
       </w:r>
     </w:p>
     <w:p>
       <w:pPr>
         <w:pStyle w:val="Heading2"/>
-        <w:rPr/>
+        <w:rPr>
+          <w:rFonts w:ascii="Arial" w:cs="Arial" w:eastAsia="Arial" w:hAnsi="Arial"/>
+        </w:rPr>
       </w:pPr>
       <w:r>
         <w:rPr>
+          <w:rFonts w:ascii="Arial" w:cs="Arial" w:eastAsia="Arial" w:hAnsi="Arial"/>
           <w:rtl w:val="0"/>
         </w:rPr>
         <w:t xml:space="preserve">1.2 Core vision pillars</w:t>
@@ -2292,13 +2288,13 @@
         <w:spacing w:after="0" w:before="0" w:line="300" w:lineRule="auto"/>
         <w:ind w:left="360" w:right="0" w:hanging="360"/>
         <w:jc w:val="left"/>
-        <w:rPr/>
+        <w:rPr>
+          <w:rFonts w:ascii="Arial" w:cs="Arial" w:eastAsia="Arial" w:hAnsi="Arial"/>
+        </w:rPr>
       </w:pPr>
       <w:r>
         <w:rPr>
-          <w:rFonts w:ascii="Calibri" w:cs="Calibri" w:eastAsia="Calibri" w:hAnsi="Calibri"/>
-          <w:b w:val="0"/>
-          <w:bCs w:val="0"/>
+          <w:rFonts w:ascii="Arial" w:cs="Arial" w:eastAsia="Arial" w:hAnsi="Arial"/>
           <w:i w:val="0"/>
           <w:iCs w:val="0"/>
           <w:smallCaps w:val="0"/>
@@ -2335,13 +2331,13 @@
         <w:spacing w:after="0" w:before="0" w:line="300" w:lineRule="auto"/>
         <w:ind w:left="360" w:right="0" w:hanging="360"/>
         <w:jc w:val="left"/>
-        <w:rPr/>
+        <w:rPr>
+          <w:rFonts w:ascii="Arial" w:cs="Arial" w:eastAsia="Arial" w:hAnsi="Arial"/>
+        </w:rPr>
       </w:pPr>
       <w:r>
         <w:rPr>
-          <w:rFonts w:ascii="Calibri" w:cs="Calibri" w:eastAsia="Calibri" w:hAnsi="Calibri"/>
-          <w:b w:val="0"/>
-          <w:bCs w:val="0"/>
+          <w:rFonts w:ascii="Arial" w:cs="Arial" w:eastAsia="Arial" w:hAnsi="Arial"/>
           <w:i w:val="0"/>
           <w:iCs w:val="0"/>
           <w:smallCaps w:val="0"/>
@@ -2354,7 +2350,75 @@
           <w:vertAlign w:val="baseline"/>
           <w:rtl w:val="0"/>
         </w:rPr>
-        <w:t xml:space="preserve">Fast onboarding: bắt đầu với 2 card, gồm 1 Damage tower và 1 tower random, để player hiểu ngay “đặt 2 tháp = tạo link”.</w:t>
+        <w:t xml:space="preserve">Fast onboarding: bắt đầu với 2 card, gồm 1 Damage tower và 1 tower random, để player hiểu </w:t>
+      </w:r>
+      <w:r>
+        <w:rPr>
+          <w:rFonts w:ascii="Arial" w:cs="Arial" w:eastAsia="Arial" w:hAnsi="Arial"/>
+          <w:i w:val="0"/>
+          <w:iCs w:val="0"/>
+          <w:smallCaps w:val="0"/>
+          <w:strike w:val="0"/>
+          <w:color w:val="000000"/>
+          <w:sz w:val="22"/>
+          <w:szCs w:val="22"/>
+          <w:u w:val="none"/>
+          <w:shd w:fill="auto" w:val="clear"/>
+          <w:vertAlign w:val="baseline"/>
+          <w:rtl w:val="0"/>
+        </w:rPr>
+        <w:t xml:space="preserve">ngay</w:t>
+      </w:r>
+      <w:r>
+        <w:rPr>
+          <w:rFonts w:ascii="Arial" w:cs="Arial" w:eastAsia="Arial" w:hAnsi="Arial"/>
+          <w:i w:val="0"/>
+          <w:iCs w:val="0"/>
+          <w:smallCaps w:val="0"/>
+          <w:strike w:val="0"/>
+          <w:color w:val="000000"/>
+          <w:sz w:val="22"/>
+          <w:szCs w:val="22"/>
+          <w:u w:val="none"/>
+          <w:shd w:fill="auto" w:val="clear"/>
+          <w:vertAlign w:val="baseline"/>
+          <w:rtl w:val="0"/>
+        </w:rPr>
+        <w:t xml:space="preserve"> “</w:t>
+      </w:r>
+      <w:r>
+        <w:rPr>
+          <w:rFonts w:ascii="Arial" w:cs="Arial" w:eastAsia="Arial" w:hAnsi="Arial"/>
+          <w:i w:val="0"/>
+          <w:iCs w:val="0"/>
+          <w:smallCaps w:val="0"/>
+          <w:strike w:val="0"/>
+          <w:color w:val="000000"/>
+          <w:sz w:val="22"/>
+          <w:szCs w:val="22"/>
+          <w:u w:val="none"/>
+          <w:shd w:fill="auto" w:val="clear"/>
+          <w:vertAlign w:val="baseline"/>
+          <w:rtl w:val="0"/>
+        </w:rPr>
+        <w:t xml:space="preserve">đặt</w:t>
+      </w:r>
+      <w:r>
+        <w:rPr>
+          <w:rFonts w:ascii="Arial" w:cs="Arial" w:eastAsia="Arial" w:hAnsi="Arial"/>
+          <w:i w:val="0"/>
+          <w:iCs w:val="0"/>
+          <w:smallCaps w:val="0"/>
+          <w:strike w:val="0"/>
+          <w:color w:val="000000"/>
+          <w:sz w:val="22"/>
+          <w:szCs w:val="22"/>
+          <w:u w:val="none"/>
+          <w:shd w:fill="auto" w:val="clear"/>
+          <w:vertAlign w:val="baseline"/>
+          <w:rtl w:val="0"/>
+        </w:rPr>
+        <w:t xml:space="preserve"> 2 tháp = tạo link”.</w:t>
       </w:r>
     </w:p>
     <w:p>
@@ -2378,13 +2442,13 @@
         <w:spacing w:after="0" w:before="0" w:line="300" w:lineRule="auto"/>
         <w:ind w:left="360" w:right="0" w:hanging="360"/>
         <w:jc w:val="left"/>
-        <w:rPr/>
+        <w:rPr>
+          <w:rFonts w:ascii="Arial" w:cs="Arial" w:eastAsia="Arial" w:hAnsi="Arial"/>
+        </w:rPr>
       </w:pPr>
       <w:r>
         <w:rPr>
-          <w:rFonts w:ascii="Calibri" w:cs="Calibri" w:eastAsia="Calibri" w:hAnsi="Calibri"/>
-          <w:b w:val="0"/>
-          <w:bCs w:val="0"/>
+          <w:rFonts w:ascii="Arial" w:cs="Arial" w:eastAsia="Arial" w:hAnsi="Arial"/>
           <w:i w:val="0"/>
           <w:iCs w:val="0"/>
           <w:smallCaps w:val="0"/>
@@ -2397,7 +2461,41 @@
           <w:vertAlign w:val="baseline"/>
           <w:rtl w:val="0"/>
         </w:rPr>
-        <w:t xml:space="preserve">Readable chaos: nhiều link có thể chồng lên nhau, nhưng cần màu tươi, enemy rõ, lane bo đẹp và feedback audio rõ ràng.</w:t>
+        <w:t xml:space="preserve">Readable chaos: nhiều link có thể chồng lên nhau, nhưng cần màu tươi, enemy rõ, lane </w:t>
+      </w:r>
+      <w:r>
+        <w:rPr>
+          <w:rFonts w:ascii="Arial" w:cs="Arial" w:eastAsia="Arial" w:hAnsi="Arial"/>
+          <w:i w:val="0"/>
+          <w:iCs w:val="0"/>
+          <w:smallCaps w:val="0"/>
+          <w:strike w:val="0"/>
+          <w:color w:val="000000"/>
+          <w:sz w:val="22"/>
+          <w:szCs w:val="22"/>
+          <w:u w:val="none"/>
+          <w:shd w:fill="auto" w:val="clear"/>
+          <w:vertAlign w:val="baseline"/>
+          <w:rtl w:val="0"/>
+        </w:rPr>
+        <w:t xml:space="preserve">bo</w:t>
+      </w:r>
+      <w:r>
+        <w:rPr>
+          <w:rFonts w:ascii="Arial" w:cs="Arial" w:eastAsia="Arial" w:hAnsi="Arial"/>
+          <w:i w:val="0"/>
+          <w:iCs w:val="0"/>
+          <w:smallCaps w:val="0"/>
+          <w:strike w:val="0"/>
+          <w:color w:val="000000"/>
+          <w:sz w:val="22"/>
+          <w:szCs w:val="22"/>
+          <w:u w:val="none"/>
+          <w:shd w:fill="auto" w:val="clear"/>
+          <w:vertAlign w:val="baseline"/>
+          <w:rtl w:val="0"/>
+        </w:rPr>
+        <w:t xml:space="preserve"> đẹp và feedback audio rõ ràng.</w:t>
       </w:r>
     </w:p>
     <w:p>
@@ -2421,13 +2519,13 @@
         <w:spacing w:after="80" w:before="0" w:line="300" w:lineRule="auto"/>
         <w:ind w:left="360" w:right="0" w:hanging="360"/>
         <w:jc w:val="left"/>
-        <w:rPr/>
+        <w:rPr>
+          <w:rFonts w:ascii="Arial" w:cs="Arial" w:eastAsia="Arial" w:hAnsi="Arial"/>
+        </w:rPr>
       </w:pPr>
       <w:r>
         <w:rPr>
-          <w:rFonts w:ascii="Calibri" w:cs="Calibri" w:eastAsia="Calibri" w:hAnsi="Calibri"/>
-          <w:b w:val="0"/>
-          <w:bCs w:val="0"/>
+          <w:rFonts w:ascii="Arial" w:cs="Arial" w:eastAsia="Arial" w:hAnsi="Arial"/>
           <w:i w:val="0"/>
           <w:iCs w:val="0"/>
           <w:smallCaps w:val="0"/>
@@ -2446,10 +2544,13 @@
     <w:p>
       <w:pPr>
         <w:pStyle w:val="Heading2"/>
-        <w:rPr/>
+        <w:rPr>
+          <w:rFonts w:ascii="Arial" w:cs="Arial" w:eastAsia="Arial" w:hAnsi="Arial"/>
+        </w:rPr>
       </w:pPr>
       <w:r>
         <w:rPr>
+          <w:rFonts w:ascii="Arial" w:cs="Arial" w:eastAsia="Arial" w:hAnsi="Arial"/>
           <w:rtl w:val="0"/>
         </w:rPr>
         <w:t xml:space="preserve">1.3 Genre and benchmark titles</w:t>
@@ -2457,10 +2558,13 @@
     </w:p>
     <w:p>
       <w:pPr>
-        <w:rPr/>
+        <w:rPr>
+          <w:rFonts w:ascii="Arial" w:cs="Arial" w:eastAsia="Arial" w:hAnsi="Arial"/>
+        </w:rPr>
       </w:pPr>
       <w:r>
         <w:rPr>
+          <w:rFonts w:ascii="Arial" w:cs="Arial" w:eastAsia="Arial" w:hAnsi="Arial"/>
           <w:rtl w:val="0"/>
         </w:rPr>
         <w:t xml:space="preserve">Game thuộc nhóm tower defense 2D, roguelite drafting và spatial puzzle. Benchmark tinh thần gồm tower defense casual, auto-battler link/synergy game và các roguelite chọn 1 trong 3 reward sau mốc tiến trình.</w:t>
@@ -2469,10 +2573,13 @@
     <w:p>
       <w:pPr>
         <w:pStyle w:val="Heading2"/>
-        <w:rPr/>
+        <w:rPr>
+          <w:rFonts w:ascii="Arial" w:cs="Arial" w:eastAsia="Arial" w:hAnsi="Arial"/>
+        </w:rPr>
       </w:pPr>
       <w:r>
         <w:rPr>
+          <w:rFonts w:ascii="Arial" w:cs="Arial" w:eastAsia="Arial" w:hAnsi="Arial"/>
           <w:rtl w:val="0"/>
         </w:rPr>
         <w:t xml:space="preserve">1.4 Platforms</w:t>
@@ -2499,13 +2606,13 @@
         <w:spacing w:after="0" w:before="0" w:line="300" w:lineRule="auto"/>
         <w:ind w:left="360" w:right="0" w:hanging="360"/>
         <w:jc w:val="left"/>
-        <w:rPr/>
+        <w:rPr>
+          <w:rFonts w:ascii="Arial" w:cs="Arial" w:eastAsia="Arial" w:hAnsi="Arial"/>
+        </w:rPr>
       </w:pPr>
       <w:r>
         <w:rPr>
-          <w:rFonts w:ascii="Calibri" w:cs="Calibri" w:eastAsia="Calibri" w:hAnsi="Calibri"/>
-          <w:b w:val="0"/>
-          <w:bCs w:val="0"/>
+          <w:rFonts w:ascii="Arial" w:cs="Arial" w:eastAsia="Arial" w:hAnsi="Arial"/>
           <w:i w:val="0"/>
           <w:iCs w:val="0"/>
           <w:smallCaps w:val="0"/>
@@ -2518,59 +2625,19 @@
           <w:vertAlign w:val="baseline"/>
           <w:rtl w:val="0"/>
         </w:rPr>
-        <w:t xml:space="preserve">Tập trung: PC và WebGL.</w:t>
-      </w:r>
-    </w:p>
-    <w:p>
-      <w:pPr>
-        <w:keepNext w:val="0"/>
-        <w:keepLines w:val="0"/>
-        <w:pageBreakBefore w:val="0"/>
-        <w:widowControl w:val="1"/>
-        <w:numPr>
-          <w:ilvl w:val="0"/>
-          <w:numId w:val="1"/>
-        </w:numPr>
-        <w:pBdr>
-          <w:top w:space="0" w:sz="0" w:val="nil"/>
-          <w:left w:space="0" w:sz="0" w:val="nil"/>
-          <w:bottom w:space="0" w:sz="0" w:val="nil"/>
-          <w:right w:space="0" w:sz="0" w:val="nil"/>
-          <w:between w:space="0" w:sz="0" w:val="nil"/>
-        </w:pBdr>
-        <w:shd w:fill="auto" w:val="clear"/>
-        <w:spacing w:after="80" w:before="0" w:line="300" w:lineRule="auto"/>
-        <w:ind w:left="360" w:right="0" w:hanging="360"/>
-        <w:jc w:val="left"/>
-        <w:rPr/>
-      </w:pPr>
-      <w:r>
-        <w:rPr>
-          <w:rFonts w:ascii="Calibri" w:cs="Calibri" w:eastAsia="Calibri" w:hAnsi="Calibri"/>
-          <w:b w:val="0"/>
-          <w:bCs w:val="0"/>
-          <w:i w:val="0"/>
-          <w:iCs w:val="0"/>
-          <w:smallCaps w:val="0"/>
-          <w:strike w:val="0"/>
-          <w:color w:val="000000"/>
-          <w:sz w:val="22"/>
-          <w:szCs w:val="22"/>
-          <w:u w:val="none"/>
-          <w:shd w:fill="auto" w:val="clear"/>
-          <w:vertAlign w:val="baseline"/>
-          <w:rtl w:val="0"/>
-        </w:rPr>
-        <w:t xml:space="preserve">Cân nhắc: Mobile sau khi UI card hand, drag/drop và reward panel có responsive pass riêng.</w:t>
+        <w:t xml:space="preserve">Tập trung: WebGL.</w:t>
       </w:r>
     </w:p>
     <w:p>
       <w:pPr>
         <w:pStyle w:val="Heading2"/>
-        <w:rPr/>
+        <w:rPr>
+          <w:rFonts w:ascii="Arial" w:cs="Arial" w:eastAsia="Arial" w:hAnsi="Arial"/>
+        </w:rPr>
       </w:pPr>
       <w:r>
         <w:rPr>
+          <w:rFonts w:ascii="Arial" w:cs="Arial" w:eastAsia="Arial" w:hAnsi="Arial"/>
           <w:rtl w:val="0"/>
         </w:rPr>
         <w:t xml:space="preserve">1.5 Target audience</w:t>
@@ -2597,13 +2664,13 @@
         <w:spacing w:after="0" w:before="0" w:line="300" w:lineRule="auto"/>
         <w:ind w:left="360" w:right="0" w:hanging="360"/>
         <w:jc w:val="left"/>
-        <w:rPr/>
+        <w:rPr>
+          <w:rFonts w:ascii="Arial" w:cs="Arial" w:eastAsia="Arial" w:hAnsi="Arial"/>
+        </w:rPr>
       </w:pPr>
       <w:r>
         <w:rPr>
-          <w:rFonts w:ascii="Calibri" w:cs="Calibri" w:eastAsia="Calibri" w:hAnsi="Calibri"/>
-          <w:b w:val="0"/>
-          <w:bCs w:val="0"/>
+          <w:rFonts w:ascii="Arial" w:cs="Arial" w:eastAsia="Arial" w:hAnsi="Arial"/>
           <w:i w:val="0"/>
           <w:iCs w:val="0"/>
           <w:smallCaps w:val="0"/>
@@ -2640,13 +2707,13 @@
         <w:spacing w:after="0" w:before="0" w:line="300" w:lineRule="auto"/>
         <w:ind w:left="360" w:right="0" w:hanging="360"/>
         <w:jc w:val="left"/>
-        <w:rPr/>
+        <w:rPr>
+          <w:rFonts w:ascii="Arial" w:cs="Arial" w:eastAsia="Arial" w:hAnsi="Arial"/>
+        </w:rPr>
       </w:pPr>
       <w:r>
         <w:rPr>
-          <w:rFonts w:ascii="Calibri" w:cs="Calibri" w:eastAsia="Calibri" w:hAnsi="Calibri"/>
-          <w:b w:val="0"/>
-          <w:bCs w:val="0"/>
+          <w:rFonts w:ascii="Arial" w:cs="Arial" w:eastAsia="Arial" w:hAnsi="Arial"/>
           <w:i w:val="0"/>
           <w:iCs w:val="0"/>
           <w:smallCaps w:val="0"/>
@@ -2663,9 +2730,7 @@
       </w:r>
       <w:r>
         <w:rPr>
-          <w:rFonts w:ascii="Calibri" w:cs="Calibri" w:eastAsia="Calibri" w:hAnsi="Calibri"/>
-          <w:b w:val="0"/>
-          <w:bCs w:val="0"/>
+          <w:rFonts w:ascii="Arial" w:cs="Arial" w:eastAsia="Arial" w:hAnsi="Arial"/>
           <w:i w:val="0"/>
           <w:iCs w:val="0"/>
           <w:smallCaps w:val="0"/>
@@ -2682,9 +2747,7 @@
       </w:r>
       <w:r>
         <w:rPr>
-          <w:rFonts w:ascii="Calibri" w:cs="Calibri" w:eastAsia="Calibri" w:hAnsi="Calibri"/>
-          <w:b w:val="0"/>
-          <w:bCs w:val="0"/>
+          <w:rFonts w:ascii="Arial" w:cs="Arial" w:eastAsia="Arial" w:hAnsi="Arial"/>
           <w:i w:val="0"/>
           <w:iCs w:val="0"/>
           <w:smallCaps w:val="0"/>
@@ -2721,13 +2784,13 @@
         <w:spacing w:after="80" w:before="0" w:line="300" w:lineRule="auto"/>
         <w:ind w:left="360" w:right="0" w:hanging="360"/>
         <w:jc w:val="left"/>
-        <w:rPr/>
+        <w:rPr>
+          <w:rFonts w:ascii="Arial" w:cs="Arial" w:eastAsia="Arial" w:hAnsi="Arial"/>
+        </w:rPr>
       </w:pPr>
       <w:r>
         <w:rPr>
-          <w:rFonts w:ascii="Calibri" w:cs="Calibri" w:eastAsia="Calibri" w:hAnsi="Calibri"/>
-          <w:b w:val="0"/>
-          <w:bCs w:val="0"/>
+          <w:rFonts w:ascii="Arial" w:cs="Arial" w:eastAsia="Arial" w:hAnsi="Arial"/>
           <w:i w:val="0"/>
           <w:iCs w:val="0"/>
           <w:smallCaps w:val="0"/>
@@ -2746,10 +2809,13 @@
     <w:p>
       <w:pPr>
         <w:pStyle w:val="Heading2"/>
-        <w:rPr/>
+        <w:rPr>
+          <w:rFonts w:ascii="Arial" w:cs="Arial" w:eastAsia="Arial" w:hAnsi="Arial"/>
+        </w:rPr>
       </w:pPr>
       <w:r>
         <w:rPr>
+          <w:rFonts w:ascii="Arial" w:cs="Arial" w:eastAsia="Arial" w:hAnsi="Arial"/>
           <w:rtl w:val="0"/>
         </w:rPr>
         <w:t xml:space="preserve">1.6 Unique selling points</w:t>
@@ -2757,22 +2823,28 @@
     </w:p>
     <w:p>
       <w:pPr>
-        <w:rPr/>
+        <w:rPr>
+          <w:rFonts w:ascii="Arial" w:cs="Arial" w:eastAsia="Arial" w:hAnsi="Arial"/>
+        </w:rPr>
       </w:pPr>
       <w:r>
         <w:rPr>
+          <w:rFonts w:ascii="Arial" w:cs="Arial" w:eastAsia="Arial" w:hAnsi="Arial"/>
           <w:rtl w:val="0"/>
         </w:rPr>
-        <w:t xml:space="preserve">USP nằm ở việc mọi tower đều tự liên kết thành một mạng lưới toàn map. Enemy không chỉ bị tower bắn, mà bị “cắt” bởi các đường năng lượng. Mỗi màu tháp là một loại hiệu ứng, mỗi tổ hợp màu tạo link lai. Player không cần học quá nhiều rule phức tạp: đặt tower, nhìn dây, kéo lại tower, xóa tower và tối ưu mạng lưới.</w:t>
+        <w:t xml:space="preserve">USP nằm ở việc mọi tower đều tự liên kết thành một mạng lưới toàn map. Enemy không chỉ bị tower bắn, mà bị “cắt” bởi các đường năng lượng. Mỗi màu tháp là một loại hiệu ứng, mỗi tổ hợp màu tạo link lai. Player không cần học quá nhiều rule phức tạp: đặt tower, nhìn dây, kéo lại tower, xóa tower và tối ưu mạng lưới. Và audio từ bg âm nhạc tới các effect bằng giọng của tôi rất đặc biệt dễ thu hút người chơi bạn đầu nhưng chiều sâu gameplay sẽ giữ chân người chơi.</w:t>
       </w:r>
     </w:p>
     <w:p>
       <w:pPr>
         <w:pStyle w:val="Heading1"/>
-        <w:rPr/>
+        <w:rPr>
+          <w:rFonts w:ascii="Arial" w:cs="Arial" w:eastAsia="Arial" w:hAnsi="Arial"/>
+        </w:rPr>
       </w:pPr>
       <w:r>
         <w:rPr>
+          <w:rFonts w:ascii="Arial" w:cs="Arial" w:eastAsia="Arial" w:hAnsi="Arial"/>
           <w:rtl w:val="0"/>
         </w:rPr>
         <w:t xml:space="preserve">2. CORE GAMEPLAY MECHANICS</w:t>
@@ -2781,10 +2853,13 @@
     <w:p>
       <w:pPr>
         <w:pStyle w:val="Heading2"/>
-        <w:rPr/>
+        <w:rPr>
+          <w:rFonts w:ascii="Arial" w:cs="Arial" w:eastAsia="Arial" w:hAnsi="Arial"/>
+        </w:rPr>
       </w:pPr>
       <w:r>
         <w:rPr>
+          <w:rFonts w:ascii="Arial" w:cs="Arial" w:eastAsia="Arial" w:hAnsi="Arial"/>
           <w:rtl w:val="0"/>
         </w:rPr>
         <w:t xml:space="preserve">2.1 Core loop</w:t>
@@ -2811,13 +2886,13 @@
         <w:spacing w:after="0" w:before="0" w:line="300" w:lineRule="auto"/>
         <w:ind w:left="360" w:right="0" w:hanging="360"/>
         <w:jc w:val="left"/>
-        <w:rPr/>
+        <w:rPr>
+          <w:rFonts w:ascii="Arial" w:cs="Arial" w:eastAsia="Arial" w:hAnsi="Arial"/>
+        </w:rPr>
       </w:pPr>
       <w:r>
         <w:rPr>
-          <w:rFonts w:ascii="Calibri" w:cs="Calibri" w:eastAsia="Calibri" w:hAnsi="Calibri"/>
-          <w:b w:val="0"/>
-          <w:bCs w:val="0"/>
+          <w:rFonts w:ascii="Arial" w:cs="Arial" w:eastAsia="Arial" w:hAnsi="Arial"/>
           <w:i w:val="0"/>
           <w:iCs w:val="0"/>
           <w:smallCaps w:val="0"/>
@@ -2854,13 +2929,13 @@
         <w:spacing w:after="0" w:before="0" w:line="300" w:lineRule="auto"/>
         <w:ind w:left="360" w:right="0" w:hanging="360"/>
         <w:jc w:val="left"/>
-        <w:rPr/>
+        <w:rPr>
+          <w:rFonts w:ascii="Arial" w:cs="Arial" w:eastAsia="Arial" w:hAnsi="Arial"/>
+        </w:rPr>
       </w:pPr>
       <w:r>
         <w:rPr>
-          <w:rFonts w:ascii="Calibri" w:cs="Calibri" w:eastAsia="Calibri" w:hAnsi="Calibri"/>
-          <w:b w:val="0"/>
-          <w:bCs w:val="0"/>
+          <w:rFonts w:ascii="Arial" w:cs="Arial" w:eastAsia="Arial" w:hAnsi="Arial"/>
           <w:i w:val="0"/>
           <w:iCs w:val="0"/>
           <w:smallCaps w:val="0"/>
@@ -2897,13 +2972,13 @@
         <w:spacing w:after="0" w:before="0" w:line="300" w:lineRule="auto"/>
         <w:ind w:left="360" w:right="0" w:hanging="360"/>
         <w:jc w:val="left"/>
-        <w:rPr/>
+        <w:rPr>
+          <w:rFonts w:ascii="Arial" w:cs="Arial" w:eastAsia="Arial" w:hAnsi="Arial"/>
+        </w:rPr>
       </w:pPr>
       <w:r>
         <w:rPr>
-          <w:rFonts w:ascii="Calibri" w:cs="Calibri" w:eastAsia="Calibri" w:hAnsi="Calibri"/>
-          <w:b w:val="0"/>
-          <w:bCs w:val="0"/>
+          <w:rFonts w:ascii="Arial" w:cs="Arial" w:eastAsia="Arial" w:hAnsi="Arial"/>
           <w:i w:val="0"/>
           <w:iCs w:val="0"/>
           <w:smallCaps w:val="0"/>
@@ -2940,13 +3015,13 @@
         <w:spacing w:after="0" w:before="0" w:line="300" w:lineRule="auto"/>
         <w:ind w:left="360" w:right="0" w:hanging="360"/>
         <w:jc w:val="left"/>
-        <w:rPr/>
+        <w:rPr>
+          <w:rFonts w:ascii="Arial" w:cs="Arial" w:eastAsia="Arial" w:hAnsi="Arial"/>
+        </w:rPr>
       </w:pPr>
       <w:r>
         <w:rPr>
-          <w:rFonts w:ascii="Calibri" w:cs="Calibri" w:eastAsia="Calibri" w:hAnsi="Calibri"/>
-          <w:b w:val="0"/>
-          <w:bCs w:val="0"/>
+          <w:rFonts w:ascii="Arial" w:cs="Arial" w:eastAsia="Arial" w:hAnsi="Arial"/>
           <w:i w:val="0"/>
           <w:iCs w:val="0"/>
           <w:smallCaps w:val="0"/>
@@ -2983,13 +3058,13 @@
         <w:spacing w:after="0" w:before="0" w:line="300" w:lineRule="auto"/>
         <w:ind w:left="360" w:right="0" w:hanging="360"/>
         <w:jc w:val="left"/>
-        <w:rPr/>
+        <w:rPr>
+          <w:rFonts w:ascii="Arial" w:cs="Arial" w:eastAsia="Arial" w:hAnsi="Arial"/>
+        </w:rPr>
       </w:pPr>
       <w:r>
         <w:rPr>
-          <w:rFonts w:ascii="Calibri" w:cs="Calibri" w:eastAsia="Calibri" w:hAnsi="Calibri"/>
-          <w:b w:val="0"/>
-          <w:bCs w:val="0"/>
+          <w:rFonts w:ascii="Arial" w:cs="Arial" w:eastAsia="Arial" w:hAnsi="Arial"/>
           <w:i w:val="0"/>
           <w:iCs w:val="0"/>
           <w:smallCaps w:val="0"/>
@@ -3026,13 +3101,13 @@
         <w:spacing w:after="0" w:before="0" w:line="300" w:lineRule="auto"/>
         <w:ind w:left="360" w:right="0" w:hanging="360"/>
         <w:jc w:val="left"/>
-        <w:rPr/>
+        <w:rPr>
+          <w:rFonts w:ascii="Arial" w:cs="Arial" w:eastAsia="Arial" w:hAnsi="Arial"/>
+        </w:rPr>
       </w:pPr>
       <w:r>
         <w:rPr>
-          <w:rFonts w:ascii="Calibri" w:cs="Calibri" w:eastAsia="Calibri" w:hAnsi="Calibri"/>
-          <w:b w:val="0"/>
-          <w:bCs w:val="0"/>
+          <w:rFonts w:ascii="Arial" w:cs="Arial" w:eastAsia="Arial" w:hAnsi="Arial"/>
           <w:i w:val="0"/>
           <w:iCs w:val="0"/>
           <w:smallCaps w:val="0"/>
@@ -3069,13 +3144,13 @@
         <w:spacing w:after="0" w:before="0" w:line="300" w:lineRule="auto"/>
         <w:ind w:left="360" w:right="0" w:hanging="360"/>
         <w:jc w:val="left"/>
-        <w:rPr/>
+        <w:rPr>
+          <w:rFonts w:ascii="Arial" w:cs="Arial" w:eastAsia="Arial" w:hAnsi="Arial"/>
+        </w:rPr>
       </w:pPr>
       <w:r>
         <w:rPr>
-          <w:rFonts w:ascii="Calibri" w:cs="Calibri" w:eastAsia="Calibri" w:hAnsi="Calibri"/>
-          <w:b w:val="0"/>
-          <w:bCs w:val="0"/>
+          <w:rFonts w:ascii="Arial" w:cs="Arial" w:eastAsia="Arial" w:hAnsi="Arial"/>
           <w:i w:val="0"/>
           <w:iCs w:val="0"/>
           <w:smallCaps w:val="0"/>
@@ -3112,13 +3187,13 @@
         <w:spacing w:after="80" w:before="0" w:line="300" w:lineRule="auto"/>
         <w:ind w:left="360" w:right="0" w:hanging="360"/>
         <w:jc w:val="left"/>
-        <w:rPr/>
+        <w:rPr>
+          <w:rFonts w:ascii="Arial" w:cs="Arial" w:eastAsia="Arial" w:hAnsi="Arial"/>
+        </w:rPr>
       </w:pPr>
       <w:r>
         <w:rPr>
-          <w:rFonts w:ascii="Calibri" w:cs="Calibri" w:eastAsia="Calibri" w:hAnsi="Calibri"/>
-          <w:b w:val="0"/>
-          <w:bCs w:val="0"/>
+          <w:rFonts w:ascii="Arial" w:cs="Arial" w:eastAsia="Arial" w:hAnsi="Arial"/>
           <w:i w:val="0"/>
           <w:iCs w:val="0"/>
           <w:smallCaps w:val="0"/>
@@ -3137,10 +3212,13 @@
     <w:p>
       <w:pPr>
         <w:pStyle w:val="Heading2"/>
-        <w:rPr/>
+        <w:rPr>
+          <w:rFonts w:ascii="Arial" w:cs="Arial" w:eastAsia="Arial" w:hAnsi="Arial"/>
+        </w:rPr>
       </w:pPr>
       <w:r>
         <w:rPr>
+          <w:rFonts w:ascii="Arial" w:cs="Arial" w:eastAsia="Arial" w:hAnsi="Arial"/>
           <w:rtl w:val="0"/>
         </w:rPr>
         <w:t xml:space="preserve">2.2 Player objectives</w:t>
@@ -3148,10 +3226,13 @@
     </w:p>
     <w:p>
       <w:pPr>
-        <w:rPr/>
+        <w:rPr>
+          <w:rFonts w:ascii="Arial" w:cs="Arial" w:eastAsia="Arial" w:hAnsi="Arial"/>
+        </w:rPr>
       </w:pPr>
       <w:r>
         <w:rPr>
+          <w:rFonts w:ascii="Arial" w:cs="Arial" w:eastAsia="Arial" w:hAnsi="Arial"/>
           <w:rtl w:val="0"/>
         </w:rPr>
         <w:t xml:space="preserve">Mục tiêu ngắn hạn là tạo link đầu tiên, sống sót qua wave và ngăn enemy đi tới cuối lane. Mục tiêu trung hạn là xây mạng lưới link cắt qua lane nhiều lần, chọn reward giúp tăng sức mạnh và sửa mạng bằng di chuyển/xóa tower. Mục tiêu dài hạn là đạt wave cao nhất với network ổn định, ít visual noise và đủ damage scaling để chống enemy HP tăng dần.</w:t>
@@ -3160,10 +3241,13 @@
     <w:p>
       <w:pPr>
         <w:pStyle w:val="Heading2"/>
-        <w:rPr/>
+        <w:rPr>
+          <w:rFonts w:ascii="Arial" w:cs="Arial" w:eastAsia="Arial" w:hAnsi="Arial"/>
+        </w:rPr>
       </w:pPr>
       <w:r>
         <w:rPr>
+          <w:rFonts w:ascii="Arial" w:cs="Arial" w:eastAsia="Arial" w:hAnsi="Arial"/>
           <w:rtl w:val="0"/>
         </w:rPr>
         <w:t xml:space="preserve">2.3 Player actions</w:t>
@@ -3215,11 +3299,13 @@
           <w:p>
             <w:pPr>
               <w:spacing w:after="0" w:line="276" w:lineRule="auto"/>
-              <w:rPr/>
-            </w:pPr>
-            <w:r>
-              <w:rPr>
-                <w:rFonts w:ascii="Calibri" w:cs="Calibri" w:eastAsia="Calibri" w:hAnsi="Calibri"/>
+              <w:rPr>
+                <w:rFonts w:ascii="Arial" w:cs="Arial" w:eastAsia="Arial" w:hAnsi="Arial"/>
+              </w:rPr>
+            </w:pPr>
+            <w:r>
+              <w:rPr>
+                <w:rFonts w:ascii="Arial" w:cs="Arial" w:eastAsia="Arial" w:hAnsi="Arial"/>
                 <w:b w:val="1"/>
                 <w:bCs w:val="1"/>
                 <w:color w:val="0b2545"/>
@@ -3248,11 +3334,13 @@
           <w:p>
             <w:pPr>
               <w:spacing w:after="0" w:line="276" w:lineRule="auto"/>
-              <w:rPr/>
-            </w:pPr>
-            <w:r>
-              <w:rPr>
-                <w:rFonts w:ascii="Calibri" w:cs="Calibri" w:eastAsia="Calibri" w:hAnsi="Calibri"/>
+              <w:rPr>
+                <w:rFonts w:ascii="Arial" w:cs="Arial" w:eastAsia="Arial" w:hAnsi="Arial"/>
+              </w:rPr>
+            </w:pPr>
+            <w:r>
+              <w:rPr>
+                <w:rFonts w:ascii="Arial" w:cs="Arial" w:eastAsia="Arial" w:hAnsi="Arial"/>
                 <w:b w:val="1"/>
                 <w:bCs w:val="1"/>
                 <w:color w:val="0b2545"/>
@@ -3281,11 +3369,13 @@
           <w:p>
             <w:pPr>
               <w:spacing w:after="0" w:line="276" w:lineRule="auto"/>
-              <w:rPr/>
-            </w:pPr>
-            <w:r>
-              <w:rPr>
-                <w:rFonts w:ascii="Calibri" w:cs="Calibri" w:eastAsia="Calibri" w:hAnsi="Calibri"/>
+              <w:rPr>
+                <w:rFonts w:ascii="Arial" w:cs="Arial" w:eastAsia="Arial" w:hAnsi="Arial"/>
+              </w:rPr>
+            </w:pPr>
+            <w:r>
+              <w:rPr>
+                <w:rFonts w:ascii="Arial" w:cs="Arial" w:eastAsia="Arial" w:hAnsi="Arial"/>
                 <w:b w:val="1"/>
                 <w:bCs w:val="1"/>
                 <w:color w:val="0b2545"/>
@@ -3320,13 +3410,13 @@
           <w:p>
             <w:pPr>
               <w:spacing w:after="0" w:line="276" w:lineRule="auto"/>
-              <w:rPr/>
-            </w:pPr>
-            <w:r>
-              <w:rPr>
-                <w:rFonts w:ascii="Calibri" w:cs="Calibri" w:eastAsia="Calibri" w:hAnsi="Calibri"/>
-                <w:b w:val="0"/>
-                <w:bCs w:val="0"/>
+              <w:rPr>
+                <w:rFonts w:ascii="Arial" w:cs="Arial" w:eastAsia="Arial" w:hAnsi="Arial"/>
+              </w:rPr>
+            </w:pPr>
+            <w:r>
+              <w:rPr>
+                <w:rFonts w:ascii="Arial" w:cs="Arial" w:eastAsia="Arial" w:hAnsi="Arial"/>
                 <w:sz w:val="18"/>
                 <w:szCs w:val="18"/>
                 <w:rtl w:val="0"/>
@@ -3352,13 +3442,13 @@
           <w:p>
             <w:pPr>
               <w:spacing w:after="0" w:line="276" w:lineRule="auto"/>
-              <w:rPr/>
-            </w:pPr>
-            <w:r>
-              <w:rPr>
-                <w:rFonts w:ascii="Calibri" w:cs="Calibri" w:eastAsia="Calibri" w:hAnsi="Calibri"/>
-                <w:b w:val="0"/>
-                <w:bCs w:val="0"/>
+              <w:rPr>
+                <w:rFonts w:ascii="Arial" w:cs="Arial" w:eastAsia="Arial" w:hAnsi="Arial"/>
+              </w:rPr>
+            </w:pPr>
+            <w:r>
+              <w:rPr>
+                <w:rFonts w:ascii="Arial" w:cs="Arial" w:eastAsia="Arial" w:hAnsi="Arial"/>
                 <w:sz w:val="18"/>
                 <w:szCs w:val="18"/>
                 <w:rtl w:val="0"/>
@@ -3384,13 +3474,13 @@
           <w:p>
             <w:pPr>
               <w:spacing w:after="0" w:line="276" w:lineRule="auto"/>
-              <w:rPr/>
-            </w:pPr>
-            <w:r>
-              <w:rPr>
-                <w:rFonts w:ascii="Calibri" w:cs="Calibri" w:eastAsia="Calibri" w:hAnsi="Calibri"/>
-                <w:b w:val="0"/>
-                <w:bCs w:val="0"/>
+              <w:rPr>
+                <w:rFonts w:ascii="Arial" w:cs="Arial" w:eastAsia="Arial" w:hAnsi="Arial"/>
+              </w:rPr>
+            </w:pPr>
+            <w:r>
+              <w:rPr>
+                <w:rFonts w:ascii="Arial" w:cs="Arial" w:eastAsia="Arial" w:hAnsi="Arial"/>
                 <w:sz w:val="18"/>
                 <w:szCs w:val="18"/>
                 <w:rtl w:val="0"/>
@@ -3422,13 +3512,13 @@
           <w:p>
             <w:pPr>
               <w:spacing w:after="0" w:line="276" w:lineRule="auto"/>
-              <w:rPr/>
-            </w:pPr>
-            <w:r>
-              <w:rPr>
-                <w:rFonts w:ascii="Calibri" w:cs="Calibri" w:eastAsia="Calibri" w:hAnsi="Calibri"/>
-                <w:b w:val="0"/>
-                <w:bCs w:val="0"/>
+              <w:rPr>
+                <w:rFonts w:ascii="Arial" w:cs="Arial" w:eastAsia="Arial" w:hAnsi="Arial"/>
+              </w:rPr>
+            </w:pPr>
+            <w:r>
+              <w:rPr>
+                <w:rFonts w:ascii="Arial" w:cs="Arial" w:eastAsia="Arial" w:hAnsi="Arial"/>
                 <w:sz w:val="18"/>
                 <w:szCs w:val="18"/>
                 <w:rtl w:val="0"/>
@@ -3454,13 +3544,13 @@
           <w:p>
             <w:pPr>
               <w:spacing w:after="0" w:line="276" w:lineRule="auto"/>
-              <w:rPr/>
-            </w:pPr>
-            <w:r>
-              <w:rPr>
-                <w:rFonts w:ascii="Calibri" w:cs="Calibri" w:eastAsia="Calibri" w:hAnsi="Calibri"/>
-                <w:b w:val="0"/>
-                <w:bCs w:val="0"/>
+              <w:rPr>
+                <w:rFonts w:ascii="Arial" w:cs="Arial" w:eastAsia="Arial" w:hAnsi="Arial"/>
+              </w:rPr>
+            </w:pPr>
+            <w:r>
+              <w:rPr>
+                <w:rFonts w:ascii="Arial" w:cs="Arial" w:eastAsia="Arial" w:hAnsi="Arial"/>
                 <w:sz w:val="18"/>
                 <w:szCs w:val="18"/>
                 <w:rtl w:val="0"/>
@@ -3486,13 +3576,13 @@
           <w:p>
             <w:pPr>
               <w:spacing w:after="0" w:line="276" w:lineRule="auto"/>
-              <w:rPr/>
-            </w:pPr>
-            <w:r>
-              <w:rPr>
-                <w:rFonts w:ascii="Calibri" w:cs="Calibri" w:eastAsia="Calibri" w:hAnsi="Calibri"/>
-                <w:b w:val="0"/>
-                <w:bCs w:val="0"/>
+              <w:rPr>
+                <w:rFonts w:ascii="Arial" w:cs="Arial" w:eastAsia="Arial" w:hAnsi="Arial"/>
+              </w:rPr>
+            </w:pPr>
+            <w:r>
+              <w:rPr>
+                <w:rFonts w:ascii="Arial" w:cs="Arial" w:eastAsia="Arial" w:hAnsi="Arial"/>
                 <w:sz w:val="18"/>
                 <w:szCs w:val="18"/>
                 <w:rtl w:val="0"/>
@@ -3524,13 +3614,13 @@
           <w:p>
             <w:pPr>
               <w:spacing w:after="0" w:line="276" w:lineRule="auto"/>
-              <w:rPr/>
-            </w:pPr>
-            <w:r>
-              <w:rPr>
-                <w:rFonts w:ascii="Calibri" w:cs="Calibri" w:eastAsia="Calibri" w:hAnsi="Calibri"/>
-                <w:b w:val="0"/>
-                <w:bCs w:val="0"/>
+              <w:rPr>
+                <w:rFonts w:ascii="Arial" w:cs="Arial" w:eastAsia="Arial" w:hAnsi="Arial"/>
+              </w:rPr>
+            </w:pPr>
+            <w:r>
+              <w:rPr>
+                <w:rFonts w:ascii="Arial" w:cs="Arial" w:eastAsia="Arial" w:hAnsi="Arial"/>
                 <w:sz w:val="18"/>
                 <w:szCs w:val="18"/>
                 <w:rtl w:val="0"/>
@@ -3556,13 +3646,13 @@
           <w:p>
             <w:pPr>
               <w:spacing w:after="0" w:line="276" w:lineRule="auto"/>
-              <w:rPr/>
-            </w:pPr>
-            <w:r>
-              <w:rPr>
-                <w:rFonts w:ascii="Calibri" w:cs="Calibri" w:eastAsia="Calibri" w:hAnsi="Calibri"/>
-                <w:b w:val="0"/>
-                <w:bCs w:val="0"/>
+              <w:rPr>
+                <w:rFonts w:ascii="Arial" w:cs="Arial" w:eastAsia="Arial" w:hAnsi="Arial"/>
+              </w:rPr>
+            </w:pPr>
+            <w:r>
+              <w:rPr>
+                <w:rFonts w:ascii="Arial" w:cs="Arial" w:eastAsia="Arial" w:hAnsi="Arial"/>
                 <w:sz w:val="18"/>
                 <w:szCs w:val="18"/>
                 <w:rtl w:val="0"/>
@@ -3588,13 +3678,13 @@
           <w:p>
             <w:pPr>
               <w:spacing w:after="0" w:line="276" w:lineRule="auto"/>
-              <w:rPr/>
-            </w:pPr>
-            <w:r>
-              <w:rPr>
-                <w:rFonts w:ascii="Calibri" w:cs="Calibri" w:eastAsia="Calibri" w:hAnsi="Calibri"/>
-                <w:b w:val="0"/>
-                <w:bCs w:val="0"/>
+              <w:rPr>
+                <w:rFonts w:ascii="Arial" w:cs="Arial" w:eastAsia="Arial" w:hAnsi="Arial"/>
+              </w:rPr>
+            </w:pPr>
+            <w:r>
+              <w:rPr>
+                <w:rFonts w:ascii="Arial" w:cs="Arial" w:eastAsia="Arial" w:hAnsi="Arial"/>
                 <w:sz w:val="18"/>
                 <w:szCs w:val="18"/>
                 <w:rtl w:val="0"/>
@@ -3626,13 +3716,13 @@
           <w:p>
             <w:pPr>
               <w:spacing w:after="0" w:line="276" w:lineRule="auto"/>
-              <w:rPr/>
-            </w:pPr>
-            <w:r>
-              <w:rPr>
-                <w:rFonts w:ascii="Calibri" w:cs="Calibri" w:eastAsia="Calibri" w:hAnsi="Calibri"/>
-                <w:b w:val="0"/>
-                <w:bCs w:val="0"/>
+              <w:rPr>
+                <w:rFonts w:ascii="Arial" w:cs="Arial" w:eastAsia="Arial" w:hAnsi="Arial"/>
+              </w:rPr>
+            </w:pPr>
+            <w:r>
+              <w:rPr>
+                <w:rFonts w:ascii="Arial" w:cs="Arial" w:eastAsia="Arial" w:hAnsi="Arial"/>
                 <w:sz w:val="18"/>
                 <w:szCs w:val="18"/>
                 <w:rtl w:val="0"/>
@@ -3658,13 +3748,13 @@
           <w:p>
             <w:pPr>
               <w:spacing w:after="0" w:line="276" w:lineRule="auto"/>
-              <w:rPr/>
-            </w:pPr>
-            <w:r>
-              <w:rPr>
-                <w:rFonts w:ascii="Calibri" w:cs="Calibri" w:eastAsia="Calibri" w:hAnsi="Calibri"/>
-                <w:b w:val="0"/>
-                <w:bCs w:val="0"/>
+              <w:rPr>
+                <w:rFonts w:ascii="Arial" w:cs="Arial" w:eastAsia="Arial" w:hAnsi="Arial"/>
+              </w:rPr>
+            </w:pPr>
+            <w:r>
+              <w:rPr>
+                <w:rFonts w:ascii="Arial" w:cs="Arial" w:eastAsia="Arial" w:hAnsi="Arial"/>
                 <w:sz w:val="18"/>
                 <w:szCs w:val="18"/>
                 <w:rtl w:val="0"/>
@@ -3690,13 +3780,13 @@
           <w:p>
             <w:pPr>
               <w:spacing w:after="0" w:line="276" w:lineRule="auto"/>
-              <w:rPr/>
-            </w:pPr>
-            <w:r>
-              <w:rPr>
-                <w:rFonts w:ascii="Calibri" w:cs="Calibri" w:eastAsia="Calibri" w:hAnsi="Calibri"/>
-                <w:b w:val="0"/>
-                <w:bCs w:val="0"/>
+              <w:rPr>
+                <w:rFonts w:ascii="Arial" w:cs="Arial" w:eastAsia="Arial" w:hAnsi="Arial"/>
+              </w:rPr>
+            </w:pPr>
+            <w:r>
+              <w:rPr>
+                <w:rFonts w:ascii="Arial" w:cs="Arial" w:eastAsia="Arial" w:hAnsi="Arial"/>
                 <w:sz w:val="18"/>
                 <w:szCs w:val="18"/>
                 <w:rtl w:val="0"/>
@@ -3728,13 +3818,13 @@
           <w:p>
             <w:pPr>
               <w:spacing w:after="0" w:line="276" w:lineRule="auto"/>
-              <w:rPr/>
-            </w:pPr>
-            <w:r>
-              <w:rPr>
-                <w:rFonts w:ascii="Calibri" w:cs="Calibri" w:eastAsia="Calibri" w:hAnsi="Calibri"/>
-                <w:b w:val="0"/>
-                <w:bCs w:val="0"/>
+              <w:rPr>
+                <w:rFonts w:ascii="Arial" w:cs="Arial" w:eastAsia="Arial" w:hAnsi="Arial"/>
+              </w:rPr>
+            </w:pPr>
+            <w:r>
+              <w:rPr>
+                <w:rFonts w:ascii="Arial" w:cs="Arial" w:eastAsia="Arial" w:hAnsi="Arial"/>
                 <w:sz w:val="18"/>
                 <w:szCs w:val="18"/>
                 <w:rtl w:val="0"/>
@@ -3760,13 +3850,13 @@
           <w:p>
             <w:pPr>
               <w:spacing w:after="0" w:line="276" w:lineRule="auto"/>
-              <w:rPr/>
-            </w:pPr>
-            <w:r>
-              <w:rPr>
-                <w:rFonts w:ascii="Calibri" w:cs="Calibri" w:eastAsia="Calibri" w:hAnsi="Calibri"/>
-                <w:b w:val="0"/>
-                <w:bCs w:val="0"/>
+              <w:rPr>
+                <w:rFonts w:ascii="Arial" w:cs="Arial" w:eastAsia="Arial" w:hAnsi="Arial"/>
+              </w:rPr>
+            </w:pPr>
+            <w:r>
+              <w:rPr>
+                <w:rFonts w:ascii="Arial" w:cs="Arial" w:eastAsia="Arial" w:hAnsi="Arial"/>
                 <w:sz w:val="18"/>
                 <w:szCs w:val="18"/>
                 <w:rtl w:val="0"/>
@@ -3792,13 +3882,13 @@
           <w:p>
             <w:pPr>
               <w:spacing w:after="0" w:line="276" w:lineRule="auto"/>
-              <w:rPr/>
-            </w:pPr>
-            <w:r>
-              <w:rPr>
-                <w:rFonts w:ascii="Calibri" w:cs="Calibri" w:eastAsia="Calibri" w:hAnsi="Calibri"/>
-                <w:b w:val="0"/>
-                <w:bCs w:val="0"/>
+              <w:rPr>
+                <w:rFonts w:ascii="Arial" w:cs="Arial" w:eastAsia="Arial" w:hAnsi="Arial"/>
+              </w:rPr>
+            </w:pPr>
+            <w:r>
+              <w:rPr>
+                <w:rFonts w:ascii="Arial" w:cs="Arial" w:eastAsia="Arial" w:hAnsi="Arial"/>
                 <w:sz w:val="18"/>
                 <w:szCs w:val="18"/>
                 <w:rtl w:val="0"/>
@@ -3816,7 +3906,9 @@
     </w:tbl>
     <w:p>
       <w:pPr>
-        <w:rPr/>
+        <w:rPr>
+          <w:rFonts w:ascii="Arial" w:cs="Arial" w:eastAsia="Arial" w:hAnsi="Arial"/>
+        </w:rPr>
       </w:pPr>
       <w:r>
         <w:rPr>
@@ -3827,10 +3919,13 @@
     <w:p>
       <w:pPr>
         <w:pStyle w:val="Heading2"/>
-        <w:rPr/>
+        <w:rPr>
+          <w:rFonts w:ascii="Arial" w:cs="Arial" w:eastAsia="Arial" w:hAnsi="Arial"/>
+        </w:rPr>
       </w:pPr>
       <w:r>
         <w:rPr>
+          <w:rFonts w:ascii="Arial" w:cs="Arial" w:eastAsia="Arial" w:hAnsi="Arial"/>
           <w:rtl w:val="0"/>
         </w:rPr>
         <w:t xml:space="preserve">2.4 Progression layers</w:t>
@@ -3857,13 +3952,13 @@
         <w:spacing w:after="0" w:before="0" w:line="300" w:lineRule="auto"/>
         <w:ind w:left="360" w:right="0" w:hanging="360"/>
         <w:jc w:val="left"/>
-        <w:rPr/>
+        <w:rPr>
+          <w:rFonts w:ascii="Arial" w:cs="Arial" w:eastAsia="Arial" w:hAnsi="Arial"/>
+        </w:rPr>
       </w:pPr>
       <w:r>
         <w:rPr>
-          <w:rFonts w:ascii="Calibri" w:cs="Calibri" w:eastAsia="Calibri" w:hAnsi="Calibri"/>
-          <w:b w:val="0"/>
-          <w:bCs w:val="0"/>
+          <w:rFonts w:ascii="Arial" w:cs="Arial" w:eastAsia="Arial" w:hAnsi="Arial"/>
           <w:i w:val="0"/>
           <w:iCs w:val="0"/>
           <w:smallCaps w:val="0"/>
@@ -3900,13 +3995,13 @@
         <w:spacing w:after="0" w:before="0" w:line="300" w:lineRule="auto"/>
         <w:ind w:left="360" w:right="0" w:hanging="360"/>
         <w:jc w:val="left"/>
-        <w:rPr/>
+        <w:rPr>
+          <w:rFonts w:ascii="Arial" w:cs="Arial" w:eastAsia="Arial" w:hAnsi="Arial"/>
+        </w:rPr>
       </w:pPr>
       <w:r>
         <w:rPr>
-          <w:rFonts w:ascii="Calibri" w:cs="Calibri" w:eastAsia="Calibri" w:hAnsi="Calibri"/>
-          <w:b w:val="0"/>
-          <w:bCs w:val="0"/>
+          <w:rFonts w:ascii="Arial" w:cs="Arial" w:eastAsia="Arial" w:hAnsi="Arial"/>
           <w:i w:val="0"/>
           <w:iCs w:val="0"/>
           <w:smallCaps w:val="0"/>
@@ -3943,13 +4038,13 @@
         <w:spacing w:after="0" w:before="0" w:line="300" w:lineRule="auto"/>
         <w:ind w:left="360" w:right="0" w:hanging="360"/>
         <w:jc w:val="left"/>
-        <w:rPr/>
+        <w:rPr>
+          <w:rFonts w:ascii="Arial" w:cs="Arial" w:eastAsia="Arial" w:hAnsi="Arial"/>
+        </w:rPr>
       </w:pPr>
       <w:r>
         <w:rPr>
-          <w:rFonts w:ascii="Calibri" w:cs="Calibri" w:eastAsia="Calibri" w:hAnsi="Calibri"/>
-          <w:b w:val="0"/>
-          <w:bCs w:val="0"/>
+          <w:rFonts w:ascii="Arial" w:cs="Arial" w:eastAsia="Arial" w:hAnsi="Arial"/>
           <w:i w:val="0"/>
           <w:iCs w:val="0"/>
           <w:smallCaps w:val="0"/>
@@ -3986,13 +4081,13 @@
         <w:spacing w:after="0" w:before="0" w:line="300" w:lineRule="auto"/>
         <w:ind w:left="360" w:right="0" w:hanging="360"/>
         <w:jc w:val="left"/>
-        <w:rPr/>
+        <w:rPr>
+          <w:rFonts w:ascii="Arial" w:cs="Arial" w:eastAsia="Arial" w:hAnsi="Arial"/>
+        </w:rPr>
       </w:pPr>
       <w:r>
         <w:rPr>
-          <w:rFonts w:ascii="Calibri" w:cs="Calibri" w:eastAsia="Calibri" w:hAnsi="Calibri"/>
-          <w:b w:val="0"/>
-          <w:bCs w:val="0"/>
+          <w:rFonts w:ascii="Arial" w:cs="Arial" w:eastAsia="Arial" w:hAnsi="Arial"/>
           <w:i w:val="0"/>
           <w:iCs w:val="0"/>
           <w:smallCaps w:val="0"/>
@@ -4029,13 +4124,13 @@
         <w:spacing w:after="80" w:before="0" w:line="300" w:lineRule="auto"/>
         <w:ind w:left="360" w:right="0" w:hanging="360"/>
         <w:jc w:val="left"/>
-        <w:rPr/>
+        <w:rPr>
+          <w:rFonts w:ascii="Arial" w:cs="Arial" w:eastAsia="Arial" w:hAnsi="Arial"/>
+        </w:rPr>
       </w:pPr>
       <w:r>
         <w:rPr>
-          <w:rFonts w:ascii="Calibri" w:cs="Calibri" w:eastAsia="Calibri" w:hAnsi="Calibri"/>
-          <w:b w:val="0"/>
-          <w:bCs w:val="0"/>
+          <w:rFonts w:ascii="Arial" w:cs="Arial" w:eastAsia="Arial" w:hAnsi="Arial"/>
           <w:i w:val="0"/>
           <w:iCs w:val="0"/>
           <w:smallCaps w:val="0"/>
@@ -4054,10 +4149,13 @@
     <w:p>
       <w:pPr>
         <w:pStyle w:val="Heading1"/>
-        <w:rPr/>
+        <w:rPr>
+          <w:rFonts w:ascii="Arial" w:cs="Arial" w:eastAsia="Arial" w:hAnsi="Arial"/>
+        </w:rPr>
       </w:pPr>
       <w:r>
         <w:rPr>
+          <w:rFonts w:ascii="Arial" w:cs="Arial" w:eastAsia="Arial" w:hAnsi="Arial"/>
           <w:rtl w:val="0"/>
         </w:rPr>
         <w:t xml:space="preserve">3. NARRATIVE AND WORLD CONTEXT</w:t>
@@ -4066,10 +4164,13 @@
     <w:p>
       <w:pPr>
         <w:pStyle w:val="Heading2"/>
-        <w:rPr/>
+        <w:rPr>
+          <w:rFonts w:ascii="Arial" w:cs="Arial" w:eastAsia="Arial" w:hAnsi="Arial"/>
+        </w:rPr>
       </w:pPr>
       <w:r>
         <w:rPr>
+          <w:rFonts w:ascii="Arial" w:cs="Arial" w:eastAsia="Arial" w:hAnsi="Arial"/>
           <w:rtl w:val="0"/>
         </w:rPr>
         <w:t xml:space="preserve">3.1 Narrative elevator pitch</w:t>
@@ -4077,10 +4178,13 @@
     </w:p>
     <w:p>
       <w:pPr>
-        <w:rPr/>
+        <w:rPr>
+          <w:rFonts w:ascii="Arial" w:cs="Arial" w:eastAsia="Arial" w:hAnsi="Arial"/>
+        </w:rPr>
       </w:pPr>
       <w:r>
         <w:rPr>
+          <w:rFonts w:ascii="Arial" w:cs="Arial" w:eastAsia="Arial" w:hAnsi="Arial"/>
           <w:rtl w:val="0"/>
         </w:rPr>
         <w:t xml:space="preserve">Player là một Architect bảo vệ lõi năng lượng trên một hòn đảo trôi nổi. Thay vì dựng tường hay chặn đường, Architect tạo mạng lưới Nexus giữa các trụ năng lượng. Mỗi màu tower là một dạng năng lượng khác nhau; khi các nguồn năng lượng giao tiếp, chúng tạo dây link gây hiệu ứng lên enemy xâm nhập.</w:t>
@@ -4089,10 +4193,13 @@
     <w:p>
       <w:pPr>
         <w:pStyle w:val="Heading2"/>
-        <w:rPr/>
+        <w:rPr>
+          <w:rFonts w:ascii="Arial" w:cs="Arial" w:eastAsia="Arial" w:hAnsi="Arial"/>
+        </w:rPr>
       </w:pPr>
       <w:r>
         <w:rPr>
+          <w:rFonts w:ascii="Arial" w:cs="Arial" w:eastAsia="Arial" w:hAnsi="Arial"/>
           <w:rtl w:val="0"/>
         </w:rPr>
         <w:t xml:space="preserve">3.2 World building elements</w:t>
@@ -4119,13 +4226,13 @@
         <w:spacing w:after="0" w:before="0" w:line="300" w:lineRule="auto"/>
         <w:ind w:left="360" w:right="0" w:hanging="360"/>
         <w:jc w:val="left"/>
-        <w:rPr/>
+        <w:rPr>
+          <w:rFonts w:ascii="Arial" w:cs="Arial" w:eastAsia="Arial" w:hAnsi="Arial"/>
+        </w:rPr>
       </w:pPr>
       <w:r>
         <w:rPr>
-          <w:rFonts w:ascii="Calibri" w:cs="Calibri" w:eastAsia="Calibri" w:hAnsi="Calibri"/>
-          <w:b w:val="0"/>
-          <w:bCs w:val="0"/>
+          <w:rFonts w:ascii="Arial" w:cs="Arial" w:eastAsia="Arial" w:hAnsi="Arial"/>
           <w:i w:val="0"/>
           <w:iCs w:val="0"/>
           <w:smallCaps w:val="0"/>
@@ -4162,13 +4269,13 @@
         <w:spacing w:after="0" w:before="0" w:line="300" w:lineRule="auto"/>
         <w:ind w:left="360" w:right="0" w:hanging="360"/>
         <w:jc w:val="left"/>
-        <w:rPr/>
+        <w:rPr>
+          <w:rFonts w:ascii="Arial" w:cs="Arial" w:eastAsia="Arial" w:hAnsi="Arial"/>
+        </w:rPr>
       </w:pPr>
       <w:r>
         <w:rPr>
-          <w:rFonts w:ascii="Calibri" w:cs="Calibri" w:eastAsia="Calibri" w:hAnsi="Calibri"/>
-          <w:b w:val="0"/>
-          <w:bCs w:val="0"/>
+          <w:rFonts w:ascii="Arial" w:cs="Arial" w:eastAsia="Arial" w:hAnsi="Arial"/>
           <w:i w:val="0"/>
           <w:iCs w:val="0"/>
           <w:smallCaps w:val="0"/>
@@ -4205,13 +4312,13 @@
         <w:spacing w:after="0" w:before="0" w:line="300" w:lineRule="auto"/>
         <w:ind w:left="360" w:right="0" w:hanging="360"/>
         <w:jc w:val="left"/>
-        <w:rPr/>
+        <w:rPr>
+          <w:rFonts w:ascii="Arial" w:cs="Arial" w:eastAsia="Arial" w:hAnsi="Arial"/>
+        </w:rPr>
       </w:pPr>
       <w:r>
         <w:rPr>
-          <w:rFonts w:ascii="Calibri" w:cs="Calibri" w:eastAsia="Calibri" w:hAnsi="Calibri"/>
-          <w:b w:val="0"/>
-          <w:bCs w:val="0"/>
+          <w:rFonts w:ascii="Arial" w:cs="Arial" w:eastAsia="Arial" w:hAnsi="Arial"/>
           <w:i w:val="0"/>
           <w:iCs w:val="0"/>
           <w:smallCaps w:val="0"/>
@@ -4248,13 +4355,13 @@
         <w:spacing w:after="0" w:before="0" w:line="300" w:lineRule="auto"/>
         <w:ind w:left="360" w:right="0" w:hanging="360"/>
         <w:jc w:val="left"/>
-        <w:rPr/>
+        <w:rPr>
+          <w:rFonts w:ascii="Arial" w:cs="Arial" w:eastAsia="Arial" w:hAnsi="Arial"/>
+        </w:rPr>
       </w:pPr>
       <w:r>
         <w:rPr>
-          <w:rFonts w:ascii="Calibri" w:cs="Calibri" w:eastAsia="Calibri" w:hAnsi="Calibri"/>
-          <w:b w:val="0"/>
-          <w:bCs w:val="0"/>
+          <w:rFonts w:ascii="Arial" w:cs="Arial" w:eastAsia="Arial" w:hAnsi="Arial"/>
           <w:i w:val="0"/>
           <w:iCs w:val="0"/>
           <w:smallCaps w:val="0"/>
@@ -4291,13 +4398,13 @@
         <w:spacing w:after="80" w:before="0" w:line="300" w:lineRule="auto"/>
         <w:ind w:left="360" w:right="0" w:hanging="360"/>
         <w:jc w:val="left"/>
-        <w:rPr/>
+        <w:rPr>
+          <w:rFonts w:ascii="Arial" w:cs="Arial" w:eastAsia="Arial" w:hAnsi="Arial"/>
+        </w:rPr>
       </w:pPr>
       <w:r>
         <w:rPr>
-          <w:rFonts w:ascii="Calibri" w:cs="Calibri" w:eastAsia="Calibri" w:hAnsi="Calibri"/>
-          <w:b w:val="0"/>
-          <w:bCs w:val="0"/>
+          <w:rFonts w:ascii="Arial" w:cs="Arial" w:eastAsia="Arial" w:hAnsi="Arial"/>
           <w:i w:val="0"/>
           <w:iCs w:val="0"/>
           <w:smallCaps w:val="0"/>
@@ -4316,10 +4423,13 @@
     <w:p>
       <w:pPr>
         <w:pStyle w:val="Heading2"/>
-        <w:rPr/>
+        <w:rPr>
+          <w:rFonts w:ascii="Arial" w:cs="Arial" w:eastAsia="Arial" w:hAnsi="Arial"/>
+        </w:rPr>
       </w:pPr>
       <w:r>
         <w:rPr>
+          <w:rFonts w:ascii="Arial" w:cs="Arial" w:eastAsia="Arial" w:hAnsi="Arial"/>
           <w:rtl w:val="0"/>
         </w:rPr>
         <w:t xml:space="preserve">3.3 Tone and mood</w:t>
@@ -4327,10 +4437,13 @@
     </w:p>
     <w:p>
       <w:pPr>
-        <w:rPr/>
+        <w:rPr>
+          <w:rFonts w:ascii="Arial" w:cs="Arial" w:eastAsia="Arial" w:hAnsi="Arial"/>
+        </w:rPr>
       </w:pPr>
       <w:r>
         <w:rPr>
+          <w:rFonts w:ascii="Arial" w:cs="Arial" w:eastAsia="Arial" w:hAnsi="Arial"/>
           <w:rtl w:val="0"/>
         </w:rPr>
         <w:t xml:space="preserve">Tone hiện tại là arcade prototype tươi, vui, hơi hỗn loạn có kiểm soát. Art tower/enemy có nét vẽ tay và biểu cảm mạnh. GDD khuyến nghị giữ mood sáng, đọc nhanh, màu rõ, tránh quá realistic hoặc dark vì core interaction cần nhận biết nhanh nhiều link cùng lúc.</w:t>
@@ -4339,10 +4452,13 @@
     <w:p>
       <w:pPr>
         <w:pStyle w:val="Heading1"/>
-        <w:rPr/>
+        <w:rPr>
+          <w:rFonts w:ascii="Arial" w:cs="Arial" w:eastAsia="Arial" w:hAnsi="Arial"/>
+        </w:rPr>
       </w:pPr>
       <w:r>
         <w:rPr>
+          <w:rFonts w:ascii="Arial" w:cs="Arial" w:eastAsia="Arial" w:hAnsi="Arial"/>
           <w:rtl w:val="0"/>
         </w:rPr>
         <w:t xml:space="preserve">4. SYSTEMS DESIGN</w:t>
@@ -4351,10 +4467,13 @@
     <w:p>
       <w:pPr>
         <w:pStyle w:val="Heading2"/>
-        <w:rPr/>
+        <w:rPr>
+          <w:rFonts w:ascii="Arial" w:cs="Arial" w:eastAsia="Arial" w:hAnsi="Arial"/>
+        </w:rPr>
       </w:pPr>
       <w:r>
         <w:rPr>
+          <w:rFonts w:ascii="Arial" w:cs="Arial" w:eastAsia="Arial" w:hAnsi="Arial"/>
           <w:rtl w:val="0"/>
         </w:rPr>
         <w:t xml:space="preserve">4.1 Tower archetype matrix</w:t>
@@ -4400,156 +4519,181 @@
         </w:trPr>
         <w:tc>
           <w:tcPr>
-            <w:shd w:fill="e8eef5" w:val="clear"/>
-            <w:tcMar>
-              <w:top w:w="80.0" w:type="dxa"/>
-              <w:bottom w:w="80.0" w:type="dxa"/>
-            </w:tcMar>
-            <w:vAlign w:val="center"/>
-          </w:tcPr>
-          <w:p>
-            <w:pPr>
-              <w:spacing w:after="0" w:line="276" w:lineRule="auto"/>
-              <w:rPr/>
-            </w:pPr>
-            <w:r>
-              <w:rPr>
-                <w:rFonts w:ascii="Calibri" w:cs="Calibri" w:eastAsia="Calibri" w:hAnsi="Calibri"/>
+            <w:shd w:fill="000000" w:val="clear"/>
+            <w:tcMar>
+              <w:top w:w="80.0" w:type="dxa"/>
+              <w:bottom w:w="80.0" w:type="dxa"/>
+            </w:tcMar>
+            <w:vAlign w:val="center"/>
+          </w:tcPr>
+          <w:p>
+            <w:pPr>
+              <w:spacing w:after="0" w:line="276" w:lineRule="auto"/>
+              <w:rPr>
+                <w:rFonts w:ascii="Arial" w:cs="Arial" w:eastAsia="Arial" w:hAnsi="Arial"/>
                 <w:b w:val="1"/>
                 <w:bCs w:val="1"/>
-                <w:color w:val="0b2545"/>
-                <w:sz w:val="18"/>
-                <w:szCs w:val="18"/>
-                <w:rtl w:val="0"/>
-              </w:rPr>
-              <w:t xml:space="preserve">TOWER</w:t>
-            </w:r>
-            <w:r>
-              <w:rPr>
-                <w:rtl w:val="0"/>
-              </w:rPr>
-            </w:r>
-          </w:p>
-        </w:tc>
-        <w:tc>
-          <w:tcPr>
-            <w:shd w:fill="e8eef5" w:val="clear"/>
-            <w:tcMar>
-              <w:top w:w="80.0" w:type="dxa"/>
-              <w:bottom w:w="80.0" w:type="dxa"/>
-            </w:tcMar>
-            <w:vAlign w:val="center"/>
-          </w:tcPr>
-          <w:p>
-            <w:pPr>
-              <w:spacing w:after="0" w:line="276" w:lineRule="auto"/>
-              <w:rPr/>
-            </w:pPr>
-            <w:r>
-              <w:rPr>
-                <w:rFonts w:ascii="Calibri" w:cs="Calibri" w:eastAsia="Calibri" w:hAnsi="Calibri"/>
+                <w:color w:val="ffffff"/>
+              </w:rPr>
+            </w:pPr>
+            <w:r>
+              <w:rPr>
+                <w:rFonts w:ascii="Arial" w:cs="Arial" w:eastAsia="Arial" w:hAnsi="Arial"/>
                 <w:b w:val="1"/>
                 <w:bCs w:val="1"/>
-                <w:color w:val="0b2545"/>
-                <w:sz w:val="18"/>
-                <w:szCs w:val="18"/>
-                <w:rtl w:val="0"/>
-              </w:rPr>
-              <w:t xml:space="preserve">ARCHETYPE</w:t>
-            </w:r>
-            <w:r>
-              <w:rPr>
-                <w:rtl w:val="0"/>
-              </w:rPr>
-            </w:r>
-          </w:p>
-        </w:tc>
-        <w:tc>
-          <w:tcPr>
-            <w:shd w:fill="e8eef5" w:val="clear"/>
-            <w:tcMar>
-              <w:top w:w="80.0" w:type="dxa"/>
-              <w:bottom w:w="80.0" w:type="dxa"/>
-            </w:tcMar>
-            <w:vAlign w:val="center"/>
-          </w:tcPr>
-          <w:p>
-            <w:pPr>
-              <w:spacing w:after="0" w:line="276" w:lineRule="auto"/>
-              <w:rPr/>
-            </w:pPr>
-            <w:r>
-              <w:rPr>
-                <w:rFonts w:ascii="Calibri" w:cs="Calibri" w:eastAsia="Calibri" w:hAnsi="Calibri"/>
+                <w:color w:val="ffffff"/>
+                <w:sz w:val="18"/>
+                <w:szCs w:val="18"/>
+                <w:rtl w:val="0"/>
+              </w:rPr>
+              <w:t xml:space="preserve">TOWER</w:t>
+            </w:r>
+            <w:r>
+              <w:rPr>
+                <w:rtl w:val="0"/>
+              </w:rPr>
+            </w:r>
+          </w:p>
+        </w:tc>
+        <w:tc>
+          <w:tcPr>
+            <w:shd w:fill="000000" w:val="clear"/>
+            <w:tcMar>
+              <w:top w:w="80.0" w:type="dxa"/>
+              <w:bottom w:w="80.0" w:type="dxa"/>
+            </w:tcMar>
+            <w:vAlign w:val="center"/>
+          </w:tcPr>
+          <w:p>
+            <w:pPr>
+              <w:spacing w:after="0" w:line="276" w:lineRule="auto"/>
+              <w:rPr>
+                <w:rFonts w:ascii="Arial" w:cs="Arial" w:eastAsia="Arial" w:hAnsi="Arial"/>
                 <w:b w:val="1"/>
                 <w:bCs w:val="1"/>
-                <w:color w:val="0b2545"/>
-                <w:sz w:val="18"/>
-                <w:szCs w:val="18"/>
-                <w:rtl w:val="0"/>
-              </w:rPr>
-              <w:t xml:space="preserve">BASE EFFECT</w:t>
-            </w:r>
-            <w:r>
-              <w:rPr>
-                <w:rtl w:val="0"/>
-              </w:rPr>
-            </w:r>
-          </w:p>
-        </w:tc>
-        <w:tc>
-          <w:tcPr>
-            <w:shd w:fill="e8eef5" w:val="clear"/>
-            <w:tcMar>
-              <w:top w:w="80.0" w:type="dxa"/>
-              <w:bottom w:w="80.0" w:type="dxa"/>
-            </w:tcMar>
-            <w:vAlign w:val="center"/>
-          </w:tcPr>
-          <w:p>
-            <w:pPr>
-              <w:spacing w:after="0" w:line="276" w:lineRule="auto"/>
-              <w:rPr/>
-            </w:pPr>
-            <w:r>
-              <w:rPr>
-                <w:rFonts w:ascii="Calibri" w:cs="Calibri" w:eastAsia="Calibri" w:hAnsi="Calibri"/>
+                <w:color w:val="ffffff"/>
+              </w:rPr>
+            </w:pPr>
+            <w:r>
+              <w:rPr>
+                <w:rFonts w:ascii="Arial" w:cs="Arial" w:eastAsia="Arial" w:hAnsi="Arial"/>
                 <w:b w:val="1"/>
                 <w:bCs w:val="1"/>
-                <w:color w:val="0b2545"/>
-                <w:sz w:val="18"/>
-                <w:szCs w:val="18"/>
-                <w:rtl w:val="0"/>
-              </w:rPr>
-              <w:t xml:space="preserve">CURRENT VALUE</w:t>
-            </w:r>
-            <w:r>
-              <w:rPr>
-                <w:rtl w:val="0"/>
-              </w:rPr>
-            </w:r>
-          </w:p>
-        </w:tc>
-        <w:tc>
-          <w:tcPr>
-            <w:shd w:fill="e8eef5" w:val="clear"/>
-            <w:tcMar>
-              <w:top w:w="80.0" w:type="dxa"/>
-              <w:bottom w:w="80.0" w:type="dxa"/>
-            </w:tcMar>
-            <w:vAlign w:val="center"/>
-          </w:tcPr>
-          <w:p>
-            <w:pPr>
-              <w:spacing w:after="0" w:line="276" w:lineRule="auto"/>
-              <w:rPr/>
-            </w:pPr>
-            <w:r>
-              <w:rPr>
-                <w:rFonts w:ascii="Calibri" w:cs="Calibri" w:eastAsia="Calibri" w:hAnsi="Calibri"/>
+                <w:color w:val="ffffff"/>
+                <w:sz w:val="18"/>
+                <w:szCs w:val="18"/>
+                <w:rtl w:val="0"/>
+              </w:rPr>
+              <w:t xml:space="preserve">ARCHETYPE</w:t>
+            </w:r>
+            <w:r>
+              <w:rPr>
+                <w:rtl w:val="0"/>
+              </w:rPr>
+            </w:r>
+          </w:p>
+        </w:tc>
+        <w:tc>
+          <w:tcPr>
+            <w:shd w:fill="000000" w:val="clear"/>
+            <w:tcMar>
+              <w:top w:w="80.0" w:type="dxa"/>
+              <w:bottom w:w="80.0" w:type="dxa"/>
+            </w:tcMar>
+            <w:vAlign w:val="center"/>
+          </w:tcPr>
+          <w:p>
+            <w:pPr>
+              <w:spacing w:after="0" w:line="276" w:lineRule="auto"/>
+              <w:rPr>
+                <w:rFonts w:ascii="Arial" w:cs="Arial" w:eastAsia="Arial" w:hAnsi="Arial"/>
                 <w:b w:val="1"/>
                 <w:bCs w:val="1"/>
-                <w:color w:val="0b2545"/>
+                <w:color w:val="ffffff"/>
+              </w:rPr>
+            </w:pPr>
+            <w:r>
+              <w:rPr>
+                <w:rFonts w:ascii="Arial" w:cs="Arial" w:eastAsia="Arial" w:hAnsi="Arial"/>
+                <w:b w:val="1"/>
+                <w:bCs w:val="1"/>
+                <w:color w:val="ffffff"/>
+                <w:sz w:val="18"/>
+                <w:szCs w:val="18"/>
+                <w:rtl w:val="0"/>
+              </w:rPr>
+              <w:t xml:space="preserve">BASE EFFECT</w:t>
+            </w:r>
+            <w:r>
+              <w:rPr>
+                <w:rtl w:val="0"/>
+              </w:rPr>
+            </w:r>
+          </w:p>
+        </w:tc>
+        <w:tc>
+          <w:tcPr>
+            <w:shd w:fill="000000" w:val="clear"/>
+            <w:tcMar>
+              <w:top w:w="80.0" w:type="dxa"/>
+              <w:bottom w:w="80.0" w:type="dxa"/>
+            </w:tcMar>
+            <w:vAlign w:val="center"/>
+          </w:tcPr>
+          <w:p>
+            <w:pPr>
+              <w:spacing w:after="0" w:line="276" w:lineRule="auto"/>
+              <w:rPr>
+                <w:rFonts w:ascii="Arial" w:cs="Arial" w:eastAsia="Arial" w:hAnsi="Arial"/>
+                <w:b w:val="1"/>
+                <w:bCs w:val="1"/>
+                <w:color w:val="ffffff"/>
+              </w:rPr>
+            </w:pPr>
+            <w:r>
+              <w:rPr>
+                <w:rFonts w:ascii="Arial" w:cs="Arial" w:eastAsia="Arial" w:hAnsi="Arial"/>
+                <w:b w:val="1"/>
+                <w:bCs w:val="1"/>
+                <w:color w:val="ffffff"/>
+                <w:sz w:val="18"/>
+                <w:szCs w:val="18"/>
+                <w:rtl w:val="0"/>
+              </w:rPr>
+              <w:t xml:space="preserve">CURRENT VALUE</w:t>
+            </w:r>
+            <w:r>
+              <w:rPr>
+                <w:rtl w:val="0"/>
+              </w:rPr>
+            </w:r>
+          </w:p>
+        </w:tc>
+        <w:tc>
+          <w:tcPr>
+            <w:shd w:fill="000000" w:val="clear"/>
+            <w:tcMar>
+              <w:top w:w="80.0" w:type="dxa"/>
+              <w:bottom w:w="80.0" w:type="dxa"/>
+            </w:tcMar>
+            <w:vAlign w:val="center"/>
+          </w:tcPr>
+          <w:p>
+            <w:pPr>
+              <w:spacing w:after="0" w:line="276" w:lineRule="auto"/>
+              <w:rPr>
+                <w:rFonts w:ascii="Arial" w:cs="Arial" w:eastAsia="Arial" w:hAnsi="Arial"/>
+                <w:b w:val="1"/>
+                <w:bCs w:val="1"/>
+                <w:color w:val="ffffff"/>
+              </w:rPr>
+            </w:pPr>
+            <w:r>
+              <w:rPr>
+                <w:rFonts w:ascii="Arial" w:cs="Arial" w:eastAsia="Arial" w:hAnsi="Arial"/>
+                <w:b w:val="1"/>
+                <w:bCs w:val="1"/>
+                <w:color w:val="ffffff"/>
                 <w:sz w:val="18"/>
                 <w:szCs w:val="18"/>
                 <w:rtl w:val="0"/>
@@ -4581,13 +4725,13 @@
           <w:p>
             <w:pPr>
               <w:spacing w:after="0" w:line="276" w:lineRule="auto"/>
-              <w:rPr/>
-            </w:pPr>
-            <w:r>
-              <w:rPr>
-                <w:rFonts w:ascii="Calibri" w:cs="Calibri" w:eastAsia="Calibri" w:hAnsi="Calibri"/>
-                <w:b w:val="0"/>
-                <w:bCs w:val="0"/>
+              <w:rPr>
+                <w:rFonts w:ascii="Arial" w:cs="Arial" w:eastAsia="Arial" w:hAnsi="Arial"/>
+              </w:rPr>
+            </w:pPr>
+            <w:r>
+              <w:rPr>
+                <w:rFonts w:ascii="Arial" w:cs="Arial" w:eastAsia="Arial" w:hAnsi="Arial"/>
                 <w:sz w:val="18"/>
                 <w:szCs w:val="18"/>
                 <w:rtl w:val="0"/>
@@ -4613,13 +4757,13 @@
           <w:p>
             <w:pPr>
               <w:spacing w:after="0" w:line="276" w:lineRule="auto"/>
-              <w:rPr/>
-            </w:pPr>
-            <w:r>
-              <w:rPr>
-                <w:rFonts w:ascii="Calibri" w:cs="Calibri" w:eastAsia="Calibri" w:hAnsi="Calibri"/>
-                <w:b w:val="0"/>
-                <w:bCs w:val="0"/>
+              <w:rPr>
+                <w:rFonts w:ascii="Arial" w:cs="Arial" w:eastAsia="Arial" w:hAnsi="Arial"/>
+              </w:rPr>
+            </w:pPr>
+            <w:r>
+              <w:rPr>
+                <w:rFonts w:ascii="Arial" w:cs="Arial" w:eastAsia="Arial" w:hAnsi="Arial"/>
                 <w:sz w:val="18"/>
                 <w:szCs w:val="18"/>
                 <w:rtl w:val="0"/>
@@ -4645,13 +4789,13 @@
           <w:p>
             <w:pPr>
               <w:spacing w:after="0" w:line="276" w:lineRule="auto"/>
-              <w:rPr/>
-            </w:pPr>
-            <w:r>
-              <w:rPr>
-                <w:rFonts w:ascii="Calibri" w:cs="Calibri" w:eastAsia="Calibri" w:hAnsi="Calibri"/>
-                <w:b w:val="0"/>
-                <w:bCs w:val="0"/>
+              <w:rPr>
+                <w:rFonts w:ascii="Arial" w:cs="Arial" w:eastAsia="Arial" w:hAnsi="Arial"/>
+              </w:rPr>
+            </w:pPr>
+            <w:r>
+              <w:rPr>
+                <w:rFonts w:ascii="Arial" w:cs="Arial" w:eastAsia="Arial" w:hAnsi="Arial"/>
                 <w:sz w:val="18"/>
                 <w:szCs w:val="18"/>
                 <w:rtl w:val="0"/>
@@ -4677,13 +4821,13 @@
           <w:p>
             <w:pPr>
               <w:spacing w:after="0" w:line="276" w:lineRule="auto"/>
-              <w:rPr/>
-            </w:pPr>
-            <w:r>
-              <w:rPr>
-                <w:rFonts w:ascii="Calibri" w:cs="Calibri" w:eastAsia="Calibri" w:hAnsi="Calibri"/>
-                <w:b w:val="0"/>
-                <w:bCs w:val="0"/>
+              <w:rPr>
+                <w:rFonts w:ascii="Arial" w:cs="Arial" w:eastAsia="Arial" w:hAnsi="Arial"/>
+              </w:rPr>
+            </w:pPr>
+            <w:r>
+              <w:rPr>
+                <w:rFonts w:ascii="Arial" w:cs="Arial" w:eastAsia="Arial" w:hAnsi="Arial"/>
                 <w:sz w:val="18"/>
                 <w:szCs w:val="18"/>
                 <w:rtl w:val="0"/>
@@ -4709,13 +4853,13 @@
           <w:p>
             <w:pPr>
               <w:spacing w:after="0" w:line="276" w:lineRule="auto"/>
-              <w:rPr/>
-            </w:pPr>
-            <w:r>
-              <w:rPr>
-                <w:rFonts w:ascii="Calibri" w:cs="Calibri" w:eastAsia="Calibri" w:hAnsi="Calibri"/>
-                <w:b w:val="0"/>
-                <w:bCs w:val="0"/>
+              <w:rPr>
+                <w:rFonts w:ascii="Arial" w:cs="Arial" w:eastAsia="Arial" w:hAnsi="Arial"/>
+              </w:rPr>
+            </w:pPr>
+            <w:r>
+              <w:rPr>
+                <w:rFonts w:ascii="Arial" w:cs="Arial" w:eastAsia="Arial" w:hAnsi="Arial"/>
                 <w:sz w:val="18"/>
                 <w:szCs w:val="18"/>
                 <w:rtl w:val="0"/>
@@ -4747,13 +4891,13 @@
           <w:p>
             <w:pPr>
               <w:spacing w:after="0" w:line="276" w:lineRule="auto"/>
-              <w:rPr/>
-            </w:pPr>
-            <w:r>
-              <w:rPr>
-                <w:rFonts w:ascii="Calibri" w:cs="Calibri" w:eastAsia="Calibri" w:hAnsi="Calibri"/>
-                <w:b w:val="0"/>
-                <w:bCs w:val="0"/>
+              <w:rPr>
+                <w:rFonts w:ascii="Arial" w:cs="Arial" w:eastAsia="Arial" w:hAnsi="Arial"/>
+              </w:rPr>
+            </w:pPr>
+            <w:r>
+              <w:rPr>
+                <w:rFonts w:ascii="Arial" w:cs="Arial" w:eastAsia="Arial" w:hAnsi="Arial"/>
                 <w:sz w:val="18"/>
                 <w:szCs w:val="18"/>
                 <w:rtl w:val="0"/>
@@ -4779,13 +4923,13 @@
           <w:p>
             <w:pPr>
               <w:spacing w:after="0" w:line="276" w:lineRule="auto"/>
-              <w:rPr/>
-            </w:pPr>
-            <w:r>
-              <w:rPr>
-                <w:rFonts w:ascii="Calibri" w:cs="Calibri" w:eastAsia="Calibri" w:hAnsi="Calibri"/>
-                <w:b w:val="0"/>
-                <w:bCs w:val="0"/>
+              <w:rPr>
+                <w:rFonts w:ascii="Arial" w:cs="Arial" w:eastAsia="Arial" w:hAnsi="Arial"/>
+              </w:rPr>
+            </w:pPr>
+            <w:r>
+              <w:rPr>
+                <w:rFonts w:ascii="Arial" w:cs="Arial" w:eastAsia="Arial" w:hAnsi="Arial"/>
                 <w:sz w:val="18"/>
                 <w:szCs w:val="18"/>
                 <w:rtl w:val="0"/>
@@ -4811,13 +4955,13 @@
           <w:p>
             <w:pPr>
               <w:spacing w:after="0" w:line="276" w:lineRule="auto"/>
-              <w:rPr/>
-            </w:pPr>
-            <w:r>
-              <w:rPr>
-                <w:rFonts w:ascii="Calibri" w:cs="Calibri" w:eastAsia="Calibri" w:hAnsi="Calibri"/>
-                <w:b w:val="0"/>
-                <w:bCs w:val="0"/>
+              <w:rPr>
+                <w:rFonts w:ascii="Arial" w:cs="Arial" w:eastAsia="Arial" w:hAnsi="Arial"/>
+              </w:rPr>
+            </w:pPr>
+            <w:r>
+              <w:rPr>
+                <w:rFonts w:ascii="Arial" w:cs="Arial" w:eastAsia="Arial" w:hAnsi="Arial"/>
                 <w:sz w:val="18"/>
                 <w:szCs w:val="18"/>
                 <w:rtl w:val="0"/>
@@ -4843,13 +4987,13 @@
           <w:p>
             <w:pPr>
               <w:spacing w:after="0" w:line="276" w:lineRule="auto"/>
-              <w:rPr/>
-            </w:pPr>
-            <w:r>
-              <w:rPr>
-                <w:rFonts w:ascii="Calibri" w:cs="Calibri" w:eastAsia="Calibri" w:hAnsi="Calibri"/>
-                <w:b w:val="0"/>
-                <w:bCs w:val="0"/>
+              <w:rPr>
+                <w:rFonts w:ascii="Arial" w:cs="Arial" w:eastAsia="Arial" w:hAnsi="Arial"/>
+              </w:rPr>
+            </w:pPr>
+            <w:r>
+              <w:rPr>
+                <w:rFonts w:ascii="Arial" w:cs="Arial" w:eastAsia="Arial" w:hAnsi="Arial"/>
                 <w:sz w:val="18"/>
                 <w:szCs w:val="18"/>
                 <w:rtl w:val="0"/>
@@ -4875,13 +5019,13 @@
           <w:p>
             <w:pPr>
               <w:spacing w:after="0" w:line="276" w:lineRule="auto"/>
-              <w:rPr/>
-            </w:pPr>
-            <w:r>
-              <w:rPr>
-                <w:rFonts w:ascii="Calibri" w:cs="Calibri" w:eastAsia="Calibri" w:hAnsi="Calibri"/>
-                <w:b w:val="0"/>
-                <w:bCs w:val="0"/>
+              <w:rPr>
+                <w:rFonts w:ascii="Arial" w:cs="Arial" w:eastAsia="Arial" w:hAnsi="Arial"/>
+              </w:rPr>
+            </w:pPr>
+            <w:r>
+              <w:rPr>
+                <w:rFonts w:ascii="Arial" w:cs="Arial" w:eastAsia="Arial" w:hAnsi="Arial"/>
                 <w:sz w:val="18"/>
                 <w:szCs w:val="18"/>
                 <w:rtl w:val="0"/>
@@ -4913,13 +5057,13 @@
           <w:p>
             <w:pPr>
               <w:spacing w:after="0" w:line="276" w:lineRule="auto"/>
-              <w:rPr/>
-            </w:pPr>
-            <w:r>
-              <w:rPr>
-                <w:rFonts w:ascii="Calibri" w:cs="Calibri" w:eastAsia="Calibri" w:hAnsi="Calibri"/>
-                <w:b w:val="0"/>
-                <w:bCs w:val="0"/>
+              <w:rPr>
+                <w:rFonts w:ascii="Arial" w:cs="Arial" w:eastAsia="Arial" w:hAnsi="Arial"/>
+              </w:rPr>
+            </w:pPr>
+            <w:r>
+              <w:rPr>
+                <w:rFonts w:ascii="Arial" w:cs="Arial" w:eastAsia="Arial" w:hAnsi="Arial"/>
                 <w:sz w:val="18"/>
                 <w:szCs w:val="18"/>
                 <w:rtl w:val="0"/>
@@ -4945,13 +5089,13 @@
           <w:p>
             <w:pPr>
               <w:spacing w:after="0" w:line="276" w:lineRule="auto"/>
-              <w:rPr/>
-            </w:pPr>
-            <w:r>
-              <w:rPr>
-                <w:rFonts w:ascii="Calibri" w:cs="Calibri" w:eastAsia="Calibri" w:hAnsi="Calibri"/>
-                <w:b w:val="0"/>
-                <w:bCs w:val="0"/>
+              <w:rPr>
+                <w:rFonts w:ascii="Arial" w:cs="Arial" w:eastAsia="Arial" w:hAnsi="Arial"/>
+              </w:rPr>
+            </w:pPr>
+            <w:r>
+              <w:rPr>
+                <w:rFonts w:ascii="Arial" w:cs="Arial" w:eastAsia="Arial" w:hAnsi="Arial"/>
                 <w:sz w:val="18"/>
                 <w:szCs w:val="18"/>
                 <w:rtl w:val="0"/>
@@ -4977,13 +5121,13 @@
           <w:p>
             <w:pPr>
               <w:spacing w:after="0" w:line="276" w:lineRule="auto"/>
-              <w:rPr/>
-            </w:pPr>
-            <w:r>
-              <w:rPr>
-                <w:rFonts w:ascii="Calibri" w:cs="Calibri" w:eastAsia="Calibri" w:hAnsi="Calibri"/>
-                <w:b w:val="0"/>
-                <w:bCs w:val="0"/>
+              <w:rPr>
+                <w:rFonts w:ascii="Arial" w:cs="Arial" w:eastAsia="Arial" w:hAnsi="Arial"/>
+              </w:rPr>
+            </w:pPr>
+            <w:r>
+              <w:rPr>
+                <w:rFonts w:ascii="Arial" w:cs="Arial" w:eastAsia="Arial" w:hAnsi="Arial"/>
                 <w:sz w:val="18"/>
                 <w:szCs w:val="18"/>
                 <w:rtl w:val="0"/>
@@ -5009,13 +5153,13 @@
           <w:p>
             <w:pPr>
               <w:spacing w:after="0" w:line="276" w:lineRule="auto"/>
-              <w:rPr/>
-            </w:pPr>
-            <w:r>
-              <w:rPr>
-                <w:rFonts w:ascii="Calibri" w:cs="Calibri" w:eastAsia="Calibri" w:hAnsi="Calibri"/>
-                <w:b w:val="0"/>
-                <w:bCs w:val="0"/>
+              <w:rPr>
+                <w:rFonts w:ascii="Arial" w:cs="Arial" w:eastAsia="Arial" w:hAnsi="Arial"/>
+              </w:rPr>
+            </w:pPr>
+            <w:r>
+              <w:rPr>
+                <w:rFonts w:ascii="Arial" w:cs="Arial" w:eastAsia="Arial" w:hAnsi="Arial"/>
                 <w:sz w:val="18"/>
                 <w:szCs w:val="18"/>
                 <w:rtl w:val="0"/>
@@ -5041,13 +5185,13 @@
           <w:p>
             <w:pPr>
               <w:spacing w:after="0" w:line="276" w:lineRule="auto"/>
-              <w:rPr/>
-            </w:pPr>
-            <w:r>
-              <w:rPr>
-                <w:rFonts w:ascii="Calibri" w:cs="Calibri" w:eastAsia="Calibri" w:hAnsi="Calibri"/>
-                <w:b w:val="0"/>
-                <w:bCs w:val="0"/>
+              <w:rPr>
+                <w:rFonts w:ascii="Arial" w:cs="Arial" w:eastAsia="Arial" w:hAnsi="Arial"/>
+              </w:rPr>
+            </w:pPr>
+            <w:r>
+              <w:rPr>
+                <w:rFonts w:ascii="Arial" w:cs="Arial" w:eastAsia="Arial" w:hAnsi="Arial"/>
                 <w:sz w:val="18"/>
                 <w:szCs w:val="18"/>
                 <w:rtl w:val="0"/>
@@ -5079,13 +5223,13 @@
           <w:p>
             <w:pPr>
               <w:spacing w:after="0" w:line="276" w:lineRule="auto"/>
-              <w:rPr/>
-            </w:pPr>
-            <w:r>
-              <w:rPr>
-                <w:rFonts w:ascii="Calibri" w:cs="Calibri" w:eastAsia="Calibri" w:hAnsi="Calibri"/>
-                <w:b w:val="0"/>
-                <w:bCs w:val="0"/>
+              <w:rPr>
+                <w:rFonts w:ascii="Arial" w:cs="Arial" w:eastAsia="Arial" w:hAnsi="Arial"/>
+              </w:rPr>
+            </w:pPr>
+            <w:r>
+              <w:rPr>
+                <w:rFonts w:ascii="Arial" w:cs="Arial" w:eastAsia="Arial" w:hAnsi="Arial"/>
                 <w:sz w:val="18"/>
                 <w:szCs w:val="18"/>
                 <w:rtl w:val="0"/>
@@ -5111,13 +5255,13 @@
           <w:p>
             <w:pPr>
               <w:spacing w:after="0" w:line="276" w:lineRule="auto"/>
-              <w:rPr/>
-            </w:pPr>
-            <w:r>
-              <w:rPr>
-                <w:rFonts w:ascii="Calibri" w:cs="Calibri" w:eastAsia="Calibri" w:hAnsi="Calibri"/>
-                <w:b w:val="0"/>
-                <w:bCs w:val="0"/>
+              <w:rPr>
+                <w:rFonts w:ascii="Arial" w:cs="Arial" w:eastAsia="Arial" w:hAnsi="Arial"/>
+              </w:rPr>
+            </w:pPr>
+            <w:r>
+              <w:rPr>
+                <w:rFonts w:ascii="Arial" w:cs="Arial" w:eastAsia="Arial" w:hAnsi="Arial"/>
                 <w:sz w:val="18"/>
                 <w:szCs w:val="18"/>
                 <w:rtl w:val="0"/>
@@ -5143,13 +5287,13 @@
           <w:p>
             <w:pPr>
               <w:spacing w:after="0" w:line="276" w:lineRule="auto"/>
-              <w:rPr/>
-            </w:pPr>
-            <w:r>
-              <w:rPr>
-                <w:rFonts w:ascii="Calibri" w:cs="Calibri" w:eastAsia="Calibri" w:hAnsi="Calibri"/>
-                <w:b w:val="0"/>
-                <w:bCs w:val="0"/>
+              <w:rPr>
+                <w:rFonts w:ascii="Arial" w:cs="Arial" w:eastAsia="Arial" w:hAnsi="Arial"/>
+              </w:rPr>
+            </w:pPr>
+            <w:r>
+              <w:rPr>
+                <w:rFonts w:ascii="Arial" w:cs="Arial" w:eastAsia="Arial" w:hAnsi="Arial"/>
                 <w:sz w:val="18"/>
                 <w:szCs w:val="18"/>
                 <w:rtl w:val="0"/>
@@ -5175,13 +5319,13 @@
           <w:p>
             <w:pPr>
               <w:spacing w:after="0" w:line="276" w:lineRule="auto"/>
-              <w:rPr/>
-            </w:pPr>
-            <w:r>
-              <w:rPr>
-                <w:rFonts w:ascii="Calibri" w:cs="Calibri" w:eastAsia="Calibri" w:hAnsi="Calibri"/>
-                <w:b w:val="0"/>
-                <w:bCs w:val="0"/>
+              <w:rPr>
+                <w:rFonts w:ascii="Arial" w:cs="Arial" w:eastAsia="Arial" w:hAnsi="Arial"/>
+              </w:rPr>
+            </w:pPr>
+            <w:r>
+              <w:rPr>
+                <w:rFonts w:ascii="Arial" w:cs="Arial" w:eastAsia="Arial" w:hAnsi="Arial"/>
                 <w:sz w:val="18"/>
                 <w:szCs w:val="18"/>
                 <w:rtl w:val="0"/>
@@ -5207,18 +5351,36 @@
           <w:p>
             <w:pPr>
               <w:spacing w:after="0" w:line="276" w:lineRule="auto"/>
-              <w:rPr/>
-            </w:pPr>
-            <w:r>
-              <w:rPr>
-                <w:rFonts w:ascii="Calibri" w:cs="Calibri" w:eastAsia="Calibri" w:hAnsi="Calibri"/>
-                <w:b w:val="0"/>
-                <w:bCs w:val="0"/>
-                <w:sz w:val="18"/>
-                <w:szCs w:val="18"/>
-                <w:rtl w:val="0"/>
-              </w:rPr>
-              <w:t xml:space="preserve">Tốt hơn với tank/boss, không burst ngay nhưng scale theo HP.</w:t>
+              <w:rPr>
+                <w:rFonts w:ascii="Arial" w:cs="Arial" w:eastAsia="Arial" w:hAnsi="Arial"/>
+              </w:rPr>
+            </w:pPr>
+            <w:r>
+              <w:rPr>
+                <w:rFonts w:ascii="Arial" w:cs="Arial" w:eastAsia="Arial" w:hAnsi="Arial"/>
+                <w:sz w:val="18"/>
+                <w:szCs w:val="18"/>
+                <w:rtl w:val="0"/>
+              </w:rPr>
+              <w:t xml:space="preserve">Tốt hơn với tank/boss, không burst </w:t>
+            </w:r>
+            <w:r>
+              <w:rPr>
+                <w:rFonts w:ascii="Arial" w:cs="Arial" w:eastAsia="Arial" w:hAnsi="Arial"/>
+                <w:sz w:val="18"/>
+                <w:szCs w:val="18"/>
+                <w:rtl w:val="0"/>
+              </w:rPr>
+              <w:t xml:space="preserve">ngay</w:t>
+            </w:r>
+            <w:r>
+              <w:rPr>
+                <w:rFonts w:ascii="Arial" w:cs="Arial" w:eastAsia="Arial" w:hAnsi="Arial"/>
+                <w:sz w:val="18"/>
+                <w:szCs w:val="18"/>
+                <w:rtl w:val="0"/>
+              </w:rPr>
+              <w:t xml:space="preserve"> nhưng scale theo HP.</w:t>
             </w:r>
             <w:r>
               <w:rPr>
@@ -5231,7 +5393,9 @@
     </w:tbl>
     <w:p>
       <w:pPr>
-        <w:rPr/>
+        <w:rPr>
+          <w:rFonts w:ascii="Arial" w:cs="Arial" w:eastAsia="Arial" w:hAnsi="Arial"/>
+        </w:rPr>
       </w:pPr>
       <w:r>
         <w:rPr>
@@ -5242,10 +5406,13 @@
     <w:p>
       <w:pPr>
         <w:pStyle w:val="Heading2"/>
-        <w:rPr/>
+        <w:rPr>
+          <w:rFonts w:ascii="Arial" w:cs="Arial" w:eastAsia="Arial" w:hAnsi="Arial"/>
+        </w:rPr>
       </w:pPr>
       <w:r>
         <w:rPr>
+          <w:rFonts w:ascii="Arial" w:cs="Arial" w:eastAsia="Arial" w:hAnsi="Arial"/>
           <w:rtl w:val="0"/>
         </w:rPr>
         <w:t xml:space="preserve">4.2 Link rules</w:t>
@@ -5272,13 +5439,13 @@
         <w:spacing w:after="0" w:before="0" w:line="300" w:lineRule="auto"/>
         <w:ind w:left="360" w:right="0" w:hanging="360"/>
         <w:jc w:val="left"/>
-        <w:rPr/>
+        <w:rPr>
+          <w:rFonts w:ascii="Arial" w:cs="Arial" w:eastAsia="Arial" w:hAnsi="Arial"/>
+        </w:rPr>
       </w:pPr>
       <w:r>
         <w:rPr>
-          <w:rFonts w:ascii="Calibri" w:cs="Calibri" w:eastAsia="Calibri" w:hAnsi="Calibri"/>
-          <w:b w:val="0"/>
-          <w:bCs w:val="0"/>
+          <w:rFonts w:ascii="Arial" w:cs="Arial" w:eastAsia="Arial" w:hAnsi="Arial"/>
           <w:i w:val="0"/>
           <w:iCs w:val="0"/>
           <w:smallCaps w:val="0"/>
@@ -5315,13 +5482,13 @@
         <w:spacing w:after="0" w:before="0" w:line="300" w:lineRule="auto"/>
         <w:ind w:left="360" w:right="0" w:hanging="360"/>
         <w:jc w:val="left"/>
-        <w:rPr/>
+        <w:rPr>
+          <w:rFonts w:ascii="Arial" w:cs="Arial" w:eastAsia="Arial" w:hAnsi="Arial"/>
+        </w:rPr>
       </w:pPr>
       <w:r>
         <w:rPr>
-          <w:rFonts w:ascii="Calibri" w:cs="Calibri" w:eastAsia="Calibri" w:hAnsi="Calibri"/>
-          <w:b w:val="0"/>
-          <w:bCs w:val="0"/>
+          <w:rFonts w:ascii="Arial" w:cs="Arial" w:eastAsia="Arial" w:hAnsi="Arial"/>
           <w:i w:val="0"/>
           <w:iCs w:val="0"/>
           <w:smallCaps w:val="0"/>
@@ -5358,13 +5525,13 @@
         <w:spacing w:after="0" w:before="0" w:line="300" w:lineRule="auto"/>
         <w:ind w:left="360" w:right="0" w:hanging="360"/>
         <w:jc w:val="left"/>
-        <w:rPr/>
+        <w:rPr>
+          <w:rFonts w:ascii="Arial" w:cs="Arial" w:eastAsia="Arial" w:hAnsi="Arial"/>
+        </w:rPr>
       </w:pPr>
       <w:r>
         <w:rPr>
-          <w:rFonts w:ascii="Calibri" w:cs="Calibri" w:eastAsia="Calibri" w:hAnsi="Calibri"/>
-          <w:b w:val="0"/>
-          <w:bCs w:val="0"/>
+          <w:rFonts w:ascii="Arial" w:cs="Arial" w:eastAsia="Arial" w:hAnsi="Arial"/>
           <w:i w:val="0"/>
           <w:iCs w:val="0"/>
           <w:smallCaps w:val="0"/>
@@ -5401,13 +5568,13 @@
         <w:spacing w:after="0" w:before="0" w:line="300" w:lineRule="auto"/>
         <w:ind w:left="360" w:right="0" w:hanging="360"/>
         <w:jc w:val="left"/>
-        <w:rPr/>
+        <w:rPr>
+          <w:rFonts w:ascii="Arial" w:cs="Arial" w:eastAsia="Arial" w:hAnsi="Arial"/>
+        </w:rPr>
       </w:pPr>
       <w:r>
         <w:rPr>
-          <w:rFonts w:ascii="Calibri" w:cs="Calibri" w:eastAsia="Calibri" w:hAnsi="Calibri"/>
-          <w:b w:val="0"/>
-          <w:bCs w:val="0"/>
+          <w:rFonts w:ascii="Arial" w:cs="Arial" w:eastAsia="Arial" w:hAnsi="Arial"/>
           <w:i w:val="0"/>
           <w:iCs w:val="0"/>
           <w:smallCaps w:val="0"/>
@@ -5424,9 +5591,7 @@
       </w:r>
       <w:r>
         <w:rPr>
-          <w:rFonts w:ascii="Calibri" w:cs="Calibri" w:eastAsia="Calibri" w:hAnsi="Calibri"/>
-          <w:b w:val="0"/>
-          <w:bCs w:val="0"/>
+          <w:rFonts w:ascii="Arial" w:cs="Arial" w:eastAsia="Arial" w:hAnsi="Arial"/>
           <w:i w:val="0"/>
           <w:iCs w:val="0"/>
           <w:smallCaps w:val="0"/>
@@ -5443,9 +5608,7 @@
       </w:r>
       <w:r>
         <w:rPr>
-          <w:rFonts w:ascii="Calibri" w:cs="Calibri" w:eastAsia="Calibri" w:hAnsi="Calibri"/>
-          <w:b w:val="0"/>
-          <w:bCs w:val="0"/>
+          <w:rFonts w:ascii="Arial" w:cs="Arial" w:eastAsia="Arial" w:hAnsi="Arial"/>
           <w:i w:val="0"/>
           <w:iCs w:val="0"/>
           <w:smallCaps w:val="0"/>
@@ -5482,13 +5645,13 @@
         <w:spacing w:after="80" w:before="0" w:line="300" w:lineRule="auto"/>
         <w:ind w:left="360" w:right="0" w:hanging="360"/>
         <w:jc w:val="left"/>
-        <w:rPr/>
+        <w:rPr>
+          <w:rFonts w:ascii="Arial" w:cs="Arial" w:eastAsia="Arial" w:hAnsi="Arial"/>
+        </w:rPr>
       </w:pPr>
       <w:r>
         <w:rPr>
-          <w:rFonts w:ascii="Calibri" w:cs="Calibri" w:eastAsia="Calibri" w:hAnsi="Calibri"/>
-          <w:b w:val="0"/>
-          <w:bCs w:val="0"/>
+          <w:rFonts w:ascii="Arial" w:cs="Arial" w:eastAsia="Arial" w:hAnsi="Arial"/>
           <w:i w:val="0"/>
           <w:iCs w:val="0"/>
           <w:smallCaps w:val="0"/>
@@ -5507,10 +5670,13 @@
     <w:p>
       <w:pPr>
         <w:pStyle w:val="Heading2"/>
-        <w:rPr/>
+        <w:rPr>
+          <w:rFonts w:ascii="Arial" w:cs="Arial" w:eastAsia="Arial" w:hAnsi="Arial"/>
+        </w:rPr>
       </w:pPr>
       <w:r>
         <w:rPr>
+          <w:rFonts w:ascii="Arial" w:cs="Arial" w:eastAsia="Arial" w:hAnsi="Arial"/>
           <w:rtl w:val="0"/>
         </w:rPr>
         <w:t xml:space="preserve">4.3 Link color and readability</w:t>
@@ -5552,90 +5718,105 @@
         </w:trPr>
         <w:tc>
           <w:tcPr>
-            <w:shd w:fill="e8eef5" w:val="clear"/>
-            <w:tcMar>
-              <w:top w:w="80.0" w:type="dxa"/>
-              <w:bottom w:w="80.0" w:type="dxa"/>
-            </w:tcMar>
-            <w:vAlign w:val="center"/>
-          </w:tcPr>
-          <w:p>
-            <w:pPr>
-              <w:spacing w:after="0" w:line="276" w:lineRule="auto"/>
-              <w:rPr/>
-            </w:pPr>
-            <w:r>
-              <w:rPr>
-                <w:rFonts w:ascii="Calibri" w:cs="Calibri" w:eastAsia="Calibri" w:hAnsi="Calibri"/>
+            <w:shd w:fill="000000" w:val="clear"/>
+            <w:tcMar>
+              <w:top w:w="80.0" w:type="dxa"/>
+              <w:bottom w:w="80.0" w:type="dxa"/>
+            </w:tcMar>
+            <w:vAlign w:val="center"/>
+          </w:tcPr>
+          <w:p>
+            <w:pPr>
+              <w:spacing w:after="0" w:line="276" w:lineRule="auto"/>
+              <w:rPr>
+                <w:rFonts w:ascii="Arial" w:cs="Arial" w:eastAsia="Arial" w:hAnsi="Arial"/>
                 <w:b w:val="1"/>
                 <w:bCs w:val="1"/>
-                <w:color w:val="0b2545"/>
-                <w:sz w:val="18"/>
-                <w:szCs w:val="18"/>
-                <w:rtl w:val="0"/>
-              </w:rPr>
-              <w:t xml:space="preserve">PAIR</w:t>
-            </w:r>
-            <w:r>
-              <w:rPr>
-                <w:rtl w:val="0"/>
-              </w:rPr>
-            </w:r>
-          </w:p>
-        </w:tc>
-        <w:tc>
-          <w:tcPr>
-            <w:shd w:fill="e8eef5" w:val="clear"/>
-            <w:tcMar>
-              <w:top w:w="80.0" w:type="dxa"/>
-              <w:bottom w:w="80.0" w:type="dxa"/>
-            </w:tcMar>
-            <w:vAlign w:val="center"/>
-          </w:tcPr>
-          <w:p>
-            <w:pPr>
-              <w:spacing w:after="0" w:line="276" w:lineRule="auto"/>
-              <w:rPr/>
-            </w:pPr>
-            <w:r>
-              <w:rPr>
-                <w:rFonts w:ascii="Calibri" w:cs="Calibri" w:eastAsia="Calibri" w:hAnsi="Calibri"/>
+                <w:color w:val="ffffff"/>
+              </w:rPr>
+            </w:pPr>
+            <w:r>
+              <w:rPr>
+                <w:rFonts w:ascii="Arial" w:cs="Arial" w:eastAsia="Arial" w:hAnsi="Arial"/>
                 <w:b w:val="1"/>
                 <w:bCs w:val="1"/>
-                <w:color w:val="0b2545"/>
-                <w:sz w:val="18"/>
-                <w:szCs w:val="18"/>
-                <w:rtl w:val="0"/>
-              </w:rPr>
-              <w:t xml:space="preserve">VISUAL COLOR</w:t>
-            </w:r>
-            <w:r>
-              <w:rPr>
-                <w:rtl w:val="0"/>
-              </w:rPr>
-            </w:r>
-          </w:p>
-        </w:tc>
-        <w:tc>
-          <w:tcPr>
-            <w:shd w:fill="e8eef5" w:val="clear"/>
-            <w:tcMar>
-              <w:top w:w="80.0" w:type="dxa"/>
-              <w:bottom w:w="80.0" w:type="dxa"/>
-            </w:tcMar>
-            <w:vAlign w:val="center"/>
-          </w:tcPr>
-          <w:p>
-            <w:pPr>
-              <w:spacing w:after="0" w:line="276" w:lineRule="auto"/>
-              <w:rPr/>
-            </w:pPr>
-            <w:r>
-              <w:rPr>
-                <w:rFonts w:ascii="Calibri" w:cs="Calibri" w:eastAsia="Calibri" w:hAnsi="Calibri"/>
+                <w:color w:val="ffffff"/>
+                <w:sz w:val="18"/>
+                <w:szCs w:val="18"/>
+                <w:rtl w:val="0"/>
+              </w:rPr>
+              <w:t xml:space="preserve">PAIR</w:t>
+            </w:r>
+            <w:r>
+              <w:rPr>
+                <w:rtl w:val="0"/>
+              </w:rPr>
+            </w:r>
+          </w:p>
+        </w:tc>
+        <w:tc>
+          <w:tcPr>
+            <w:shd w:fill="000000" w:val="clear"/>
+            <w:tcMar>
+              <w:top w:w="80.0" w:type="dxa"/>
+              <w:bottom w:w="80.0" w:type="dxa"/>
+            </w:tcMar>
+            <w:vAlign w:val="center"/>
+          </w:tcPr>
+          <w:p>
+            <w:pPr>
+              <w:spacing w:after="0" w:line="276" w:lineRule="auto"/>
+              <w:rPr>
+                <w:rFonts w:ascii="Arial" w:cs="Arial" w:eastAsia="Arial" w:hAnsi="Arial"/>
                 <w:b w:val="1"/>
                 <w:bCs w:val="1"/>
-                <w:color w:val="0b2545"/>
+                <w:color w:val="ffffff"/>
+              </w:rPr>
+            </w:pPr>
+            <w:r>
+              <w:rPr>
+                <w:rFonts w:ascii="Arial" w:cs="Arial" w:eastAsia="Arial" w:hAnsi="Arial"/>
+                <w:b w:val="1"/>
+                <w:bCs w:val="1"/>
+                <w:color w:val="ffffff"/>
+                <w:sz w:val="18"/>
+                <w:szCs w:val="18"/>
+                <w:rtl w:val="0"/>
+              </w:rPr>
+              <w:t xml:space="preserve">VISUAL COLOR</w:t>
+            </w:r>
+            <w:r>
+              <w:rPr>
+                <w:rtl w:val="0"/>
+              </w:rPr>
+            </w:r>
+          </w:p>
+        </w:tc>
+        <w:tc>
+          <w:tcPr>
+            <w:shd w:fill="000000" w:val="clear"/>
+            <w:tcMar>
+              <w:top w:w="80.0" w:type="dxa"/>
+              <w:bottom w:w="80.0" w:type="dxa"/>
+            </w:tcMar>
+            <w:vAlign w:val="center"/>
+          </w:tcPr>
+          <w:p>
+            <w:pPr>
+              <w:spacing w:after="0" w:line="276" w:lineRule="auto"/>
+              <w:rPr>
+                <w:rFonts w:ascii="Arial" w:cs="Arial" w:eastAsia="Arial" w:hAnsi="Arial"/>
+                <w:b w:val="1"/>
+                <w:bCs w:val="1"/>
+                <w:color w:val="ffffff"/>
+              </w:rPr>
+            </w:pPr>
+            <w:r>
+              <w:rPr>
+                <w:rFonts w:ascii="Arial" w:cs="Arial" w:eastAsia="Arial" w:hAnsi="Arial"/>
+                <w:b w:val="1"/>
+                <w:bCs w:val="1"/>
+                <w:color w:val="ffffff"/>
                 <w:sz w:val="18"/>
                 <w:szCs w:val="18"/>
                 <w:rtl w:val="0"/>
@@ -5667,13 +5848,13 @@
           <w:p>
             <w:pPr>
               <w:spacing w:after="0" w:line="276" w:lineRule="auto"/>
-              <w:rPr/>
-            </w:pPr>
-            <w:r>
-              <w:rPr>
-                <w:rFonts w:ascii="Calibri" w:cs="Calibri" w:eastAsia="Calibri" w:hAnsi="Calibri"/>
-                <w:b w:val="0"/>
-                <w:bCs w:val="0"/>
+              <w:rPr>
+                <w:rFonts w:ascii="Arial" w:cs="Arial" w:eastAsia="Arial" w:hAnsi="Arial"/>
+              </w:rPr>
+            </w:pPr>
+            <w:r>
+              <w:rPr>
+                <w:rFonts w:ascii="Arial" w:cs="Arial" w:eastAsia="Arial" w:hAnsi="Arial"/>
                 <w:sz w:val="18"/>
                 <w:szCs w:val="18"/>
                 <w:rtl w:val="0"/>
@@ -5699,13 +5880,13 @@
           <w:p>
             <w:pPr>
               <w:spacing w:after="0" w:line="276" w:lineRule="auto"/>
-              <w:rPr/>
-            </w:pPr>
-            <w:r>
-              <w:rPr>
-                <w:rFonts w:ascii="Calibri" w:cs="Calibri" w:eastAsia="Calibri" w:hAnsi="Calibri"/>
-                <w:b w:val="0"/>
-                <w:bCs w:val="0"/>
+              <w:rPr>
+                <w:rFonts w:ascii="Arial" w:cs="Arial" w:eastAsia="Arial" w:hAnsi="Arial"/>
+              </w:rPr>
+            </w:pPr>
+            <w:r>
+              <w:rPr>
+                <w:rFonts w:ascii="Arial" w:cs="Arial" w:eastAsia="Arial" w:hAnsi="Arial"/>
                 <w:sz w:val="18"/>
                 <w:szCs w:val="18"/>
                 <w:rtl w:val="0"/>
@@ -5731,13 +5912,13 @@
           <w:p>
             <w:pPr>
               <w:spacing w:after="0" w:line="276" w:lineRule="auto"/>
-              <w:rPr/>
-            </w:pPr>
-            <w:r>
-              <w:rPr>
-                <w:rFonts w:ascii="Calibri" w:cs="Calibri" w:eastAsia="Calibri" w:hAnsi="Calibri"/>
-                <w:b w:val="0"/>
-                <w:bCs w:val="0"/>
+              <w:rPr>
+                <w:rFonts w:ascii="Arial" w:cs="Arial" w:eastAsia="Arial" w:hAnsi="Arial"/>
+              </w:rPr>
+            </w:pPr>
+            <w:r>
+              <w:rPr>
+                <w:rFonts w:ascii="Arial" w:cs="Arial" w:eastAsia="Arial" w:hAnsi="Arial"/>
                 <w:sz w:val="18"/>
                 <w:szCs w:val="18"/>
                 <w:rtl w:val="0"/>
@@ -5769,13 +5950,13 @@
           <w:p>
             <w:pPr>
               <w:spacing w:after="0" w:line="276" w:lineRule="auto"/>
-              <w:rPr/>
-            </w:pPr>
-            <w:r>
-              <w:rPr>
-                <w:rFonts w:ascii="Calibri" w:cs="Calibri" w:eastAsia="Calibri" w:hAnsi="Calibri"/>
-                <w:b w:val="0"/>
-                <w:bCs w:val="0"/>
+              <w:rPr>
+                <w:rFonts w:ascii="Arial" w:cs="Arial" w:eastAsia="Arial" w:hAnsi="Arial"/>
+              </w:rPr>
+            </w:pPr>
+            <w:r>
+              <w:rPr>
+                <w:rFonts w:ascii="Arial" w:cs="Arial" w:eastAsia="Arial" w:hAnsi="Arial"/>
                 <w:sz w:val="18"/>
                 <w:szCs w:val="18"/>
                 <w:rtl w:val="0"/>
@@ -5801,13 +5982,13 @@
           <w:p>
             <w:pPr>
               <w:spacing w:after="0" w:line="276" w:lineRule="auto"/>
-              <w:rPr/>
-            </w:pPr>
-            <w:r>
-              <w:rPr>
-                <w:rFonts w:ascii="Calibri" w:cs="Calibri" w:eastAsia="Calibri" w:hAnsi="Calibri"/>
-                <w:b w:val="0"/>
-                <w:bCs w:val="0"/>
+              <w:rPr>
+                <w:rFonts w:ascii="Arial" w:cs="Arial" w:eastAsia="Arial" w:hAnsi="Arial"/>
+              </w:rPr>
+            </w:pPr>
+            <w:r>
+              <w:rPr>
+                <w:rFonts w:ascii="Arial" w:cs="Arial" w:eastAsia="Arial" w:hAnsi="Arial"/>
                 <w:sz w:val="18"/>
                 <w:szCs w:val="18"/>
                 <w:rtl w:val="0"/>
@@ -5833,13 +6014,13 @@
           <w:p>
             <w:pPr>
               <w:spacing w:after="0" w:line="276" w:lineRule="auto"/>
-              <w:rPr/>
-            </w:pPr>
-            <w:r>
-              <w:rPr>
-                <w:rFonts w:ascii="Calibri" w:cs="Calibri" w:eastAsia="Calibri" w:hAnsi="Calibri"/>
-                <w:b w:val="0"/>
-                <w:bCs w:val="0"/>
+              <w:rPr>
+                <w:rFonts w:ascii="Arial" w:cs="Arial" w:eastAsia="Arial" w:hAnsi="Arial"/>
+              </w:rPr>
+            </w:pPr>
+            <w:r>
+              <w:rPr>
+                <w:rFonts w:ascii="Arial" w:cs="Arial" w:eastAsia="Arial" w:hAnsi="Arial"/>
                 <w:sz w:val="18"/>
                 <w:szCs w:val="18"/>
                 <w:rtl w:val="0"/>
@@ -5871,13 +6052,13 @@
           <w:p>
             <w:pPr>
               <w:spacing w:after="0" w:line="276" w:lineRule="auto"/>
-              <w:rPr/>
-            </w:pPr>
-            <w:r>
-              <w:rPr>
-                <w:rFonts w:ascii="Calibri" w:cs="Calibri" w:eastAsia="Calibri" w:hAnsi="Calibri"/>
-                <w:b w:val="0"/>
-                <w:bCs w:val="0"/>
+              <w:rPr>
+                <w:rFonts w:ascii="Arial" w:cs="Arial" w:eastAsia="Arial" w:hAnsi="Arial"/>
+              </w:rPr>
+            </w:pPr>
+            <w:r>
+              <w:rPr>
+                <w:rFonts w:ascii="Arial" w:cs="Arial" w:eastAsia="Arial" w:hAnsi="Arial"/>
                 <w:sz w:val="18"/>
                 <w:szCs w:val="18"/>
                 <w:rtl w:val="0"/>
@@ -5903,13 +6084,13 @@
           <w:p>
             <w:pPr>
               <w:spacing w:after="0" w:line="276" w:lineRule="auto"/>
-              <w:rPr/>
-            </w:pPr>
-            <w:r>
-              <w:rPr>
-                <w:rFonts w:ascii="Calibri" w:cs="Calibri" w:eastAsia="Calibri" w:hAnsi="Calibri"/>
-                <w:b w:val="0"/>
-                <w:bCs w:val="0"/>
+              <w:rPr>
+                <w:rFonts w:ascii="Arial" w:cs="Arial" w:eastAsia="Arial" w:hAnsi="Arial"/>
+              </w:rPr>
+            </w:pPr>
+            <w:r>
+              <w:rPr>
+                <w:rFonts w:ascii="Arial" w:cs="Arial" w:eastAsia="Arial" w:hAnsi="Arial"/>
                 <w:sz w:val="18"/>
                 <w:szCs w:val="18"/>
                 <w:rtl w:val="0"/>
@@ -5935,13 +6116,13 @@
           <w:p>
             <w:pPr>
               <w:spacing w:after="0" w:line="276" w:lineRule="auto"/>
-              <w:rPr/>
-            </w:pPr>
-            <w:r>
-              <w:rPr>
-                <w:rFonts w:ascii="Calibri" w:cs="Calibri" w:eastAsia="Calibri" w:hAnsi="Calibri"/>
-                <w:b w:val="0"/>
-                <w:bCs w:val="0"/>
+              <w:rPr>
+                <w:rFonts w:ascii="Arial" w:cs="Arial" w:eastAsia="Arial" w:hAnsi="Arial"/>
+              </w:rPr>
+            </w:pPr>
+            <w:r>
+              <w:rPr>
+                <w:rFonts w:ascii="Arial" w:cs="Arial" w:eastAsia="Arial" w:hAnsi="Arial"/>
                 <w:sz w:val="18"/>
                 <w:szCs w:val="18"/>
                 <w:rtl w:val="0"/>
@@ -5973,13 +6154,13 @@
           <w:p>
             <w:pPr>
               <w:spacing w:after="0" w:line="276" w:lineRule="auto"/>
-              <w:rPr/>
-            </w:pPr>
-            <w:r>
-              <w:rPr>
-                <w:rFonts w:ascii="Calibri" w:cs="Calibri" w:eastAsia="Calibri" w:hAnsi="Calibri"/>
-                <w:b w:val="0"/>
-                <w:bCs w:val="0"/>
+              <w:rPr>
+                <w:rFonts w:ascii="Arial" w:cs="Arial" w:eastAsia="Arial" w:hAnsi="Arial"/>
+              </w:rPr>
+            </w:pPr>
+            <w:r>
+              <w:rPr>
+                <w:rFonts w:ascii="Arial" w:cs="Arial" w:eastAsia="Arial" w:hAnsi="Arial"/>
                 <w:sz w:val="18"/>
                 <w:szCs w:val="18"/>
                 <w:rtl w:val="0"/>
@@ -6005,13 +6186,13 @@
           <w:p>
             <w:pPr>
               <w:spacing w:after="0" w:line="276" w:lineRule="auto"/>
-              <w:rPr/>
-            </w:pPr>
-            <w:r>
-              <w:rPr>
-                <w:rFonts w:ascii="Calibri" w:cs="Calibri" w:eastAsia="Calibri" w:hAnsi="Calibri"/>
-                <w:b w:val="0"/>
-                <w:bCs w:val="0"/>
+              <w:rPr>
+                <w:rFonts w:ascii="Arial" w:cs="Arial" w:eastAsia="Arial" w:hAnsi="Arial"/>
+              </w:rPr>
+            </w:pPr>
+            <w:r>
+              <w:rPr>
+                <w:rFonts w:ascii="Arial" w:cs="Arial" w:eastAsia="Arial" w:hAnsi="Arial"/>
                 <w:sz w:val="18"/>
                 <w:szCs w:val="18"/>
                 <w:rtl w:val="0"/>
@@ -6037,13 +6218,13 @@
           <w:p>
             <w:pPr>
               <w:spacing w:after="0" w:line="276" w:lineRule="auto"/>
-              <w:rPr/>
-            </w:pPr>
-            <w:r>
-              <w:rPr>
-                <w:rFonts w:ascii="Calibri" w:cs="Calibri" w:eastAsia="Calibri" w:hAnsi="Calibri"/>
-                <w:b w:val="0"/>
-                <w:bCs w:val="0"/>
+              <w:rPr>
+                <w:rFonts w:ascii="Arial" w:cs="Arial" w:eastAsia="Arial" w:hAnsi="Arial"/>
+              </w:rPr>
+            </w:pPr>
+            <w:r>
+              <w:rPr>
+                <w:rFonts w:ascii="Arial" w:cs="Arial" w:eastAsia="Arial" w:hAnsi="Arial"/>
                 <w:sz w:val="18"/>
                 <w:szCs w:val="18"/>
                 <w:rtl w:val="0"/>
@@ -6075,13 +6256,13 @@
           <w:p>
             <w:pPr>
               <w:spacing w:after="0" w:line="276" w:lineRule="auto"/>
-              <w:rPr/>
-            </w:pPr>
-            <w:r>
-              <w:rPr>
-                <w:rFonts w:ascii="Calibri" w:cs="Calibri" w:eastAsia="Calibri" w:hAnsi="Calibri"/>
-                <w:b w:val="0"/>
-                <w:bCs w:val="0"/>
+              <w:rPr>
+                <w:rFonts w:ascii="Arial" w:cs="Arial" w:eastAsia="Arial" w:hAnsi="Arial"/>
+              </w:rPr>
+            </w:pPr>
+            <w:r>
+              <w:rPr>
+                <w:rFonts w:ascii="Arial" w:cs="Arial" w:eastAsia="Arial" w:hAnsi="Arial"/>
                 <w:sz w:val="18"/>
                 <w:szCs w:val="18"/>
                 <w:rtl w:val="0"/>
@@ -6107,13 +6288,13 @@
           <w:p>
             <w:pPr>
               <w:spacing w:after="0" w:line="276" w:lineRule="auto"/>
-              <w:rPr/>
-            </w:pPr>
-            <w:r>
-              <w:rPr>
-                <w:rFonts w:ascii="Calibri" w:cs="Calibri" w:eastAsia="Calibri" w:hAnsi="Calibri"/>
-                <w:b w:val="0"/>
-                <w:bCs w:val="0"/>
+              <w:rPr>
+                <w:rFonts w:ascii="Arial" w:cs="Arial" w:eastAsia="Arial" w:hAnsi="Arial"/>
+              </w:rPr>
+            </w:pPr>
+            <w:r>
+              <w:rPr>
+                <w:rFonts w:ascii="Arial" w:cs="Arial" w:eastAsia="Arial" w:hAnsi="Arial"/>
                 <w:sz w:val="18"/>
                 <w:szCs w:val="18"/>
                 <w:rtl w:val="0"/>
@@ -6139,13 +6320,13 @@
           <w:p>
             <w:pPr>
               <w:spacing w:after="0" w:line="276" w:lineRule="auto"/>
-              <w:rPr/>
-            </w:pPr>
-            <w:r>
-              <w:rPr>
-                <w:rFonts w:ascii="Calibri" w:cs="Calibri" w:eastAsia="Calibri" w:hAnsi="Calibri"/>
-                <w:b w:val="0"/>
-                <w:bCs w:val="0"/>
+              <w:rPr>
+                <w:rFonts w:ascii="Arial" w:cs="Arial" w:eastAsia="Arial" w:hAnsi="Arial"/>
+              </w:rPr>
+            </w:pPr>
+            <w:r>
+              <w:rPr>
+                <w:rFonts w:ascii="Arial" w:cs="Arial" w:eastAsia="Arial" w:hAnsi="Arial"/>
                 <w:sz w:val="18"/>
                 <w:szCs w:val="18"/>
                 <w:rtl w:val="0"/>
@@ -6177,13 +6358,13 @@
           <w:p>
             <w:pPr>
               <w:spacing w:after="0" w:line="276" w:lineRule="auto"/>
-              <w:rPr/>
-            </w:pPr>
-            <w:r>
-              <w:rPr>
-                <w:rFonts w:ascii="Calibri" w:cs="Calibri" w:eastAsia="Calibri" w:hAnsi="Calibri"/>
-                <w:b w:val="0"/>
-                <w:bCs w:val="0"/>
+              <w:rPr>
+                <w:rFonts w:ascii="Arial" w:cs="Arial" w:eastAsia="Arial" w:hAnsi="Arial"/>
+              </w:rPr>
+            </w:pPr>
+            <w:r>
+              <w:rPr>
+                <w:rFonts w:ascii="Arial" w:cs="Arial" w:eastAsia="Arial" w:hAnsi="Arial"/>
                 <w:sz w:val="18"/>
                 <w:szCs w:val="18"/>
                 <w:rtl w:val="0"/>
@@ -6209,13 +6390,13 @@
           <w:p>
             <w:pPr>
               <w:spacing w:after="0" w:line="276" w:lineRule="auto"/>
-              <w:rPr/>
-            </w:pPr>
-            <w:r>
-              <w:rPr>
-                <w:rFonts w:ascii="Calibri" w:cs="Calibri" w:eastAsia="Calibri" w:hAnsi="Calibri"/>
-                <w:b w:val="0"/>
-                <w:bCs w:val="0"/>
+              <w:rPr>
+                <w:rFonts w:ascii="Arial" w:cs="Arial" w:eastAsia="Arial" w:hAnsi="Arial"/>
+              </w:rPr>
+            </w:pPr>
+            <w:r>
+              <w:rPr>
+                <w:rFonts w:ascii="Arial" w:cs="Arial" w:eastAsia="Arial" w:hAnsi="Arial"/>
                 <w:sz w:val="18"/>
                 <w:szCs w:val="18"/>
                 <w:rtl w:val="0"/>
@@ -6241,13 +6422,13 @@
           <w:p>
             <w:pPr>
               <w:spacing w:after="0" w:line="276" w:lineRule="auto"/>
-              <w:rPr/>
-            </w:pPr>
-            <w:r>
-              <w:rPr>
-                <w:rFonts w:ascii="Calibri" w:cs="Calibri" w:eastAsia="Calibri" w:hAnsi="Calibri"/>
-                <w:b w:val="0"/>
-                <w:bCs w:val="0"/>
+              <w:rPr>
+                <w:rFonts w:ascii="Arial" w:cs="Arial" w:eastAsia="Arial" w:hAnsi="Arial"/>
+              </w:rPr>
+            </w:pPr>
+            <w:r>
+              <w:rPr>
+                <w:rFonts w:ascii="Arial" w:cs="Arial" w:eastAsia="Arial" w:hAnsi="Arial"/>
                 <w:sz w:val="18"/>
                 <w:szCs w:val="18"/>
                 <w:rtl w:val="0"/>
@@ -6279,13 +6460,13 @@
           <w:p>
             <w:pPr>
               <w:spacing w:after="0" w:line="276" w:lineRule="auto"/>
-              <w:rPr/>
-            </w:pPr>
-            <w:r>
-              <w:rPr>
-                <w:rFonts w:ascii="Calibri" w:cs="Calibri" w:eastAsia="Calibri" w:hAnsi="Calibri"/>
-                <w:b w:val="0"/>
-                <w:bCs w:val="0"/>
+              <w:rPr>
+                <w:rFonts w:ascii="Arial" w:cs="Arial" w:eastAsia="Arial" w:hAnsi="Arial"/>
+              </w:rPr>
+            </w:pPr>
+            <w:r>
+              <w:rPr>
+                <w:rFonts w:ascii="Arial" w:cs="Arial" w:eastAsia="Arial" w:hAnsi="Arial"/>
                 <w:sz w:val="18"/>
                 <w:szCs w:val="18"/>
                 <w:rtl w:val="0"/>
@@ -6311,13 +6492,13 @@
           <w:p>
             <w:pPr>
               <w:spacing w:after="0" w:line="276" w:lineRule="auto"/>
-              <w:rPr/>
-            </w:pPr>
-            <w:r>
-              <w:rPr>
-                <w:rFonts w:ascii="Calibri" w:cs="Calibri" w:eastAsia="Calibri" w:hAnsi="Calibri"/>
-                <w:b w:val="0"/>
-                <w:bCs w:val="0"/>
+              <w:rPr>
+                <w:rFonts w:ascii="Arial" w:cs="Arial" w:eastAsia="Arial" w:hAnsi="Arial"/>
+              </w:rPr>
+            </w:pPr>
+            <w:r>
+              <w:rPr>
+                <w:rFonts w:ascii="Arial" w:cs="Arial" w:eastAsia="Arial" w:hAnsi="Arial"/>
                 <w:sz w:val="18"/>
                 <w:szCs w:val="18"/>
                 <w:rtl w:val="0"/>
@@ -6343,13 +6524,13 @@
           <w:p>
             <w:pPr>
               <w:spacing w:after="0" w:line="276" w:lineRule="auto"/>
-              <w:rPr/>
-            </w:pPr>
-            <w:r>
-              <w:rPr>
-                <w:rFonts w:ascii="Calibri" w:cs="Calibri" w:eastAsia="Calibri" w:hAnsi="Calibri"/>
-                <w:b w:val="0"/>
-                <w:bCs w:val="0"/>
+              <w:rPr>
+                <w:rFonts w:ascii="Arial" w:cs="Arial" w:eastAsia="Arial" w:hAnsi="Arial"/>
+              </w:rPr>
+            </w:pPr>
+            <w:r>
+              <w:rPr>
+                <w:rFonts w:ascii="Arial" w:cs="Arial" w:eastAsia="Arial" w:hAnsi="Arial"/>
                 <w:sz w:val="18"/>
                 <w:szCs w:val="18"/>
                 <w:rtl w:val="0"/>
@@ -6381,13 +6562,13 @@
           <w:p>
             <w:pPr>
               <w:spacing w:after="0" w:line="276" w:lineRule="auto"/>
-              <w:rPr/>
-            </w:pPr>
-            <w:r>
-              <w:rPr>
-                <w:rFonts w:ascii="Calibri" w:cs="Calibri" w:eastAsia="Calibri" w:hAnsi="Calibri"/>
-                <w:b w:val="0"/>
-                <w:bCs w:val="0"/>
+              <w:rPr>
+                <w:rFonts w:ascii="Arial" w:cs="Arial" w:eastAsia="Arial" w:hAnsi="Arial"/>
+              </w:rPr>
+            </w:pPr>
+            <w:r>
+              <w:rPr>
+                <w:rFonts w:ascii="Arial" w:cs="Arial" w:eastAsia="Arial" w:hAnsi="Arial"/>
                 <w:sz w:val="18"/>
                 <w:szCs w:val="18"/>
                 <w:rtl w:val="0"/>
@@ -6413,13 +6594,13 @@
           <w:p>
             <w:pPr>
               <w:spacing w:after="0" w:line="276" w:lineRule="auto"/>
-              <w:rPr/>
-            </w:pPr>
-            <w:r>
-              <w:rPr>
-                <w:rFonts w:ascii="Calibri" w:cs="Calibri" w:eastAsia="Calibri" w:hAnsi="Calibri"/>
-                <w:b w:val="0"/>
-                <w:bCs w:val="0"/>
+              <w:rPr>
+                <w:rFonts w:ascii="Arial" w:cs="Arial" w:eastAsia="Arial" w:hAnsi="Arial"/>
+              </w:rPr>
+            </w:pPr>
+            <w:r>
+              <w:rPr>
+                <w:rFonts w:ascii="Arial" w:cs="Arial" w:eastAsia="Arial" w:hAnsi="Arial"/>
                 <w:sz w:val="18"/>
                 <w:szCs w:val="18"/>
                 <w:rtl w:val="0"/>
@@ -6445,13 +6626,13 @@
           <w:p>
             <w:pPr>
               <w:spacing w:after="0" w:line="276" w:lineRule="auto"/>
-              <w:rPr/>
-            </w:pPr>
-            <w:r>
-              <w:rPr>
-                <w:rFonts w:ascii="Calibri" w:cs="Calibri" w:eastAsia="Calibri" w:hAnsi="Calibri"/>
-                <w:b w:val="0"/>
-                <w:bCs w:val="0"/>
+              <w:rPr>
+                <w:rFonts w:ascii="Arial" w:cs="Arial" w:eastAsia="Arial" w:hAnsi="Arial"/>
+              </w:rPr>
+            </w:pPr>
+            <w:r>
+              <w:rPr>
+                <w:rFonts w:ascii="Arial" w:cs="Arial" w:eastAsia="Arial" w:hAnsi="Arial"/>
                 <w:sz w:val="18"/>
                 <w:szCs w:val="18"/>
                 <w:rtl w:val="0"/>
@@ -6483,13 +6664,13 @@
           <w:p>
             <w:pPr>
               <w:spacing w:after="0" w:line="276" w:lineRule="auto"/>
-              <w:rPr/>
-            </w:pPr>
-            <w:r>
-              <w:rPr>
-                <w:rFonts w:ascii="Calibri" w:cs="Calibri" w:eastAsia="Calibri" w:hAnsi="Calibri"/>
-                <w:b w:val="0"/>
-                <w:bCs w:val="0"/>
+              <w:rPr>
+                <w:rFonts w:ascii="Arial" w:cs="Arial" w:eastAsia="Arial" w:hAnsi="Arial"/>
+              </w:rPr>
+            </w:pPr>
+            <w:r>
+              <w:rPr>
+                <w:rFonts w:ascii="Arial" w:cs="Arial" w:eastAsia="Arial" w:hAnsi="Arial"/>
                 <w:sz w:val="18"/>
                 <w:szCs w:val="18"/>
                 <w:rtl w:val="0"/>
@@ -6515,13 +6696,13 @@
           <w:p>
             <w:pPr>
               <w:spacing w:after="0" w:line="276" w:lineRule="auto"/>
-              <w:rPr/>
-            </w:pPr>
-            <w:r>
-              <w:rPr>
-                <w:rFonts w:ascii="Calibri" w:cs="Calibri" w:eastAsia="Calibri" w:hAnsi="Calibri"/>
-                <w:b w:val="0"/>
-                <w:bCs w:val="0"/>
+              <w:rPr>
+                <w:rFonts w:ascii="Arial" w:cs="Arial" w:eastAsia="Arial" w:hAnsi="Arial"/>
+              </w:rPr>
+            </w:pPr>
+            <w:r>
+              <w:rPr>
+                <w:rFonts w:ascii="Arial" w:cs="Arial" w:eastAsia="Arial" w:hAnsi="Arial"/>
                 <w:sz w:val="18"/>
                 <w:szCs w:val="18"/>
                 <w:rtl w:val="0"/>
@@ -6547,13 +6728,13 @@
           <w:p>
             <w:pPr>
               <w:spacing w:after="0" w:line="276" w:lineRule="auto"/>
-              <w:rPr/>
-            </w:pPr>
-            <w:r>
-              <w:rPr>
-                <w:rFonts w:ascii="Calibri" w:cs="Calibri" w:eastAsia="Calibri" w:hAnsi="Calibri"/>
-                <w:b w:val="0"/>
-                <w:bCs w:val="0"/>
+              <w:rPr>
+                <w:rFonts w:ascii="Arial" w:cs="Arial" w:eastAsia="Arial" w:hAnsi="Arial"/>
+              </w:rPr>
+            </w:pPr>
+            <w:r>
+              <w:rPr>
+                <w:rFonts w:ascii="Arial" w:cs="Arial" w:eastAsia="Arial" w:hAnsi="Arial"/>
                 <w:sz w:val="18"/>
                 <w:szCs w:val="18"/>
                 <w:rtl w:val="0"/>
@@ -6585,13 +6766,13 @@
           <w:p>
             <w:pPr>
               <w:spacing w:after="0" w:line="276" w:lineRule="auto"/>
-              <w:rPr/>
-            </w:pPr>
-            <w:r>
-              <w:rPr>
-                <w:rFonts w:ascii="Calibri" w:cs="Calibri" w:eastAsia="Calibri" w:hAnsi="Calibri"/>
-                <w:b w:val="0"/>
-                <w:bCs w:val="0"/>
+              <w:rPr>
+                <w:rFonts w:ascii="Arial" w:cs="Arial" w:eastAsia="Arial" w:hAnsi="Arial"/>
+              </w:rPr>
+            </w:pPr>
+            <w:r>
+              <w:rPr>
+                <w:rFonts w:ascii="Arial" w:cs="Arial" w:eastAsia="Arial" w:hAnsi="Arial"/>
                 <w:sz w:val="18"/>
                 <w:szCs w:val="18"/>
                 <w:rtl w:val="0"/>
@@ -6617,13 +6798,13 @@
           <w:p>
             <w:pPr>
               <w:spacing w:after="0" w:line="276" w:lineRule="auto"/>
-              <w:rPr/>
-            </w:pPr>
-            <w:r>
-              <w:rPr>
-                <w:rFonts w:ascii="Calibri" w:cs="Calibri" w:eastAsia="Calibri" w:hAnsi="Calibri"/>
-                <w:b w:val="0"/>
-                <w:bCs w:val="0"/>
+              <w:rPr>
+                <w:rFonts w:ascii="Arial" w:cs="Arial" w:eastAsia="Arial" w:hAnsi="Arial"/>
+              </w:rPr>
+            </w:pPr>
+            <w:r>
+              <w:rPr>
+                <w:rFonts w:ascii="Arial" w:cs="Arial" w:eastAsia="Arial" w:hAnsi="Arial"/>
                 <w:sz w:val="18"/>
                 <w:szCs w:val="18"/>
                 <w:rtl w:val="0"/>
@@ -6649,13 +6830,13 @@
           <w:p>
             <w:pPr>
               <w:spacing w:after="0" w:line="276" w:lineRule="auto"/>
-              <w:rPr/>
-            </w:pPr>
-            <w:r>
-              <w:rPr>
-                <w:rFonts w:ascii="Calibri" w:cs="Calibri" w:eastAsia="Calibri" w:hAnsi="Calibri"/>
-                <w:b w:val="0"/>
-                <w:bCs w:val="0"/>
+              <w:rPr>
+                <w:rFonts w:ascii="Arial" w:cs="Arial" w:eastAsia="Arial" w:hAnsi="Arial"/>
+              </w:rPr>
+            </w:pPr>
+            <w:r>
+              <w:rPr>
+                <w:rFonts w:ascii="Arial" w:cs="Arial" w:eastAsia="Arial" w:hAnsi="Arial"/>
                 <w:sz w:val="18"/>
                 <w:szCs w:val="18"/>
                 <w:rtl w:val="0"/>
@@ -6673,7 +6854,9 @@
     </w:tbl>
     <w:p>
       <w:pPr>
-        <w:rPr/>
+        <w:rPr>
+          <w:rFonts w:ascii="Arial" w:cs="Arial" w:eastAsia="Arial" w:hAnsi="Arial"/>
+        </w:rPr>
       </w:pPr>
       <w:r>
         <w:rPr>
@@ -6684,10 +6867,13 @@
     <w:p>
       <w:pPr>
         <w:pStyle w:val="Heading2"/>
-        <w:rPr/>
+        <w:rPr>
+          <w:rFonts w:ascii="Arial" w:cs="Arial" w:eastAsia="Arial" w:hAnsi="Arial"/>
+        </w:rPr>
       </w:pPr>
       <w:r>
         <w:rPr>
+          <w:rFonts w:ascii="Arial" w:cs="Arial" w:eastAsia="Arial" w:hAnsi="Arial"/>
           <w:rtl w:val="0"/>
         </w:rPr>
         <w:t xml:space="preserve">4.4 Enemy system and wave scaling</w:t>
@@ -6696,7 +6882,7 @@
     <w:tbl>
       <w:tblPr>
         <w:tblStyle w:val="Table5"/>
-        <w:tblW w:w="9360.0" w:type="dxa"/>
+        <w:tblW w:w="9375.0" w:type="dxa"/>
         <w:jc w:val="left"/>
         <w:tblInd w:w="5.0" w:type="dxa"/>
         <w:tblBorders>
@@ -6711,16 +6897,16 @@
         <w:tblLook w:val="0400"/>
       </w:tblPr>
       <w:tblGrid>
-        <w:gridCol w:w="1300"/>
-        <w:gridCol w:w="1300"/>
-        <w:gridCol w:w="1300"/>
+        <w:gridCol w:w="1305"/>
+        <w:gridCol w:w="1415.0000000000005"/>
+        <w:gridCol w:w="1194.9999999999995"/>
         <w:gridCol w:w="1200"/>
         <w:gridCol w:w="4260"/>
         <w:tblGridChange w:id="0">
           <w:tblGrid>
-            <w:gridCol w:w="1300"/>
-            <w:gridCol w:w="1300"/>
-            <w:gridCol w:w="1300"/>
+            <w:gridCol w:w="1305"/>
+            <w:gridCol w:w="1415.0000000000005"/>
+            <w:gridCol w:w="1194.9999999999995"/>
             <w:gridCol w:w="1200"/>
             <w:gridCol w:w="4260"/>
           </w:tblGrid>
@@ -6733,24 +6919,27 @@
         </w:trPr>
         <w:tc>
           <w:tcPr>
-            <w:shd w:fill="e8eef5" w:val="clear"/>
-            <w:tcMar>
-              <w:top w:w="80.0" w:type="dxa"/>
-              <w:bottom w:w="80.0" w:type="dxa"/>
-            </w:tcMar>
-            <w:vAlign w:val="center"/>
-          </w:tcPr>
-          <w:p>
-            <w:pPr>
-              <w:spacing w:after="0" w:line="276" w:lineRule="auto"/>
-              <w:rPr/>
-            </w:pPr>
-            <w:r>
-              <w:rPr>
-                <w:rFonts w:ascii="Calibri" w:cs="Calibri" w:eastAsia="Calibri" w:hAnsi="Calibri"/>
+            <w:shd w:fill="000000" w:val="clear"/>
+            <w:tcMar>
+              <w:top w:w="80.0" w:type="dxa"/>
+              <w:bottom w:w="80.0" w:type="dxa"/>
+            </w:tcMar>
+            <w:vAlign w:val="center"/>
+          </w:tcPr>
+          <w:p>
+            <w:pPr>
+              <w:spacing w:after="0" w:line="276" w:lineRule="auto"/>
+              <w:rPr>
+                <w:rFonts w:ascii="Arial" w:cs="Arial" w:eastAsia="Arial" w:hAnsi="Arial"/>
+                <w:color w:val="ffffff"/>
+              </w:rPr>
+            </w:pPr>
+            <w:r>
+              <w:rPr>
+                <w:rFonts w:ascii="Arial" w:cs="Arial" w:eastAsia="Arial" w:hAnsi="Arial"/>
                 <w:b w:val="1"/>
                 <w:bCs w:val="1"/>
-                <w:color w:val="0b2545"/>
+                <w:color w:val="ffffff"/>
                 <w:sz w:val="18"/>
                 <w:szCs w:val="18"/>
                 <w:rtl w:val="0"/>
@@ -6766,24 +6955,27 @@
         </w:tc>
         <w:tc>
           <w:tcPr>
-            <w:shd w:fill="e8eef5" w:val="clear"/>
-            <w:tcMar>
-              <w:top w:w="80.0" w:type="dxa"/>
-              <w:bottom w:w="80.0" w:type="dxa"/>
-            </w:tcMar>
-            <w:vAlign w:val="center"/>
-          </w:tcPr>
-          <w:p>
-            <w:pPr>
-              <w:spacing w:after="0" w:line="276" w:lineRule="auto"/>
-              <w:rPr/>
-            </w:pPr>
-            <w:r>
-              <w:rPr>
-                <w:rFonts w:ascii="Calibri" w:cs="Calibri" w:eastAsia="Calibri" w:hAnsi="Calibri"/>
+            <w:shd w:fill="000000" w:val="clear"/>
+            <w:tcMar>
+              <w:top w:w="80.0" w:type="dxa"/>
+              <w:bottom w:w="80.0" w:type="dxa"/>
+            </w:tcMar>
+            <w:vAlign w:val="center"/>
+          </w:tcPr>
+          <w:p>
+            <w:pPr>
+              <w:spacing w:after="0" w:line="276" w:lineRule="auto"/>
+              <w:rPr>
+                <w:rFonts w:ascii="Arial" w:cs="Arial" w:eastAsia="Arial" w:hAnsi="Arial"/>
+                <w:color w:val="ffffff"/>
+              </w:rPr>
+            </w:pPr>
+            <w:r>
+              <w:rPr>
+                <w:rFonts w:ascii="Arial" w:cs="Arial" w:eastAsia="Arial" w:hAnsi="Arial"/>
                 <w:b w:val="1"/>
                 <w:bCs w:val="1"/>
-                <w:color w:val="0b2545"/>
+                <w:color w:val="ffffff"/>
                 <w:sz w:val="18"/>
                 <w:szCs w:val="18"/>
                 <w:rtl w:val="0"/>
@@ -6799,24 +6991,27 @@
         </w:tc>
         <w:tc>
           <w:tcPr>
-            <w:shd w:fill="e8eef5" w:val="clear"/>
-            <w:tcMar>
-              <w:top w:w="80.0" w:type="dxa"/>
-              <w:bottom w:w="80.0" w:type="dxa"/>
-            </w:tcMar>
-            <w:vAlign w:val="center"/>
-          </w:tcPr>
-          <w:p>
-            <w:pPr>
-              <w:spacing w:after="0" w:line="276" w:lineRule="auto"/>
-              <w:rPr/>
-            </w:pPr>
-            <w:r>
-              <w:rPr>
-                <w:rFonts w:ascii="Calibri" w:cs="Calibri" w:eastAsia="Calibri" w:hAnsi="Calibri"/>
+            <w:shd w:fill="000000" w:val="clear"/>
+            <w:tcMar>
+              <w:top w:w="80.0" w:type="dxa"/>
+              <w:bottom w:w="80.0" w:type="dxa"/>
+            </w:tcMar>
+            <w:vAlign w:val="center"/>
+          </w:tcPr>
+          <w:p>
+            <w:pPr>
+              <w:spacing w:after="0" w:line="276" w:lineRule="auto"/>
+              <w:rPr>
+                <w:rFonts w:ascii="Arial" w:cs="Arial" w:eastAsia="Arial" w:hAnsi="Arial"/>
+                <w:color w:val="ffffff"/>
+              </w:rPr>
+            </w:pPr>
+            <w:r>
+              <w:rPr>
+                <w:rFonts w:ascii="Arial" w:cs="Arial" w:eastAsia="Arial" w:hAnsi="Arial"/>
                 <w:b w:val="1"/>
                 <w:bCs w:val="1"/>
-                <w:color w:val="0b2545"/>
+                <w:color w:val="ffffff"/>
                 <w:sz w:val="18"/>
                 <w:szCs w:val="18"/>
                 <w:rtl w:val="0"/>
@@ -6832,24 +7027,27 @@
         </w:tc>
         <w:tc>
           <w:tcPr>
-            <w:shd w:fill="e8eef5" w:val="clear"/>
-            <w:tcMar>
-              <w:top w:w="80.0" w:type="dxa"/>
-              <w:bottom w:w="80.0" w:type="dxa"/>
-            </w:tcMar>
-            <w:vAlign w:val="center"/>
-          </w:tcPr>
-          <w:p>
-            <w:pPr>
-              <w:spacing w:after="0" w:line="276" w:lineRule="auto"/>
-              <w:rPr/>
-            </w:pPr>
-            <w:r>
-              <w:rPr>
-                <w:rFonts w:ascii="Calibri" w:cs="Calibri" w:eastAsia="Calibri" w:hAnsi="Calibri"/>
+            <w:shd w:fill="000000" w:val="clear"/>
+            <w:tcMar>
+              <w:top w:w="80.0" w:type="dxa"/>
+              <w:bottom w:w="80.0" w:type="dxa"/>
+            </w:tcMar>
+            <w:vAlign w:val="center"/>
+          </w:tcPr>
+          <w:p>
+            <w:pPr>
+              <w:spacing w:after="0" w:line="276" w:lineRule="auto"/>
+              <w:rPr>
+                <w:rFonts w:ascii="Arial" w:cs="Arial" w:eastAsia="Arial" w:hAnsi="Arial"/>
+                <w:color w:val="ffffff"/>
+              </w:rPr>
+            </w:pPr>
+            <w:r>
+              <w:rPr>
+                <w:rFonts w:ascii="Arial" w:cs="Arial" w:eastAsia="Arial" w:hAnsi="Arial"/>
                 <w:b w:val="1"/>
                 <w:bCs w:val="1"/>
-                <w:color w:val="0b2545"/>
+                <w:color w:val="ffffff"/>
                 <w:sz w:val="18"/>
                 <w:szCs w:val="18"/>
                 <w:rtl w:val="0"/>
@@ -6865,24 +7063,27 @@
         </w:tc>
         <w:tc>
           <w:tcPr>
-            <w:shd w:fill="e8eef5" w:val="clear"/>
-            <w:tcMar>
-              <w:top w:w="80.0" w:type="dxa"/>
-              <w:bottom w:w="80.0" w:type="dxa"/>
-            </w:tcMar>
-            <w:vAlign w:val="center"/>
-          </w:tcPr>
-          <w:p>
-            <w:pPr>
-              <w:spacing w:after="0" w:line="276" w:lineRule="auto"/>
-              <w:rPr/>
-            </w:pPr>
-            <w:r>
-              <w:rPr>
-                <w:rFonts w:ascii="Calibri" w:cs="Calibri" w:eastAsia="Calibri" w:hAnsi="Calibri"/>
+            <w:shd w:fill="000000" w:val="clear"/>
+            <w:tcMar>
+              <w:top w:w="80.0" w:type="dxa"/>
+              <w:bottom w:w="80.0" w:type="dxa"/>
+            </w:tcMar>
+            <w:vAlign w:val="center"/>
+          </w:tcPr>
+          <w:p>
+            <w:pPr>
+              <w:spacing w:after="0" w:line="276" w:lineRule="auto"/>
+              <w:rPr>
+                <w:rFonts w:ascii="Arial" w:cs="Arial" w:eastAsia="Arial" w:hAnsi="Arial"/>
+                <w:color w:val="ffffff"/>
+              </w:rPr>
+            </w:pPr>
+            <w:r>
+              <w:rPr>
+                <w:rFonts w:ascii="Arial" w:cs="Arial" w:eastAsia="Arial" w:hAnsi="Arial"/>
                 <w:b w:val="1"/>
                 <w:bCs w:val="1"/>
-                <w:color w:val="0b2545"/>
+                <w:color w:val="ffffff"/>
                 <w:sz w:val="18"/>
                 <w:szCs w:val="18"/>
                 <w:rtl w:val="0"/>
@@ -6914,13 +7115,13 @@
           <w:p>
             <w:pPr>
               <w:spacing w:after="0" w:line="276" w:lineRule="auto"/>
-              <w:rPr/>
-            </w:pPr>
-            <w:r>
-              <w:rPr>
-                <w:rFonts w:ascii="Calibri" w:cs="Calibri" w:eastAsia="Calibri" w:hAnsi="Calibri"/>
-                <w:b w:val="0"/>
-                <w:bCs w:val="0"/>
+              <w:rPr>
+                <w:rFonts w:ascii="Arial" w:cs="Arial" w:eastAsia="Arial" w:hAnsi="Arial"/>
+              </w:rPr>
+            </w:pPr>
+            <w:r>
+              <w:rPr>
+                <w:rFonts w:ascii="Arial" w:cs="Arial" w:eastAsia="Arial" w:hAnsi="Arial"/>
                 <w:sz w:val="18"/>
                 <w:szCs w:val="18"/>
                 <w:rtl w:val="0"/>
@@ -6946,13 +7147,13 @@
           <w:p>
             <w:pPr>
               <w:spacing w:after="0" w:line="276" w:lineRule="auto"/>
-              <w:rPr/>
-            </w:pPr>
-            <w:r>
-              <w:rPr>
-                <w:rFonts w:ascii="Calibri" w:cs="Calibri" w:eastAsia="Calibri" w:hAnsi="Calibri"/>
-                <w:b w:val="0"/>
-                <w:bCs w:val="0"/>
+              <w:rPr>
+                <w:rFonts w:ascii="Arial" w:cs="Arial" w:eastAsia="Arial" w:hAnsi="Arial"/>
+              </w:rPr>
+            </w:pPr>
+            <w:r>
+              <w:rPr>
+                <w:rFonts w:ascii="Arial" w:cs="Arial" w:eastAsia="Arial" w:hAnsi="Arial"/>
                 <w:sz w:val="18"/>
                 <w:szCs w:val="18"/>
                 <w:rtl w:val="0"/>
@@ -6978,13 +7179,13 @@
           <w:p>
             <w:pPr>
               <w:spacing w:after="0" w:line="276" w:lineRule="auto"/>
-              <w:rPr/>
-            </w:pPr>
-            <w:r>
-              <w:rPr>
-                <w:rFonts w:ascii="Calibri" w:cs="Calibri" w:eastAsia="Calibri" w:hAnsi="Calibri"/>
-                <w:b w:val="0"/>
-                <w:bCs w:val="0"/>
+              <w:rPr>
+                <w:rFonts w:ascii="Arial" w:cs="Arial" w:eastAsia="Arial" w:hAnsi="Arial"/>
+              </w:rPr>
+            </w:pPr>
+            <w:r>
+              <w:rPr>
+                <w:rFonts w:ascii="Arial" w:cs="Arial" w:eastAsia="Arial" w:hAnsi="Arial"/>
                 <w:sz w:val="18"/>
                 <w:szCs w:val="18"/>
                 <w:rtl w:val="0"/>
@@ -7010,13 +7211,13 @@
           <w:p>
             <w:pPr>
               <w:spacing w:after="0" w:line="276" w:lineRule="auto"/>
-              <w:rPr/>
-            </w:pPr>
-            <w:r>
-              <w:rPr>
-                <w:rFonts w:ascii="Calibri" w:cs="Calibri" w:eastAsia="Calibri" w:hAnsi="Calibri"/>
-                <w:b w:val="0"/>
-                <w:bCs w:val="0"/>
+              <w:rPr>
+                <w:rFonts w:ascii="Arial" w:cs="Arial" w:eastAsia="Arial" w:hAnsi="Arial"/>
+              </w:rPr>
+            </w:pPr>
+            <w:r>
+              <w:rPr>
+                <w:rFonts w:ascii="Arial" w:cs="Arial" w:eastAsia="Arial" w:hAnsi="Arial"/>
                 <w:sz w:val="18"/>
                 <w:szCs w:val="18"/>
                 <w:rtl w:val="0"/>
@@ -7042,13 +7243,13 @@
           <w:p>
             <w:pPr>
               <w:spacing w:after="0" w:line="276" w:lineRule="auto"/>
-              <w:rPr/>
-            </w:pPr>
-            <w:r>
-              <w:rPr>
-                <w:rFonts w:ascii="Calibri" w:cs="Calibri" w:eastAsia="Calibri" w:hAnsi="Calibri"/>
-                <w:b w:val="0"/>
-                <w:bCs w:val="0"/>
+              <w:rPr>
+                <w:rFonts w:ascii="Arial" w:cs="Arial" w:eastAsia="Arial" w:hAnsi="Arial"/>
+              </w:rPr>
+            </w:pPr>
+            <w:r>
+              <w:rPr>
+                <w:rFonts w:ascii="Arial" w:cs="Arial" w:eastAsia="Arial" w:hAnsi="Arial"/>
                 <w:sz w:val="18"/>
                 <w:szCs w:val="18"/>
                 <w:rtl w:val="0"/>
@@ -7080,13 +7281,13 @@
           <w:p>
             <w:pPr>
               <w:spacing w:after="0" w:line="276" w:lineRule="auto"/>
-              <w:rPr/>
-            </w:pPr>
-            <w:r>
-              <w:rPr>
-                <w:rFonts w:ascii="Calibri" w:cs="Calibri" w:eastAsia="Calibri" w:hAnsi="Calibri"/>
-                <w:b w:val="0"/>
-                <w:bCs w:val="0"/>
+              <w:rPr>
+                <w:rFonts w:ascii="Arial" w:cs="Arial" w:eastAsia="Arial" w:hAnsi="Arial"/>
+              </w:rPr>
+            </w:pPr>
+            <w:r>
+              <w:rPr>
+                <w:rFonts w:ascii="Arial" w:cs="Arial" w:eastAsia="Arial" w:hAnsi="Arial"/>
                 <w:sz w:val="18"/>
                 <w:szCs w:val="18"/>
                 <w:rtl w:val="0"/>
@@ -7112,13 +7313,13 @@
           <w:p>
             <w:pPr>
               <w:spacing w:after="0" w:line="276" w:lineRule="auto"/>
-              <w:rPr/>
-            </w:pPr>
-            <w:r>
-              <w:rPr>
-                <w:rFonts w:ascii="Calibri" w:cs="Calibri" w:eastAsia="Calibri" w:hAnsi="Calibri"/>
-                <w:b w:val="0"/>
-                <w:bCs w:val="0"/>
+              <w:rPr>
+                <w:rFonts w:ascii="Arial" w:cs="Arial" w:eastAsia="Arial" w:hAnsi="Arial"/>
+              </w:rPr>
+            </w:pPr>
+            <w:r>
+              <w:rPr>
+                <w:rFonts w:ascii="Arial" w:cs="Arial" w:eastAsia="Arial" w:hAnsi="Arial"/>
                 <w:sz w:val="18"/>
                 <w:szCs w:val="18"/>
                 <w:rtl w:val="0"/>
@@ -7144,13 +7345,13 @@
           <w:p>
             <w:pPr>
               <w:spacing w:after="0" w:line="276" w:lineRule="auto"/>
-              <w:rPr/>
-            </w:pPr>
-            <w:r>
-              <w:rPr>
-                <w:rFonts w:ascii="Calibri" w:cs="Calibri" w:eastAsia="Calibri" w:hAnsi="Calibri"/>
-                <w:b w:val="0"/>
-                <w:bCs w:val="0"/>
+              <w:rPr>
+                <w:rFonts w:ascii="Arial" w:cs="Arial" w:eastAsia="Arial" w:hAnsi="Arial"/>
+              </w:rPr>
+            </w:pPr>
+            <w:r>
+              <w:rPr>
+                <w:rFonts w:ascii="Arial" w:cs="Arial" w:eastAsia="Arial" w:hAnsi="Arial"/>
                 <w:sz w:val="18"/>
                 <w:szCs w:val="18"/>
                 <w:rtl w:val="0"/>
@@ -7176,13 +7377,13 @@
           <w:p>
             <w:pPr>
               <w:spacing w:after="0" w:line="276" w:lineRule="auto"/>
-              <w:rPr/>
-            </w:pPr>
-            <w:r>
-              <w:rPr>
-                <w:rFonts w:ascii="Calibri" w:cs="Calibri" w:eastAsia="Calibri" w:hAnsi="Calibri"/>
-                <w:b w:val="0"/>
-                <w:bCs w:val="0"/>
+              <w:rPr>
+                <w:rFonts w:ascii="Arial" w:cs="Arial" w:eastAsia="Arial" w:hAnsi="Arial"/>
+              </w:rPr>
+            </w:pPr>
+            <w:r>
+              <w:rPr>
+                <w:rFonts w:ascii="Arial" w:cs="Arial" w:eastAsia="Arial" w:hAnsi="Arial"/>
                 <w:sz w:val="18"/>
                 <w:szCs w:val="18"/>
                 <w:rtl w:val="0"/>
@@ -7208,13 +7409,13 @@
           <w:p>
             <w:pPr>
               <w:spacing w:after="0" w:line="276" w:lineRule="auto"/>
-              <w:rPr/>
-            </w:pPr>
-            <w:r>
-              <w:rPr>
-                <w:rFonts w:ascii="Calibri" w:cs="Calibri" w:eastAsia="Calibri" w:hAnsi="Calibri"/>
-                <w:b w:val="0"/>
-                <w:bCs w:val="0"/>
+              <w:rPr>
+                <w:rFonts w:ascii="Arial" w:cs="Arial" w:eastAsia="Arial" w:hAnsi="Arial"/>
+              </w:rPr>
+            </w:pPr>
+            <w:r>
+              <w:rPr>
+                <w:rFonts w:ascii="Arial" w:cs="Arial" w:eastAsia="Arial" w:hAnsi="Arial"/>
                 <w:sz w:val="18"/>
                 <w:szCs w:val="18"/>
                 <w:rtl w:val="0"/>
@@ -7246,13 +7447,13 @@
           <w:p>
             <w:pPr>
               <w:spacing w:after="0" w:line="276" w:lineRule="auto"/>
-              <w:rPr/>
-            </w:pPr>
-            <w:r>
-              <w:rPr>
-                <w:rFonts w:ascii="Calibri" w:cs="Calibri" w:eastAsia="Calibri" w:hAnsi="Calibri"/>
-                <w:b w:val="0"/>
-                <w:bCs w:val="0"/>
+              <w:rPr>
+                <w:rFonts w:ascii="Arial" w:cs="Arial" w:eastAsia="Arial" w:hAnsi="Arial"/>
+              </w:rPr>
+            </w:pPr>
+            <w:r>
+              <w:rPr>
+                <w:rFonts w:ascii="Arial" w:cs="Arial" w:eastAsia="Arial" w:hAnsi="Arial"/>
                 <w:sz w:val="18"/>
                 <w:szCs w:val="18"/>
                 <w:rtl w:val="0"/>
@@ -7278,13 +7479,13 @@
           <w:p>
             <w:pPr>
               <w:spacing w:after="0" w:line="276" w:lineRule="auto"/>
-              <w:rPr/>
-            </w:pPr>
-            <w:r>
-              <w:rPr>
-                <w:rFonts w:ascii="Calibri" w:cs="Calibri" w:eastAsia="Calibri" w:hAnsi="Calibri"/>
-                <w:b w:val="0"/>
-                <w:bCs w:val="0"/>
+              <w:rPr>
+                <w:rFonts w:ascii="Arial" w:cs="Arial" w:eastAsia="Arial" w:hAnsi="Arial"/>
+              </w:rPr>
+            </w:pPr>
+            <w:r>
+              <w:rPr>
+                <w:rFonts w:ascii="Arial" w:cs="Arial" w:eastAsia="Arial" w:hAnsi="Arial"/>
                 <w:sz w:val="18"/>
                 <w:szCs w:val="18"/>
                 <w:rtl w:val="0"/>
@@ -7310,13 +7511,13 @@
           <w:p>
             <w:pPr>
               <w:spacing w:after="0" w:line="276" w:lineRule="auto"/>
-              <w:rPr/>
-            </w:pPr>
-            <w:r>
-              <w:rPr>
-                <w:rFonts w:ascii="Calibri" w:cs="Calibri" w:eastAsia="Calibri" w:hAnsi="Calibri"/>
-                <w:b w:val="0"/>
-                <w:bCs w:val="0"/>
+              <w:rPr>
+                <w:rFonts w:ascii="Arial" w:cs="Arial" w:eastAsia="Arial" w:hAnsi="Arial"/>
+              </w:rPr>
+            </w:pPr>
+            <w:r>
+              <w:rPr>
+                <w:rFonts w:ascii="Arial" w:cs="Arial" w:eastAsia="Arial" w:hAnsi="Arial"/>
                 <w:sz w:val="18"/>
                 <w:szCs w:val="18"/>
                 <w:rtl w:val="0"/>
@@ -7342,13 +7543,13 @@
           <w:p>
             <w:pPr>
               <w:spacing w:after="0" w:line="276" w:lineRule="auto"/>
-              <w:rPr/>
-            </w:pPr>
-            <w:r>
-              <w:rPr>
-                <w:rFonts w:ascii="Calibri" w:cs="Calibri" w:eastAsia="Calibri" w:hAnsi="Calibri"/>
-                <w:b w:val="0"/>
-                <w:bCs w:val="0"/>
+              <w:rPr>
+                <w:rFonts w:ascii="Arial" w:cs="Arial" w:eastAsia="Arial" w:hAnsi="Arial"/>
+              </w:rPr>
+            </w:pPr>
+            <w:r>
+              <w:rPr>
+                <w:rFonts w:ascii="Arial" w:cs="Arial" w:eastAsia="Arial" w:hAnsi="Arial"/>
                 <w:sz w:val="18"/>
                 <w:szCs w:val="18"/>
                 <w:rtl w:val="0"/>
@@ -7374,13 +7575,13 @@
           <w:p>
             <w:pPr>
               <w:spacing w:after="0" w:line="276" w:lineRule="auto"/>
-              <w:rPr/>
-            </w:pPr>
-            <w:r>
-              <w:rPr>
-                <w:rFonts w:ascii="Calibri" w:cs="Calibri" w:eastAsia="Calibri" w:hAnsi="Calibri"/>
-                <w:b w:val="0"/>
-                <w:bCs w:val="0"/>
+              <w:rPr>
+                <w:rFonts w:ascii="Arial" w:cs="Arial" w:eastAsia="Arial" w:hAnsi="Arial"/>
+              </w:rPr>
+            </w:pPr>
+            <w:r>
+              <w:rPr>
+                <w:rFonts w:ascii="Arial" w:cs="Arial" w:eastAsia="Arial" w:hAnsi="Arial"/>
                 <w:sz w:val="18"/>
                 <w:szCs w:val="18"/>
                 <w:rtl w:val="0"/>
@@ -7412,13 +7613,13 @@
           <w:p>
             <w:pPr>
               <w:spacing w:after="0" w:line="276" w:lineRule="auto"/>
-              <w:rPr/>
-            </w:pPr>
-            <w:r>
-              <w:rPr>
-                <w:rFonts w:ascii="Calibri" w:cs="Calibri" w:eastAsia="Calibri" w:hAnsi="Calibri"/>
-                <w:b w:val="0"/>
-                <w:bCs w:val="0"/>
+              <w:rPr>
+                <w:rFonts w:ascii="Arial" w:cs="Arial" w:eastAsia="Arial" w:hAnsi="Arial"/>
+              </w:rPr>
+            </w:pPr>
+            <w:r>
+              <w:rPr>
+                <w:rFonts w:ascii="Arial" w:cs="Arial" w:eastAsia="Arial" w:hAnsi="Arial"/>
                 <w:sz w:val="18"/>
                 <w:szCs w:val="18"/>
                 <w:rtl w:val="0"/>
@@ -7444,13 +7645,13 @@
           <w:p>
             <w:pPr>
               <w:spacing w:after="0" w:line="276" w:lineRule="auto"/>
-              <w:rPr/>
-            </w:pPr>
-            <w:r>
-              <w:rPr>
-                <w:rFonts w:ascii="Calibri" w:cs="Calibri" w:eastAsia="Calibri" w:hAnsi="Calibri"/>
-                <w:b w:val="0"/>
-                <w:bCs w:val="0"/>
+              <w:rPr>
+                <w:rFonts w:ascii="Arial" w:cs="Arial" w:eastAsia="Arial" w:hAnsi="Arial"/>
+              </w:rPr>
+            </w:pPr>
+            <w:r>
+              <w:rPr>
+                <w:rFonts w:ascii="Arial" w:cs="Arial" w:eastAsia="Arial" w:hAnsi="Arial"/>
                 <w:sz w:val="18"/>
                 <w:szCs w:val="18"/>
                 <w:rtl w:val="0"/>
@@ -7476,13 +7677,13 @@
           <w:p>
             <w:pPr>
               <w:spacing w:after="0" w:line="276" w:lineRule="auto"/>
-              <w:rPr/>
-            </w:pPr>
-            <w:r>
-              <w:rPr>
-                <w:rFonts w:ascii="Calibri" w:cs="Calibri" w:eastAsia="Calibri" w:hAnsi="Calibri"/>
-                <w:b w:val="0"/>
-                <w:bCs w:val="0"/>
+              <w:rPr>
+                <w:rFonts w:ascii="Arial" w:cs="Arial" w:eastAsia="Arial" w:hAnsi="Arial"/>
+              </w:rPr>
+            </w:pPr>
+            <w:r>
+              <w:rPr>
+                <w:rFonts w:ascii="Arial" w:cs="Arial" w:eastAsia="Arial" w:hAnsi="Arial"/>
                 <w:sz w:val="18"/>
                 <w:szCs w:val="18"/>
                 <w:rtl w:val="0"/>
@@ -7508,13 +7709,13 @@
           <w:p>
             <w:pPr>
               <w:spacing w:after="0" w:line="276" w:lineRule="auto"/>
-              <w:rPr/>
-            </w:pPr>
-            <w:r>
-              <w:rPr>
-                <w:rFonts w:ascii="Calibri" w:cs="Calibri" w:eastAsia="Calibri" w:hAnsi="Calibri"/>
-                <w:b w:val="0"/>
-                <w:bCs w:val="0"/>
+              <w:rPr>
+                <w:rFonts w:ascii="Arial" w:cs="Arial" w:eastAsia="Arial" w:hAnsi="Arial"/>
+              </w:rPr>
+            </w:pPr>
+            <w:r>
+              <w:rPr>
+                <w:rFonts w:ascii="Arial" w:cs="Arial" w:eastAsia="Arial" w:hAnsi="Arial"/>
                 <w:sz w:val="18"/>
                 <w:szCs w:val="18"/>
                 <w:rtl w:val="0"/>
@@ -7540,13 +7741,13 @@
           <w:p>
             <w:pPr>
               <w:spacing w:after="0" w:line="276" w:lineRule="auto"/>
-              <w:rPr/>
-            </w:pPr>
-            <w:r>
-              <w:rPr>
-                <w:rFonts w:ascii="Calibri" w:cs="Calibri" w:eastAsia="Calibri" w:hAnsi="Calibri"/>
-                <w:b w:val="0"/>
-                <w:bCs w:val="0"/>
+              <w:rPr>
+                <w:rFonts w:ascii="Arial" w:cs="Arial" w:eastAsia="Arial" w:hAnsi="Arial"/>
+              </w:rPr>
+            </w:pPr>
+            <w:r>
+              <w:rPr>
+                <w:rFonts w:ascii="Arial" w:cs="Arial" w:eastAsia="Arial" w:hAnsi="Arial"/>
                 <w:sz w:val="18"/>
                 <w:szCs w:val="18"/>
                 <w:rtl w:val="0"/>
@@ -7564,7 +7765,9 @@
     </w:tbl>
     <w:p>
       <w:pPr>
-        <w:rPr/>
+        <w:rPr>
+          <w:rFonts w:ascii="Arial" w:cs="Arial" w:eastAsia="Arial" w:hAnsi="Arial"/>
+        </w:rPr>
       </w:pPr>
       <w:r>
         <w:rPr>
@@ -7574,10 +7777,13 @@
     </w:p>
     <w:p>
       <w:pPr>
-        <w:rPr/>
+        <w:rPr>
+          <w:rFonts w:ascii="Arial" w:cs="Arial" w:eastAsia="Arial" w:hAnsi="Arial"/>
+        </w:rPr>
       </w:pPr>
       <w:r>
         <w:rPr>
+          <w:rFonts w:ascii="Arial" w:cs="Arial" w:eastAsia="Arial" w:hAnsi="Arial"/>
           <w:rtl w:val="0"/>
         </w:rPr>
         <w:t xml:space="preserve">Enemy HP stays readable but scales after wave 5 using linear + quadratic growth. Sprite scale does not grow with HP; only color communicates current HP strength. Blue means weak/low HP, red means high HP.</w:t>
@@ -7586,10 +7792,13 @@
     <w:p>
       <w:pPr>
         <w:pStyle w:val="Heading2"/>
-        <w:rPr/>
+        <w:rPr>
+          <w:rFonts w:ascii="Arial" w:cs="Arial" w:eastAsia="Arial" w:hAnsi="Arial"/>
+        </w:rPr>
       </w:pPr>
       <w:r>
         <w:rPr>
+          <w:rFonts w:ascii="Arial" w:cs="Arial" w:eastAsia="Arial" w:hAnsi="Arial"/>
           <w:rtl w:val="0"/>
         </w:rPr>
         <w:t xml:space="preserve">4.5 Reward system</w:t>
@@ -7631,90 +7840,105 @@
         </w:trPr>
         <w:tc>
           <w:tcPr>
-            <w:shd w:fill="e8eef5" w:val="clear"/>
-            <w:tcMar>
-              <w:top w:w="80.0" w:type="dxa"/>
-              <w:bottom w:w="80.0" w:type="dxa"/>
-            </w:tcMar>
-            <w:vAlign w:val="center"/>
-          </w:tcPr>
-          <w:p>
-            <w:pPr>
-              <w:spacing w:after="0" w:line="276" w:lineRule="auto"/>
-              <w:rPr/>
-            </w:pPr>
-            <w:r>
-              <w:rPr>
-                <w:rFonts w:ascii="Calibri" w:cs="Calibri" w:eastAsia="Calibri" w:hAnsi="Calibri"/>
+            <w:shd w:fill="000000" w:val="clear"/>
+            <w:tcMar>
+              <w:top w:w="80.0" w:type="dxa"/>
+              <w:bottom w:w="80.0" w:type="dxa"/>
+            </w:tcMar>
+            <w:vAlign w:val="center"/>
+          </w:tcPr>
+          <w:p>
+            <w:pPr>
+              <w:spacing w:after="0" w:line="276" w:lineRule="auto"/>
+              <w:rPr>
+                <w:rFonts w:ascii="Arial" w:cs="Arial" w:eastAsia="Arial" w:hAnsi="Arial"/>
                 <w:b w:val="1"/>
                 <w:bCs w:val="1"/>
-                <w:color w:val="0b2545"/>
-                <w:sz w:val="18"/>
-                <w:szCs w:val="18"/>
-                <w:rtl w:val="0"/>
-              </w:rPr>
-              <w:t xml:space="preserve">OPTION SLOT</w:t>
-            </w:r>
-            <w:r>
-              <w:rPr>
-                <w:rtl w:val="0"/>
-              </w:rPr>
-            </w:r>
-          </w:p>
-        </w:tc>
-        <w:tc>
-          <w:tcPr>
-            <w:shd w:fill="e8eef5" w:val="clear"/>
-            <w:tcMar>
-              <w:top w:w="80.0" w:type="dxa"/>
-              <w:bottom w:w="80.0" w:type="dxa"/>
-            </w:tcMar>
-            <w:vAlign w:val="center"/>
-          </w:tcPr>
-          <w:p>
-            <w:pPr>
-              <w:spacing w:after="0" w:line="276" w:lineRule="auto"/>
-              <w:rPr/>
-            </w:pPr>
-            <w:r>
-              <w:rPr>
-                <w:rFonts w:ascii="Calibri" w:cs="Calibri" w:eastAsia="Calibri" w:hAnsi="Calibri"/>
+                <w:color w:val="ffffff"/>
+              </w:rPr>
+            </w:pPr>
+            <w:r>
+              <w:rPr>
+                <w:rFonts w:ascii="Arial" w:cs="Arial" w:eastAsia="Arial" w:hAnsi="Arial"/>
                 <w:b w:val="1"/>
                 <w:bCs w:val="1"/>
-                <w:color w:val="0b2545"/>
-                <w:sz w:val="18"/>
-                <w:szCs w:val="18"/>
-                <w:rtl w:val="0"/>
-              </w:rPr>
-              <w:t xml:space="preserve">RANDOM DETAIL</w:t>
-            </w:r>
-            <w:r>
-              <w:rPr>
-                <w:rtl w:val="0"/>
-              </w:rPr>
-            </w:r>
-          </w:p>
-        </w:tc>
-        <w:tc>
-          <w:tcPr>
-            <w:shd w:fill="e8eef5" w:val="clear"/>
-            <w:tcMar>
-              <w:top w:w="80.0" w:type="dxa"/>
-              <w:bottom w:w="80.0" w:type="dxa"/>
-            </w:tcMar>
-            <w:vAlign w:val="center"/>
-          </w:tcPr>
-          <w:p>
-            <w:pPr>
-              <w:spacing w:after="0" w:line="276" w:lineRule="auto"/>
-              <w:rPr/>
-            </w:pPr>
-            <w:r>
-              <w:rPr>
-                <w:rFonts w:ascii="Calibri" w:cs="Calibri" w:eastAsia="Calibri" w:hAnsi="Calibri"/>
+                <w:color w:val="ffffff"/>
+                <w:sz w:val="18"/>
+                <w:szCs w:val="18"/>
+                <w:rtl w:val="0"/>
+              </w:rPr>
+              <w:t xml:space="preserve">OPTION SLOT</w:t>
+            </w:r>
+            <w:r>
+              <w:rPr>
+                <w:rtl w:val="0"/>
+              </w:rPr>
+            </w:r>
+          </w:p>
+        </w:tc>
+        <w:tc>
+          <w:tcPr>
+            <w:shd w:fill="000000" w:val="clear"/>
+            <w:tcMar>
+              <w:top w:w="80.0" w:type="dxa"/>
+              <w:bottom w:w="80.0" w:type="dxa"/>
+            </w:tcMar>
+            <w:vAlign w:val="center"/>
+          </w:tcPr>
+          <w:p>
+            <w:pPr>
+              <w:spacing w:after="0" w:line="276" w:lineRule="auto"/>
+              <w:rPr>
+                <w:rFonts w:ascii="Arial" w:cs="Arial" w:eastAsia="Arial" w:hAnsi="Arial"/>
                 <w:b w:val="1"/>
                 <w:bCs w:val="1"/>
-                <w:color w:val="0b2545"/>
+                <w:color w:val="ffffff"/>
+              </w:rPr>
+            </w:pPr>
+            <w:r>
+              <w:rPr>
+                <w:rFonts w:ascii="Arial" w:cs="Arial" w:eastAsia="Arial" w:hAnsi="Arial"/>
+                <w:b w:val="1"/>
+                <w:bCs w:val="1"/>
+                <w:color w:val="ffffff"/>
+                <w:sz w:val="18"/>
+                <w:szCs w:val="18"/>
+                <w:rtl w:val="0"/>
+              </w:rPr>
+              <w:t xml:space="preserve">RANDOM DETAIL</w:t>
+            </w:r>
+            <w:r>
+              <w:rPr>
+                <w:rtl w:val="0"/>
+              </w:rPr>
+            </w:r>
+          </w:p>
+        </w:tc>
+        <w:tc>
+          <w:tcPr>
+            <w:shd w:fill="000000" w:val="clear"/>
+            <w:tcMar>
+              <w:top w:w="80.0" w:type="dxa"/>
+              <w:bottom w:w="80.0" w:type="dxa"/>
+            </w:tcMar>
+            <w:vAlign w:val="center"/>
+          </w:tcPr>
+          <w:p>
+            <w:pPr>
+              <w:spacing w:after="0" w:line="276" w:lineRule="auto"/>
+              <w:rPr>
+                <w:rFonts w:ascii="Arial" w:cs="Arial" w:eastAsia="Arial" w:hAnsi="Arial"/>
+                <w:b w:val="1"/>
+                <w:bCs w:val="1"/>
+                <w:color w:val="ffffff"/>
+              </w:rPr>
+            </w:pPr>
+            <w:r>
+              <w:rPr>
+                <w:rFonts w:ascii="Arial" w:cs="Arial" w:eastAsia="Arial" w:hAnsi="Arial"/>
+                <w:b w:val="1"/>
+                <w:bCs w:val="1"/>
+                <w:color w:val="ffffff"/>
                 <w:sz w:val="18"/>
                 <w:szCs w:val="18"/>
                 <w:rtl w:val="0"/>
@@ -7746,13 +7970,13 @@
           <w:p>
             <w:pPr>
               <w:spacing w:after="0" w:line="276" w:lineRule="auto"/>
-              <w:rPr/>
-            </w:pPr>
-            <w:r>
-              <w:rPr>
-                <w:rFonts w:ascii="Calibri" w:cs="Calibri" w:eastAsia="Calibri" w:hAnsi="Calibri"/>
-                <w:b w:val="0"/>
-                <w:bCs w:val="0"/>
+              <w:rPr>
+                <w:rFonts w:ascii="Arial" w:cs="Arial" w:eastAsia="Arial" w:hAnsi="Arial"/>
+              </w:rPr>
+            </w:pPr>
+            <w:r>
+              <w:rPr>
+                <w:rFonts w:ascii="Arial" w:cs="Arial" w:eastAsia="Arial" w:hAnsi="Arial"/>
                 <w:sz w:val="18"/>
                 <w:szCs w:val="18"/>
                 <w:rtl w:val="0"/>
@@ -7778,13 +8002,13 @@
           <w:p>
             <w:pPr>
               <w:spacing w:after="0" w:line="276" w:lineRule="auto"/>
-              <w:rPr/>
-            </w:pPr>
-            <w:r>
-              <w:rPr>
-                <w:rFonts w:ascii="Calibri" w:cs="Calibri" w:eastAsia="Calibri" w:hAnsi="Calibri"/>
-                <w:b w:val="0"/>
-                <w:bCs w:val="0"/>
+              <w:rPr>
+                <w:rFonts w:ascii="Arial" w:cs="Arial" w:eastAsia="Arial" w:hAnsi="Arial"/>
+              </w:rPr>
+            </w:pPr>
+            <w:r>
+              <w:rPr>
+                <w:rFonts w:ascii="Arial" w:cs="Arial" w:eastAsia="Arial" w:hAnsi="Arial"/>
                 <w:sz w:val="18"/>
                 <w:szCs w:val="18"/>
                 <w:rtl w:val="0"/>
@@ -7810,13 +8034,13 @@
           <w:p>
             <w:pPr>
               <w:spacing w:after="0" w:line="276" w:lineRule="auto"/>
-              <w:rPr/>
-            </w:pPr>
-            <w:r>
-              <w:rPr>
-                <w:rFonts w:ascii="Calibri" w:cs="Calibri" w:eastAsia="Calibri" w:hAnsi="Calibri"/>
-                <w:b w:val="0"/>
-                <w:bCs w:val="0"/>
+              <w:rPr>
+                <w:rFonts w:ascii="Arial" w:cs="Arial" w:eastAsia="Arial" w:hAnsi="Arial"/>
+              </w:rPr>
+            </w:pPr>
+            <w:r>
+              <w:rPr>
+                <w:rFonts w:ascii="Arial" w:cs="Arial" w:eastAsia="Arial" w:hAnsi="Arial"/>
                 <w:sz w:val="18"/>
                 <w:szCs w:val="18"/>
                 <w:rtl w:val="0"/>
@@ -7848,13 +8072,13 @@
           <w:p>
             <w:pPr>
               <w:spacing w:after="0" w:line="276" w:lineRule="auto"/>
-              <w:rPr/>
-            </w:pPr>
-            <w:r>
-              <w:rPr>
-                <w:rFonts w:ascii="Calibri" w:cs="Calibri" w:eastAsia="Calibri" w:hAnsi="Calibri"/>
-                <w:b w:val="0"/>
-                <w:bCs w:val="0"/>
+              <w:rPr>
+                <w:rFonts w:ascii="Arial" w:cs="Arial" w:eastAsia="Arial" w:hAnsi="Arial"/>
+              </w:rPr>
+            </w:pPr>
+            <w:r>
+              <w:rPr>
+                <w:rFonts w:ascii="Arial" w:cs="Arial" w:eastAsia="Arial" w:hAnsi="Arial"/>
                 <w:sz w:val="18"/>
                 <w:szCs w:val="18"/>
                 <w:rtl w:val="0"/>
@@ -7880,13 +8104,13 @@
           <w:p>
             <w:pPr>
               <w:spacing w:after="0" w:line="276" w:lineRule="auto"/>
-              <w:rPr/>
-            </w:pPr>
-            <w:r>
-              <w:rPr>
-                <w:rFonts w:ascii="Calibri" w:cs="Calibri" w:eastAsia="Calibri" w:hAnsi="Calibri"/>
-                <w:b w:val="0"/>
-                <w:bCs w:val="0"/>
+              <w:rPr>
+                <w:rFonts w:ascii="Arial" w:cs="Arial" w:eastAsia="Arial" w:hAnsi="Arial"/>
+              </w:rPr>
+            </w:pPr>
+            <w:r>
+              <w:rPr>
+                <w:rFonts w:ascii="Arial" w:cs="Arial" w:eastAsia="Arial" w:hAnsi="Arial"/>
                 <w:sz w:val="18"/>
                 <w:szCs w:val="18"/>
                 <w:rtl w:val="0"/>
@@ -7912,13 +8136,13 @@
           <w:p>
             <w:pPr>
               <w:spacing w:after="0" w:line="276" w:lineRule="auto"/>
-              <w:rPr/>
-            </w:pPr>
-            <w:r>
-              <w:rPr>
-                <w:rFonts w:ascii="Calibri" w:cs="Calibri" w:eastAsia="Calibri" w:hAnsi="Calibri"/>
-                <w:b w:val="0"/>
-                <w:bCs w:val="0"/>
+              <w:rPr>
+                <w:rFonts w:ascii="Arial" w:cs="Arial" w:eastAsia="Arial" w:hAnsi="Arial"/>
+              </w:rPr>
+            </w:pPr>
+            <w:r>
+              <w:rPr>
+                <w:rFonts w:ascii="Arial" w:cs="Arial" w:eastAsia="Arial" w:hAnsi="Arial"/>
                 <w:sz w:val="18"/>
                 <w:szCs w:val="18"/>
                 <w:rtl w:val="0"/>
@@ -7950,13 +8174,13 @@
           <w:p>
             <w:pPr>
               <w:spacing w:after="0" w:line="276" w:lineRule="auto"/>
-              <w:rPr/>
-            </w:pPr>
-            <w:r>
-              <w:rPr>
-                <w:rFonts w:ascii="Calibri" w:cs="Calibri" w:eastAsia="Calibri" w:hAnsi="Calibri"/>
-                <w:b w:val="0"/>
-                <w:bCs w:val="0"/>
+              <w:rPr>
+                <w:rFonts w:ascii="Arial" w:cs="Arial" w:eastAsia="Arial" w:hAnsi="Arial"/>
+              </w:rPr>
+            </w:pPr>
+            <w:r>
+              <w:rPr>
+                <w:rFonts w:ascii="Arial" w:cs="Arial" w:eastAsia="Arial" w:hAnsi="Arial"/>
                 <w:sz w:val="18"/>
                 <w:szCs w:val="18"/>
                 <w:rtl w:val="0"/>
@@ -7982,13 +8206,13 @@
           <w:p>
             <w:pPr>
               <w:spacing w:after="0" w:line="276" w:lineRule="auto"/>
-              <w:rPr/>
-            </w:pPr>
-            <w:r>
-              <w:rPr>
-                <w:rFonts w:ascii="Calibri" w:cs="Calibri" w:eastAsia="Calibri" w:hAnsi="Calibri"/>
-                <w:b w:val="0"/>
-                <w:bCs w:val="0"/>
+              <w:rPr>
+                <w:rFonts w:ascii="Arial" w:cs="Arial" w:eastAsia="Arial" w:hAnsi="Arial"/>
+              </w:rPr>
+            </w:pPr>
+            <w:r>
+              <w:rPr>
+                <w:rFonts w:ascii="Arial" w:cs="Arial" w:eastAsia="Arial" w:hAnsi="Arial"/>
                 <w:sz w:val="18"/>
                 <w:szCs w:val="18"/>
                 <w:rtl w:val="0"/>
@@ -8014,13 +8238,13 @@
           <w:p>
             <w:pPr>
               <w:spacing w:after="0" w:line="276" w:lineRule="auto"/>
-              <w:rPr/>
-            </w:pPr>
-            <w:r>
-              <w:rPr>
-                <w:rFonts w:ascii="Calibri" w:cs="Calibri" w:eastAsia="Calibri" w:hAnsi="Calibri"/>
-                <w:b w:val="0"/>
-                <w:bCs w:val="0"/>
+              <w:rPr>
+                <w:rFonts w:ascii="Arial" w:cs="Arial" w:eastAsia="Arial" w:hAnsi="Arial"/>
+              </w:rPr>
+            </w:pPr>
+            <w:r>
+              <w:rPr>
+                <w:rFonts w:ascii="Arial" w:cs="Arial" w:eastAsia="Arial" w:hAnsi="Arial"/>
                 <w:sz w:val="18"/>
                 <w:szCs w:val="18"/>
                 <w:rtl w:val="0"/>
@@ -8038,7 +8262,9 @@
     </w:tbl>
     <w:p>
       <w:pPr>
-        <w:rPr/>
+        <w:rPr>
+          <w:rFonts w:ascii="Arial" w:cs="Arial" w:eastAsia="Arial" w:hAnsi="Arial"/>
+        </w:rPr>
       </w:pPr>
       <w:r>
         <w:rPr>
@@ -8049,10 +8275,13 @@
     <w:p>
       <w:pPr>
         <w:pStyle w:val="Heading2"/>
-        <w:rPr/>
+        <w:rPr>
+          <w:rFonts w:ascii="Arial" w:cs="Arial" w:eastAsia="Arial" w:hAnsi="Arial"/>
+        </w:rPr>
       </w:pPr>
       <w:r>
         <w:rPr>
+          <w:rFonts w:ascii="Arial" w:cs="Arial" w:eastAsia="Arial" w:hAnsi="Arial"/>
           <w:rtl w:val="0"/>
         </w:rPr>
         <w:t xml:space="preserve">4.6 Audio hooks</w:t>
@@ -8094,24 +8323,27 @@
         </w:trPr>
         <w:tc>
           <w:tcPr>
-            <w:shd w:fill="e8eef5" w:val="clear"/>
-            <w:tcMar>
-              <w:top w:w="80.0" w:type="dxa"/>
-              <w:bottom w:w="80.0" w:type="dxa"/>
-            </w:tcMar>
-            <w:vAlign w:val="center"/>
-          </w:tcPr>
-          <w:p>
-            <w:pPr>
-              <w:spacing w:after="0" w:line="276" w:lineRule="auto"/>
-              <w:rPr/>
-            </w:pPr>
-            <w:r>
-              <w:rPr>
-                <w:rFonts w:ascii="Calibri" w:cs="Calibri" w:eastAsia="Calibri" w:hAnsi="Calibri"/>
+            <w:shd w:fill="000000" w:val="clear"/>
+            <w:tcMar>
+              <w:top w:w="80.0" w:type="dxa"/>
+              <w:bottom w:w="80.0" w:type="dxa"/>
+            </w:tcMar>
+            <w:vAlign w:val="center"/>
+          </w:tcPr>
+          <w:p>
+            <w:pPr>
+              <w:spacing w:after="0" w:line="276" w:lineRule="auto"/>
+              <w:rPr>
+                <w:rFonts w:ascii="Arial" w:cs="Arial" w:eastAsia="Arial" w:hAnsi="Arial"/>
+                <w:color w:val="ffffff"/>
+              </w:rPr>
+            </w:pPr>
+            <w:r>
+              <w:rPr>
+                <w:rFonts w:ascii="Arial" w:cs="Arial" w:eastAsia="Arial" w:hAnsi="Arial"/>
                 <w:b w:val="1"/>
                 <w:bCs w:val="1"/>
-                <w:color w:val="0b2545"/>
+                <w:color w:val="ffffff"/>
                 <w:sz w:val="18"/>
                 <w:szCs w:val="18"/>
                 <w:rtl w:val="0"/>
@@ -8127,24 +8359,27 @@
         </w:tc>
         <w:tc>
           <w:tcPr>
-            <w:shd w:fill="e8eef5" w:val="clear"/>
-            <w:tcMar>
-              <w:top w:w="80.0" w:type="dxa"/>
-              <w:bottom w:w="80.0" w:type="dxa"/>
-            </w:tcMar>
-            <w:vAlign w:val="center"/>
-          </w:tcPr>
-          <w:p>
-            <w:pPr>
-              <w:spacing w:after="0" w:line="276" w:lineRule="auto"/>
-              <w:rPr/>
-            </w:pPr>
-            <w:r>
-              <w:rPr>
-                <w:rFonts w:ascii="Calibri" w:cs="Calibri" w:eastAsia="Calibri" w:hAnsi="Calibri"/>
+            <w:shd w:fill="000000" w:val="clear"/>
+            <w:tcMar>
+              <w:top w:w="80.0" w:type="dxa"/>
+              <w:bottom w:w="80.0" w:type="dxa"/>
+            </w:tcMar>
+            <w:vAlign w:val="center"/>
+          </w:tcPr>
+          <w:p>
+            <w:pPr>
+              <w:spacing w:after="0" w:line="276" w:lineRule="auto"/>
+              <w:rPr>
+                <w:rFonts w:ascii="Arial" w:cs="Arial" w:eastAsia="Arial" w:hAnsi="Arial"/>
+                <w:color w:val="ffffff"/>
+              </w:rPr>
+            </w:pPr>
+            <w:r>
+              <w:rPr>
+                <w:rFonts w:ascii="Arial" w:cs="Arial" w:eastAsia="Arial" w:hAnsi="Arial"/>
                 <w:b w:val="1"/>
                 <w:bCs w:val="1"/>
-                <w:color w:val="0b2545"/>
+                <w:color w:val="ffffff"/>
                 <w:sz w:val="18"/>
                 <w:szCs w:val="18"/>
                 <w:rtl w:val="0"/>
@@ -8160,24 +8395,27 @@
         </w:tc>
         <w:tc>
           <w:tcPr>
-            <w:shd w:fill="e8eef5" w:val="clear"/>
-            <w:tcMar>
-              <w:top w:w="80.0" w:type="dxa"/>
-              <w:bottom w:w="80.0" w:type="dxa"/>
-            </w:tcMar>
-            <w:vAlign w:val="center"/>
-          </w:tcPr>
-          <w:p>
-            <w:pPr>
-              <w:spacing w:after="0" w:line="276" w:lineRule="auto"/>
-              <w:rPr/>
-            </w:pPr>
-            <w:r>
-              <w:rPr>
-                <w:rFonts w:ascii="Calibri" w:cs="Calibri" w:eastAsia="Calibri" w:hAnsi="Calibri"/>
+            <w:shd w:fill="000000" w:val="clear"/>
+            <w:tcMar>
+              <w:top w:w="80.0" w:type="dxa"/>
+              <w:bottom w:w="80.0" w:type="dxa"/>
+            </w:tcMar>
+            <w:vAlign w:val="center"/>
+          </w:tcPr>
+          <w:p>
+            <w:pPr>
+              <w:spacing w:after="0" w:line="276" w:lineRule="auto"/>
+              <w:rPr>
+                <w:rFonts w:ascii="Arial" w:cs="Arial" w:eastAsia="Arial" w:hAnsi="Arial"/>
+                <w:color w:val="ffffff"/>
+              </w:rPr>
+            </w:pPr>
+            <w:r>
+              <w:rPr>
+                <w:rFonts w:ascii="Arial" w:cs="Arial" w:eastAsia="Arial" w:hAnsi="Arial"/>
                 <w:b w:val="1"/>
                 <w:bCs w:val="1"/>
-                <w:color w:val="0b2545"/>
+                <w:color w:val="ffffff"/>
                 <w:sz w:val="18"/>
                 <w:szCs w:val="18"/>
                 <w:rtl w:val="0"/>
@@ -8209,13 +8447,13 @@
           <w:p>
             <w:pPr>
               <w:spacing w:after="0" w:line="276" w:lineRule="auto"/>
-              <w:rPr/>
-            </w:pPr>
-            <w:r>
-              <w:rPr>
-                <w:rFonts w:ascii="Calibri" w:cs="Calibri" w:eastAsia="Calibri" w:hAnsi="Calibri"/>
-                <w:b w:val="0"/>
-                <w:bCs w:val="0"/>
+              <w:rPr>
+                <w:rFonts w:ascii="Arial" w:cs="Arial" w:eastAsia="Arial" w:hAnsi="Arial"/>
+              </w:rPr>
+            </w:pPr>
+            <w:r>
+              <w:rPr>
+                <w:rFonts w:ascii="Arial" w:cs="Arial" w:eastAsia="Arial" w:hAnsi="Arial"/>
                 <w:sz w:val="18"/>
                 <w:szCs w:val="18"/>
                 <w:rtl w:val="0"/>
@@ -8241,13 +8479,13 @@
           <w:p>
             <w:pPr>
               <w:spacing w:after="0" w:line="276" w:lineRule="auto"/>
-              <w:rPr/>
-            </w:pPr>
-            <w:r>
-              <w:rPr>
-                <w:rFonts w:ascii="Calibri" w:cs="Calibri" w:eastAsia="Calibri" w:hAnsi="Calibri"/>
-                <w:b w:val="0"/>
-                <w:bCs w:val="0"/>
+              <w:rPr>
+                <w:rFonts w:ascii="Arial" w:cs="Arial" w:eastAsia="Arial" w:hAnsi="Arial"/>
+              </w:rPr>
+            </w:pPr>
+            <w:r>
+              <w:rPr>
+                <w:rFonts w:ascii="Arial" w:cs="Arial" w:eastAsia="Arial" w:hAnsi="Arial"/>
                 <w:sz w:val="18"/>
                 <w:szCs w:val="18"/>
                 <w:rtl w:val="0"/>
@@ -8273,13 +8511,13 @@
           <w:p>
             <w:pPr>
               <w:spacing w:after="0" w:line="276" w:lineRule="auto"/>
-              <w:rPr/>
-            </w:pPr>
-            <w:r>
-              <w:rPr>
-                <w:rFonts w:ascii="Calibri" w:cs="Calibri" w:eastAsia="Calibri" w:hAnsi="Calibri"/>
-                <w:b w:val="0"/>
-                <w:bCs w:val="0"/>
+              <w:rPr>
+                <w:rFonts w:ascii="Arial" w:cs="Arial" w:eastAsia="Arial" w:hAnsi="Arial"/>
+              </w:rPr>
+            </w:pPr>
+            <w:r>
+              <w:rPr>
+                <w:rFonts w:ascii="Arial" w:cs="Arial" w:eastAsia="Arial" w:hAnsi="Arial"/>
                 <w:sz w:val="18"/>
                 <w:szCs w:val="18"/>
                 <w:rtl w:val="0"/>
@@ -8311,13 +8549,13 @@
           <w:p>
             <w:pPr>
               <w:spacing w:after="0" w:line="276" w:lineRule="auto"/>
-              <w:rPr/>
-            </w:pPr>
-            <w:r>
-              <w:rPr>
-                <w:rFonts w:ascii="Calibri" w:cs="Calibri" w:eastAsia="Calibri" w:hAnsi="Calibri"/>
-                <w:b w:val="0"/>
-                <w:bCs w:val="0"/>
+              <w:rPr>
+                <w:rFonts w:ascii="Arial" w:cs="Arial" w:eastAsia="Arial" w:hAnsi="Arial"/>
+              </w:rPr>
+            </w:pPr>
+            <w:r>
+              <w:rPr>
+                <w:rFonts w:ascii="Arial" w:cs="Arial" w:eastAsia="Arial" w:hAnsi="Arial"/>
                 <w:sz w:val="18"/>
                 <w:szCs w:val="18"/>
                 <w:rtl w:val="0"/>
@@ -8343,13 +8581,13 @@
           <w:p>
             <w:pPr>
               <w:spacing w:after="0" w:line="276" w:lineRule="auto"/>
-              <w:rPr/>
-            </w:pPr>
-            <w:r>
-              <w:rPr>
-                <w:rFonts w:ascii="Calibri" w:cs="Calibri" w:eastAsia="Calibri" w:hAnsi="Calibri"/>
-                <w:b w:val="0"/>
-                <w:bCs w:val="0"/>
+              <w:rPr>
+                <w:rFonts w:ascii="Arial" w:cs="Arial" w:eastAsia="Arial" w:hAnsi="Arial"/>
+              </w:rPr>
+            </w:pPr>
+            <w:r>
+              <w:rPr>
+                <w:rFonts w:ascii="Arial" w:cs="Arial" w:eastAsia="Arial" w:hAnsi="Arial"/>
                 <w:sz w:val="18"/>
                 <w:szCs w:val="18"/>
                 <w:rtl w:val="0"/>
@@ -8375,13 +8613,13 @@
           <w:p>
             <w:pPr>
               <w:spacing w:after="0" w:line="276" w:lineRule="auto"/>
-              <w:rPr/>
-            </w:pPr>
-            <w:r>
-              <w:rPr>
-                <w:rFonts w:ascii="Calibri" w:cs="Calibri" w:eastAsia="Calibri" w:hAnsi="Calibri"/>
-                <w:b w:val="0"/>
-                <w:bCs w:val="0"/>
+              <w:rPr>
+                <w:rFonts w:ascii="Arial" w:cs="Arial" w:eastAsia="Arial" w:hAnsi="Arial"/>
+              </w:rPr>
+            </w:pPr>
+            <w:r>
+              <w:rPr>
+                <w:rFonts w:ascii="Arial" w:cs="Arial" w:eastAsia="Arial" w:hAnsi="Arial"/>
                 <w:sz w:val="18"/>
                 <w:szCs w:val="18"/>
                 <w:rtl w:val="0"/>
@@ -8390,9 +8628,7 @@
             </w:r>
             <w:r>
               <w:rPr>
-                <w:rFonts w:ascii="Calibri" w:cs="Calibri" w:eastAsia="Calibri" w:hAnsi="Calibri"/>
-                <w:b w:val="0"/>
-                <w:bCs w:val="0"/>
+                <w:rFonts w:ascii="Arial" w:cs="Arial" w:eastAsia="Arial" w:hAnsi="Arial"/>
                 <w:sz w:val="18"/>
                 <w:szCs w:val="18"/>
                 <w:rtl w:val="0"/>
@@ -8401,9 +8637,7 @@
             </w:r>
             <w:r>
               <w:rPr>
-                <w:rFonts w:ascii="Calibri" w:cs="Calibri" w:eastAsia="Calibri" w:hAnsi="Calibri"/>
-                <w:b w:val="0"/>
-                <w:bCs w:val="0"/>
+                <w:rFonts w:ascii="Arial" w:cs="Arial" w:eastAsia="Arial" w:hAnsi="Arial"/>
                 <w:sz w:val="18"/>
                 <w:szCs w:val="18"/>
                 <w:rtl w:val="0"/>
@@ -8435,13 +8669,13 @@
           <w:p>
             <w:pPr>
               <w:spacing w:after="0" w:line="276" w:lineRule="auto"/>
-              <w:rPr/>
-            </w:pPr>
-            <w:r>
-              <w:rPr>
-                <w:rFonts w:ascii="Calibri" w:cs="Calibri" w:eastAsia="Calibri" w:hAnsi="Calibri"/>
-                <w:b w:val="0"/>
-                <w:bCs w:val="0"/>
+              <w:rPr>
+                <w:rFonts w:ascii="Arial" w:cs="Arial" w:eastAsia="Arial" w:hAnsi="Arial"/>
+              </w:rPr>
+            </w:pPr>
+            <w:r>
+              <w:rPr>
+                <w:rFonts w:ascii="Arial" w:cs="Arial" w:eastAsia="Arial" w:hAnsi="Arial"/>
                 <w:sz w:val="18"/>
                 <w:szCs w:val="18"/>
                 <w:rtl w:val="0"/>
@@ -8467,13 +8701,13 @@
           <w:p>
             <w:pPr>
               <w:spacing w:after="0" w:line="276" w:lineRule="auto"/>
-              <w:rPr/>
-            </w:pPr>
-            <w:r>
-              <w:rPr>
-                <w:rFonts w:ascii="Calibri" w:cs="Calibri" w:eastAsia="Calibri" w:hAnsi="Calibri"/>
-                <w:b w:val="0"/>
-                <w:bCs w:val="0"/>
+              <w:rPr>
+                <w:rFonts w:ascii="Arial" w:cs="Arial" w:eastAsia="Arial" w:hAnsi="Arial"/>
+              </w:rPr>
+            </w:pPr>
+            <w:r>
+              <w:rPr>
+                <w:rFonts w:ascii="Arial" w:cs="Arial" w:eastAsia="Arial" w:hAnsi="Arial"/>
                 <w:sz w:val="18"/>
                 <w:szCs w:val="18"/>
                 <w:rtl w:val="0"/>
@@ -8499,13 +8733,13 @@
           <w:p>
             <w:pPr>
               <w:spacing w:after="0" w:line="276" w:lineRule="auto"/>
-              <w:rPr/>
-            </w:pPr>
-            <w:r>
-              <w:rPr>
-                <w:rFonts w:ascii="Calibri" w:cs="Calibri" w:eastAsia="Calibri" w:hAnsi="Calibri"/>
-                <w:b w:val="0"/>
-                <w:bCs w:val="0"/>
+              <w:rPr>
+                <w:rFonts w:ascii="Arial" w:cs="Arial" w:eastAsia="Arial" w:hAnsi="Arial"/>
+              </w:rPr>
+            </w:pPr>
+            <w:r>
+              <w:rPr>
+                <w:rFonts w:ascii="Arial" w:cs="Arial" w:eastAsia="Arial" w:hAnsi="Arial"/>
                 <w:sz w:val="18"/>
                 <w:szCs w:val="18"/>
                 <w:rtl w:val="0"/>
@@ -8514,9 +8748,7 @@
             </w:r>
             <w:r>
               <w:rPr>
-                <w:rFonts w:ascii="Calibri" w:cs="Calibri" w:eastAsia="Calibri" w:hAnsi="Calibri"/>
-                <w:b w:val="0"/>
-                <w:bCs w:val="0"/>
+                <w:rFonts w:ascii="Arial" w:cs="Arial" w:eastAsia="Arial" w:hAnsi="Arial"/>
                 <w:sz w:val="18"/>
                 <w:szCs w:val="18"/>
                 <w:rtl w:val="0"/>
@@ -8525,9 +8757,7 @@
             </w:r>
             <w:r>
               <w:rPr>
-                <w:rFonts w:ascii="Calibri" w:cs="Calibri" w:eastAsia="Calibri" w:hAnsi="Calibri"/>
-                <w:b w:val="0"/>
-                <w:bCs w:val="0"/>
+                <w:rFonts w:ascii="Arial" w:cs="Arial" w:eastAsia="Arial" w:hAnsi="Arial"/>
                 <w:sz w:val="18"/>
                 <w:szCs w:val="18"/>
                 <w:rtl w:val="0"/>
@@ -8559,13 +8789,13 @@
           <w:p>
             <w:pPr>
               <w:spacing w:after="0" w:line="276" w:lineRule="auto"/>
-              <w:rPr/>
-            </w:pPr>
-            <w:r>
-              <w:rPr>
-                <w:rFonts w:ascii="Calibri" w:cs="Calibri" w:eastAsia="Calibri" w:hAnsi="Calibri"/>
-                <w:b w:val="0"/>
-                <w:bCs w:val="0"/>
+              <w:rPr>
+                <w:rFonts w:ascii="Arial" w:cs="Arial" w:eastAsia="Arial" w:hAnsi="Arial"/>
+              </w:rPr>
+            </w:pPr>
+            <w:r>
+              <w:rPr>
+                <w:rFonts w:ascii="Arial" w:cs="Arial" w:eastAsia="Arial" w:hAnsi="Arial"/>
                 <w:sz w:val="18"/>
                 <w:szCs w:val="18"/>
                 <w:rtl w:val="0"/>
@@ -8591,13 +8821,13 @@
           <w:p>
             <w:pPr>
               <w:spacing w:after="0" w:line="276" w:lineRule="auto"/>
-              <w:rPr/>
-            </w:pPr>
-            <w:r>
-              <w:rPr>
-                <w:rFonts w:ascii="Calibri" w:cs="Calibri" w:eastAsia="Calibri" w:hAnsi="Calibri"/>
-                <w:b w:val="0"/>
-                <w:bCs w:val="0"/>
+              <w:rPr>
+                <w:rFonts w:ascii="Arial" w:cs="Arial" w:eastAsia="Arial" w:hAnsi="Arial"/>
+              </w:rPr>
+            </w:pPr>
+            <w:r>
+              <w:rPr>
+                <w:rFonts w:ascii="Arial" w:cs="Arial" w:eastAsia="Arial" w:hAnsi="Arial"/>
                 <w:sz w:val="18"/>
                 <w:szCs w:val="18"/>
                 <w:rtl w:val="0"/>
@@ -8623,13 +8853,13 @@
           <w:p>
             <w:pPr>
               <w:spacing w:after="0" w:line="276" w:lineRule="auto"/>
-              <w:rPr/>
-            </w:pPr>
-            <w:r>
-              <w:rPr>
-                <w:rFonts w:ascii="Calibri" w:cs="Calibri" w:eastAsia="Calibri" w:hAnsi="Calibri"/>
-                <w:b w:val="0"/>
-                <w:bCs w:val="0"/>
+              <w:rPr>
+                <w:rFonts w:ascii="Arial" w:cs="Arial" w:eastAsia="Arial" w:hAnsi="Arial"/>
+              </w:rPr>
+            </w:pPr>
+            <w:r>
+              <w:rPr>
+                <w:rFonts w:ascii="Arial" w:cs="Arial" w:eastAsia="Arial" w:hAnsi="Arial"/>
                 <w:sz w:val="18"/>
                 <w:szCs w:val="18"/>
                 <w:rtl w:val="0"/>
@@ -8661,13 +8891,13 @@
           <w:p>
             <w:pPr>
               <w:spacing w:after="0" w:line="276" w:lineRule="auto"/>
-              <w:rPr/>
-            </w:pPr>
-            <w:r>
-              <w:rPr>
-                <w:rFonts w:ascii="Calibri" w:cs="Calibri" w:eastAsia="Calibri" w:hAnsi="Calibri"/>
-                <w:b w:val="0"/>
-                <w:bCs w:val="0"/>
+              <w:rPr>
+                <w:rFonts w:ascii="Arial" w:cs="Arial" w:eastAsia="Arial" w:hAnsi="Arial"/>
+              </w:rPr>
+            </w:pPr>
+            <w:r>
+              <w:rPr>
+                <w:rFonts w:ascii="Arial" w:cs="Arial" w:eastAsia="Arial" w:hAnsi="Arial"/>
                 <w:sz w:val="18"/>
                 <w:szCs w:val="18"/>
                 <w:rtl w:val="0"/>
@@ -8693,13 +8923,13 @@
           <w:p>
             <w:pPr>
               <w:spacing w:after="0" w:line="276" w:lineRule="auto"/>
-              <w:rPr/>
-            </w:pPr>
-            <w:r>
-              <w:rPr>
-                <w:rFonts w:ascii="Calibri" w:cs="Calibri" w:eastAsia="Calibri" w:hAnsi="Calibri"/>
-                <w:b w:val="0"/>
-                <w:bCs w:val="0"/>
+              <w:rPr>
+                <w:rFonts w:ascii="Arial" w:cs="Arial" w:eastAsia="Arial" w:hAnsi="Arial"/>
+              </w:rPr>
+            </w:pPr>
+            <w:r>
+              <w:rPr>
+                <w:rFonts w:ascii="Arial" w:cs="Arial" w:eastAsia="Arial" w:hAnsi="Arial"/>
                 <w:sz w:val="18"/>
                 <w:szCs w:val="18"/>
                 <w:rtl w:val="0"/>
@@ -8725,13 +8955,13 @@
           <w:p>
             <w:pPr>
               <w:spacing w:after="0" w:line="276" w:lineRule="auto"/>
-              <w:rPr/>
-            </w:pPr>
-            <w:r>
-              <w:rPr>
-                <w:rFonts w:ascii="Calibri" w:cs="Calibri" w:eastAsia="Calibri" w:hAnsi="Calibri"/>
-                <w:b w:val="0"/>
-                <w:bCs w:val="0"/>
+              <w:rPr>
+                <w:rFonts w:ascii="Arial" w:cs="Arial" w:eastAsia="Arial" w:hAnsi="Arial"/>
+              </w:rPr>
+            </w:pPr>
+            <w:r>
+              <w:rPr>
+                <w:rFonts w:ascii="Arial" w:cs="Arial" w:eastAsia="Arial" w:hAnsi="Arial"/>
                 <w:sz w:val="18"/>
                 <w:szCs w:val="18"/>
                 <w:rtl w:val="0"/>
@@ -8740,9 +8970,7 @@
             </w:r>
             <w:r>
               <w:rPr>
-                <w:rFonts w:ascii="Calibri" w:cs="Calibri" w:eastAsia="Calibri" w:hAnsi="Calibri"/>
-                <w:b w:val="0"/>
-                <w:bCs w:val="0"/>
+                <w:rFonts w:ascii="Arial" w:cs="Arial" w:eastAsia="Arial" w:hAnsi="Arial"/>
                 <w:sz w:val="18"/>
                 <w:szCs w:val="18"/>
                 <w:rtl w:val="0"/>
@@ -8774,13 +9002,13 @@
           <w:p>
             <w:pPr>
               <w:spacing w:after="0" w:line="276" w:lineRule="auto"/>
-              <w:rPr/>
-            </w:pPr>
-            <w:r>
-              <w:rPr>
-                <w:rFonts w:ascii="Calibri" w:cs="Calibri" w:eastAsia="Calibri" w:hAnsi="Calibri"/>
-                <w:b w:val="0"/>
-                <w:bCs w:val="0"/>
+              <w:rPr>
+                <w:rFonts w:ascii="Arial" w:cs="Arial" w:eastAsia="Arial" w:hAnsi="Arial"/>
+              </w:rPr>
+            </w:pPr>
+            <w:r>
+              <w:rPr>
+                <w:rFonts w:ascii="Arial" w:cs="Arial" w:eastAsia="Arial" w:hAnsi="Arial"/>
                 <w:sz w:val="18"/>
                 <w:szCs w:val="18"/>
                 <w:rtl w:val="0"/>
@@ -8806,13 +9034,13 @@
           <w:p>
             <w:pPr>
               <w:spacing w:after="0" w:line="276" w:lineRule="auto"/>
-              <w:rPr/>
-            </w:pPr>
-            <w:r>
-              <w:rPr>
-                <w:rFonts w:ascii="Calibri" w:cs="Calibri" w:eastAsia="Calibri" w:hAnsi="Calibri"/>
-                <w:b w:val="0"/>
-                <w:bCs w:val="0"/>
+              <w:rPr>
+                <w:rFonts w:ascii="Arial" w:cs="Arial" w:eastAsia="Arial" w:hAnsi="Arial"/>
+              </w:rPr>
+            </w:pPr>
+            <w:r>
+              <w:rPr>
+                <w:rFonts w:ascii="Arial" w:cs="Arial" w:eastAsia="Arial" w:hAnsi="Arial"/>
                 <w:sz w:val="18"/>
                 <w:szCs w:val="18"/>
                 <w:rtl w:val="0"/>
@@ -8838,13 +9066,13 @@
           <w:p>
             <w:pPr>
               <w:spacing w:after="0" w:line="276" w:lineRule="auto"/>
-              <w:rPr/>
-            </w:pPr>
-            <w:r>
-              <w:rPr>
-                <w:rFonts w:ascii="Calibri" w:cs="Calibri" w:eastAsia="Calibri" w:hAnsi="Calibri"/>
-                <w:b w:val="0"/>
-                <w:bCs w:val="0"/>
+              <w:rPr>
+                <w:rFonts w:ascii="Arial" w:cs="Arial" w:eastAsia="Arial" w:hAnsi="Arial"/>
+              </w:rPr>
+            </w:pPr>
+            <w:r>
+              <w:rPr>
+                <w:rFonts w:ascii="Arial" w:cs="Arial" w:eastAsia="Arial" w:hAnsi="Arial"/>
                 <w:sz w:val="18"/>
                 <w:szCs w:val="18"/>
                 <w:rtl w:val="0"/>
@@ -8876,13 +9104,13 @@
           <w:p>
             <w:pPr>
               <w:spacing w:after="0" w:line="276" w:lineRule="auto"/>
-              <w:rPr/>
-            </w:pPr>
-            <w:r>
-              <w:rPr>
-                <w:rFonts w:ascii="Calibri" w:cs="Calibri" w:eastAsia="Calibri" w:hAnsi="Calibri"/>
-                <w:b w:val="0"/>
-                <w:bCs w:val="0"/>
+              <w:rPr>
+                <w:rFonts w:ascii="Arial" w:cs="Arial" w:eastAsia="Arial" w:hAnsi="Arial"/>
+              </w:rPr>
+            </w:pPr>
+            <w:r>
+              <w:rPr>
+                <w:rFonts w:ascii="Arial" w:cs="Arial" w:eastAsia="Arial" w:hAnsi="Arial"/>
                 <w:sz w:val="18"/>
                 <w:szCs w:val="18"/>
                 <w:rtl w:val="0"/>
@@ -8908,13 +9136,13 @@
           <w:p>
             <w:pPr>
               <w:spacing w:after="0" w:line="276" w:lineRule="auto"/>
-              <w:rPr/>
-            </w:pPr>
-            <w:r>
-              <w:rPr>
-                <w:rFonts w:ascii="Calibri" w:cs="Calibri" w:eastAsia="Calibri" w:hAnsi="Calibri"/>
-                <w:b w:val="0"/>
-                <w:bCs w:val="0"/>
+              <w:rPr>
+                <w:rFonts w:ascii="Arial" w:cs="Arial" w:eastAsia="Arial" w:hAnsi="Arial"/>
+              </w:rPr>
+            </w:pPr>
+            <w:r>
+              <w:rPr>
+                <w:rFonts w:ascii="Arial" w:cs="Arial" w:eastAsia="Arial" w:hAnsi="Arial"/>
                 <w:sz w:val="18"/>
                 <w:szCs w:val="18"/>
                 <w:rtl w:val="0"/>
@@ -8940,13 +9168,13 @@
           <w:p>
             <w:pPr>
               <w:spacing w:after="0" w:line="276" w:lineRule="auto"/>
-              <w:rPr/>
-            </w:pPr>
-            <w:r>
-              <w:rPr>
-                <w:rFonts w:ascii="Calibri" w:cs="Calibri" w:eastAsia="Calibri" w:hAnsi="Calibri"/>
-                <w:b w:val="0"/>
-                <w:bCs w:val="0"/>
+              <w:rPr>
+                <w:rFonts w:ascii="Arial" w:cs="Arial" w:eastAsia="Arial" w:hAnsi="Arial"/>
+              </w:rPr>
+            </w:pPr>
+            <w:r>
+              <w:rPr>
+                <w:rFonts w:ascii="Arial" w:cs="Arial" w:eastAsia="Arial" w:hAnsi="Arial"/>
                 <w:sz w:val="18"/>
                 <w:szCs w:val="18"/>
                 <w:rtl w:val="0"/>
@@ -8978,13 +9206,13 @@
           <w:p>
             <w:pPr>
               <w:spacing w:after="0" w:line="276" w:lineRule="auto"/>
-              <w:rPr/>
-            </w:pPr>
-            <w:r>
-              <w:rPr>
-                <w:rFonts w:ascii="Calibri" w:cs="Calibri" w:eastAsia="Calibri" w:hAnsi="Calibri"/>
-                <w:b w:val="0"/>
-                <w:bCs w:val="0"/>
+              <w:rPr>
+                <w:rFonts w:ascii="Arial" w:cs="Arial" w:eastAsia="Arial" w:hAnsi="Arial"/>
+              </w:rPr>
+            </w:pPr>
+            <w:r>
+              <w:rPr>
+                <w:rFonts w:ascii="Arial" w:cs="Arial" w:eastAsia="Arial" w:hAnsi="Arial"/>
                 <w:sz w:val="18"/>
                 <w:szCs w:val="18"/>
                 <w:rtl w:val="0"/>
@@ -9010,13 +9238,13 @@
           <w:p>
             <w:pPr>
               <w:spacing w:after="0" w:line="276" w:lineRule="auto"/>
-              <w:rPr/>
-            </w:pPr>
-            <w:r>
-              <w:rPr>
-                <w:rFonts w:ascii="Calibri" w:cs="Calibri" w:eastAsia="Calibri" w:hAnsi="Calibri"/>
-                <w:b w:val="0"/>
-                <w:bCs w:val="0"/>
+              <w:rPr>
+                <w:rFonts w:ascii="Arial" w:cs="Arial" w:eastAsia="Arial" w:hAnsi="Arial"/>
+              </w:rPr>
+            </w:pPr>
+            <w:r>
+              <w:rPr>
+                <w:rFonts w:ascii="Arial" w:cs="Arial" w:eastAsia="Arial" w:hAnsi="Arial"/>
                 <w:sz w:val="18"/>
                 <w:szCs w:val="18"/>
                 <w:rtl w:val="0"/>
@@ -9042,13 +9270,13 @@
           <w:p>
             <w:pPr>
               <w:spacing w:after="0" w:line="276" w:lineRule="auto"/>
-              <w:rPr/>
-            </w:pPr>
-            <w:r>
-              <w:rPr>
-                <w:rFonts w:ascii="Calibri" w:cs="Calibri" w:eastAsia="Calibri" w:hAnsi="Calibri"/>
-                <w:b w:val="0"/>
-                <w:bCs w:val="0"/>
+              <w:rPr>
+                <w:rFonts w:ascii="Arial" w:cs="Arial" w:eastAsia="Arial" w:hAnsi="Arial"/>
+              </w:rPr>
+            </w:pPr>
+            <w:r>
+              <w:rPr>
+                <w:rFonts w:ascii="Arial" w:cs="Arial" w:eastAsia="Arial" w:hAnsi="Arial"/>
                 <w:sz w:val="18"/>
                 <w:szCs w:val="18"/>
                 <w:rtl w:val="0"/>
@@ -9066,7 +9294,9 @@
     </w:tbl>
     <w:p>
       <w:pPr>
-        <w:rPr/>
+        <w:rPr>
+          <w:rFonts w:ascii="Arial" w:cs="Arial" w:eastAsia="Arial" w:hAnsi="Arial"/>
+        </w:rPr>
       </w:pPr>
       <w:r>
         <w:rPr>
@@ -9077,10 +9307,13 @@
     <w:p>
       <w:pPr>
         <w:pStyle w:val="Heading1"/>
-        <w:rPr/>
+        <w:rPr>
+          <w:rFonts w:ascii="Arial" w:cs="Arial" w:eastAsia="Arial" w:hAnsi="Arial"/>
+        </w:rPr>
       </w:pPr>
       <w:r>
         <w:rPr>
+          <w:rFonts w:ascii="Arial" w:cs="Arial" w:eastAsia="Arial" w:hAnsi="Arial"/>
           <w:rtl w:val="0"/>
         </w:rPr>
         <w:t xml:space="preserve">5. VISUAL &amp; AUDIO</w:t>
@@ -9089,10 +9322,13 @@
     <w:p>
       <w:pPr>
         <w:pStyle w:val="Heading2"/>
-        <w:rPr/>
+        <w:rPr>
+          <w:rFonts w:ascii="Arial" w:cs="Arial" w:eastAsia="Arial" w:hAnsi="Arial"/>
+        </w:rPr>
       </w:pPr>
       <w:r>
         <w:rPr>
+          <w:rFonts w:ascii="Arial" w:cs="Arial" w:eastAsia="Arial" w:hAnsi="Arial"/>
           <w:rtl w:val="0"/>
         </w:rPr>
         <w:t xml:space="preserve">5.1 Art style reference</w:t>
@@ -9100,10 +9336,13 @@
     </w:p>
     <w:p>
       <w:pPr>
-        <w:rPr/>
+        <w:rPr>
+          <w:rFonts w:ascii="Arial" w:cs="Arial" w:eastAsia="Arial" w:hAnsi="Arial"/>
+        </w:rPr>
       </w:pPr>
       <w:r>
         <w:rPr>
+          <w:rFonts w:ascii="Arial" w:cs="Arial" w:eastAsia="Arial" w:hAnsi="Arial"/>
           <w:rtl w:val="0"/>
         </w:rPr>
         <w:t xml:space="preserve">Prototype hiện tại dùng 2D sprite vẽ tay, shape lớn và biểu cảm rõ. Hướng art phù hợp là bright arcade defense: nền trắng sạch, road bo góc màu vàng/trắng, tower/enemy có silhouette lớn, card nền theo màu tower và link dùng palette tươi riêng thay vì pha màu RGB trực tiếp.</w:t>
@@ -9130,13 +9369,13 @@
         <w:spacing w:after="0" w:before="0" w:line="300" w:lineRule="auto"/>
         <w:ind w:left="360" w:right="0" w:hanging="360"/>
         <w:jc w:val="left"/>
-        <w:rPr/>
+        <w:rPr>
+          <w:rFonts w:ascii="Arial" w:cs="Arial" w:eastAsia="Arial" w:hAnsi="Arial"/>
+        </w:rPr>
       </w:pPr>
       <w:r>
         <w:rPr>
-          <w:rFonts w:ascii="Calibri" w:cs="Calibri" w:eastAsia="Calibri" w:hAnsi="Calibri"/>
-          <w:b w:val="0"/>
-          <w:bCs w:val="0"/>
+          <w:rFonts w:ascii="Arial" w:cs="Arial" w:eastAsia="Arial" w:hAnsi="Arial"/>
           <w:i w:val="0"/>
           <w:iCs w:val="0"/>
           <w:smallCaps w:val="0"/>
@@ -9173,13 +9412,13 @@
         <w:spacing w:after="0" w:before="0" w:line="300" w:lineRule="auto"/>
         <w:ind w:left="360" w:right="0" w:hanging="360"/>
         <w:jc w:val="left"/>
-        <w:rPr/>
+        <w:rPr>
+          <w:rFonts w:ascii="Arial" w:cs="Arial" w:eastAsia="Arial" w:hAnsi="Arial"/>
+        </w:rPr>
       </w:pPr>
       <w:r>
         <w:rPr>
-          <w:rFonts w:ascii="Calibri" w:cs="Calibri" w:eastAsia="Calibri" w:hAnsi="Calibri"/>
-          <w:b w:val="0"/>
-          <w:bCs w:val="0"/>
+          <w:rFonts w:ascii="Arial" w:cs="Arial" w:eastAsia="Arial" w:hAnsi="Arial"/>
           <w:i w:val="0"/>
           <w:iCs w:val="0"/>
           <w:smallCaps w:val="0"/>
@@ -9216,13 +9455,13 @@
         <w:spacing w:after="0" w:before="0" w:line="300" w:lineRule="auto"/>
         <w:ind w:left="360" w:right="0" w:hanging="360"/>
         <w:jc w:val="left"/>
-        <w:rPr/>
+        <w:rPr>
+          <w:rFonts w:ascii="Arial" w:cs="Arial" w:eastAsia="Arial" w:hAnsi="Arial"/>
+        </w:rPr>
       </w:pPr>
       <w:r>
         <w:rPr>
-          <w:rFonts w:ascii="Calibri" w:cs="Calibri" w:eastAsia="Calibri" w:hAnsi="Calibri"/>
-          <w:b w:val="0"/>
-          <w:bCs w:val="0"/>
+          <w:rFonts w:ascii="Arial" w:cs="Arial" w:eastAsia="Arial" w:hAnsi="Arial"/>
           <w:i w:val="0"/>
           <w:iCs w:val="0"/>
           <w:smallCaps w:val="0"/>
@@ -9259,13 +9498,13 @@
         <w:spacing w:after="80" w:before="0" w:line="300" w:lineRule="auto"/>
         <w:ind w:left="360" w:right="0" w:hanging="360"/>
         <w:jc w:val="left"/>
-        <w:rPr/>
+        <w:rPr>
+          <w:rFonts w:ascii="Arial" w:cs="Arial" w:eastAsia="Arial" w:hAnsi="Arial"/>
+        </w:rPr>
       </w:pPr>
       <w:r>
         <w:rPr>
-          <w:rFonts w:ascii="Calibri" w:cs="Calibri" w:eastAsia="Calibri" w:hAnsi="Calibri"/>
-          <w:b w:val="0"/>
-          <w:bCs w:val="0"/>
+          <w:rFonts w:ascii="Arial" w:cs="Arial" w:eastAsia="Arial" w:hAnsi="Arial"/>
           <w:i w:val="0"/>
           <w:iCs w:val="0"/>
           <w:smallCaps w:val="0"/>
@@ -9284,10 +9523,13 @@
     <w:p>
       <w:pPr>
         <w:pStyle w:val="Heading2"/>
-        <w:rPr/>
+        <w:rPr>
+          <w:rFonts w:ascii="Arial" w:cs="Arial" w:eastAsia="Arial" w:hAnsi="Arial"/>
+        </w:rPr>
       </w:pPr>
       <w:r>
         <w:rPr>
+          <w:rFonts w:ascii="Arial" w:cs="Arial" w:eastAsia="Arial" w:hAnsi="Arial"/>
           <w:rtl w:val="0"/>
         </w:rPr>
         <w:t xml:space="preserve">5.2 Audio direction</w:t>
@@ -9295,10 +9537,13 @@
     </w:p>
     <w:p>
       <w:pPr>
-        <w:rPr/>
+        <w:rPr>
+          <w:rFonts w:ascii="Arial" w:cs="Arial" w:eastAsia="Arial" w:hAnsi="Arial"/>
+        </w:rPr>
       </w:pPr>
       <w:r>
         <w:rPr>
+          <w:rFonts w:ascii="Arial" w:cs="Arial" w:eastAsia="Arial" w:hAnsi="Arial"/>
           <w:rtl w:val="0"/>
         </w:rPr>
         <w:t xml:space="preserve">Audio cần giúp player hiểu trạng thái mà không cần đọc nhiều UI. SFX đặt tower, giữ/kéo, xóa tower và enemy chết phải ngắn, rõ, không kéo dài quá lâu vì game có nhiều event liên tục. Nhạc nền nên loop nhẹ, không cạnh tranh với SFX reward hoặc wave start.</w:t>
@@ -9325,13 +9570,13 @@
         <w:spacing w:after="0" w:before="0" w:line="300" w:lineRule="auto"/>
         <w:ind w:left="360" w:right="0" w:hanging="360"/>
         <w:jc w:val="left"/>
-        <w:rPr/>
+        <w:rPr>
+          <w:rFonts w:ascii="Arial" w:cs="Arial" w:eastAsia="Arial" w:hAnsi="Arial"/>
+        </w:rPr>
       </w:pPr>
       <w:r>
         <w:rPr>
-          <w:rFonts w:ascii="Calibri" w:cs="Calibri" w:eastAsia="Calibri" w:hAnsi="Calibri"/>
-          <w:b w:val="0"/>
-          <w:bCs w:val="0"/>
+          <w:rFonts w:ascii="Arial" w:cs="Arial" w:eastAsia="Arial" w:hAnsi="Arial"/>
           <w:i w:val="0"/>
           <w:iCs w:val="0"/>
           <w:smallCaps w:val="0"/>
@@ -9368,13 +9613,13 @@
         <w:spacing w:after="0" w:before="0" w:line="300" w:lineRule="auto"/>
         <w:ind w:left="360" w:right="0" w:hanging="360"/>
         <w:jc w:val="left"/>
-        <w:rPr/>
+        <w:rPr>
+          <w:rFonts w:ascii="Arial" w:cs="Arial" w:eastAsia="Arial" w:hAnsi="Arial"/>
+        </w:rPr>
       </w:pPr>
       <w:r>
         <w:rPr>
-          <w:rFonts w:ascii="Calibri" w:cs="Calibri" w:eastAsia="Calibri" w:hAnsi="Calibri"/>
-          <w:b w:val="0"/>
-          <w:bCs w:val="0"/>
+          <w:rFonts w:ascii="Arial" w:cs="Arial" w:eastAsia="Arial" w:hAnsi="Arial"/>
           <w:i w:val="0"/>
           <w:iCs w:val="0"/>
           <w:smallCaps w:val="0"/>
@@ -9411,13 +9656,13 @@
         <w:spacing w:after="0" w:before="0" w:line="300" w:lineRule="auto"/>
         <w:ind w:left="360" w:right="0" w:hanging="360"/>
         <w:jc w:val="left"/>
-        <w:rPr/>
+        <w:rPr>
+          <w:rFonts w:ascii="Arial" w:cs="Arial" w:eastAsia="Arial" w:hAnsi="Arial"/>
+        </w:rPr>
       </w:pPr>
       <w:r>
         <w:rPr>
-          <w:rFonts w:ascii="Calibri" w:cs="Calibri" w:eastAsia="Calibri" w:hAnsi="Calibri"/>
-          <w:b w:val="0"/>
-          <w:bCs w:val="0"/>
+          <w:rFonts w:ascii="Arial" w:cs="Arial" w:eastAsia="Arial" w:hAnsi="Arial"/>
           <w:i w:val="0"/>
           <w:iCs w:val="0"/>
           <w:smallCaps w:val="0"/>
@@ -9454,13 +9699,13 @@
         <w:spacing w:after="0" w:before="0" w:line="300" w:lineRule="auto"/>
         <w:ind w:left="360" w:right="0" w:hanging="360"/>
         <w:jc w:val="left"/>
-        <w:rPr/>
+        <w:rPr>
+          <w:rFonts w:ascii="Arial" w:cs="Arial" w:eastAsia="Arial" w:hAnsi="Arial"/>
+        </w:rPr>
       </w:pPr>
       <w:r>
         <w:rPr>
-          <w:rFonts w:ascii="Calibri" w:cs="Calibri" w:eastAsia="Calibri" w:hAnsi="Calibri"/>
-          <w:b w:val="0"/>
-          <w:bCs w:val="0"/>
+          <w:rFonts w:ascii="Arial" w:cs="Arial" w:eastAsia="Arial" w:hAnsi="Arial"/>
           <w:i w:val="0"/>
           <w:iCs w:val="0"/>
           <w:smallCaps w:val="0"/>
@@ -9497,13 +9742,13 @@
         <w:spacing w:after="80" w:before="0" w:line="300" w:lineRule="auto"/>
         <w:ind w:left="360" w:right="0" w:hanging="360"/>
         <w:jc w:val="left"/>
-        <w:rPr/>
+        <w:rPr>
+          <w:rFonts w:ascii="Arial" w:cs="Arial" w:eastAsia="Arial" w:hAnsi="Arial"/>
+        </w:rPr>
       </w:pPr>
       <w:r>
         <w:rPr>
-          <w:rFonts w:ascii="Calibri" w:cs="Calibri" w:eastAsia="Calibri" w:hAnsi="Calibri"/>
-          <w:b w:val="0"/>
-          <w:bCs w:val="0"/>
+          <w:rFonts w:ascii="Arial" w:cs="Arial" w:eastAsia="Arial" w:hAnsi="Arial"/>
           <w:i w:val="0"/>
           <w:iCs w:val="0"/>
           <w:smallCaps w:val="0"/>
@@ -9522,10 +9767,13 @@
     <w:p>
       <w:pPr>
         <w:pStyle w:val="Heading1"/>
-        <w:rPr/>
+        <w:rPr>
+          <w:rFonts w:ascii="Arial" w:cs="Arial" w:eastAsia="Arial" w:hAnsi="Arial"/>
+        </w:rPr>
       </w:pPr>
       <w:r>
         <w:rPr>
+          <w:rFonts w:ascii="Arial" w:cs="Arial" w:eastAsia="Arial" w:hAnsi="Arial"/>
           <w:rtl w:val="0"/>
         </w:rPr>
         <w:t xml:space="preserve">6. LEVEL DESIGN</w:t>
@@ -9534,10 +9782,13 @@
     <w:p>
       <w:pPr>
         <w:pStyle w:val="Heading2"/>
-        <w:rPr/>
+        <w:rPr>
+          <w:rFonts w:ascii="Arial" w:cs="Arial" w:eastAsia="Arial" w:hAnsi="Arial"/>
+        </w:rPr>
       </w:pPr>
       <w:r>
         <w:rPr>
+          <w:rFonts w:ascii="Arial" w:cs="Arial" w:eastAsia="Arial" w:hAnsi="Arial"/>
           <w:rtl w:val="0"/>
         </w:rPr>
         <w:t xml:space="preserve">6.1 Board and path design</w:t>
@@ -9545,10 +9796,13 @@
     </w:p>
     <w:p>
       <w:pPr>
-        <w:rPr/>
+        <w:rPr>
+          <w:rFonts w:ascii="Arial" w:cs="Arial" w:eastAsia="Arial" w:hAnsi="Arial"/>
+        </w:rPr>
       </w:pPr>
       <w:r>
         <w:rPr>
+          <w:rFonts w:ascii="Arial" w:cs="Arial" w:eastAsia="Arial" w:hAnsi="Arial"/>
           <w:rtl w:val="0"/>
         </w:rPr>
         <w:t xml:space="preserve">Map hiện tại là grid 10 cột x 7 hàng với lane enemy zig-zag từ trái sang phải, xuống hàng, quay lại, rồi lặp cho tới điểm cuối. Road là vùng không đặt tower. Tower slot nằm ở các khoảng trống quanh lane để player tạo link cắt ngang đường enemy.</w:t>
@@ -9557,10 +9811,13 @@
     <w:p>
       <w:pPr>
         <w:pStyle w:val="Heading2"/>
-        <w:rPr/>
+        <w:rPr>
+          <w:rFonts w:ascii="Arial" w:cs="Arial" w:eastAsia="Arial" w:hAnsi="Arial"/>
+        </w:rPr>
       </w:pPr>
       <w:r>
         <w:rPr>
+          <w:rFonts w:ascii="Arial" w:cs="Arial" w:eastAsia="Arial" w:hAnsi="Arial"/>
           <w:rtl w:val="0"/>
         </w:rPr>
         <w:t xml:space="preserve">6.2 Wave pacing</w:t>
@@ -9602,90 +9859,105 @@
         </w:trPr>
         <w:tc>
           <w:tcPr>
-            <w:shd w:fill="e8eef5" w:val="clear"/>
-            <w:tcMar>
-              <w:top w:w="80.0" w:type="dxa"/>
-              <w:bottom w:w="80.0" w:type="dxa"/>
-            </w:tcMar>
-            <w:vAlign w:val="center"/>
-          </w:tcPr>
-          <w:p>
-            <w:pPr>
-              <w:spacing w:after="0" w:line="276" w:lineRule="auto"/>
-              <w:rPr/>
-            </w:pPr>
-            <w:r>
-              <w:rPr>
-                <w:rFonts w:ascii="Calibri" w:cs="Calibri" w:eastAsia="Calibri" w:hAnsi="Calibri"/>
+            <w:shd w:fill="000000" w:val="clear"/>
+            <w:tcMar>
+              <w:top w:w="80.0" w:type="dxa"/>
+              <w:bottom w:w="80.0" w:type="dxa"/>
+            </w:tcMar>
+            <w:vAlign w:val="center"/>
+          </w:tcPr>
+          <w:p>
+            <w:pPr>
+              <w:spacing w:after="0" w:line="276" w:lineRule="auto"/>
+              <w:rPr>
+                <w:rFonts w:ascii="Arial" w:cs="Arial" w:eastAsia="Arial" w:hAnsi="Arial"/>
                 <w:b w:val="1"/>
                 <w:bCs w:val="1"/>
-                <w:color w:val="0b2545"/>
-                <w:sz w:val="18"/>
-                <w:szCs w:val="18"/>
-                <w:rtl w:val="0"/>
-              </w:rPr>
-              <w:t xml:space="preserve">PARAMETER</w:t>
-            </w:r>
-            <w:r>
-              <w:rPr>
-                <w:rtl w:val="0"/>
-              </w:rPr>
-            </w:r>
-          </w:p>
-        </w:tc>
-        <w:tc>
-          <w:tcPr>
-            <w:shd w:fill="e8eef5" w:val="clear"/>
-            <w:tcMar>
-              <w:top w:w="80.0" w:type="dxa"/>
-              <w:bottom w:w="80.0" w:type="dxa"/>
-            </w:tcMar>
-            <w:vAlign w:val="center"/>
-          </w:tcPr>
-          <w:p>
-            <w:pPr>
-              <w:spacing w:after="0" w:line="276" w:lineRule="auto"/>
-              <w:rPr/>
-            </w:pPr>
-            <w:r>
-              <w:rPr>
-                <w:rFonts w:ascii="Calibri" w:cs="Calibri" w:eastAsia="Calibri" w:hAnsi="Calibri"/>
+                <w:color w:val="ffffff"/>
+              </w:rPr>
+            </w:pPr>
+            <w:r>
+              <w:rPr>
+                <w:rFonts w:ascii="Arial" w:cs="Arial" w:eastAsia="Arial" w:hAnsi="Arial"/>
                 <w:b w:val="1"/>
                 <w:bCs w:val="1"/>
-                <w:color w:val="0b2545"/>
-                <w:sz w:val="18"/>
-                <w:szCs w:val="18"/>
-                <w:rtl w:val="0"/>
-              </w:rPr>
-              <w:t xml:space="preserve">CURRENT VALUE</w:t>
-            </w:r>
-            <w:r>
-              <w:rPr>
-                <w:rtl w:val="0"/>
-              </w:rPr>
-            </w:r>
-          </w:p>
-        </w:tc>
-        <w:tc>
-          <w:tcPr>
-            <w:shd w:fill="e8eef5" w:val="clear"/>
-            <w:tcMar>
-              <w:top w:w="80.0" w:type="dxa"/>
-              <w:bottom w:w="80.0" w:type="dxa"/>
-            </w:tcMar>
-            <w:vAlign w:val="center"/>
-          </w:tcPr>
-          <w:p>
-            <w:pPr>
-              <w:spacing w:after="0" w:line="276" w:lineRule="auto"/>
-              <w:rPr/>
-            </w:pPr>
-            <w:r>
-              <w:rPr>
-                <w:rFonts w:ascii="Calibri" w:cs="Calibri" w:eastAsia="Calibri" w:hAnsi="Calibri"/>
+                <w:color w:val="ffffff"/>
+                <w:sz w:val="18"/>
+                <w:szCs w:val="18"/>
+                <w:rtl w:val="0"/>
+              </w:rPr>
+              <w:t xml:space="preserve">PARAMETER</w:t>
+            </w:r>
+            <w:r>
+              <w:rPr>
+                <w:rtl w:val="0"/>
+              </w:rPr>
+            </w:r>
+          </w:p>
+        </w:tc>
+        <w:tc>
+          <w:tcPr>
+            <w:shd w:fill="000000" w:val="clear"/>
+            <w:tcMar>
+              <w:top w:w="80.0" w:type="dxa"/>
+              <w:bottom w:w="80.0" w:type="dxa"/>
+            </w:tcMar>
+            <w:vAlign w:val="center"/>
+          </w:tcPr>
+          <w:p>
+            <w:pPr>
+              <w:spacing w:after="0" w:line="276" w:lineRule="auto"/>
+              <w:rPr>
+                <w:rFonts w:ascii="Arial" w:cs="Arial" w:eastAsia="Arial" w:hAnsi="Arial"/>
                 <w:b w:val="1"/>
                 <w:bCs w:val="1"/>
-                <w:color w:val="0b2545"/>
+                <w:color w:val="ffffff"/>
+              </w:rPr>
+            </w:pPr>
+            <w:r>
+              <w:rPr>
+                <w:rFonts w:ascii="Arial" w:cs="Arial" w:eastAsia="Arial" w:hAnsi="Arial"/>
+                <w:b w:val="1"/>
+                <w:bCs w:val="1"/>
+                <w:color w:val="ffffff"/>
+                <w:sz w:val="18"/>
+                <w:szCs w:val="18"/>
+                <w:rtl w:val="0"/>
+              </w:rPr>
+              <w:t xml:space="preserve">CURRENT VALUE</w:t>
+            </w:r>
+            <w:r>
+              <w:rPr>
+                <w:rtl w:val="0"/>
+              </w:rPr>
+            </w:r>
+          </w:p>
+        </w:tc>
+        <w:tc>
+          <w:tcPr>
+            <w:shd w:fill="000000" w:val="clear"/>
+            <w:tcMar>
+              <w:top w:w="80.0" w:type="dxa"/>
+              <w:bottom w:w="80.0" w:type="dxa"/>
+            </w:tcMar>
+            <w:vAlign w:val="center"/>
+          </w:tcPr>
+          <w:p>
+            <w:pPr>
+              <w:spacing w:after="0" w:line="276" w:lineRule="auto"/>
+              <w:rPr>
+                <w:rFonts w:ascii="Arial" w:cs="Arial" w:eastAsia="Arial" w:hAnsi="Arial"/>
+                <w:b w:val="1"/>
+                <w:bCs w:val="1"/>
+                <w:color w:val="ffffff"/>
+              </w:rPr>
+            </w:pPr>
+            <w:r>
+              <w:rPr>
+                <w:rFonts w:ascii="Arial" w:cs="Arial" w:eastAsia="Arial" w:hAnsi="Arial"/>
+                <w:b w:val="1"/>
+                <w:bCs w:val="1"/>
+                <w:color w:val="ffffff"/>
                 <w:sz w:val="18"/>
                 <w:szCs w:val="18"/>
                 <w:rtl w:val="0"/>
@@ -9717,13 +9989,13 @@
           <w:p>
             <w:pPr>
               <w:spacing w:after="0" w:line="276" w:lineRule="auto"/>
-              <w:rPr/>
-            </w:pPr>
-            <w:r>
-              <w:rPr>
-                <w:rFonts w:ascii="Calibri" w:cs="Calibri" w:eastAsia="Calibri" w:hAnsi="Calibri"/>
-                <w:b w:val="0"/>
-                <w:bCs w:val="0"/>
+              <w:rPr>
+                <w:rFonts w:ascii="Arial" w:cs="Arial" w:eastAsia="Arial" w:hAnsi="Arial"/>
+              </w:rPr>
+            </w:pPr>
+            <w:r>
+              <w:rPr>
+                <w:rFonts w:ascii="Arial" w:cs="Arial" w:eastAsia="Arial" w:hAnsi="Arial"/>
                 <w:sz w:val="18"/>
                 <w:szCs w:val="18"/>
                 <w:rtl w:val="0"/>
@@ -9749,13 +10021,13 @@
           <w:p>
             <w:pPr>
               <w:spacing w:after="0" w:line="276" w:lineRule="auto"/>
-              <w:rPr/>
-            </w:pPr>
-            <w:r>
-              <w:rPr>
-                <w:rFonts w:ascii="Calibri" w:cs="Calibri" w:eastAsia="Calibri" w:hAnsi="Calibri"/>
-                <w:b w:val="0"/>
-                <w:bCs w:val="0"/>
+              <w:rPr>
+                <w:rFonts w:ascii="Arial" w:cs="Arial" w:eastAsia="Arial" w:hAnsi="Arial"/>
+              </w:rPr>
+            </w:pPr>
+            <w:r>
+              <w:rPr>
+                <w:rFonts w:ascii="Arial" w:cs="Arial" w:eastAsia="Arial" w:hAnsi="Arial"/>
                 <w:sz w:val="18"/>
                 <w:szCs w:val="18"/>
                 <w:rtl w:val="0"/>
@@ -9781,13 +10053,13 @@
           <w:p>
             <w:pPr>
               <w:spacing w:after="0" w:line="276" w:lineRule="auto"/>
-              <w:rPr/>
-            </w:pPr>
-            <w:r>
-              <w:rPr>
-                <w:rFonts w:ascii="Calibri" w:cs="Calibri" w:eastAsia="Calibri" w:hAnsi="Calibri"/>
-                <w:b w:val="0"/>
-                <w:bCs w:val="0"/>
+              <w:rPr>
+                <w:rFonts w:ascii="Arial" w:cs="Arial" w:eastAsia="Arial" w:hAnsi="Arial"/>
+              </w:rPr>
+            </w:pPr>
+            <w:r>
+              <w:rPr>
+                <w:rFonts w:ascii="Arial" w:cs="Arial" w:eastAsia="Arial" w:hAnsi="Arial"/>
                 <w:sz w:val="18"/>
                 <w:szCs w:val="18"/>
                 <w:rtl w:val="0"/>
@@ -9819,13 +10091,13 @@
           <w:p>
             <w:pPr>
               <w:spacing w:after="0" w:line="276" w:lineRule="auto"/>
-              <w:rPr/>
-            </w:pPr>
-            <w:r>
-              <w:rPr>
-                <w:rFonts w:ascii="Calibri" w:cs="Calibri" w:eastAsia="Calibri" w:hAnsi="Calibri"/>
-                <w:b w:val="0"/>
-                <w:bCs w:val="0"/>
+              <w:rPr>
+                <w:rFonts w:ascii="Arial" w:cs="Arial" w:eastAsia="Arial" w:hAnsi="Arial"/>
+              </w:rPr>
+            </w:pPr>
+            <w:r>
+              <w:rPr>
+                <w:rFonts w:ascii="Arial" w:cs="Arial" w:eastAsia="Arial" w:hAnsi="Arial"/>
                 <w:sz w:val="18"/>
                 <w:szCs w:val="18"/>
                 <w:rtl w:val="0"/>
@@ -9851,13 +10123,13 @@
           <w:p>
             <w:pPr>
               <w:spacing w:after="0" w:line="276" w:lineRule="auto"/>
-              <w:rPr/>
-            </w:pPr>
-            <w:r>
-              <w:rPr>
-                <w:rFonts w:ascii="Calibri" w:cs="Calibri" w:eastAsia="Calibri" w:hAnsi="Calibri"/>
-                <w:b w:val="0"/>
-                <w:bCs w:val="0"/>
+              <w:rPr>
+                <w:rFonts w:ascii="Arial" w:cs="Arial" w:eastAsia="Arial" w:hAnsi="Arial"/>
+              </w:rPr>
+            </w:pPr>
+            <w:r>
+              <w:rPr>
+                <w:rFonts w:ascii="Arial" w:cs="Arial" w:eastAsia="Arial" w:hAnsi="Arial"/>
                 <w:sz w:val="18"/>
                 <w:szCs w:val="18"/>
                 <w:rtl w:val="0"/>
@@ -9883,13 +10155,13 @@
           <w:p>
             <w:pPr>
               <w:spacing w:after="0" w:line="276" w:lineRule="auto"/>
-              <w:rPr/>
-            </w:pPr>
-            <w:r>
-              <w:rPr>
-                <w:rFonts w:ascii="Calibri" w:cs="Calibri" w:eastAsia="Calibri" w:hAnsi="Calibri"/>
-                <w:b w:val="0"/>
-                <w:bCs w:val="0"/>
+              <w:rPr>
+                <w:rFonts w:ascii="Arial" w:cs="Arial" w:eastAsia="Arial" w:hAnsi="Arial"/>
+              </w:rPr>
+            </w:pPr>
+            <w:r>
+              <w:rPr>
+                <w:rFonts w:ascii="Arial" w:cs="Arial" w:eastAsia="Arial" w:hAnsi="Arial"/>
                 <w:sz w:val="18"/>
                 <w:szCs w:val="18"/>
                 <w:rtl w:val="0"/>
@@ -9921,13 +10193,13 @@
           <w:p>
             <w:pPr>
               <w:spacing w:after="0" w:line="276" w:lineRule="auto"/>
-              <w:rPr/>
-            </w:pPr>
-            <w:r>
-              <w:rPr>
-                <w:rFonts w:ascii="Calibri" w:cs="Calibri" w:eastAsia="Calibri" w:hAnsi="Calibri"/>
-                <w:b w:val="0"/>
-                <w:bCs w:val="0"/>
+              <w:rPr>
+                <w:rFonts w:ascii="Arial" w:cs="Arial" w:eastAsia="Arial" w:hAnsi="Arial"/>
+              </w:rPr>
+            </w:pPr>
+            <w:r>
+              <w:rPr>
+                <w:rFonts w:ascii="Arial" w:cs="Arial" w:eastAsia="Arial" w:hAnsi="Arial"/>
                 <w:sz w:val="18"/>
                 <w:szCs w:val="18"/>
                 <w:rtl w:val="0"/>
@@ -9953,13 +10225,13 @@
           <w:p>
             <w:pPr>
               <w:spacing w:after="0" w:line="276" w:lineRule="auto"/>
-              <w:rPr/>
-            </w:pPr>
-            <w:r>
-              <w:rPr>
-                <w:rFonts w:ascii="Calibri" w:cs="Calibri" w:eastAsia="Calibri" w:hAnsi="Calibri"/>
-                <w:b w:val="0"/>
-                <w:bCs w:val="0"/>
+              <w:rPr>
+                <w:rFonts w:ascii="Arial" w:cs="Arial" w:eastAsia="Arial" w:hAnsi="Arial"/>
+              </w:rPr>
+            </w:pPr>
+            <w:r>
+              <w:rPr>
+                <w:rFonts w:ascii="Arial" w:cs="Arial" w:eastAsia="Arial" w:hAnsi="Arial"/>
                 <w:sz w:val="18"/>
                 <w:szCs w:val="18"/>
                 <w:rtl w:val="0"/>
@@ -9985,13 +10257,13 @@
           <w:p>
             <w:pPr>
               <w:spacing w:after="0" w:line="276" w:lineRule="auto"/>
-              <w:rPr/>
-            </w:pPr>
-            <w:r>
-              <w:rPr>
-                <w:rFonts w:ascii="Calibri" w:cs="Calibri" w:eastAsia="Calibri" w:hAnsi="Calibri"/>
-                <w:b w:val="0"/>
-                <w:bCs w:val="0"/>
+              <w:rPr>
+                <w:rFonts w:ascii="Arial" w:cs="Arial" w:eastAsia="Arial" w:hAnsi="Arial"/>
+              </w:rPr>
+            </w:pPr>
+            <w:r>
+              <w:rPr>
+                <w:rFonts w:ascii="Arial" w:cs="Arial" w:eastAsia="Arial" w:hAnsi="Arial"/>
                 <w:sz w:val="18"/>
                 <w:szCs w:val="18"/>
                 <w:rtl w:val="0"/>
@@ -10023,13 +10295,13 @@
           <w:p>
             <w:pPr>
               <w:spacing w:after="0" w:line="276" w:lineRule="auto"/>
-              <w:rPr/>
-            </w:pPr>
-            <w:r>
-              <w:rPr>
-                <w:rFonts w:ascii="Calibri" w:cs="Calibri" w:eastAsia="Calibri" w:hAnsi="Calibri"/>
-                <w:b w:val="0"/>
-                <w:bCs w:val="0"/>
+              <w:rPr>
+                <w:rFonts w:ascii="Arial" w:cs="Arial" w:eastAsia="Arial" w:hAnsi="Arial"/>
+              </w:rPr>
+            </w:pPr>
+            <w:r>
+              <w:rPr>
+                <w:rFonts w:ascii="Arial" w:cs="Arial" w:eastAsia="Arial" w:hAnsi="Arial"/>
                 <w:sz w:val="18"/>
                 <w:szCs w:val="18"/>
                 <w:rtl w:val="0"/>
@@ -10055,13 +10327,13 @@
           <w:p>
             <w:pPr>
               <w:spacing w:after="0" w:line="276" w:lineRule="auto"/>
-              <w:rPr/>
-            </w:pPr>
-            <w:r>
-              <w:rPr>
-                <w:rFonts w:ascii="Calibri" w:cs="Calibri" w:eastAsia="Calibri" w:hAnsi="Calibri"/>
-                <w:b w:val="0"/>
-                <w:bCs w:val="0"/>
+              <w:rPr>
+                <w:rFonts w:ascii="Arial" w:cs="Arial" w:eastAsia="Arial" w:hAnsi="Arial"/>
+              </w:rPr>
+            </w:pPr>
+            <w:r>
+              <w:rPr>
+                <w:rFonts w:ascii="Arial" w:cs="Arial" w:eastAsia="Arial" w:hAnsi="Arial"/>
                 <w:sz w:val="18"/>
                 <w:szCs w:val="18"/>
                 <w:rtl w:val="0"/>
@@ -10087,13 +10359,13 @@
           <w:p>
             <w:pPr>
               <w:spacing w:after="0" w:line="276" w:lineRule="auto"/>
-              <w:rPr/>
-            </w:pPr>
-            <w:r>
-              <w:rPr>
-                <w:rFonts w:ascii="Calibri" w:cs="Calibri" w:eastAsia="Calibri" w:hAnsi="Calibri"/>
-                <w:b w:val="0"/>
-                <w:bCs w:val="0"/>
+              <w:rPr>
+                <w:rFonts w:ascii="Arial" w:cs="Arial" w:eastAsia="Arial" w:hAnsi="Arial"/>
+              </w:rPr>
+            </w:pPr>
+            <w:r>
+              <w:rPr>
+                <w:rFonts w:ascii="Arial" w:cs="Arial" w:eastAsia="Arial" w:hAnsi="Arial"/>
                 <w:sz w:val="18"/>
                 <w:szCs w:val="18"/>
                 <w:rtl w:val="0"/>
@@ -10125,13 +10397,13 @@
           <w:p>
             <w:pPr>
               <w:spacing w:after="0" w:line="276" w:lineRule="auto"/>
-              <w:rPr/>
-            </w:pPr>
-            <w:r>
-              <w:rPr>
-                <w:rFonts w:ascii="Calibri" w:cs="Calibri" w:eastAsia="Calibri" w:hAnsi="Calibri"/>
-                <w:b w:val="0"/>
-                <w:bCs w:val="0"/>
+              <w:rPr>
+                <w:rFonts w:ascii="Arial" w:cs="Arial" w:eastAsia="Arial" w:hAnsi="Arial"/>
+              </w:rPr>
+            </w:pPr>
+            <w:r>
+              <w:rPr>
+                <w:rFonts w:ascii="Arial" w:cs="Arial" w:eastAsia="Arial" w:hAnsi="Arial"/>
                 <w:sz w:val="18"/>
                 <w:szCs w:val="18"/>
                 <w:rtl w:val="0"/>
@@ -10157,13 +10429,13 @@
           <w:p>
             <w:pPr>
               <w:spacing w:after="0" w:line="276" w:lineRule="auto"/>
-              <w:rPr/>
-            </w:pPr>
-            <w:r>
-              <w:rPr>
-                <w:rFonts w:ascii="Calibri" w:cs="Calibri" w:eastAsia="Calibri" w:hAnsi="Calibri"/>
-                <w:b w:val="0"/>
-                <w:bCs w:val="0"/>
+              <w:rPr>
+                <w:rFonts w:ascii="Arial" w:cs="Arial" w:eastAsia="Arial" w:hAnsi="Arial"/>
+              </w:rPr>
+            </w:pPr>
+            <w:r>
+              <w:rPr>
+                <w:rFonts w:ascii="Arial" w:cs="Arial" w:eastAsia="Arial" w:hAnsi="Arial"/>
                 <w:sz w:val="18"/>
                 <w:szCs w:val="18"/>
                 <w:rtl w:val="0"/>
@@ -10189,13 +10461,13 @@
           <w:p>
             <w:pPr>
               <w:spacing w:after="0" w:line="276" w:lineRule="auto"/>
-              <w:rPr/>
-            </w:pPr>
-            <w:r>
-              <w:rPr>
-                <w:rFonts w:ascii="Calibri" w:cs="Calibri" w:eastAsia="Calibri" w:hAnsi="Calibri"/>
-                <w:b w:val="0"/>
-                <w:bCs w:val="0"/>
+              <w:rPr>
+                <w:rFonts w:ascii="Arial" w:cs="Arial" w:eastAsia="Arial" w:hAnsi="Arial"/>
+              </w:rPr>
+            </w:pPr>
+            <w:r>
+              <w:rPr>
+                <w:rFonts w:ascii="Arial" w:cs="Arial" w:eastAsia="Arial" w:hAnsi="Arial"/>
                 <w:sz w:val="18"/>
                 <w:szCs w:val="18"/>
                 <w:rtl w:val="0"/>
@@ -10213,7 +10485,9 @@
     </w:tbl>
     <w:p>
       <w:pPr>
-        <w:rPr/>
+        <w:rPr>
+          <w:rFonts w:ascii="Arial" w:cs="Arial" w:eastAsia="Arial" w:hAnsi="Arial"/>
+        </w:rPr>
       </w:pPr>
       <w:r>
         <w:rPr>
@@ -10224,10 +10498,13 @@
     <w:p>
       <w:pPr>
         <w:pStyle w:val="Heading2"/>
-        <w:rPr/>
+        <w:rPr>
+          <w:rFonts w:ascii="Arial" w:cs="Arial" w:eastAsia="Arial" w:hAnsi="Arial"/>
+        </w:rPr>
       </w:pPr>
       <w:r>
         <w:rPr>
+          <w:rFonts w:ascii="Arial" w:cs="Arial" w:eastAsia="Arial" w:hAnsi="Arial"/>
           <w:rtl w:val="0"/>
         </w:rPr>
         <w:t xml:space="preserve">6.3 Difficulty curve principles</w:t>
@@ -10254,13 +10531,13 @@
         <w:spacing w:after="0" w:before="0" w:line="300" w:lineRule="auto"/>
         <w:ind w:left="360" w:right="0" w:hanging="360"/>
         <w:jc w:val="left"/>
-        <w:rPr/>
+        <w:rPr>
+          <w:rFonts w:ascii="Arial" w:cs="Arial" w:eastAsia="Arial" w:hAnsi="Arial"/>
+        </w:rPr>
       </w:pPr>
       <w:r>
         <w:rPr>
-          <w:rFonts w:ascii="Calibri" w:cs="Calibri" w:eastAsia="Calibri" w:hAnsi="Calibri"/>
-          <w:b w:val="0"/>
-          <w:bCs w:val="0"/>
+          <w:rFonts w:ascii="Arial" w:cs="Arial" w:eastAsia="Arial" w:hAnsi="Arial"/>
           <w:i w:val="0"/>
           <w:iCs w:val="0"/>
           <w:smallCaps w:val="0"/>
@@ -10297,13 +10574,13 @@
         <w:spacing w:after="0" w:before="0" w:line="300" w:lineRule="auto"/>
         <w:ind w:left="360" w:right="0" w:hanging="360"/>
         <w:jc w:val="left"/>
-        <w:rPr/>
+        <w:rPr>
+          <w:rFonts w:ascii="Arial" w:cs="Arial" w:eastAsia="Arial" w:hAnsi="Arial"/>
+        </w:rPr>
       </w:pPr>
       <w:r>
         <w:rPr>
-          <w:rFonts w:ascii="Calibri" w:cs="Calibri" w:eastAsia="Calibri" w:hAnsi="Calibri"/>
-          <w:b w:val="0"/>
-          <w:bCs w:val="0"/>
+          <w:rFonts w:ascii="Arial" w:cs="Arial" w:eastAsia="Arial" w:hAnsi="Arial"/>
           <w:i w:val="0"/>
           <w:iCs w:val="0"/>
           <w:smallCaps w:val="0"/>
@@ -10340,13 +10617,13 @@
         <w:spacing w:after="0" w:before="0" w:line="300" w:lineRule="auto"/>
         <w:ind w:left="360" w:right="0" w:hanging="360"/>
         <w:jc w:val="left"/>
-        <w:rPr/>
+        <w:rPr>
+          <w:rFonts w:ascii="Arial" w:cs="Arial" w:eastAsia="Arial" w:hAnsi="Arial"/>
+        </w:rPr>
       </w:pPr>
       <w:r>
         <w:rPr>
-          <w:rFonts w:ascii="Calibri" w:cs="Calibri" w:eastAsia="Calibri" w:hAnsi="Calibri"/>
-          <w:b w:val="0"/>
-          <w:bCs w:val="0"/>
+          <w:rFonts w:ascii="Arial" w:cs="Arial" w:eastAsia="Arial" w:hAnsi="Arial"/>
           <w:i w:val="0"/>
           <w:iCs w:val="0"/>
           <w:smallCaps w:val="0"/>
@@ -10383,13 +10660,13 @@
         <w:spacing w:after="80" w:before="0" w:line="300" w:lineRule="auto"/>
         <w:ind w:left="360" w:right="0" w:hanging="360"/>
         <w:jc w:val="left"/>
-        <w:rPr/>
+        <w:rPr>
+          <w:rFonts w:ascii="Arial" w:cs="Arial" w:eastAsia="Arial" w:hAnsi="Arial"/>
+        </w:rPr>
       </w:pPr>
       <w:r>
         <w:rPr>
-          <w:rFonts w:ascii="Calibri" w:cs="Calibri" w:eastAsia="Calibri" w:hAnsi="Calibri"/>
-          <w:b w:val="0"/>
-          <w:bCs w:val="0"/>
+          <w:rFonts w:ascii="Arial" w:cs="Arial" w:eastAsia="Arial" w:hAnsi="Arial"/>
           <w:i w:val="0"/>
           <w:iCs w:val="0"/>
           <w:smallCaps w:val="0"/>
@@ -10406,9 +10683,7 @@
       </w:r>
       <w:r>
         <w:rPr>
-          <w:rFonts w:ascii="Calibri" w:cs="Calibri" w:eastAsia="Calibri" w:hAnsi="Calibri"/>
-          <w:b w:val="0"/>
-          <w:bCs w:val="0"/>
+          <w:rFonts w:ascii="Arial" w:cs="Arial" w:eastAsia="Arial" w:hAnsi="Arial"/>
           <w:i w:val="0"/>
           <w:iCs w:val="0"/>
           <w:smallCaps w:val="0"/>
@@ -10425,9 +10700,7 @@
       </w:r>
       <w:r>
         <w:rPr>
-          <w:rFonts w:ascii="Calibri" w:cs="Calibri" w:eastAsia="Calibri" w:hAnsi="Calibri"/>
-          <w:b w:val="0"/>
-          <w:bCs w:val="0"/>
+          <w:rFonts w:ascii="Arial" w:cs="Arial" w:eastAsia="Arial" w:hAnsi="Arial"/>
           <w:i w:val="0"/>
           <w:iCs w:val="0"/>
           <w:smallCaps w:val="0"/>
@@ -10446,10 +10719,13 @@
     <w:p>
       <w:pPr>
         <w:pStyle w:val="Heading1"/>
-        <w:rPr/>
+        <w:rPr>
+          <w:rFonts w:ascii="Arial" w:cs="Arial" w:eastAsia="Arial" w:hAnsi="Arial"/>
+        </w:rPr>
       </w:pPr>
       <w:r>
         <w:rPr>
+          <w:rFonts w:ascii="Arial" w:cs="Arial" w:eastAsia="Arial" w:hAnsi="Arial"/>
           <w:rtl w:val="0"/>
         </w:rPr>
         <w:t xml:space="preserve">7. MONETIZATION</w:t>
@@ -10457,10 +10733,13 @@
     </w:p>
     <w:p>
       <w:pPr>
-        <w:rPr/>
+        <w:rPr>
+          <w:rFonts w:ascii="Arial" w:cs="Arial" w:eastAsia="Arial" w:hAnsi="Arial"/>
+        </w:rPr>
       </w:pPr>
       <w:r>
         <w:rPr>
+          <w:rFonts w:ascii="Arial" w:cs="Arial" w:eastAsia="Arial" w:hAnsi="Arial"/>
           <w:rtl w:val="0"/>
         </w:rPr>
         <w:t xml:space="preserve">Prototype hiện tại chưa có ads, IAP hoặc premium currency. Định hướng phù hợp là free prototype/demo để test readability và balance. Nếu phát hành thương mại, mô hình nên là premium nhỏ hoặc demo + paid full version. Không nên đưa pay-to-win vào core vì game dựa vào network planning và reward random; nếu có nội dung bán thêm, ưu tiên skin tower, music pack, map theme hoặc challenge mode.</w:t>
@@ -10469,10 +10748,13 @@
     <w:p>
       <w:pPr>
         <w:pStyle w:val="Heading1"/>
-        <w:rPr/>
+        <w:rPr>
+          <w:rFonts w:ascii="Arial" w:cs="Arial" w:eastAsia="Arial" w:hAnsi="Arial"/>
+        </w:rPr>
       </w:pPr>
       <w:r>
         <w:rPr>
+          <w:rFonts w:ascii="Arial" w:cs="Arial" w:eastAsia="Arial" w:hAnsi="Arial"/>
           <w:rtl w:val="0"/>
         </w:rPr>
         <w:t xml:space="preserve">8. TECHNICAL REQUIREMENTS</w:t>
@@ -10481,10 +10763,13 @@
     <w:p>
       <w:pPr>
         <w:pStyle w:val="Heading2"/>
-        <w:rPr/>
+        <w:rPr>
+          <w:rFonts w:ascii="Arial" w:cs="Arial" w:eastAsia="Arial" w:hAnsi="Arial"/>
+        </w:rPr>
       </w:pPr>
       <w:r>
         <w:rPr>
+          <w:rFonts w:ascii="Arial" w:cs="Arial" w:eastAsia="Arial" w:hAnsi="Arial"/>
           <w:rtl w:val="0"/>
         </w:rPr>
         <w:t xml:space="preserve">8.1 Current architecture</w:t>
@@ -10524,24 +10809,27 @@
         </w:trPr>
         <w:tc>
           <w:tcPr>
-            <w:shd w:fill="e8eef5" w:val="clear"/>
-            <w:tcMar>
-              <w:top w:w="80.0" w:type="dxa"/>
-              <w:bottom w:w="80.0" w:type="dxa"/>
-            </w:tcMar>
-            <w:vAlign w:val="center"/>
-          </w:tcPr>
-          <w:p>
-            <w:pPr>
-              <w:spacing w:after="0" w:line="276" w:lineRule="auto"/>
-              <w:rPr/>
-            </w:pPr>
-            <w:r>
-              <w:rPr>
-                <w:rFonts w:ascii="Calibri" w:cs="Calibri" w:eastAsia="Calibri" w:hAnsi="Calibri"/>
+            <w:shd w:fill="000000" w:val="clear"/>
+            <w:tcMar>
+              <w:top w:w="80.0" w:type="dxa"/>
+              <w:bottom w:w="80.0" w:type="dxa"/>
+            </w:tcMar>
+            <w:vAlign w:val="center"/>
+          </w:tcPr>
+          <w:p>
+            <w:pPr>
+              <w:spacing w:after="0" w:line="276" w:lineRule="auto"/>
+              <w:rPr>
+                <w:rFonts w:ascii="Arial" w:cs="Arial" w:eastAsia="Arial" w:hAnsi="Arial"/>
+                <w:color w:val="ffffff"/>
+              </w:rPr>
+            </w:pPr>
+            <w:r>
+              <w:rPr>
+                <w:rFonts w:ascii="Arial" w:cs="Arial" w:eastAsia="Arial" w:hAnsi="Arial"/>
                 <w:b w:val="1"/>
                 <w:bCs w:val="1"/>
-                <w:color w:val="0b2545"/>
+                <w:color w:val="ffffff"/>
                 <w:sz w:val="18"/>
                 <w:szCs w:val="18"/>
                 <w:rtl w:val="0"/>
@@ -10557,24 +10845,27 @@
         </w:tc>
         <w:tc>
           <w:tcPr>
-            <w:shd w:fill="e8eef5" w:val="clear"/>
-            <w:tcMar>
-              <w:top w:w="80.0" w:type="dxa"/>
-              <w:bottom w:w="80.0" w:type="dxa"/>
-            </w:tcMar>
-            <w:vAlign w:val="center"/>
-          </w:tcPr>
-          <w:p>
-            <w:pPr>
-              <w:spacing w:after="0" w:line="276" w:lineRule="auto"/>
-              <w:rPr/>
-            </w:pPr>
-            <w:r>
-              <w:rPr>
-                <w:rFonts w:ascii="Calibri" w:cs="Calibri" w:eastAsia="Calibri" w:hAnsi="Calibri"/>
+            <w:shd w:fill="000000" w:val="clear"/>
+            <w:tcMar>
+              <w:top w:w="80.0" w:type="dxa"/>
+              <w:bottom w:w="80.0" w:type="dxa"/>
+            </w:tcMar>
+            <w:vAlign w:val="center"/>
+          </w:tcPr>
+          <w:p>
+            <w:pPr>
+              <w:spacing w:after="0" w:line="276" w:lineRule="auto"/>
+              <w:rPr>
+                <w:rFonts w:ascii="Arial" w:cs="Arial" w:eastAsia="Arial" w:hAnsi="Arial"/>
+                <w:color w:val="ffffff"/>
+              </w:rPr>
+            </w:pPr>
+            <w:r>
+              <w:rPr>
+                <w:rFonts w:ascii="Arial" w:cs="Arial" w:eastAsia="Arial" w:hAnsi="Arial"/>
                 <w:b w:val="1"/>
                 <w:bCs w:val="1"/>
-                <w:color w:val="0b2545"/>
+                <w:color w:val="ffffff"/>
                 <w:sz w:val="18"/>
                 <w:szCs w:val="18"/>
                 <w:rtl w:val="0"/>
@@ -10606,13 +10897,13 @@
           <w:p>
             <w:pPr>
               <w:spacing w:after="0" w:line="276" w:lineRule="auto"/>
-              <w:rPr/>
-            </w:pPr>
-            <w:r>
-              <w:rPr>
-                <w:rFonts w:ascii="Calibri" w:cs="Calibri" w:eastAsia="Calibri" w:hAnsi="Calibri"/>
-                <w:b w:val="0"/>
-                <w:bCs w:val="0"/>
+              <w:rPr>
+                <w:rFonts w:ascii="Arial" w:cs="Arial" w:eastAsia="Arial" w:hAnsi="Arial"/>
+              </w:rPr>
+            </w:pPr>
+            <w:r>
+              <w:rPr>
+                <w:rFonts w:ascii="Arial" w:cs="Arial" w:eastAsia="Arial" w:hAnsi="Arial"/>
                 <w:sz w:val="18"/>
                 <w:szCs w:val="18"/>
                 <w:rtl w:val="0"/>
@@ -10638,13 +10929,13 @@
           <w:p>
             <w:pPr>
               <w:spacing w:after="0" w:line="276" w:lineRule="auto"/>
-              <w:rPr/>
-            </w:pPr>
-            <w:r>
-              <w:rPr>
-                <w:rFonts w:ascii="Calibri" w:cs="Calibri" w:eastAsia="Calibri" w:hAnsi="Calibri"/>
-                <w:b w:val="0"/>
-                <w:bCs w:val="0"/>
+              <w:rPr>
+                <w:rFonts w:ascii="Arial" w:cs="Arial" w:eastAsia="Arial" w:hAnsi="Arial"/>
+              </w:rPr>
+            </w:pPr>
+            <w:r>
+              <w:rPr>
+                <w:rFonts w:ascii="Arial" w:cs="Arial" w:eastAsia="Arial" w:hAnsi="Arial"/>
                 <w:sz w:val="18"/>
                 <w:szCs w:val="18"/>
                 <w:rtl w:val="0"/>
@@ -10676,13 +10967,13 @@
           <w:p>
             <w:pPr>
               <w:spacing w:after="0" w:line="276" w:lineRule="auto"/>
-              <w:rPr/>
-            </w:pPr>
-            <w:r>
-              <w:rPr>
-                <w:rFonts w:ascii="Calibri" w:cs="Calibri" w:eastAsia="Calibri" w:hAnsi="Calibri"/>
-                <w:b w:val="0"/>
-                <w:bCs w:val="0"/>
+              <w:rPr>
+                <w:rFonts w:ascii="Arial" w:cs="Arial" w:eastAsia="Arial" w:hAnsi="Arial"/>
+              </w:rPr>
+            </w:pPr>
+            <w:r>
+              <w:rPr>
+                <w:rFonts w:ascii="Arial" w:cs="Arial" w:eastAsia="Arial" w:hAnsi="Arial"/>
                 <w:sz w:val="18"/>
                 <w:szCs w:val="18"/>
                 <w:rtl w:val="0"/>
@@ -10708,13 +10999,13 @@
           <w:p>
             <w:pPr>
               <w:spacing w:after="0" w:line="276" w:lineRule="auto"/>
-              <w:rPr/>
-            </w:pPr>
-            <w:r>
-              <w:rPr>
-                <w:rFonts w:ascii="Calibri" w:cs="Calibri" w:eastAsia="Calibri" w:hAnsi="Calibri"/>
-                <w:b w:val="0"/>
-                <w:bCs w:val="0"/>
+              <w:rPr>
+                <w:rFonts w:ascii="Arial" w:cs="Arial" w:eastAsia="Arial" w:hAnsi="Arial"/>
+              </w:rPr>
+            </w:pPr>
+            <w:r>
+              <w:rPr>
+                <w:rFonts w:ascii="Arial" w:cs="Arial" w:eastAsia="Arial" w:hAnsi="Arial"/>
                 <w:sz w:val="18"/>
                 <w:szCs w:val="18"/>
                 <w:rtl w:val="0"/>
@@ -10746,13 +11037,13 @@
           <w:p>
             <w:pPr>
               <w:spacing w:after="0" w:line="276" w:lineRule="auto"/>
-              <w:rPr/>
-            </w:pPr>
-            <w:r>
-              <w:rPr>
-                <w:rFonts w:ascii="Calibri" w:cs="Calibri" w:eastAsia="Calibri" w:hAnsi="Calibri"/>
-                <w:b w:val="0"/>
-                <w:bCs w:val="0"/>
+              <w:rPr>
+                <w:rFonts w:ascii="Arial" w:cs="Arial" w:eastAsia="Arial" w:hAnsi="Arial"/>
+              </w:rPr>
+            </w:pPr>
+            <w:r>
+              <w:rPr>
+                <w:rFonts w:ascii="Arial" w:cs="Arial" w:eastAsia="Arial" w:hAnsi="Arial"/>
                 <w:sz w:val="18"/>
                 <w:szCs w:val="18"/>
                 <w:rtl w:val="0"/>
@@ -10778,13 +11069,13 @@
           <w:p>
             <w:pPr>
               <w:spacing w:after="0" w:line="276" w:lineRule="auto"/>
-              <w:rPr/>
-            </w:pPr>
-            <w:r>
-              <w:rPr>
-                <w:rFonts w:ascii="Calibri" w:cs="Calibri" w:eastAsia="Calibri" w:hAnsi="Calibri"/>
-                <w:b w:val="0"/>
-                <w:bCs w:val="0"/>
+              <w:rPr>
+                <w:rFonts w:ascii="Arial" w:cs="Arial" w:eastAsia="Arial" w:hAnsi="Arial"/>
+              </w:rPr>
+            </w:pPr>
+            <w:r>
+              <w:rPr>
+                <w:rFonts w:ascii="Arial" w:cs="Arial" w:eastAsia="Arial" w:hAnsi="Arial"/>
                 <w:sz w:val="18"/>
                 <w:szCs w:val="18"/>
                 <w:rtl w:val="0"/>
@@ -10816,13 +11107,13 @@
           <w:p>
             <w:pPr>
               <w:spacing w:after="0" w:line="276" w:lineRule="auto"/>
-              <w:rPr/>
-            </w:pPr>
-            <w:r>
-              <w:rPr>
-                <w:rFonts w:ascii="Calibri" w:cs="Calibri" w:eastAsia="Calibri" w:hAnsi="Calibri"/>
-                <w:b w:val="0"/>
-                <w:bCs w:val="0"/>
+              <w:rPr>
+                <w:rFonts w:ascii="Arial" w:cs="Arial" w:eastAsia="Arial" w:hAnsi="Arial"/>
+              </w:rPr>
+            </w:pPr>
+            <w:r>
+              <w:rPr>
+                <w:rFonts w:ascii="Arial" w:cs="Arial" w:eastAsia="Arial" w:hAnsi="Arial"/>
                 <w:sz w:val="18"/>
                 <w:szCs w:val="18"/>
                 <w:rtl w:val="0"/>
@@ -10848,13 +11139,13 @@
           <w:p>
             <w:pPr>
               <w:spacing w:after="0" w:line="276" w:lineRule="auto"/>
-              <w:rPr/>
-            </w:pPr>
-            <w:r>
-              <w:rPr>
-                <w:rFonts w:ascii="Calibri" w:cs="Calibri" w:eastAsia="Calibri" w:hAnsi="Calibri"/>
-                <w:b w:val="0"/>
-                <w:bCs w:val="0"/>
+              <w:rPr>
+                <w:rFonts w:ascii="Arial" w:cs="Arial" w:eastAsia="Arial" w:hAnsi="Arial"/>
+              </w:rPr>
+            </w:pPr>
+            <w:r>
+              <w:rPr>
+                <w:rFonts w:ascii="Arial" w:cs="Arial" w:eastAsia="Arial" w:hAnsi="Arial"/>
                 <w:sz w:val="18"/>
                 <w:szCs w:val="18"/>
                 <w:rtl w:val="0"/>
@@ -10886,13 +11177,13 @@
           <w:p>
             <w:pPr>
               <w:spacing w:after="0" w:line="276" w:lineRule="auto"/>
-              <w:rPr/>
-            </w:pPr>
-            <w:r>
-              <w:rPr>
-                <w:rFonts w:ascii="Calibri" w:cs="Calibri" w:eastAsia="Calibri" w:hAnsi="Calibri"/>
-                <w:b w:val="0"/>
-                <w:bCs w:val="0"/>
+              <w:rPr>
+                <w:rFonts w:ascii="Arial" w:cs="Arial" w:eastAsia="Arial" w:hAnsi="Arial"/>
+              </w:rPr>
+            </w:pPr>
+            <w:r>
+              <w:rPr>
+                <w:rFonts w:ascii="Arial" w:cs="Arial" w:eastAsia="Arial" w:hAnsi="Arial"/>
                 <w:sz w:val="18"/>
                 <w:szCs w:val="18"/>
                 <w:rtl w:val="0"/>
@@ -10918,13 +11209,13 @@
           <w:p>
             <w:pPr>
               <w:spacing w:after="0" w:line="276" w:lineRule="auto"/>
-              <w:rPr/>
-            </w:pPr>
-            <w:r>
-              <w:rPr>
-                <w:rFonts w:ascii="Calibri" w:cs="Calibri" w:eastAsia="Calibri" w:hAnsi="Calibri"/>
-                <w:b w:val="0"/>
-                <w:bCs w:val="0"/>
+              <w:rPr>
+                <w:rFonts w:ascii="Arial" w:cs="Arial" w:eastAsia="Arial" w:hAnsi="Arial"/>
+              </w:rPr>
+            </w:pPr>
+            <w:r>
+              <w:rPr>
+                <w:rFonts w:ascii="Arial" w:cs="Arial" w:eastAsia="Arial" w:hAnsi="Arial"/>
                 <w:sz w:val="18"/>
                 <w:szCs w:val="18"/>
                 <w:rtl w:val="0"/>
@@ -10956,13 +11247,13 @@
           <w:p>
             <w:pPr>
               <w:spacing w:after="0" w:line="276" w:lineRule="auto"/>
-              <w:rPr/>
-            </w:pPr>
-            <w:r>
-              <w:rPr>
-                <w:rFonts w:ascii="Calibri" w:cs="Calibri" w:eastAsia="Calibri" w:hAnsi="Calibri"/>
-                <w:b w:val="0"/>
-                <w:bCs w:val="0"/>
+              <w:rPr>
+                <w:rFonts w:ascii="Arial" w:cs="Arial" w:eastAsia="Arial" w:hAnsi="Arial"/>
+              </w:rPr>
+            </w:pPr>
+            <w:r>
+              <w:rPr>
+                <w:rFonts w:ascii="Arial" w:cs="Arial" w:eastAsia="Arial" w:hAnsi="Arial"/>
                 <w:sz w:val="18"/>
                 <w:szCs w:val="18"/>
                 <w:rtl w:val="0"/>
@@ -10988,13 +11279,13 @@
           <w:p>
             <w:pPr>
               <w:spacing w:after="0" w:line="276" w:lineRule="auto"/>
-              <w:rPr/>
-            </w:pPr>
-            <w:r>
-              <w:rPr>
-                <w:rFonts w:ascii="Calibri" w:cs="Calibri" w:eastAsia="Calibri" w:hAnsi="Calibri"/>
-                <w:b w:val="0"/>
-                <w:bCs w:val="0"/>
+              <w:rPr>
+                <w:rFonts w:ascii="Arial" w:cs="Arial" w:eastAsia="Arial" w:hAnsi="Arial"/>
+              </w:rPr>
+            </w:pPr>
+            <w:r>
+              <w:rPr>
+                <w:rFonts w:ascii="Arial" w:cs="Arial" w:eastAsia="Arial" w:hAnsi="Arial"/>
                 <w:sz w:val="18"/>
                 <w:szCs w:val="18"/>
                 <w:rtl w:val="0"/>
@@ -11026,13 +11317,13 @@
           <w:p>
             <w:pPr>
               <w:spacing w:after="0" w:line="276" w:lineRule="auto"/>
-              <w:rPr/>
-            </w:pPr>
-            <w:r>
-              <w:rPr>
-                <w:rFonts w:ascii="Calibri" w:cs="Calibri" w:eastAsia="Calibri" w:hAnsi="Calibri"/>
-                <w:b w:val="0"/>
-                <w:bCs w:val="0"/>
+              <w:rPr>
+                <w:rFonts w:ascii="Arial" w:cs="Arial" w:eastAsia="Arial" w:hAnsi="Arial"/>
+              </w:rPr>
+            </w:pPr>
+            <w:r>
+              <w:rPr>
+                <w:rFonts w:ascii="Arial" w:cs="Arial" w:eastAsia="Arial" w:hAnsi="Arial"/>
                 <w:sz w:val="18"/>
                 <w:szCs w:val="18"/>
                 <w:rtl w:val="0"/>
@@ -11058,13 +11349,13 @@
           <w:p>
             <w:pPr>
               <w:spacing w:after="0" w:line="276" w:lineRule="auto"/>
-              <w:rPr/>
-            </w:pPr>
-            <w:r>
-              <w:rPr>
-                <w:rFonts w:ascii="Calibri" w:cs="Calibri" w:eastAsia="Calibri" w:hAnsi="Calibri"/>
-                <w:b w:val="0"/>
-                <w:bCs w:val="0"/>
+              <w:rPr>
+                <w:rFonts w:ascii="Arial" w:cs="Arial" w:eastAsia="Arial" w:hAnsi="Arial"/>
+              </w:rPr>
+            </w:pPr>
+            <w:r>
+              <w:rPr>
+                <w:rFonts w:ascii="Arial" w:cs="Arial" w:eastAsia="Arial" w:hAnsi="Arial"/>
                 <w:sz w:val="18"/>
                 <w:szCs w:val="18"/>
                 <w:rtl w:val="0"/>
@@ -11096,13 +11387,13 @@
           <w:p>
             <w:pPr>
               <w:spacing w:after="0" w:line="276" w:lineRule="auto"/>
-              <w:rPr/>
-            </w:pPr>
-            <w:r>
-              <w:rPr>
-                <w:rFonts w:ascii="Calibri" w:cs="Calibri" w:eastAsia="Calibri" w:hAnsi="Calibri"/>
-                <w:b w:val="0"/>
-                <w:bCs w:val="0"/>
+              <w:rPr>
+                <w:rFonts w:ascii="Arial" w:cs="Arial" w:eastAsia="Arial" w:hAnsi="Arial"/>
+              </w:rPr>
+            </w:pPr>
+            <w:r>
+              <w:rPr>
+                <w:rFonts w:ascii="Arial" w:cs="Arial" w:eastAsia="Arial" w:hAnsi="Arial"/>
                 <w:sz w:val="18"/>
                 <w:szCs w:val="18"/>
                 <w:rtl w:val="0"/>
@@ -11128,13 +11419,13 @@
           <w:p>
             <w:pPr>
               <w:spacing w:after="0" w:line="276" w:lineRule="auto"/>
-              <w:rPr/>
-            </w:pPr>
-            <w:r>
-              <w:rPr>
-                <w:rFonts w:ascii="Calibri" w:cs="Calibri" w:eastAsia="Calibri" w:hAnsi="Calibri"/>
-                <w:b w:val="0"/>
-                <w:bCs w:val="0"/>
+              <w:rPr>
+                <w:rFonts w:ascii="Arial" w:cs="Arial" w:eastAsia="Arial" w:hAnsi="Arial"/>
+              </w:rPr>
+            </w:pPr>
+            <w:r>
+              <w:rPr>
+                <w:rFonts w:ascii="Arial" w:cs="Arial" w:eastAsia="Arial" w:hAnsi="Arial"/>
                 <w:sz w:val="18"/>
                 <w:szCs w:val="18"/>
                 <w:rtl w:val="0"/>
@@ -11152,7 +11443,9 @@
     </w:tbl>
     <w:p>
       <w:pPr>
-        <w:rPr/>
+        <w:rPr>
+          <w:rFonts w:ascii="Arial" w:cs="Arial" w:eastAsia="Arial" w:hAnsi="Arial"/>
+        </w:rPr>
       </w:pPr>
       <w:r>
         <w:rPr>
@@ -11163,10 +11456,13 @@
     <w:p>
       <w:pPr>
         <w:pStyle w:val="Heading2"/>
-        <w:rPr/>
+        <w:rPr>
+          <w:rFonts w:ascii="Arial" w:cs="Arial" w:eastAsia="Arial" w:hAnsi="Arial"/>
+        </w:rPr>
       </w:pPr>
       <w:r>
         <w:rPr>
+          <w:rFonts w:ascii="Arial" w:cs="Arial" w:eastAsia="Arial" w:hAnsi="Arial"/>
           <w:rtl w:val="0"/>
         </w:rPr>
         <w:t xml:space="preserve">8.2 Estimated PC specs</w:t>
@@ -11214,24 +11510,27 @@
         </w:trPr>
         <w:tc>
           <w:tcPr>
-            <w:shd w:fill="e8eef5" w:val="clear"/>
-            <w:tcMar>
-              <w:top w:w="80.0" w:type="dxa"/>
-              <w:bottom w:w="80.0" w:type="dxa"/>
-            </w:tcMar>
-            <w:vAlign w:val="center"/>
-          </w:tcPr>
-          <w:p>
-            <w:pPr>
-              <w:spacing w:after="0" w:line="276" w:lineRule="auto"/>
-              <w:rPr/>
-            </w:pPr>
-            <w:r>
-              <w:rPr>
-                <w:rFonts w:ascii="Calibri" w:cs="Calibri" w:eastAsia="Calibri" w:hAnsi="Calibri"/>
+            <w:shd w:fill="000000" w:val="clear"/>
+            <w:tcMar>
+              <w:top w:w="80.0" w:type="dxa"/>
+              <w:bottom w:w="80.0" w:type="dxa"/>
+            </w:tcMar>
+            <w:vAlign w:val="center"/>
+          </w:tcPr>
+          <w:p>
+            <w:pPr>
+              <w:spacing w:after="0" w:line="276" w:lineRule="auto"/>
+              <w:rPr>
+                <w:rFonts w:ascii="Arial" w:cs="Arial" w:eastAsia="Arial" w:hAnsi="Arial"/>
+                <w:color w:val="ffffff"/>
+              </w:rPr>
+            </w:pPr>
+            <w:r>
+              <w:rPr>
+                <w:rFonts w:ascii="Arial" w:cs="Arial" w:eastAsia="Arial" w:hAnsi="Arial"/>
                 <w:b w:val="1"/>
                 <w:bCs w:val="1"/>
-                <w:color w:val="0b2545"/>
+                <w:color w:val="ffffff"/>
                 <w:sz w:val="18"/>
                 <w:szCs w:val="18"/>
                 <w:rtl w:val="0"/>
@@ -11247,24 +11546,27 @@
         </w:tc>
         <w:tc>
           <w:tcPr>
-            <w:shd w:fill="e8eef5" w:val="clear"/>
-            <w:tcMar>
-              <w:top w:w="80.0" w:type="dxa"/>
-              <w:bottom w:w="80.0" w:type="dxa"/>
-            </w:tcMar>
-            <w:vAlign w:val="center"/>
-          </w:tcPr>
-          <w:p>
-            <w:pPr>
-              <w:spacing w:after="0" w:line="276" w:lineRule="auto"/>
-              <w:rPr/>
-            </w:pPr>
-            <w:r>
-              <w:rPr>
-                <w:rFonts w:ascii="Calibri" w:cs="Calibri" w:eastAsia="Calibri" w:hAnsi="Calibri"/>
+            <w:shd w:fill="000000" w:val="clear"/>
+            <w:tcMar>
+              <w:top w:w="80.0" w:type="dxa"/>
+              <w:bottom w:w="80.0" w:type="dxa"/>
+            </w:tcMar>
+            <w:vAlign w:val="center"/>
+          </w:tcPr>
+          <w:p>
+            <w:pPr>
+              <w:spacing w:after="0" w:line="276" w:lineRule="auto"/>
+              <w:rPr>
+                <w:rFonts w:ascii="Arial" w:cs="Arial" w:eastAsia="Arial" w:hAnsi="Arial"/>
+                <w:color w:val="ffffff"/>
+              </w:rPr>
+            </w:pPr>
+            <w:r>
+              <w:rPr>
+                <w:rFonts w:ascii="Arial" w:cs="Arial" w:eastAsia="Arial" w:hAnsi="Arial"/>
                 <w:b w:val="1"/>
                 <w:bCs w:val="1"/>
-                <w:color w:val="0b2545"/>
+                <w:color w:val="ffffff"/>
                 <w:sz w:val="18"/>
                 <w:szCs w:val="18"/>
                 <w:rtl w:val="0"/>
@@ -11280,24 +11582,27 @@
         </w:tc>
         <w:tc>
           <w:tcPr>
-            <w:shd w:fill="e8eef5" w:val="clear"/>
-            <w:tcMar>
-              <w:top w:w="80.0" w:type="dxa"/>
-              <w:bottom w:w="80.0" w:type="dxa"/>
-            </w:tcMar>
-            <w:vAlign w:val="center"/>
-          </w:tcPr>
-          <w:p>
-            <w:pPr>
-              <w:spacing w:after="0" w:line="276" w:lineRule="auto"/>
-              <w:rPr/>
-            </w:pPr>
-            <w:r>
-              <w:rPr>
-                <w:rFonts w:ascii="Calibri" w:cs="Calibri" w:eastAsia="Calibri" w:hAnsi="Calibri"/>
+            <w:shd w:fill="000000" w:val="clear"/>
+            <w:tcMar>
+              <w:top w:w="80.0" w:type="dxa"/>
+              <w:bottom w:w="80.0" w:type="dxa"/>
+            </w:tcMar>
+            <w:vAlign w:val="center"/>
+          </w:tcPr>
+          <w:p>
+            <w:pPr>
+              <w:spacing w:after="0" w:line="276" w:lineRule="auto"/>
+              <w:rPr>
+                <w:rFonts w:ascii="Arial" w:cs="Arial" w:eastAsia="Arial" w:hAnsi="Arial"/>
+                <w:color w:val="ffffff"/>
+              </w:rPr>
+            </w:pPr>
+            <w:r>
+              <w:rPr>
+                <w:rFonts w:ascii="Arial" w:cs="Arial" w:eastAsia="Arial" w:hAnsi="Arial"/>
                 <w:b w:val="1"/>
                 <w:bCs w:val="1"/>
-                <w:color w:val="0b2545"/>
+                <w:color w:val="ffffff"/>
                 <w:sz w:val="18"/>
                 <w:szCs w:val="18"/>
                 <w:rtl w:val="0"/>
@@ -11313,24 +11618,27 @@
         </w:tc>
         <w:tc>
           <w:tcPr>
-            <w:shd w:fill="e8eef5" w:val="clear"/>
-            <w:tcMar>
-              <w:top w:w="80.0" w:type="dxa"/>
-              <w:bottom w:w="80.0" w:type="dxa"/>
-            </w:tcMar>
-            <w:vAlign w:val="center"/>
-          </w:tcPr>
-          <w:p>
-            <w:pPr>
-              <w:spacing w:after="0" w:line="276" w:lineRule="auto"/>
-              <w:rPr/>
-            </w:pPr>
-            <w:r>
-              <w:rPr>
-                <w:rFonts w:ascii="Calibri" w:cs="Calibri" w:eastAsia="Calibri" w:hAnsi="Calibri"/>
+            <w:shd w:fill="000000" w:val="clear"/>
+            <w:tcMar>
+              <w:top w:w="80.0" w:type="dxa"/>
+              <w:bottom w:w="80.0" w:type="dxa"/>
+            </w:tcMar>
+            <w:vAlign w:val="center"/>
+          </w:tcPr>
+          <w:p>
+            <w:pPr>
+              <w:spacing w:after="0" w:line="276" w:lineRule="auto"/>
+              <w:rPr>
+                <w:rFonts w:ascii="Arial" w:cs="Arial" w:eastAsia="Arial" w:hAnsi="Arial"/>
+                <w:color w:val="ffffff"/>
+              </w:rPr>
+            </w:pPr>
+            <w:r>
+              <w:rPr>
+                <w:rFonts w:ascii="Arial" w:cs="Arial" w:eastAsia="Arial" w:hAnsi="Arial"/>
                 <w:b w:val="1"/>
                 <w:bCs w:val="1"/>
-                <w:color w:val="0b2545"/>
+                <w:color w:val="ffffff"/>
                 <w:sz w:val="18"/>
                 <w:szCs w:val="18"/>
                 <w:rtl w:val="0"/>
@@ -11346,24 +11654,27 @@
         </w:tc>
         <w:tc>
           <w:tcPr>
-            <w:shd w:fill="e8eef5" w:val="clear"/>
-            <w:tcMar>
-              <w:top w:w="80.0" w:type="dxa"/>
-              <w:bottom w:w="80.0" w:type="dxa"/>
-            </w:tcMar>
-            <w:vAlign w:val="center"/>
-          </w:tcPr>
-          <w:p>
-            <w:pPr>
-              <w:spacing w:after="0" w:line="276" w:lineRule="auto"/>
-              <w:rPr/>
-            </w:pPr>
-            <w:r>
-              <w:rPr>
-                <w:rFonts w:ascii="Calibri" w:cs="Calibri" w:eastAsia="Calibri" w:hAnsi="Calibri"/>
+            <w:shd w:fill="000000" w:val="clear"/>
+            <w:tcMar>
+              <w:top w:w="80.0" w:type="dxa"/>
+              <w:bottom w:w="80.0" w:type="dxa"/>
+            </w:tcMar>
+            <w:vAlign w:val="center"/>
+          </w:tcPr>
+          <w:p>
+            <w:pPr>
+              <w:spacing w:after="0" w:line="276" w:lineRule="auto"/>
+              <w:rPr>
+                <w:rFonts w:ascii="Arial" w:cs="Arial" w:eastAsia="Arial" w:hAnsi="Arial"/>
+                <w:color w:val="ffffff"/>
+              </w:rPr>
+            </w:pPr>
+            <w:r>
+              <w:rPr>
+                <w:rFonts w:ascii="Arial" w:cs="Arial" w:eastAsia="Arial" w:hAnsi="Arial"/>
                 <w:b w:val="1"/>
                 <w:bCs w:val="1"/>
-                <w:color w:val="0b2545"/>
+                <w:color w:val="ffffff"/>
                 <w:sz w:val="18"/>
                 <w:szCs w:val="18"/>
                 <w:rtl w:val="0"/>
@@ -11379,24 +11690,27 @@
         </w:tc>
         <w:tc>
           <w:tcPr>
-            <w:shd w:fill="e8eef5" w:val="clear"/>
-            <w:tcMar>
-              <w:top w:w="80.0" w:type="dxa"/>
-              <w:bottom w:w="80.0" w:type="dxa"/>
-            </w:tcMar>
-            <w:vAlign w:val="center"/>
-          </w:tcPr>
-          <w:p>
-            <w:pPr>
-              <w:spacing w:after="0" w:line="276" w:lineRule="auto"/>
-              <w:rPr/>
-            </w:pPr>
-            <w:r>
-              <w:rPr>
-                <w:rFonts w:ascii="Calibri" w:cs="Calibri" w:eastAsia="Calibri" w:hAnsi="Calibri"/>
+            <w:shd w:fill="000000" w:val="clear"/>
+            <w:tcMar>
+              <w:top w:w="80.0" w:type="dxa"/>
+              <w:bottom w:w="80.0" w:type="dxa"/>
+            </w:tcMar>
+            <w:vAlign w:val="center"/>
+          </w:tcPr>
+          <w:p>
+            <w:pPr>
+              <w:spacing w:after="0" w:line="276" w:lineRule="auto"/>
+              <w:rPr>
+                <w:rFonts w:ascii="Arial" w:cs="Arial" w:eastAsia="Arial" w:hAnsi="Arial"/>
+                <w:color w:val="ffffff"/>
+              </w:rPr>
+            </w:pPr>
+            <w:r>
+              <w:rPr>
+                <w:rFonts w:ascii="Arial" w:cs="Arial" w:eastAsia="Arial" w:hAnsi="Arial"/>
                 <w:b w:val="1"/>
                 <w:bCs w:val="1"/>
-                <w:color w:val="0b2545"/>
+                <w:color w:val="ffffff"/>
                 <w:sz w:val="18"/>
                 <w:szCs w:val="18"/>
                 <w:rtl w:val="0"/>
@@ -11428,13 +11742,13 @@
           <w:p>
             <w:pPr>
               <w:spacing w:after="0" w:line="276" w:lineRule="auto"/>
-              <w:rPr/>
-            </w:pPr>
-            <w:r>
-              <w:rPr>
-                <w:rFonts w:ascii="Calibri" w:cs="Calibri" w:eastAsia="Calibri" w:hAnsi="Calibri"/>
-                <w:b w:val="0"/>
-                <w:bCs w:val="0"/>
+              <w:rPr>
+                <w:rFonts w:ascii="Arial" w:cs="Arial" w:eastAsia="Arial" w:hAnsi="Arial"/>
+              </w:rPr>
+            </w:pPr>
+            <w:r>
+              <w:rPr>
+                <w:rFonts w:ascii="Arial" w:cs="Arial" w:eastAsia="Arial" w:hAnsi="Arial"/>
                 <w:sz w:val="18"/>
                 <w:szCs w:val="18"/>
                 <w:rtl w:val="0"/>
@@ -11460,13 +11774,13 @@
           <w:p>
             <w:pPr>
               <w:spacing w:after="0" w:line="276" w:lineRule="auto"/>
-              <w:rPr/>
-            </w:pPr>
-            <w:r>
-              <w:rPr>
-                <w:rFonts w:ascii="Calibri" w:cs="Calibri" w:eastAsia="Calibri" w:hAnsi="Calibri"/>
-                <w:b w:val="0"/>
-                <w:bCs w:val="0"/>
+              <w:rPr>
+                <w:rFonts w:ascii="Arial" w:cs="Arial" w:eastAsia="Arial" w:hAnsi="Arial"/>
+              </w:rPr>
+            </w:pPr>
+            <w:r>
+              <w:rPr>
+                <w:rFonts w:ascii="Arial" w:cs="Arial" w:eastAsia="Arial" w:hAnsi="Arial"/>
                 <w:sz w:val="18"/>
                 <w:szCs w:val="18"/>
                 <w:rtl w:val="0"/>
@@ -11492,13 +11806,13 @@
           <w:p>
             <w:pPr>
               <w:spacing w:after="0" w:line="276" w:lineRule="auto"/>
-              <w:rPr/>
-            </w:pPr>
-            <w:r>
-              <w:rPr>
-                <w:rFonts w:ascii="Calibri" w:cs="Calibri" w:eastAsia="Calibri" w:hAnsi="Calibri"/>
-                <w:b w:val="0"/>
-                <w:bCs w:val="0"/>
+              <w:rPr>
+                <w:rFonts w:ascii="Arial" w:cs="Arial" w:eastAsia="Arial" w:hAnsi="Arial"/>
+              </w:rPr>
+            </w:pPr>
+            <w:r>
+              <w:rPr>
+                <w:rFonts w:ascii="Arial" w:cs="Arial" w:eastAsia="Arial" w:hAnsi="Arial"/>
                 <w:sz w:val="18"/>
                 <w:szCs w:val="18"/>
                 <w:rtl w:val="0"/>
@@ -11524,13 +11838,13 @@
           <w:p>
             <w:pPr>
               <w:spacing w:after="0" w:line="276" w:lineRule="auto"/>
-              <w:rPr/>
-            </w:pPr>
-            <w:r>
-              <w:rPr>
-                <w:rFonts w:ascii="Calibri" w:cs="Calibri" w:eastAsia="Calibri" w:hAnsi="Calibri"/>
-                <w:b w:val="0"/>
-                <w:bCs w:val="0"/>
+              <w:rPr>
+                <w:rFonts w:ascii="Arial" w:cs="Arial" w:eastAsia="Arial" w:hAnsi="Arial"/>
+              </w:rPr>
+            </w:pPr>
+            <w:r>
+              <w:rPr>
+                <w:rFonts w:ascii="Arial" w:cs="Arial" w:eastAsia="Arial" w:hAnsi="Arial"/>
                 <w:sz w:val="18"/>
                 <w:szCs w:val="18"/>
                 <w:rtl w:val="0"/>
@@ -11556,13 +11870,13 @@
           <w:p>
             <w:pPr>
               <w:spacing w:after="0" w:line="276" w:lineRule="auto"/>
-              <w:rPr/>
-            </w:pPr>
-            <w:r>
-              <w:rPr>
-                <w:rFonts w:ascii="Calibri" w:cs="Calibri" w:eastAsia="Calibri" w:hAnsi="Calibri"/>
-                <w:b w:val="0"/>
-                <w:bCs w:val="0"/>
+              <w:rPr>
+                <w:rFonts w:ascii="Arial" w:cs="Arial" w:eastAsia="Arial" w:hAnsi="Arial"/>
+              </w:rPr>
+            </w:pPr>
+            <w:r>
+              <w:rPr>
+                <w:rFonts w:ascii="Arial" w:cs="Arial" w:eastAsia="Arial" w:hAnsi="Arial"/>
                 <w:sz w:val="18"/>
                 <w:szCs w:val="18"/>
                 <w:rtl w:val="0"/>
@@ -11588,13 +11902,13 @@
           <w:p>
             <w:pPr>
               <w:spacing w:after="0" w:line="276" w:lineRule="auto"/>
-              <w:rPr/>
-            </w:pPr>
-            <w:r>
-              <w:rPr>
-                <w:rFonts w:ascii="Calibri" w:cs="Calibri" w:eastAsia="Calibri" w:hAnsi="Calibri"/>
-                <w:b w:val="0"/>
-                <w:bCs w:val="0"/>
+              <w:rPr>
+                <w:rFonts w:ascii="Arial" w:cs="Arial" w:eastAsia="Arial" w:hAnsi="Arial"/>
+              </w:rPr>
+            </w:pPr>
+            <w:r>
+              <w:rPr>
+                <w:rFonts w:ascii="Arial" w:cs="Arial" w:eastAsia="Arial" w:hAnsi="Arial"/>
                 <w:sz w:val="18"/>
                 <w:szCs w:val="18"/>
                 <w:rtl w:val="0"/>
@@ -11626,13 +11940,13 @@
           <w:p>
             <w:pPr>
               <w:spacing w:after="0" w:line="276" w:lineRule="auto"/>
-              <w:rPr/>
-            </w:pPr>
-            <w:r>
-              <w:rPr>
-                <w:rFonts w:ascii="Calibri" w:cs="Calibri" w:eastAsia="Calibri" w:hAnsi="Calibri"/>
-                <w:b w:val="0"/>
-                <w:bCs w:val="0"/>
+              <w:rPr>
+                <w:rFonts w:ascii="Arial" w:cs="Arial" w:eastAsia="Arial" w:hAnsi="Arial"/>
+              </w:rPr>
+            </w:pPr>
+            <w:r>
+              <w:rPr>
+                <w:rFonts w:ascii="Arial" w:cs="Arial" w:eastAsia="Arial" w:hAnsi="Arial"/>
                 <w:sz w:val="18"/>
                 <w:szCs w:val="18"/>
                 <w:rtl w:val="0"/>
@@ -11658,13 +11972,13 @@
           <w:p>
             <w:pPr>
               <w:spacing w:after="0" w:line="276" w:lineRule="auto"/>
-              <w:rPr/>
-            </w:pPr>
-            <w:r>
-              <w:rPr>
-                <w:rFonts w:ascii="Calibri" w:cs="Calibri" w:eastAsia="Calibri" w:hAnsi="Calibri"/>
-                <w:b w:val="0"/>
-                <w:bCs w:val="0"/>
+              <w:rPr>
+                <w:rFonts w:ascii="Arial" w:cs="Arial" w:eastAsia="Arial" w:hAnsi="Arial"/>
+              </w:rPr>
+            </w:pPr>
+            <w:r>
+              <w:rPr>
+                <w:rFonts w:ascii="Arial" w:cs="Arial" w:eastAsia="Arial" w:hAnsi="Arial"/>
                 <w:sz w:val="18"/>
                 <w:szCs w:val="18"/>
                 <w:rtl w:val="0"/>
@@ -11690,13 +12004,13 @@
           <w:p>
             <w:pPr>
               <w:spacing w:after="0" w:line="276" w:lineRule="auto"/>
-              <w:rPr/>
-            </w:pPr>
-            <w:r>
-              <w:rPr>
-                <w:rFonts w:ascii="Calibri" w:cs="Calibri" w:eastAsia="Calibri" w:hAnsi="Calibri"/>
-                <w:b w:val="0"/>
-                <w:bCs w:val="0"/>
+              <w:rPr>
+                <w:rFonts w:ascii="Arial" w:cs="Arial" w:eastAsia="Arial" w:hAnsi="Arial"/>
+              </w:rPr>
+            </w:pPr>
+            <w:r>
+              <w:rPr>
+                <w:rFonts w:ascii="Arial" w:cs="Arial" w:eastAsia="Arial" w:hAnsi="Arial"/>
                 <w:sz w:val="18"/>
                 <w:szCs w:val="18"/>
                 <w:rtl w:val="0"/>
@@ -11722,13 +12036,13 @@
           <w:p>
             <w:pPr>
               <w:spacing w:after="0" w:line="276" w:lineRule="auto"/>
-              <w:rPr/>
-            </w:pPr>
-            <w:r>
-              <w:rPr>
-                <w:rFonts w:ascii="Calibri" w:cs="Calibri" w:eastAsia="Calibri" w:hAnsi="Calibri"/>
-                <w:b w:val="0"/>
-                <w:bCs w:val="0"/>
+              <w:rPr>
+                <w:rFonts w:ascii="Arial" w:cs="Arial" w:eastAsia="Arial" w:hAnsi="Arial"/>
+              </w:rPr>
+            </w:pPr>
+            <w:r>
+              <w:rPr>
+                <w:rFonts w:ascii="Arial" w:cs="Arial" w:eastAsia="Arial" w:hAnsi="Arial"/>
                 <w:sz w:val="18"/>
                 <w:szCs w:val="18"/>
                 <w:rtl w:val="0"/>
@@ -11754,13 +12068,13 @@
           <w:p>
             <w:pPr>
               <w:spacing w:after="0" w:line="276" w:lineRule="auto"/>
-              <w:rPr/>
-            </w:pPr>
-            <w:r>
-              <w:rPr>
-                <w:rFonts w:ascii="Calibri" w:cs="Calibri" w:eastAsia="Calibri" w:hAnsi="Calibri"/>
-                <w:b w:val="0"/>
-                <w:bCs w:val="0"/>
+              <w:rPr>
+                <w:rFonts w:ascii="Arial" w:cs="Arial" w:eastAsia="Arial" w:hAnsi="Arial"/>
+              </w:rPr>
+            </w:pPr>
+            <w:r>
+              <w:rPr>
+                <w:rFonts w:ascii="Arial" w:cs="Arial" w:eastAsia="Arial" w:hAnsi="Arial"/>
                 <w:sz w:val="18"/>
                 <w:szCs w:val="18"/>
                 <w:rtl w:val="0"/>
@@ -11786,13 +12100,13 @@
           <w:p>
             <w:pPr>
               <w:spacing w:after="0" w:line="276" w:lineRule="auto"/>
-              <w:rPr/>
-            </w:pPr>
-            <w:r>
-              <w:rPr>
-                <w:rFonts w:ascii="Calibri" w:cs="Calibri" w:eastAsia="Calibri" w:hAnsi="Calibri"/>
-                <w:b w:val="0"/>
-                <w:bCs w:val="0"/>
+              <w:rPr>
+                <w:rFonts w:ascii="Arial" w:cs="Arial" w:eastAsia="Arial" w:hAnsi="Arial"/>
+              </w:rPr>
+            </w:pPr>
+            <w:r>
+              <w:rPr>
+                <w:rFonts w:ascii="Arial" w:cs="Arial" w:eastAsia="Arial" w:hAnsi="Arial"/>
                 <w:sz w:val="18"/>
                 <w:szCs w:val="18"/>
                 <w:rtl w:val="0"/>
@@ -11810,7 +12124,9 @@
     </w:tbl>
     <w:p>
       <w:pPr>
-        <w:rPr/>
+        <w:rPr>
+          <w:rFonts w:ascii="Arial" w:cs="Arial" w:eastAsia="Arial" w:hAnsi="Arial"/>
+        </w:rPr>
       </w:pPr>
       <w:r>
         <w:rPr>
@@ -11821,10 +12137,13 @@
     <w:p>
       <w:pPr>
         <w:pStyle w:val="Heading1"/>
-        <w:rPr/>
+        <w:rPr>
+          <w:rFonts w:ascii="Arial" w:cs="Arial" w:eastAsia="Arial" w:hAnsi="Arial"/>
+        </w:rPr>
       </w:pPr>
       <w:r>
         <w:rPr>
+          <w:rFonts w:ascii="Arial" w:cs="Arial" w:eastAsia="Arial" w:hAnsi="Arial"/>
           <w:rtl w:val="0"/>
         </w:rPr>
         <w:t xml:space="preserve">9. PRODUCTION PLAN</w:t>
@@ -11832,10 +12151,13 @@
     </w:p>
     <w:p>
       <w:pPr>
-        <w:rPr/>
+        <w:rPr>
+          <w:rFonts w:ascii="Arial" w:cs="Arial" w:eastAsia="Arial" w:hAnsi="Arial"/>
+        </w:rPr>
       </w:pPr>
       <w:r>
         <w:rPr>
+          <w:rFonts w:ascii="Arial" w:cs="Arial" w:eastAsia="Arial" w:hAnsi="Arial"/>
           <w:rtl w:val="0"/>
         </w:rPr>
         <w:t xml:space="preserve">Production plan nên tập trung vào việc khóa core loop, giảm visual noise và biến reward/balance thành hệ thống có thể tune bằng data thay vì hard-code. Prototype đã có nền drag/drop, link, enemy, reward, audio hook và main menu; rủi ro lớn nhất hiện tại là readability khi nhiều tower tạo quá nhiều link.</w:t>
@@ -11844,10 +12166,13 @@
     <w:p>
       <w:pPr>
         <w:pStyle w:val="Heading2"/>
-        <w:rPr/>
+        <w:rPr>
+          <w:rFonts w:ascii="Arial" w:cs="Arial" w:eastAsia="Arial" w:hAnsi="Arial"/>
+        </w:rPr>
       </w:pPr>
       <w:r>
         <w:rPr>
+          <w:rFonts w:ascii="Arial" w:cs="Arial" w:eastAsia="Arial" w:hAnsi="Arial"/>
           <w:rtl w:val="0"/>
         </w:rPr>
         <w:t xml:space="preserve">9.1 Definition of done for vertical slice</w:t>
@@ -11874,13 +12199,13 @@
         <w:spacing w:after="0" w:before="0" w:line="300" w:lineRule="auto"/>
         <w:ind w:left="360" w:right="0" w:hanging="360"/>
         <w:jc w:val="left"/>
-        <w:rPr/>
+        <w:rPr>
+          <w:rFonts w:ascii="Arial" w:cs="Arial" w:eastAsia="Arial" w:hAnsi="Arial"/>
+        </w:rPr>
       </w:pPr>
       <w:r>
         <w:rPr>
-          <w:rFonts w:ascii="Calibri" w:cs="Calibri" w:eastAsia="Calibri" w:hAnsi="Calibri"/>
-          <w:b w:val="0"/>
-          <w:bCs w:val="0"/>
+          <w:rFonts w:ascii="Arial" w:cs="Arial" w:eastAsia="Arial" w:hAnsi="Arial"/>
           <w:i w:val="0"/>
           <w:iCs w:val="0"/>
           <w:smallCaps w:val="0"/>
@@ -11917,13 +12242,13 @@
         <w:spacing w:after="0" w:before="0" w:line="300" w:lineRule="auto"/>
         <w:ind w:left="360" w:right="0" w:hanging="360"/>
         <w:jc w:val="left"/>
-        <w:rPr/>
+        <w:rPr>
+          <w:rFonts w:ascii="Arial" w:cs="Arial" w:eastAsia="Arial" w:hAnsi="Arial"/>
+        </w:rPr>
       </w:pPr>
       <w:r>
         <w:rPr>
-          <w:rFonts w:ascii="Calibri" w:cs="Calibri" w:eastAsia="Calibri" w:hAnsi="Calibri"/>
-          <w:b w:val="0"/>
-          <w:bCs w:val="0"/>
+          <w:rFonts w:ascii="Arial" w:cs="Arial" w:eastAsia="Arial" w:hAnsi="Arial"/>
           <w:i w:val="0"/>
           <w:iCs w:val="0"/>
           <w:smallCaps w:val="0"/>
@@ -11960,13 +12285,13 @@
         <w:spacing w:after="0" w:before="0" w:line="300" w:lineRule="auto"/>
         <w:ind w:left="360" w:right="0" w:hanging="360"/>
         <w:jc w:val="left"/>
-        <w:rPr/>
+        <w:rPr>
+          <w:rFonts w:ascii="Arial" w:cs="Arial" w:eastAsia="Arial" w:hAnsi="Arial"/>
+        </w:rPr>
       </w:pPr>
       <w:r>
         <w:rPr>
-          <w:rFonts w:ascii="Calibri" w:cs="Calibri" w:eastAsia="Calibri" w:hAnsi="Calibri"/>
-          <w:b w:val="0"/>
-          <w:bCs w:val="0"/>
+          <w:rFonts w:ascii="Arial" w:cs="Arial" w:eastAsia="Arial" w:hAnsi="Arial"/>
           <w:i w:val="0"/>
           <w:iCs w:val="0"/>
           <w:smallCaps w:val="0"/>
@@ -12003,13 +12328,13 @@
         <w:spacing w:after="0" w:before="0" w:line="300" w:lineRule="auto"/>
         <w:ind w:left="360" w:right="0" w:hanging="360"/>
         <w:jc w:val="left"/>
-        <w:rPr/>
+        <w:rPr>
+          <w:rFonts w:ascii="Arial" w:cs="Arial" w:eastAsia="Arial" w:hAnsi="Arial"/>
+        </w:rPr>
       </w:pPr>
       <w:r>
         <w:rPr>
-          <w:rFonts w:ascii="Calibri" w:cs="Calibri" w:eastAsia="Calibri" w:hAnsi="Calibri"/>
-          <w:b w:val="0"/>
-          <w:bCs w:val="0"/>
+          <w:rFonts w:ascii="Arial" w:cs="Arial" w:eastAsia="Arial" w:hAnsi="Arial"/>
           <w:i w:val="0"/>
           <w:iCs w:val="0"/>
           <w:smallCaps w:val="0"/>
@@ -12046,13 +12371,13 @@
         <w:spacing w:after="0" w:before="0" w:line="300" w:lineRule="auto"/>
         <w:ind w:left="360" w:right="0" w:hanging="360"/>
         <w:jc w:val="left"/>
-        <w:rPr/>
+        <w:rPr>
+          <w:rFonts w:ascii="Arial" w:cs="Arial" w:eastAsia="Arial" w:hAnsi="Arial"/>
+        </w:rPr>
       </w:pPr>
       <w:r>
         <w:rPr>
-          <w:rFonts w:ascii="Calibri" w:cs="Calibri" w:eastAsia="Calibri" w:hAnsi="Calibri"/>
-          <w:b w:val="0"/>
-          <w:bCs w:val="0"/>
+          <w:rFonts w:ascii="Arial" w:cs="Arial" w:eastAsia="Arial" w:hAnsi="Arial"/>
           <w:i w:val="0"/>
           <w:iCs w:val="0"/>
           <w:smallCaps w:val="0"/>
@@ -12089,13 +12414,13 @@
         <w:spacing w:after="80" w:before="0" w:line="300" w:lineRule="auto"/>
         <w:ind w:left="360" w:right="0" w:hanging="360"/>
         <w:jc w:val="left"/>
-        <w:rPr/>
+        <w:rPr>
+          <w:rFonts w:ascii="Arial" w:cs="Arial" w:eastAsia="Arial" w:hAnsi="Arial"/>
+        </w:rPr>
       </w:pPr>
       <w:r>
         <w:rPr>
-          <w:rFonts w:ascii="Calibri" w:cs="Calibri" w:eastAsia="Calibri" w:hAnsi="Calibri"/>
-          <w:b w:val="0"/>
-          <w:bCs w:val="0"/>
+          <w:rFonts w:ascii="Arial" w:cs="Arial" w:eastAsia="Arial" w:hAnsi="Arial"/>
           <w:i w:val="0"/>
           <w:iCs w:val="0"/>
           <w:smallCaps w:val="0"/>
@@ -12114,10 +12439,13 @@
     <w:p>
       <w:pPr>
         <w:pStyle w:val="Heading2"/>
-        <w:rPr/>
+        <w:rPr>
+          <w:rFonts w:ascii="Arial" w:cs="Arial" w:eastAsia="Arial" w:hAnsi="Arial"/>
+        </w:rPr>
       </w:pPr>
       <w:r>
         <w:rPr>
+          <w:rFonts w:ascii="Arial" w:cs="Arial" w:eastAsia="Arial" w:hAnsi="Arial"/>
           <w:rtl w:val="0"/>
         </w:rPr>
         <w:t xml:space="preserve">9.2 Roadmap</w:t>
@@ -12159,24 +12487,27 @@
         </w:trPr>
         <w:tc>
           <w:tcPr>
-            <w:shd w:fill="e8eef5" w:val="clear"/>
-            <w:tcMar>
-              <w:top w:w="80.0" w:type="dxa"/>
-              <w:bottom w:w="80.0" w:type="dxa"/>
-            </w:tcMar>
-            <w:vAlign w:val="center"/>
-          </w:tcPr>
-          <w:p>
-            <w:pPr>
-              <w:spacing w:after="0" w:line="276" w:lineRule="auto"/>
-              <w:rPr/>
-            </w:pPr>
-            <w:r>
-              <w:rPr>
-                <w:rFonts w:ascii="Calibri" w:cs="Calibri" w:eastAsia="Calibri" w:hAnsi="Calibri"/>
+            <w:shd w:fill="000000" w:val="clear"/>
+            <w:tcMar>
+              <w:top w:w="80.0" w:type="dxa"/>
+              <w:bottom w:w="80.0" w:type="dxa"/>
+            </w:tcMar>
+            <w:vAlign w:val="center"/>
+          </w:tcPr>
+          <w:p>
+            <w:pPr>
+              <w:spacing w:after="0" w:line="276" w:lineRule="auto"/>
+              <w:rPr>
+                <w:rFonts w:ascii="Arial" w:cs="Arial" w:eastAsia="Arial" w:hAnsi="Arial"/>
+                <w:color w:val="ffffff"/>
+              </w:rPr>
+            </w:pPr>
+            <w:r>
+              <w:rPr>
+                <w:rFonts w:ascii="Arial" w:cs="Arial" w:eastAsia="Arial" w:hAnsi="Arial"/>
                 <w:b w:val="1"/>
                 <w:bCs w:val="1"/>
-                <w:color w:val="0b2545"/>
+                <w:color w:val="ffffff"/>
                 <w:sz w:val="18"/>
                 <w:szCs w:val="18"/>
                 <w:rtl w:val="0"/>
@@ -12192,24 +12523,27 @@
         </w:tc>
         <w:tc>
           <w:tcPr>
-            <w:shd w:fill="e8eef5" w:val="clear"/>
-            <w:tcMar>
-              <w:top w:w="80.0" w:type="dxa"/>
-              <w:bottom w:w="80.0" w:type="dxa"/>
-            </w:tcMar>
-            <w:vAlign w:val="center"/>
-          </w:tcPr>
-          <w:p>
-            <w:pPr>
-              <w:spacing w:after="0" w:line="276" w:lineRule="auto"/>
-              <w:rPr/>
-            </w:pPr>
-            <w:r>
-              <w:rPr>
-                <w:rFonts w:ascii="Calibri" w:cs="Calibri" w:eastAsia="Calibri" w:hAnsi="Calibri"/>
+            <w:shd w:fill="000000" w:val="clear"/>
+            <w:tcMar>
+              <w:top w:w="80.0" w:type="dxa"/>
+              <w:bottom w:w="80.0" w:type="dxa"/>
+            </w:tcMar>
+            <w:vAlign w:val="center"/>
+          </w:tcPr>
+          <w:p>
+            <w:pPr>
+              <w:spacing w:after="0" w:line="276" w:lineRule="auto"/>
+              <w:rPr>
+                <w:rFonts w:ascii="Arial" w:cs="Arial" w:eastAsia="Arial" w:hAnsi="Arial"/>
+                <w:color w:val="ffffff"/>
+              </w:rPr>
+            </w:pPr>
+            <w:r>
+              <w:rPr>
+                <w:rFonts w:ascii="Arial" w:cs="Arial" w:eastAsia="Arial" w:hAnsi="Arial"/>
                 <w:b w:val="1"/>
                 <w:bCs w:val="1"/>
-                <w:color w:val="0b2545"/>
+                <w:color w:val="ffffff"/>
                 <w:sz w:val="18"/>
                 <w:szCs w:val="18"/>
                 <w:rtl w:val="0"/>
@@ -12225,24 +12559,27 @@
         </w:tc>
         <w:tc>
           <w:tcPr>
-            <w:shd w:fill="e8eef5" w:val="clear"/>
-            <w:tcMar>
-              <w:top w:w="80.0" w:type="dxa"/>
-              <w:bottom w:w="80.0" w:type="dxa"/>
-            </w:tcMar>
-            <w:vAlign w:val="center"/>
-          </w:tcPr>
-          <w:p>
-            <w:pPr>
-              <w:spacing w:after="0" w:line="276" w:lineRule="auto"/>
-              <w:rPr/>
-            </w:pPr>
-            <w:r>
-              <w:rPr>
-                <w:rFonts w:ascii="Calibri" w:cs="Calibri" w:eastAsia="Calibri" w:hAnsi="Calibri"/>
+            <w:shd w:fill="000000" w:val="clear"/>
+            <w:tcMar>
+              <w:top w:w="80.0" w:type="dxa"/>
+              <w:bottom w:w="80.0" w:type="dxa"/>
+            </w:tcMar>
+            <w:vAlign w:val="center"/>
+          </w:tcPr>
+          <w:p>
+            <w:pPr>
+              <w:spacing w:after="0" w:line="276" w:lineRule="auto"/>
+              <w:rPr>
+                <w:rFonts w:ascii="Arial" w:cs="Arial" w:eastAsia="Arial" w:hAnsi="Arial"/>
+                <w:color w:val="ffffff"/>
+              </w:rPr>
+            </w:pPr>
+            <w:r>
+              <w:rPr>
+                <w:rFonts w:ascii="Arial" w:cs="Arial" w:eastAsia="Arial" w:hAnsi="Arial"/>
                 <w:b w:val="1"/>
                 <w:bCs w:val="1"/>
-                <w:color w:val="0b2545"/>
+                <w:color w:val="ffffff"/>
                 <w:sz w:val="18"/>
                 <w:szCs w:val="18"/>
                 <w:rtl w:val="0"/>
@@ -12274,13 +12611,13 @@
           <w:p>
             <w:pPr>
               <w:spacing w:after="0" w:line="276" w:lineRule="auto"/>
-              <w:rPr/>
-            </w:pPr>
-            <w:r>
-              <w:rPr>
-                <w:rFonts w:ascii="Calibri" w:cs="Calibri" w:eastAsia="Calibri" w:hAnsi="Calibri"/>
-                <w:b w:val="0"/>
-                <w:bCs w:val="0"/>
+              <w:rPr>
+                <w:rFonts w:ascii="Arial" w:cs="Arial" w:eastAsia="Arial" w:hAnsi="Arial"/>
+              </w:rPr>
+            </w:pPr>
+            <w:r>
+              <w:rPr>
+                <w:rFonts w:ascii="Arial" w:cs="Arial" w:eastAsia="Arial" w:hAnsi="Arial"/>
                 <w:sz w:val="18"/>
                 <w:szCs w:val="18"/>
                 <w:rtl w:val="0"/>
@@ -12306,13 +12643,13 @@
           <w:p>
             <w:pPr>
               <w:spacing w:after="0" w:line="276" w:lineRule="auto"/>
-              <w:rPr/>
-            </w:pPr>
-            <w:r>
-              <w:rPr>
-                <w:rFonts w:ascii="Calibri" w:cs="Calibri" w:eastAsia="Calibri" w:hAnsi="Calibri"/>
-                <w:b w:val="0"/>
-                <w:bCs w:val="0"/>
+              <w:rPr>
+                <w:rFonts w:ascii="Arial" w:cs="Arial" w:eastAsia="Arial" w:hAnsi="Arial"/>
+              </w:rPr>
+            </w:pPr>
+            <w:r>
+              <w:rPr>
+                <w:rFonts w:ascii="Arial" w:cs="Arial" w:eastAsia="Arial" w:hAnsi="Arial"/>
                 <w:sz w:val="18"/>
                 <w:szCs w:val="18"/>
                 <w:rtl w:val="0"/>
@@ -12338,13 +12675,13 @@
           <w:p>
             <w:pPr>
               <w:spacing w:after="0" w:line="276" w:lineRule="auto"/>
-              <w:rPr/>
-            </w:pPr>
-            <w:r>
-              <w:rPr>
-                <w:rFonts w:ascii="Calibri" w:cs="Calibri" w:eastAsia="Calibri" w:hAnsi="Calibri"/>
-                <w:b w:val="0"/>
-                <w:bCs w:val="0"/>
+              <w:rPr>
+                <w:rFonts w:ascii="Arial" w:cs="Arial" w:eastAsia="Arial" w:hAnsi="Arial"/>
+              </w:rPr>
+            </w:pPr>
+            <w:r>
+              <w:rPr>
+                <w:rFonts w:ascii="Arial" w:cs="Arial" w:eastAsia="Arial" w:hAnsi="Arial"/>
                 <w:sz w:val="18"/>
                 <w:szCs w:val="18"/>
                 <w:rtl w:val="0"/>
@@ -12376,13 +12713,13 @@
           <w:p>
             <w:pPr>
               <w:spacing w:after="0" w:line="276" w:lineRule="auto"/>
-              <w:rPr/>
-            </w:pPr>
-            <w:r>
-              <w:rPr>
-                <w:rFonts w:ascii="Calibri" w:cs="Calibri" w:eastAsia="Calibri" w:hAnsi="Calibri"/>
-                <w:b w:val="0"/>
-                <w:bCs w:val="0"/>
+              <w:rPr>
+                <w:rFonts w:ascii="Arial" w:cs="Arial" w:eastAsia="Arial" w:hAnsi="Arial"/>
+              </w:rPr>
+            </w:pPr>
+            <w:r>
+              <w:rPr>
+                <w:rFonts w:ascii="Arial" w:cs="Arial" w:eastAsia="Arial" w:hAnsi="Arial"/>
                 <w:sz w:val="18"/>
                 <w:szCs w:val="18"/>
                 <w:rtl w:val="0"/>
@@ -12408,13 +12745,13 @@
           <w:p>
             <w:pPr>
               <w:spacing w:after="0" w:line="276" w:lineRule="auto"/>
-              <w:rPr/>
-            </w:pPr>
-            <w:r>
-              <w:rPr>
-                <w:rFonts w:ascii="Calibri" w:cs="Calibri" w:eastAsia="Calibri" w:hAnsi="Calibri"/>
-                <w:b w:val="0"/>
-                <w:bCs w:val="0"/>
+              <w:rPr>
+                <w:rFonts w:ascii="Arial" w:cs="Arial" w:eastAsia="Arial" w:hAnsi="Arial"/>
+              </w:rPr>
+            </w:pPr>
+            <w:r>
+              <w:rPr>
+                <w:rFonts w:ascii="Arial" w:cs="Arial" w:eastAsia="Arial" w:hAnsi="Arial"/>
                 <w:sz w:val="18"/>
                 <w:szCs w:val="18"/>
                 <w:rtl w:val="0"/>
@@ -12440,13 +12777,13 @@
           <w:p>
             <w:pPr>
               <w:spacing w:after="0" w:line="276" w:lineRule="auto"/>
-              <w:rPr/>
-            </w:pPr>
-            <w:r>
-              <w:rPr>
-                <w:rFonts w:ascii="Calibri" w:cs="Calibri" w:eastAsia="Calibri" w:hAnsi="Calibri"/>
-                <w:b w:val="0"/>
-                <w:bCs w:val="0"/>
+              <w:rPr>
+                <w:rFonts w:ascii="Arial" w:cs="Arial" w:eastAsia="Arial" w:hAnsi="Arial"/>
+              </w:rPr>
+            </w:pPr>
+            <w:r>
+              <w:rPr>
+                <w:rFonts w:ascii="Arial" w:cs="Arial" w:eastAsia="Arial" w:hAnsi="Arial"/>
                 <w:sz w:val="18"/>
                 <w:szCs w:val="18"/>
                 <w:rtl w:val="0"/>
@@ -12478,13 +12815,13 @@
           <w:p>
             <w:pPr>
               <w:spacing w:after="0" w:line="276" w:lineRule="auto"/>
-              <w:rPr/>
-            </w:pPr>
-            <w:r>
-              <w:rPr>
-                <w:rFonts w:ascii="Calibri" w:cs="Calibri" w:eastAsia="Calibri" w:hAnsi="Calibri"/>
-                <w:b w:val="0"/>
-                <w:bCs w:val="0"/>
+              <w:rPr>
+                <w:rFonts w:ascii="Arial" w:cs="Arial" w:eastAsia="Arial" w:hAnsi="Arial"/>
+              </w:rPr>
+            </w:pPr>
+            <w:r>
+              <w:rPr>
+                <w:rFonts w:ascii="Arial" w:cs="Arial" w:eastAsia="Arial" w:hAnsi="Arial"/>
                 <w:sz w:val="18"/>
                 <w:szCs w:val="18"/>
                 <w:rtl w:val="0"/>
@@ -12510,13 +12847,13 @@
           <w:p>
             <w:pPr>
               <w:spacing w:after="0" w:line="276" w:lineRule="auto"/>
-              <w:rPr/>
-            </w:pPr>
-            <w:r>
-              <w:rPr>
-                <w:rFonts w:ascii="Calibri" w:cs="Calibri" w:eastAsia="Calibri" w:hAnsi="Calibri"/>
-                <w:b w:val="0"/>
-                <w:bCs w:val="0"/>
+              <w:rPr>
+                <w:rFonts w:ascii="Arial" w:cs="Arial" w:eastAsia="Arial" w:hAnsi="Arial"/>
+              </w:rPr>
+            </w:pPr>
+            <w:r>
+              <w:rPr>
+                <w:rFonts w:ascii="Arial" w:cs="Arial" w:eastAsia="Arial" w:hAnsi="Arial"/>
                 <w:sz w:val="18"/>
                 <w:szCs w:val="18"/>
                 <w:rtl w:val="0"/>
@@ -12542,13 +12879,13 @@
           <w:p>
             <w:pPr>
               <w:spacing w:after="0" w:line="276" w:lineRule="auto"/>
-              <w:rPr/>
-            </w:pPr>
-            <w:r>
-              <w:rPr>
-                <w:rFonts w:ascii="Calibri" w:cs="Calibri" w:eastAsia="Calibri" w:hAnsi="Calibri"/>
-                <w:b w:val="0"/>
-                <w:bCs w:val="0"/>
+              <w:rPr>
+                <w:rFonts w:ascii="Arial" w:cs="Arial" w:eastAsia="Arial" w:hAnsi="Arial"/>
+              </w:rPr>
+            </w:pPr>
+            <w:r>
+              <w:rPr>
+                <w:rFonts w:ascii="Arial" w:cs="Arial" w:eastAsia="Arial" w:hAnsi="Arial"/>
                 <w:sz w:val="18"/>
                 <w:szCs w:val="18"/>
                 <w:rtl w:val="0"/>
@@ -12580,13 +12917,13 @@
           <w:p>
             <w:pPr>
               <w:spacing w:after="0" w:line="276" w:lineRule="auto"/>
-              <w:rPr/>
-            </w:pPr>
-            <w:r>
-              <w:rPr>
-                <w:rFonts w:ascii="Calibri" w:cs="Calibri" w:eastAsia="Calibri" w:hAnsi="Calibri"/>
-                <w:b w:val="0"/>
-                <w:bCs w:val="0"/>
+              <w:rPr>
+                <w:rFonts w:ascii="Arial" w:cs="Arial" w:eastAsia="Arial" w:hAnsi="Arial"/>
+              </w:rPr>
+            </w:pPr>
+            <w:r>
+              <w:rPr>
+                <w:rFonts w:ascii="Arial" w:cs="Arial" w:eastAsia="Arial" w:hAnsi="Arial"/>
                 <w:sz w:val="18"/>
                 <w:szCs w:val="18"/>
                 <w:rtl w:val="0"/>
@@ -12612,13 +12949,13 @@
           <w:p>
             <w:pPr>
               <w:spacing w:after="0" w:line="276" w:lineRule="auto"/>
-              <w:rPr/>
-            </w:pPr>
-            <w:r>
-              <w:rPr>
-                <w:rFonts w:ascii="Calibri" w:cs="Calibri" w:eastAsia="Calibri" w:hAnsi="Calibri"/>
-                <w:b w:val="0"/>
-                <w:bCs w:val="0"/>
+              <w:rPr>
+                <w:rFonts w:ascii="Arial" w:cs="Arial" w:eastAsia="Arial" w:hAnsi="Arial"/>
+              </w:rPr>
+            </w:pPr>
+            <w:r>
+              <w:rPr>
+                <w:rFonts w:ascii="Arial" w:cs="Arial" w:eastAsia="Arial" w:hAnsi="Arial"/>
                 <w:sz w:val="18"/>
                 <w:szCs w:val="18"/>
                 <w:rtl w:val="0"/>
@@ -12644,13 +12981,13 @@
           <w:p>
             <w:pPr>
               <w:spacing w:after="0" w:line="276" w:lineRule="auto"/>
-              <w:rPr/>
-            </w:pPr>
-            <w:r>
-              <w:rPr>
-                <w:rFonts w:ascii="Calibri" w:cs="Calibri" w:eastAsia="Calibri" w:hAnsi="Calibri"/>
-                <w:b w:val="0"/>
-                <w:bCs w:val="0"/>
+              <w:rPr>
+                <w:rFonts w:ascii="Arial" w:cs="Arial" w:eastAsia="Arial" w:hAnsi="Arial"/>
+              </w:rPr>
+            </w:pPr>
+            <w:r>
+              <w:rPr>
+                <w:rFonts w:ascii="Arial" w:cs="Arial" w:eastAsia="Arial" w:hAnsi="Arial"/>
                 <w:sz w:val="18"/>
                 <w:szCs w:val="18"/>
                 <w:rtl w:val="0"/>
@@ -12682,13 +13019,13 @@
           <w:p>
             <w:pPr>
               <w:spacing w:after="0" w:line="276" w:lineRule="auto"/>
-              <w:rPr/>
-            </w:pPr>
-            <w:r>
-              <w:rPr>
-                <w:rFonts w:ascii="Calibri" w:cs="Calibri" w:eastAsia="Calibri" w:hAnsi="Calibri"/>
-                <w:b w:val="0"/>
-                <w:bCs w:val="0"/>
+              <w:rPr>
+                <w:rFonts w:ascii="Arial" w:cs="Arial" w:eastAsia="Arial" w:hAnsi="Arial"/>
+              </w:rPr>
+            </w:pPr>
+            <w:r>
+              <w:rPr>
+                <w:rFonts w:ascii="Arial" w:cs="Arial" w:eastAsia="Arial" w:hAnsi="Arial"/>
                 <w:sz w:val="18"/>
                 <w:szCs w:val="18"/>
                 <w:rtl w:val="0"/>
@@ -12714,13 +13051,13 @@
           <w:p>
             <w:pPr>
               <w:spacing w:after="0" w:line="276" w:lineRule="auto"/>
-              <w:rPr/>
-            </w:pPr>
-            <w:r>
-              <w:rPr>
-                <w:rFonts w:ascii="Calibri" w:cs="Calibri" w:eastAsia="Calibri" w:hAnsi="Calibri"/>
-                <w:b w:val="0"/>
-                <w:bCs w:val="0"/>
+              <w:rPr>
+                <w:rFonts w:ascii="Arial" w:cs="Arial" w:eastAsia="Arial" w:hAnsi="Arial"/>
+              </w:rPr>
+            </w:pPr>
+            <w:r>
+              <w:rPr>
+                <w:rFonts w:ascii="Arial" w:cs="Arial" w:eastAsia="Arial" w:hAnsi="Arial"/>
                 <w:sz w:val="18"/>
                 <w:szCs w:val="18"/>
                 <w:rtl w:val="0"/>
@@ -12746,13 +13083,13 @@
           <w:p>
             <w:pPr>
               <w:spacing w:after="0" w:line="276" w:lineRule="auto"/>
-              <w:rPr/>
-            </w:pPr>
-            <w:r>
-              <w:rPr>
-                <w:rFonts w:ascii="Calibri" w:cs="Calibri" w:eastAsia="Calibri" w:hAnsi="Calibri"/>
-                <w:b w:val="0"/>
-                <w:bCs w:val="0"/>
+              <w:rPr>
+                <w:rFonts w:ascii="Arial" w:cs="Arial" w:eastAsia="Arial" w:hAnsi="Arial"/>
+              </w:rPr>
+            </w:pPr>
+            <w:r>
+              <w:rPr>
+                <w:rFonts w:ascii="Arial" w:cs="Arial" w:eastAsia="Arial" w:hAnsi="Arial"/>
                 <w:sz w:val="18"/>
                 <w:szCs w:val="18"/>
                 <w:rtl w:val="0"/>
@@ -12784,13 +13121,13 @@
           <w:p>
             <w:pPr>
               <w:spacing w:after="0" w:line="276" w:lineRule="auto"/>
-              <w:rPr/>
-            </w:pPr>
-            <w:r>
-              <w:rPr>
-                <w:rFonts w:ascii="Calibri" w:cs="Calibri" w:eastAsia="Calibri" w:hAnsi="Calibri"/>
-                <w:b w:val="0"/>
-                <w:bCs w:val="0"/>
+              <w:rPr>
+                <w:rFonts w:ascii="Arial" w:cs="Arial" w:eastAsia="Arial" w:hAnsi="Arial"/>
+              </w:rPr>
+            </w:pPr>
+            <w:r>
+              <w:rPr>
+                <w:rFonts w:ascii="Arial" w:cs="Arial" w:eastAsia="Arial" w:hAnsi="Arial"/>
                 <w:sz w:val="18"/>
                 <w:szCs w:val="18"/>
                 <w:rtl w:val="0"/>
@@ -12816,13 +13153,13 @@
           <w:p>
             <w:pPr>
               <w:spacing w:after="0" w:line="276" w:lineRule="auto"/>
-              <w:rPr/>
-            </w:pPr>
-            <w:r>
-              <w:rPr>
-                <w:rFonts w:ascii="Calibri" w:cs="Calibri" w:eastAsia="Calibri" w:hAnsi="Calibri"/>
-                <w:b w:val="0"/>
-                <w:bCs w:val="0"/>
+              <w:rPr>
+                <w:rFonts w:ascii="Arial" w:cs="Arial" w:eastAsia="Arial" w:hAnsi="Arial"/>
+              </w:rPr>
+            </w:pPr>
+            <w:r>
+              <w:rPr>
+                <w:rFonts w:ascii="Arial" w:cs="Arial" w:eastAsia="Arial" w:hAnsi="Arial"/>
                 <w:sz w:val="18"/>
                 <w:szCs w:val="18"/>
                 <w:rtl w:val="0"/>
@@ -12848,13 +13185,13 @@
           <w:p>
             <w:pPr>
               <w:spacing w:after="0" w:line="276" w:lineRule="auto"/>
-              <w:rPr/>
-            </w:pPr>
-            <w:r>
-              <w:rPr>
-                <w:rFonts w:ascii="Calibri" w:cs="Calibri" w:eastAsia="Calibri" w:hAnsi="Calibri"/>
-                <w:b w:val="0"/>
-                <w:bCs w:val="0"/>
+              <w:rPr>
+                <w:rFonts w:ascii="Arial" w:cs="Arial" w:eastAsia="Arial" w:hAnsi="Arial"/>
+              </w:rPr>
+            </w:pPr>
+            <w:r>
+              <w:rPr>
+                <w:rFonts w:ascii="Arial" w:cs="Arial" w:eastAsia="Arial" w:hAnsi="Arial"/>
                 <w:sz w:val="18"/>
                 <w:szCs w:val="18"/>
                 <w:rtl w:val="0"/>
@@ -12872,7 +13209,9 @@
     </w:tbl>
     <w:p>
       <w:pPr>
-        <w:rPr/>
+        <w:rPr>
+          <w:rFonts w:ascii="Arial" w:cs="Arial" w:eastAsia="Arial" w:hAnsi="Arial"/>
+        </w:rPr>
       </w:pPr>
       <w:r>
         <w:rPr>
